--- a/docs/Pet Town Question Bank Roadmap.docx
+++ b/docs/Pet Town Question Bank Roadmap.docx
@@ -18,7 +18,7 @@
         <w:rPr>
           <w:color w:val="666666"/>
         </w:rPr>
-        <w:t xml:space="preserve">Updated October 7, 2026 (evening) · Andy Mattick</w:t>
+        <w:t xml:space="preserve">Updated October 8, 2026 · Andy Mattick</w:t>
       </w:r>
     </w:p>
     <w:p>
@@ -120,7 +120,7 @@
         <w:spacing w:after="120"/>
       </w:pPr>
       <w:r>
-        <w:t xml:space="preserve">Counts come from the current repo (October 7, 2026).</w:t>
+        <w:t xml:space="preserve">Counts come from the current repo (October 8, 2026).</w:t>
       </w:r>
     </w:p>
     <w:tbl>
@@ -369,7 +369,7 @@
           </w:tcPr>
           <w:p>
             <w:r>
-              <w:t xml:space="preserve">History Unit 1</w:t>
+              <w:t xml:space="preserve">History Units 1 and 2</w:t>
             </w:r>
           </w:p>
         </w:tc>
@@ -391,7 +391,7 @@
           </w:tcPr>
           <w:p>
             <w:r>
-              <w:t xml:space="preserve">4</w:t>
+              <w:t xml:space="preserve">9</w:t>
             </w:r>
           </w:p>
         </w:tc>
@@ -435,7 +435,7 @@
           </w:tcPr>
           <w:p>
             <w:r>
-              <w:t xml:space="preserve">Done. 40 new questions applied; the original 16 tagged.</w:t>
+              <w:t xml:space="preserve">Done. 90 new questions applied (40 in Unit 1, 50 in Unit 2); all originals tagged, and 19 Unit 2 originals with a too-long right answer fixed.</w:t>
             </w:r>
           </w:p>
         </w:tc>
@@ -462,7 +462,7 @@
           </w:tcPr>
           <w:p>
             <w:r>
-              <w:t xml:space="preserve">History Units 2 to 4</w:t>
+              <w:t xml:space="preserve">History Units 3 and 4</w:t>
             </w:r>
           </w:p>
         </w:tc>
@@ -484,7 +484,7 @@
           </w:tcPr>
           <w:p>
             <w:r>
-              <w:t xml:space="preserve">26</w:t>
+              <w:t xml:space="preserve">21</w:t>
             </w:r>
           </w:p>
         </w:tc>
@@ -868,10 +868,10 @@
           <w:b/>
           <w:bCs/>
         </w:rPr>
-        <w:t xml:space="preserve">History Unit 1: </w:t>
-      </w:r>
-      <w:r>
-        <w:t xml:space="preserve">4 lessons, 40 new questions. Done.</w:t>
+        <w:t xml:space="preserve">History Units 1 and 2: </w:t>
+      </w:r>
+      <w:r>
+        <w:t xml:space="preserve">9 lessons, 90 new questions, plus fixes to Unit 2’s long right answers. Done.</w:t>
       </w:r>
     </w:p>
     <w:p>
@@ -888,10 +888,10 @@
           <w:b/>
           <w:bCs/>
         </w:rPr>
-        <w:t xml:space="preserve">History Units 2 to 4: </w:t>
-      </w:r>
-      <w:r>
-        <w:t xml:space="preserve">26 lessons, about 260 new questions, one unit per script. Also fix the original questions where the right answer is the longest choice.</w:t>
+        <w:t xml:space="preserve">History Units 3 and 4: </w:t>
+      </w:r>
+      <w:r>
+        <w:t xml:space="preserve">21 lessons, about 210 new questions, one unit per script. Also fix the original questions where the right answer is the longest choice.</w:t>
       </w:r>
     </w:p>
     <w:p>
@@ -1073,7 +1073,7 @@
         <w:spacing w:after="120"/>
       </w:pPr>
       <w:r>
-        <w:t xml:space="preserve">Spec: docs/LESSON-CONTENT.md. Built by the Codespace assistant from that spec.</w:t>
+        <w:t xml:space="preserve">Done October 8, 2026. Spec: LESSON-CONTENT.md. Run the migration (supabase/migrations/20261007000000_lesson_content.sql) in Supabase before teachers use the tab.</w:t>
       </w:r>
     </w:p>
     <w:p>
@@ -1331,7 +1331,7 @@
         <w:spacing w:after="120"/>
       </w:pPr>
       <w:r>
-        <w:t xml:space="preserve">Built-in questions get a stable id from their text, so the existing banks don’t need editing. The banks move into a shared file so the teacher app can show them; the spec requires an exact cut-and-paste with a before-and-after question count check.</w:t>
+        <w:t xml:space="preserve">Built-in questions get a stable id from their prompt and correct answer (a few lessons repeat a prompt), so the existing banks don’t need editing. The banks moved unchanged into src/shared/questionBanks.js so the teacher app can show them; scripts/question-counts.mjs confirmed all 62 lessons and 574 questions match.</w:t>
       </w:r>
     </w:p>
     <w:p>
@@ -1921,7 +1921,7 @@
           </w:tcPr>
           <w:p>
             <w:r>
-              <w:t xml:space="preserve">Done; commit pending</w:t>
+              <w:t xml:space="preserve">Done</w:t>
             </w:r>
           </w:p>
         </w:tc>
@@ -2014,7 +2014,7 @@
           </w:tcPr>
           <w:p>
             <w:r>
-              <w:t xml:space="preserve">Done; commit pending</w:t>
+              <w:t xml:space="preserve">Done</w:t>
             </w:r>
           </w:p>
         </w:tc>
@@ -2107,7 +2107,7 @@
           </w:tcPr>
           <w:p>
             <w:r>
-              <w:t xml:space="preserve">Done; commit pending</w:t>
+              <w:t xml:space="preserve">Done</w:t>
             </w:r>
           </w:p>
         </w:tc>
@@ -2156,7 +2156,7 @@
           </w:tcPr>
           <w:p>
             <w:r>
-              <w:t xml:space="preserve">Lesson links and question editing, including teacher veto (docs/LESSON-CONTENT.md)</w:t>
+              <w:t xml:space="preserve">Lesson links and question editing, including teacher veto (LESSON-CONTENT.md)</w:t>
             </w:r>
           </w:p>
         </w:tc>
@@ -2200,7 +2200,7 @@
           </w:tcPr>
           <w:p>
             <w:r>
-              <w:t xml:space="preserve">Spec ready</w:t>
+              <w:t xml:space="preserve">Done</w:t>
             </w:r>
           </w:p>
         </w:tc>
@@ -2293,7 +2293,7 @@
           </w:tcPr>
           <w:p>
             <w:r>
-              <w:t xml:space="preserve">Next</w:t>
+              <w:t xml:space="preserve">Done</w:t>
             </w:r>
           </w:p>
         </w:tc>
@@ -2386,7 +2386,7 @@
           </w:tcPr>
           <w:p>
             <w:r>
-              <w:t xml:space="preserve">Not started</w:t>
+              <w:t xml:space="preserve">Next</w:t>
             </w:r>
           </w:p>
         </w:tc>

--- a/docs/Pet Town Question Bank Roadmap.docx
+++ b/docs/Pet Town Question Bank Roadmap.docx
@@ -18,7 +18,7 @@
         <w:rPr>
           <w:color w:val="666666"/>
         </w:rPr>
-        <w:t xml:space="preserve">Updated October 8, 2026 · Andy Mattick</w:t>
+        <w:t xml:space="preserve">Updated October 9, 2026 · Andy Mattick</w:t>
       </w:r>
     </w:p>
     <w:p>
@@ -120,7 +120,7 @@
         <w:spacing w:after="120"/>
       </w:pPr>
       <w:r>
-        <w:t xml:space="preserve">Counts come from the current repo (October 8, 2026).</w:t>
+        <w:t xml:space="preserve">All ten steps are built. Steps 8 to 10 are patches in docs/ (step8-copy-prompt-import, step9-miss-rates, step10-khan-check) waiting to be applied in that order, followed by the khan_results migration. Counts come from the current repo (October 9, 2026).</w:t>
       </w:r>
     </w:p>
     <w:tbl>
@@ -506,7 +506,7 @@
           </w:tcPr>
           <w:p>
             <w:r>
-              <w:t xml:space="preserve">4 fixed</w:t>
+              <w:t xml:space="preserve">14, tagged 1 to 3</w:t>
             </w:r>
           </w:p>
         </w:tc>
@@ -528,7 +528,7 @@
           </w:tcPr>
           <w:p>
             <w:r>
-              <w:t xml:space="preserve">Every practice repeats the same 4; the right answer is often the longest choice; few detail and claim-and-evidence questions</w:t>
+              <w:t xml:space="preserve">Done. 210 new questions; all 84 originals tagged, with their choices rewritten so the right answer is never the longest and no wrong answer is silly.</w:t>
             </w:r>
           </w:p>
         </w:tc>
@@ -599,7 +599,7 @@
           </w:tcPr>
           <w:p>
             <w:r>
-              <w:t xml:space="preserve">10 fixed</w:t>
+              <w:t xml:space="preserve">14, tagged 1 to 3</w:t>
             </w:r>
           </w:p>
         </w:tc>
@@ -621,7 +621,7 @@
           </w:tcPr>
           <w:p>
             <w:r>
-              <w:t xml:space="preserve">Close to Khan grammar, but 10 runs out after 3 to 4 tries; no harder types</w:t>
+              <w:t xml:space="preserve">Done. 84 harder questions (sentence fixes, find-the-error, words used as different parts of speech); all 210 originals tagged; 45 sets of choices fixed, with the same correct answers.</w:t>
             </w:r>
           </w:p>
         </w:tc>
@@ -714,7 +714,7 @@
           </w:tcPr>
           <w:p>
             <w:r>
-              <w:t xml:space="preserve">Thin spots: comparing data displays, GCF/LCM word problems; level 3 not always harder</w:t>
+              <w:t xml:space="preserve">6th grade done: data displays and GCF/LCM word problems rebuilt, and level 3 is harder in every skill (docs/LEVEL3-REPORT.md). 4th grade done: level 3 is harder in every skill (Pizza Parlor, Toy Shop, Lemonade Stand and Garden Center).</w:t>
             </w:r>
           </w:p>
         </w:tc>
@@ -733,7 +733,7 @@
         <w:spacing w:after="120"/>
       </w:pPr>
       <w:r>
-        <w:t xml:space="preserve">How questions load today: answer choices are shuffled. Practice picks 4 at random and orders them from easiest to hardest. Block quizzes and unit tests draw from the whole pool, weighted toward harder questions (about 15% level 1, 45% level 2, 40% level 3 in Biology). Untagged questions count as level 1, so English still picks at random until it is tagged.</w:t>
+        <w:t xml:space="preserve">How questions load today: answer choices are shuffled. Practice picks 4 at random and orders them from easiest to hardest. Block quizzes and unit tests draw from the whole pool, weighted toward harder questions (about 15% level 1, 45% level 2, 40% level 3 in Biology). Every built-in question is now tagged; an untagged question (such as an imported one with no level) counts as level 1.</w:t>
       </w:r>
     </w:p>
     <w:p>
@@ -891,7 +891,7 @@
         <w:t xml:space="preserve">History Units 3 and 4: </w:t>
       </w:r>
       <w:r>
-        <w:t xml:space="preserve">21 lessons, about 210 new questions, one unit per script. Also fix the original questions where the right answer is the longest choice.</w:t>
+        <w:t xml:space="preserve">21 lessons, 210 new questions, plus fixes to all 84 originals. Done.</w:t>
       </w:r>
     </w:p>
     <w:p>
@@ -911,7 +911,7 @@
         <w:t xml:space="preserve">English Nouns and Verbs: </w:t>
       </w:r>
       <w:r>
-        <w:t xml:space="preserve">21 lessons, about 80 new questions (up to 14 per lesson).</w:t>
+        <w:t xml:space="preserve">21 lessons, 84 new questions (14 per lesson), all tagged. Done.</w:t>
       </w:r>
     </w:p>
     <w:p>
@@ -931,7 +931,7 @@
         <w:t xml:space="preserve">Math thin spots: </w:t>
       </w:r>
       <w:r>
-        <w:t xml:space="preserve">more data-display questions, more GCF/LCM word problem kinds, and level 3 made harder in every generator.</w:t>
+        <w:t xml:space="preserve">data displays and GCF/LCM word problems done. Level 3 harder in every generator: 6th grade done (one patch per unit), 4th grade done (one patch per unit).</w:t>
       </w:r>
     </w:p>
     <w:p>
@@ -965,10 +965,10 @@
           <w:b/>
           <w:bCs/>
         </w:rPr>
-        <w:t xml:space="preserve">Difficulty counts in the game. </w:t>
-      </w:r>
-      <w:r>
-        <w:t xml:space="preserve">Done: practice builds from easier to harder, and quizzes and unit tests lean toward level 2 and 3.</w:t>
+        <w:t xml:space="preserve">Difficulty counts in Pet Town.</w:t>
+      </w:r>
+      <w:r>
+        <w:t xml:space="preserve"> Done: practice builds from easier to harder, and quizzes and unit tests lean toward level 2 and 3.</w:t>
       </w:r>
     </w:p>
     <w:p>
@@ -1045,10 +1045,10 @@
           <w:b/>
           <w:bCs/>
         </w:rPr>
-        <w:t xml:space="preserve">Still to measure. </w:t>
-      </w:r>
-      <w:r>
-        <w:t xml:space="preserve">Whether the questions are as hard as Khan’s is checked in Phase 4 with real Khan scores.</w:t>
+        <w:t xml:space="preserve">Now measurable.</w:t>
+      </w:r>
+      <w:r>
+        <w:t xml:space="preserve"> Whether the questions are as hard as Khan’s is checked with real Khan scores, logged in the Khan unit test check (Phase 4).</w:t>
       </w:r>
     </w:p>
     <w:p>
@@ -1056,7 +1056,7 @@
         <w:spacing w:after="120"/>
       </w:pPr>
       <w:r>
-        <w:t xml:space="preserve">Each unit is delivered as a small script in the docs folder (for example docs/history1-bank.mjs). It checks game.js first, changes nothing if it can’t find its spot, and does nothing if run twice.</w:t>
+        <w:t xml:space="preserve">Each unit is delivered as a small script in the docs folder (for example docs/history3-bank.mjs). It checks src/shared/questionBanks.js first, changes nothing if it can’t find its spot, and does nothing if run twice.</w:t>
       </w:r>
     </w:p>
     <w:p>
@@ -1340,7 +1340,7 @@
         <w:spacing w:after="120" w:before="300"/>
       </w:pPr>
       <w:r>
-        <w:t xml:space="preserve">Phase 3: Copy prompt and Import (no API key)</w:t>
+        <w:t xml:space="preserve">Phase 3: Copy prompt and Import (no API key) · Done October 9, 2026</w:t>
       </w:r>
     </w:p>
     <w:p>
@@ -1365,10 +1365,10 @@
           <w:b/>
           <w:bCs/>
         </w:rPr>
-        <w:t xml:space="preserve">Copy prompt. </w:t>
-      </w:r>
-      <w:r>
-        <w:t xml:space="preserve">A button on each lesson copies a ready-made prompt: the lesson name, Khan topic, existing questions (to avoid repeats), style rules and the exact reply format. The teacher pastes it into Claude, ChatGPT or any chatbot. The prompt asks the chatbot to re-solve each question and fix mistakes before replying.</w:t>
+        <w:t xml:space="preserve">Copy prompt.</w:t>
+      </w:r>
+      <w:r>
+        <w:t xml:space="preserve"> A button on each lesson copies a ready-made prompt: the lesson name, Khan topic and link, every question already in the lesson (to avoid repeats), the style rules, how many students missed this lesson’s Khan topic (once results are logged), an instruction to re-solve every question, and the exact reply format. The teacher pastes it into Claude, ChatGPT or any chatbot.</w:t>
       </w:r>
     </w:p>
     <w:p>
@@ -1385,10 +1385,10 @@
           <w:b/>
           <w:bCs/>
         </w:rPr>
-        <w:t xml:space="preserve">Import. </w:t>
-      </w:r>
-      <w:r>
-        <w:t xml:space="preserve">The teacher pastes the reply (JSON) or uploads a CSV from a template. Each question lands as a draft.</w:t>
+        <w:t xml:space="preserve">Import.</w:t>
+      </w:r>
+      <w:r>
+        <w:t xml:space="preserve"> The teacher pastes the reply (JSON, even with extra text around it) or uploads a CSV from the template, up to 40 at a time. Each question lands as a draft that students don’t see.</w:t>
       </w:r>
     </w:p>
     <w:p>
@@ -1405,10 +1405,10 @@
           <w:b/>
           <w:bCs/>
         </w:rPr>
-        <w:t xml:space="preserve">Approve. </w:t>
-      </w:r>
-      <w:r>
-        <w:t xml:space="preserve">The teacher approves, edits or rejects each draft in the Lessons &amp; questions tab. Only approved questions reach students.</w:t>
+        <w:t xml:space="preserve">Approve.</w:t>
+      </w:r>
+      <w:r>
+        <w:t xml:space="preserve"> The teacher approves, edits or rejects each draft in the Lessons &amp; questions tab, or approves all drafts without warnings at once. Only approved questions reach students.</w:t>
       </w:r>
     </w:p>
     <w:p>
@@ -1429,59 +1429,59 @@
         <w:spacing w:after="60"/>
       </w:pPr>
       <w:r>
-        <w:t xml:space="preserve">The correct answer is one of the four choices, and all four are different.</w:t>
-      </w:r>
-    </w:p>
-    <w:p>
-      <w:pPr>
-        <w:pStyle w:val="ListParagraph"/>
-        <w:numPr>
-          <w:ilvl w:val="0"/>
-          <w:numId w:val="2"/>
-        </w:numPr>
-        <w:spacing w:after="60"/>
-      </w:pPr>
-      <w:r>
-        <w:t xml:space="preserve">Drafts that match a question already in the bank are flagged.</w:t>
-      </w:r>
-    </w:p>
-    <w:p>
-      <w:pPr>
-        <w:pStyle w:val="ListParagraph"/>
-        <w:numPr>
-          <w:ilvl w:val="0"/>
-          <w:numId w:val="2"/>
-        </w:numPr>
-        <w:spacing w:after="60"/>
-      </w:pPr>
-      <w:r>
-        <w:t xml:space="preserve">A right answer much longer than the wrong ones is flagged.</w:t>
-      </w:r>
-    </w:p>
-    <w:p>
-      <w:pPr>
-        <w:pStyle w:val="ListParagraph"/>
-        <w:numPr>
-          <w:ilvl w:val="0"/>
-          <w:numId w:val="2"/>
-        </w:numPr>
-        <w:spacing w:after="60"/>
-      </w:pPr>
-      <w:r>
-        <w:t xml:space="preserve">Prompts too long for 6th grade are flagged.</w:t>
-      </w:r>
-    </w:p>
-    <w:p>
-      <w:pPr>
-        <w:pStyle w:val="ListParagraph"/>
-        <w:numPr>
-          <w:ilvl w:val="0"/>
-          <w:numId w:val="2"/>
-        </w:numPr>
-        <w:spacing w:after="60"/>
-      </w:pPr>
-      <w:r>
-        <w:t xml:space="preserve">After launch, the teacher report shows each question’s miss rate, so a confusing question or bad key can be hidden in one click.</w:t>
+        <w:t xml:space="preserve">Skipped, with the reason shown: no correct answer, not exactly three wrong answers, two answers the same, or too long.</w:t>
+      </w:r>
+    </w:p>
+    <w:p>
+      <w:pPr>
+        <w:pStyle w:val="ListParagraph"/>
+        <w:numPr>
+          <w:ilvl w:val="0"/>
+          <w:numId w:val="2"/>
+        </w:numPr>
+        <w:spacing w:after="60"/>
+      </w:pPr>
+      <w:r>
+        <w:t xml:space="preserve">Warning on the draft: it matches a question already in the lesson.</w:t>
+      </w:r>
+    </w:p>
+    <w:p>
+      <w:pPr>
+        <w:pStyle w:val="ListParagraph"/>
+        <w:numPr>
+          <w:ilvl w:val="0"/>
+          <w:numId w:val="2"/>
+        </w:numPr>
+        <w:spacing w:after="60"/>
+      </w:pPr>
+      <w:r>
+        <w:t xml:space="preserve">Warning on the draft: the right answer is much longer than the wrong ones, or a wrong answer is “all/none of the above”.</w:t>
+      </w:r>
+    </w:p>
+    <w:p>
+      <w:pPr>
+        <w:pStyle w:val="ListParagraph"/>
+        <w:numPr>
+          <w:ilvl w:val="0"/>
+          <w:numId w:val="2"/>
+        </w:numPr>
+        <w:spacing w:after="60"/>
+      </w:pPr>
+      <w:r>
+        <w:t xml:space="preserve">Warning on the draft: the question is over 40 words, long for 6th grade.</w:t>
+      </w:r>
+    </w:p>
+    <w:p>
+      <w:pPr>
+        <w:pStyle w:val="ListParagraph"/>
+        <w:numPr>
+          <w:ilvl w:val="0"/>
+          <w:numId w:val="2"/>
+        </w:numPr>
+        <w:spacing w:after="60"/>
+      </w:pPr>
+      <w:r>
+        <w:t xml:space="preserve">Miss rates (step 9): the Missed column in the Lessons &amp; questions tab shows how often the class misses each question. A question missed 60% of the time or more, after 5 or more answers, is flagged, so a confusing question or bad key can be edited or hidden in one click. Editing a question starts its count over.</w:t>
       </w:r>
     </w:p>
     <w:p>
@@ -1490,7 +1490,7 @@
         <w:spacing w:after="120" w:before="300"/>
       </w:pPr>
       <w:r>
-        <w:t xml:space="preserve">Phase 4: Khan alignment loop</w:t>
+        <w:t xml:space="preserve">Phase 4: Khan alignment loop · Built October 9, 2026 (run supabase/migrations/20261010000000_khan_results.sql first)</w:t>
       </w:r>
     </w:p>
     <w:p>
@@ -1524,7 +1524,7 @@
         <w:spacing w:after="60"/>
       </w:pPr>
       <w:r>
-        <w:t xml:space="preserve">The teacher logs which Khan topics were missed, on a short form (topic names only, no copied Khan questions).</w:t>
+        <w:t xml:space="preserve">The teacher logs the date, the score and which Khan topics were missed in the Khan unit test check card, at the bottom of the Lessons &amp; questions tab (topic names only, no copied Khan questions).</w:t>
       </w:r>
     </w:p>
     <w:p>
@@ -1550,7 +1550,7 @@
         <w:spacing w:after="60"/>
       </w:pPr>
       <w:r>
-        <w:t xml:space="preserve">The teacher app shows a Khan-ready badge per student per unit: Pet Town unit test passed, plus no open missed topics.</w:t>
+        <w:t xml:space="preserve">The card shows a badge per student per unit: Passed Khan, Khan-ready (Pet Town unit test passed, no open missed topics), Reteach first, or Not yet. Retaught closes a missed topic.</w:t>
       </w:r>
     </w:p>
     <w:p>
@@ -1562,10 +1562,10 @@
           <w:b/>
           <w:bCs/>
         </w:rPr>
-        <w:t xml:space="preserve">Success measure: </w:t>
-      </w:r>
-      <w:r>
-        <w:t xml:space="preserve">students who pass the Pet Town unit test reach the agreed Khan score on the first try. Record a few students’ Khan results now as a baseline.</w:t>
+        <w:t xml:space="preserve">Success measure: students who pass the Pet Town unit test reach the class’s Khan pass mark (default 80%) on the first try. Next: log a few students’ Khan results as a baseline.</w:t>
+      </w:r>
+      <w:r>
+        <w:t xml:space="preserve"/>
       </w:r>
     </w:p>
     <w:p>
@@ -1582,7 +1582,7 @@
         <w:spacing w:after="120"/>
       </w:pPr>
       <w:r>
-        <w:t xml:space="preserve">These wait until Phases 1 to 4 are working.</w:t>
+        <w:t xml:space="preserve">Phases 1 to 4 are built. These come after the baseline Khan results are in.</w:t>
       </w:r>
     </w:p>
     <w:p>
@@ -1619,10 +1619,10 @@
           <w:b/>
           <w:bCs/>
         </w:rPr>
-        <w:t xml:space="preserve">Picture questions: </w:t>
-      </w:r>
-      <w:r>
-        <w:t xml:space="preserve">data tables and simple diagrams in Science questions, drawn by the game. (Phase 1 data tables are plain text.)</w:t>
+        <w:t xml:space="preserve">Picture questions:</w:t>
+      </w:r>
+      <w:r>
+        <w:t xml:space="preserve"> data tables and simple diagrams in Science questions, drawn by Pet Town. (Phase 1 data tables are plain text.)</w:t>
       </w:r>
     </w:p>
     <w:p>
@@ -1970,7 +1970,7 @@
           </w:tcPr>
           <w:p>
             <w:r>
-              <w:t xml:space="preserve">Difficulty in the game, plus tags and fixes for the original Biology questions (docs/rigor-update.mjs)</w:t>
+              <w:t xml:space="preserve">Difficulty in Pet Town, plus tags and fixes for the original Biology questions (docs/rigor-update.mjs)</w:t>
             </w:r>
           </w:p>
         </w:tc>
@@ -2386,7 +2386,7 @@
           </w:tcPr>
           <w:p>
             <w:r>
-              <w:t xml:space="preserve">Next</w:t>
+              <w:t xml:space="preserve">Done</w:t>
             </w:r>
           </w:p>
         </w:tc>
@@ -2435,7 +2435,7 @@
           </w:tcPr>
           <w:p>
             <w:r>
-              <w:t xml:space="preserve">English banks (tagged) and the math thin spots</w:t>
+              <w:t xml:space="preserve">English banks (tagged), the math thin spots, and level 3 harder in every math generator</w:t>
             </w:r>
           </w:p>
         </w:tc>
@@ -2479,7 +2479,7 @@
           </w:tcPr>
           <w:p>
             <w:r>
-              <w:t xml:space="preserve">Not started</w:t>
+              <w:t xml:space="preserve">Done</w:t>
             </w:r>
           </w:p>
         </w:tc>
@@ -2572,7 +2572,7 @@
           </w:tcPr>
           <w:p>
             <w:r>
-              <w:t xml:space="preserve">Not started</w:t>
+              <w:t xml:space="preserve">Done</w:t>
             </w:r>
           </w:p>
         </w:tc>
@@ -2665,7 +2665,7 @@
           </w:tcPr>
           <w:p>
             <w:r>
-              <w:t xml:space="preserve">Not started</w:t>
+              <w:t xml:space="preserve">Done</w:t>
             </w:r>
           </w:p>
         </w:tc>
@@ -2758,7 +2758,193 @@
           </w:tcPr>
           <w:p>
             <w:r>
-              <w:t xml:space="preserve">Not started</w:t>
+              <w:t xml:space="preserve">Done</w:t>
+            </w:r>
+          </w:p>
+        </w:tc>
+      </w:tr>
+      <w:tr>
+        <w:trPr>
+          <w:tblHeader w:val="false"/>
+        </w:trPr>
+        <w:tc>
+          <w:tcPr>
+            <w:tcW w:type="dxa" w:w="600"/>
+            <w:tcBorders>
+              <w:top w:val="single" w:color="BFBFBF" w:sz="4"/>
+              <w:left w:val="single" w:color="BFBFBF" w:sz="4"/>
+              <w:bottom w:val="single" w:color="BFBFBF" w:sz="4"/>
+              <w:right w:val="single" w:color="BFBFBF" w:sz="4"/>
+            </w:tcBorders>
+            <w:tcMar>
+              <w:top w:type="dxa" w:w="60"/>
+              <w:left w:type="dxa" w:w="100"/>
+              <w:bottom w:type="dxa" w:w="60"/>
+              <w:right w:type="dxa" w:w="100"/>
+            </w:tcMar>
+          </w:tcPr>
+          <w:p>
+            <w:r>
+              <w:t xml:space="preserve">11</w:t>
+            </w:r>
+          </w:p>
+        </w:tc>
+        <w:tc>
+          <w:tcPr>
+            <w:tcW w:type="dxa" w:w="5160"/>
+            <w:tcBorders>
+              <w:top w:val="single" w:color="BFBFBF" w:sz="4"/>
+              <w:left w:val="single" w:color="BFBFBF" w:sz="4"/>
+              <w:bottom w:val="single" w:color="BFBFBF" w:sz="4"/>
+              <w:right w:val="single" w:color="BFBFBF" w:sz="4"/>
+            </w:tcBorders>
+            <w:tcMar>
+              <w:top w:type="dxa" w:w="60"/>
+              <w:left w:type="dxa" w:w="100"/>
+              <w:bottom w:type="dxa" w:w="60"/>
+              <w:right w:type="dxa" w:w="100"/>
+            </w:tcMar>
+          </w:tcPr>
+          <w:p>
+            <w:r>
+              <w:t xml:space="preserve">Apply the step 8, 9 and 10 patches in order, then run the khan_results migration in Supabase</w:t>
+            </w:r>
+          </w:p>
+        </w:tc>
+        <w:tc>
+          <w:tcPr>
+            <w:tcW w:type="dxa" w:w="1600"/>
+            <w:tcBorders>
+              <w:top w:val="single" w:color="BFBFBF" w:sz="4"/>
+              <w:left w:val="single" w:color="BFBFBF" w:sz="4"/>
+              <w:bottom w:val="single" w:color="BFBFBF" w:sz="4"/>
+              <w:right w:val="single" w:color="BFBFBF" w:sz="4"/>
+            </w:tcBorders>
+            <w:tcMar>
+              <w:top w:type="dxa" w:w="60"/>
+              <w:left w:type="dxa" w:w="100"/>
+              <w:bottom w:type="dxa" w:w="60"/>
+              <w:right w:type="dxa" w:w="100"/>
+            </w:tcMar>
+          </w:tcPr>
+          <w:p>
+            <w:r>
+              <w:t xml:space="preserve">3–4</w:t>
+            </w:r>
+          </w:p>
+        </w:tc>
+        <w:tc>
+          <w:tcPr>
+            <w:tcW w:type="dxa" w:w="2000"/>
+            <w:tcBorders>
+              <w:top w:val="single" w:color="BFBFBF" w:sz="4"/>
+              <w:left w:val="single" w:color="BFBFBF" w:sz="4"/>
+              <w:bottom w:val="single" w:color="BFBFBF" w:sz="4"/>
+              <w:right w:val="single" w:color="BFBFBF" w:sz="4"/>
+            </w:tcBorders>
+            <w:tcMar>
+              <w:top w:type="dxa" w:w="60"/>
+              <w:left w:type="dxa" w:w="100"/>
+              <w:bottom w:type="dxa" w:w="60"/>
+              <w:right w:type="dxa" w:w="100"/>
+            </w:tcMar>
+          </w:tcPr>
+          <w:p>
+            <w:r>
+              <w:t xml:space="preserve">Next</w:t>
+            </w:r>
+          </w:p>
+        </w:tc>
+      </w:tr>
+      <w:tr>
+        <w:trPr>
+          <w:tblHeader w:val="false"/>
+        </w:trPr>
+        <w:tc>
+          <w:tcPr>
+            <w:tcW w:type="dxa" w:w="600"/>
+            <w:tcBorders>
+              <w:top w:val="single" w:color="BFBFBF" w:sz="4"/>
+              <w:left w:val="single" w:color="BFBFBF" w:sz="4"/>
+              <w:bottom w:val="single" w:color="BFBFBF" w:sz="4"/>
+              <w:right w:val="single" w:color="BFBFBF" w:sz="4"/>
+            </w:tcBorders>
+            <w:tcMar>
+              <w:top w:type="dxa" w:w="60"/>
+              <w:left w:type="dxa" w:w="100"/>
+              <w:bottom w:type="dxa" w:w="60"/>
+              <w:right w:type="dxa" w:w="100"/>
+            </w:tcMar>
+          </w:tcPr>
+          <w:p>
+            <w:r>
+              <w:t xml:space="preserve">12</w:t>
+            </w:r>
+          </w:p>
+        </w:tc>
+        <w:tc>
+          <w:tcPr>
+            <w:tcW w:type="dxa" w:w="5160"/>
+            <w:tcBorders>
+              <w:top w:val="single" w:color="BFBFBF" w:sz="4"/>
+              <w:left w:val="single" w:color="BFBFBF" w:sz="4"/>
+              <w:bottom w:val="single" w:color="BFBFBF" w:sz="4"/>
+              <w:right w:val="single" w:color="BFBFBF" w:sz="4"/>
+            </w:tcBorders>
+            <w:tcMar>
+              <w:top w:type="dxa" w:w="60"/>
+              <w:left w:type="dxa" w:w="100"/>
+              <w:bottom w:type="dxa" w:w="60"/>
+              <w:right w:type="dxa" w:w="100"/>
+            </w:tcMar>
+          </w:tcPr>
+          <w:p>
+            <w:r>
+              <w:t xml:space="preserve">Log a few students’ Khan unit test results as the baseline for the success measure</w:t>
+            </w:r>
+          </w:p>
+        </w:tc>
+        <w:tc>
+          <w:tcPr>
+            <w:tcW w:type="dxa" w:w="1600"/>
+            <w:tcBorders>
+              <w:top w:val="single" w:color="BFBFBF" w:sz="4"/>
+              <w:left w:val="single" w:color="BFBFBF" w:sz="4"/>
+              <w:bottom w:val="single" w:color="BFBFBF" w:sz="4"/>
+              <w:right w:val="single" w:color="BFBFBF" w:sz="4"/>
+            </w:tcBorders>
+            <w:tcMar>
+              <w:top w:type="dxa" w:w="60"/>
+              <w:left w:type="dxa" w:w="100"/>
+              <w:bottom w:type="dxa" w:w="60"/>
+              <w:right w:type="dxa" w:w="100"/>
+            </w:tcMar>
+          </w:tcPr>
+          <w:p>
+            <w:r>
+              <w:t xml:space="preserve">4</w:t>
+            </w:r>
+          </w:p>
+        </w:tc>
+        <w:tc>
+          <w:tcPr>
+            <w:tcW w:type="dxa" w:w="2000"/>
+            <w:tcBorders>
+              <w:top w:val="single" w:color="BFBFBF" w:sz="4"/>
+              <w:left w:val="single" w:color="BFBFBF" w:sz="4"/>
+              <w:bottom w:val="single" w:color="BFBFBF" w:sz="4"/>
+              <w:right w:val="single" w:color="BFBFBF" w:sz="4"/>
+            </w:tcBorders>
+            <w:tcMar>
+              <w:top w:type="dxa" w:w="60"/>
+              <w:left w:type="dxa" w:w="100"/>
+              <w:bottom w:type="dxa" w:w="60"/>
+              <w:right w:type="dxa" w:w="100"/>
+            </w:tcMar>
+          </w:tcPr>
+          <w:p>
+            <w:r>
+              <w:t xml:space="preserve">Next</w:t>
             </w:r>
           </w:p>
         </w:tc>
@@ -2875,24 +3061,37 @@
     </w:p>
     <w:p>
       <w:pPr>
+        <w:pStyle w:val="ListParagraph"/>
+        <w:numPr>
+          <w:ilvl w:val="0"/>
+          <w:numId w:val="2"/>
+        </w:numPr>
+        <w:spacing w:after="60"/>
+      </w:pPr>
+      <w:r>
+        <w:t xml:space="preserve">What counts as passing a Khan unit test is set per class in the Khan unit test check (default 80%).</w:t>
+      </w:r>
+    </w:p>
+    <w:p>
+      <w:pPr>
+        <w:pStyle w:val="ListParagraph"/>
+        <w:numPr>
+          <w:ilvl w:val="0"/>
+          <w:numId w:val="2"/>
+        </w:numPr>
+        <w:spacing w:after="60"/>
+      </w:pPr>
+      <w:r>
+        <w:t xml:space="preserve">Miss rates and Khan results are kept without new tables: tallies in each student’s save, Khan results in one new column on classes (teacher only).</w:t>
+      </w:r>
+    </w:p>
+    <w:p>
+      <w:pPr>
         <w:pStyle w:val="Heading2"/>
         <w:spacing w:after="100" w:before="200"/>
       </w:pPr>
       <w:r>
         <w:t xml:space="preserve">Still open</w:t>
-      </w:r>
-    </w:p>
-    <w:p>
-      <w:pPr>
-        <w:pStyle w:val="ListParagraph"/>
-        <w:numPr>
-          <w:ilvl w:val="0"/>
-          <w:numId w:val="2"/>
-        </w:numPr>
-        <w:spacing w:after="60"/>
-      </w:pPr>
-      <w:r>
-        <w:t xml:space="preserve">What counts as passing a Khan unit test for the success measure?</w:t>
       </w:r>
     </w:p>
     <w:p>

--- a/docs/Pet Town Question Bank Roadmap.docx
+++ b/docs/Pet Town Question Bank Roadmap.docx
@@ -7,7 +7,7 @@
         <w:pStyle w:val="Title"/>
       </w:pPr>
       <w:r>
-        <w:t xml:space="preserve">Pet Town Question Bank Roadmap</w:t>
+        <w:t xml:space="preserve">Pet Town Question Bank and Lesson Video Roadmap</w:t>
       </w:r>
     </w:p>
     <w:p>
@@ -18,7 +18,7 @@
         <w:rPr>
           <w:color w:val="666666"/>
         </w:rPr>
-        <w:t xml:space="preserve">Updated October 9, 2026 · Andy Mattick</w:t>
+        <w:t xml:space="preserve">Updated October 10, 2026 · Andy Mattick</w:t>
       </w:r>
     </w:p>
     <w:p>
@@ -120,7 +120,7 @@
         <w:spacing w:after="120"/>
       </w:pPr>
       <w:r>
-        <w:t xml:space="preserve">All ten steps are built. Steps 8 to 10 are patches in docs/ (step8-copy-prompt-import, step9-miss-rates, step10-khan-check) waiting to be applied in that order, followed by the khan_results migration. Counts come from the current repo (October 9, 2026).</w:t>
+        <w:t xml:space="preserve">Steps 1 to 12 are done and in the repo (October 10, 2026), including the khan_results migration. Next is Phase 6: our own lesson videos in place of Khan’s (steps 13 to 17).</w:t>
       </w:r>
     </w:p>
     <w:tbl>
@@ -1691,6 +1691,163 @@
         <w:spacing w:after="120" w:before="300"/>
       </w:pPr>
       <w:r>
+        <w:t xml:space="preserve">Phase 6: Pet Town lesson videos (the video engine)</w:t>
+      </w:r>
+    </w:p>
+    <w:p>
+      <w:pPr>
+        <w:spacing w:after="120"/>
+      </w:pPr>
+      <w:r>
+        <w:t xml:space="preserve">Replace Khan’s videos with our own, in Khan’s order. Khan keeps two jobs only: the order of lessons, and the Khan unit test check as the outside benchmark. Spec: LESSON-VIDEOS.md.</w:t>
+      </w:r>
+    </w:p>
+    <w:p>
+      <w:pPr>
+        <w:pStyle w:val="ListParagraph"/>
+        <w:numPr>
+          <w:ilvl w:val="0"/>
+          <w:numId w:val="2"/>
+        </w:numPr>
+        <w:spacing w:after="60"/>
+      </w:pPr>
+      <w:r>
+        <w:rPr>
+          <w:b/>
+          <w:bCs/>
+        </w:rPr>
+        <w:t xml:space="preserve">Two waves per lesson.</w:t>
+      </w:r>
+      <w:r>
+        <w:t xml:space="preserve"> First a placeholder, built automatically from a lesson script (narrated slides with Pet Town’s own pictures, a free offline computer voice and captions). Then Andy records the lesson himself from the same script, and it replaces the placeholder in place.</w:t>
+      </w:r>
+    </w:p>
+    <w:p>
+      <w:pPr>
+        <w:pStyle w:val="ListParagraph"/>
+        <w:numPr>
+          <w:ilvl w:val="0"/>
+          <w:numId w:val="2"/>
+        </w:numPr>
+        <w:spacing w:after="60"/>
+      </w:pPr>
+      <w:r>
+        <w:rPr>
+          <w:b/>
+          <w:bCs/>
+        </w:rPr>
+        <w:t xml:space="preserve">About 110 videos.</w:t>
+      </w:r>
+      <w:r>
+        <w:t xml:space="preserve"> 49 for English, History and Biology (one per block or extra reading), and about 60 for math (one per station, with short clips only where a skill needs its own example).</w:t>
+      </w:r>
+    </w:p>
+    <w:p>
+      <w:pPr>
+        <w:pStyle w:val="ListParagraph"/>
+        <w:numPr>
+          <w:ilvl w:val="0"/>
+          <w:numId w:val="2"/>
+        </w:numPr>
+        <w:spacing w:after="60"/>
+      </w:pPr>
+      <w:r>
+        <w:rPr>
+          <w:b/>
+          <w:bCs/>
+        </w:rPr>
+        <w:t xml:space="preserve">Lesson catalog.</w:t>
+      </w:r>
+      <w:r>
+        <w:t xml:space="preserve"> One file, src/shared/lessonVideos.js, lists every lesson in Khan order with its script and YouTube video. A lesson without a video keeps its Khan link; a teacher’s own link still wins for that class.</w:t>
+      </w:r>
+    </w:p>
+    <w:p>
+      <w:pPr>
+        <w:pStyle w:val="ListParagraph"/>
+        <w:numPr>
+          <w:ilvl w:val="0"/>
+          <w:numId w:val="2"/>
+        </w:numPr>
+        <w:spacing w:after="60"/>
+      </w:pPr>
+      <w:r>
+        <w:rPr>
+          <w:b/>
+          <w:bCs/>
+        </w:rPr>
+        <w:t xml:space="preserve">Scripts written in chat.</w:t>
+      </w:r>
+      <w:r>
+        <w:t xml:space="preserve"> Like the question banks: original wording (never Khan’s transcripts), 3 to 6 minutes, 6th grade reading level, ending with a check question from the lesson’s bank. Reviewed by Andy before building.</w:t>
+      </w:r>
+    </w:p>
+    <w:p>
+      <w:pPr>
+        <w:pStyle w:val="ListParagraph"/>
+        <w:numPr>
+          <w:ilvl w:val="0"/>
+          <w:numId w:val="2"/>
+        </w:numPr>
+        <w:spacing w:after="60"/>
+      </w:pPr>
+      <w:r>
+        <w:rPr>
+          <w:b/>
+          <w:bCs/>
+        </w:rPr>
+        <w:t xml:space="preserve">Placeholder builder.</w:t>
+      </w:r>
+      <w:r>
+        <w:t xml:space="preserve"> scripts/build-video.mjs runs in the Codespace with no account or API key: slides rendered in Chromium (math slides use Pet Town’s own number lines and area models), Piper voice, ffmpeg, captions.</w:t>
+      </w:r>
+    </w:p>
+    <w:p>
+      <w:pPr>
+        <w:pStyle w:val="ListParagraph"/>
+        <w:numPr>
+          <w:ilvl w:val="0"/>
+          <w:numId w:val="2"/>
+        </w:numPr>
+        <w:spacing w:after="60"/>
+      </w:pPr>
+      <w:r>
+        <w:rPr>
+          <w:b/>
+          <w:bCs/>
+        </w:rPr>
+        <w:t xml:space="preserve">YouTube, unlisted, played inside Pet Town.</w:t>
+      </w:r>
+      <w:r>
+        <w:t xml:space="preserve"> Students press Watch the lesson and never leave Pet Town; the Khan link is hidden once a lesson has a video. Watching 80% marks the lesson watched in the student’s save.</w:t>
+      </w:r>
+    </w:p>
+    <w:p>
+      <w:pPr>
+        <w:pStyle w:val="ListParagraph"/>
+        <w:numPr>
+          <w:ilvl w:val="0"/>
+          <w:numId w:val="2"/>
+        </w:numPr>
+        <w:spacing w:after="60"/>
+      </w:pPr>
+      <w:r>
+        <w:rPr>
+          <w:b/>
+          <w:bCs/>
+        </w:rPr>
+        <w:t xml:space="preserve">Still open:</w:t>
+      </w:r>
+      <w:r>
+        <w:t xml:space="preserve"> a free offline voice or a paid, more natural one (used only while building); on camera or voice over screen for recordings; YouTube links or MP4 files for the TPT version.</w:t>
+      </w:r>
+    </w:p>
+    <w:p>
+      <w:pPr>
+        <w:pStyle w:val="Heading1"/>
+        <w:spacing w:after="120" w:before="300"/>
+      </w:pPr>
+      <w:r>
         <w:t xml:space="preserve">Order of work</w:t>
       </w:r>
     </w:p>
@@ -2851,7 +3008,7 @@
           </w:tcPr>
           <w:p>
             <w:r>
-              <w:t xml:space="preserve">Next</w:t>
+              <w:t xml:space="preserve">Done</w:t>
             </w:r>
           </w:p>
         </w:tc>
@@ -2944,7 +3101,472 @@
           </w:tcPr>
           <w:p>
             <w:r>
-              <w:t xml:space="preserve">Next</w:t>
+              <w:t xml:space="preserve">Done</w:t>
+            </w:r>
+          </w:p>
+        </w:tc>
+      </w:tr>
+      <w:tr>
+        <w:trPr>
+          <w:tblHeader w:val="false"/>
+        </w:trPr>
+        <w:tc>
+          <w:tcPr>
+            <w:tcW w:type="dxa" w:w="600"/>
+            <w:tcBorders>
+              <w:top w:val="single" w:color="BFBFBF" w:sz="4"/>
+              <w:left w:val="single" w:color="BFBFBF" w:sz="4"/>
+              <w:bottom w:val="single" w:color="BFBFBF" w:sz="4"/>
+              <w:right w:val="single" w:color="BFBFBF" w:sz="4"/>
+            </w:tcBorders>
+            <w:tcMar>
+              <w:top w:type="dxa" w:w="60"/>
+              <w:left w:type="dxa" w:w="100"/>
+              <w:bottom w:type="dxa" w:w="60"/>
+              <w:right w:type="dxa" w:w="100"/>
+            </w:tcMar>
+          </w:tcPr>
+          <w:p>
+            <w:r>
+              <w:t xml:space="preserve">13</w:t>
+            </w:r>
+          </w:p>
+        </w:tc>
+        <w:tc>
+          <w:tcPr>
+            <w:tcW w:type="dxa" w:w="5160"/>
+            <w:tcBorders>
+              <w:top w:val="single" w:color="BFBFBF" w:sz="4"/>
+              <w:left w:val="single" w:color="BFBFBF" w:sz="4"/>
+              <w:bottom w:val="single" w:color="BFBFBF" w:sz="4"/>
+              <w:right w:val="single" w:color="BFBFBF" w:sz="4"/>
+            </w:tcBorders>
+            <w:tcMar>
+              <w:top w:type="dxa" w:w="60"/>
+              <w:left w:type="dxa" w:w="100"/>
+              <w:bottom w:type="dxa" w:w="60"/>
+              <w:right w:type="dxa" w:w="100"/>
+            </w:tcMar>
+          </w:tcPr>
+          <w:p>
+            <w:r>
+              <w:t xml:space="preserve">Lesson video catalog and the in-Pet-Town player (Khan link hidden when a video exists, watched tracking)</w:t>
+            </w:r>
+          </w:p>
+        </w:tc>
+        <w:tc>
+          <w:tcPr>
+            <w:tcW w:type="dxa" w:w="1600"/>
+            <w:tcBorders>
+              <w:top w:val="single" w:color="BFBFBF" w:sz="4"/>
+              <w:left w:val="single" w:color="BFBFBF" w:sz="4"/>
+              <w:bottom w:val="single" w:color="BFBFBF" w:sz="4"/>
+              <w:right w:val="single" w:color="BFBFBF" w:sz="4"/>
+            </w:tcBorders>
+            <w:tcMar>
+              <w:top w:type="dxa" w:w="60"/>
+              <w:left w:type="dxa" w:w="100"/>
+              <w:bottom w:type="dxa" w:w="60"/>
+              <w:right w:type="dxa" w:w="100"/>
+            </w:tcMar>
+          </w:tcPr>
+          <w:p>
+            <w:r>
+              <w:t xml:space="preserve">6</w:t>
+            </w:r>
+          </w:p>
+        </w:tc>
+        <w:tc>
+          <w:tcPr>
+            <w:tcW w:type="dxa" w:w="2000"/>
+            <w:tcBorders>
+              <w:top w:val="single" w:color="BFBFBF" w:sz="4"/>
+              <w:left w:val="single" w:color="BFBFBF" w:sz="4"/>
+              <w:bottom w:val="single" w:color="BFBFBF" w:sz="4"/>
+              <w:right w:val="single" w:color="BFBFBF" w:sz="4"/>
+            </w:tcBorders>
+            <w:tcMar>
+              <w:top w:type="dxa" w:w="60"/>
+              <w:left w:type="dxa" w:w="100"/>
+              <w:bottom w:type="dxa" w:w="60"/>
+              <w:right w:type="dxa" w:w="100"/>
+            </w:tcMar>
+          </w:tcPr>
+          <w:p>
+            <w:r>
+              <w:t xml:space="preserve">Not started</w:t>
+            </w:r>
+          </w:p>
+        </w:tc>
+      </w:tr>
+      <w:tr>
+        <w:trPr>
+          <w:tblHeader w:val="false"/>
+        </w:trPr>
+        <w:tc>
+          <w:tcPr>
+            <w:tcW w:type="dxa" w:w="600"/>
+            <w:tcBorders>
+              <w:top w:val="single" w:color="BFBFBF" w:sz="4"/>
+              <w:left w:val="single" w:color="BFBFBF" w:sz="4"/>
+              <w:bottom w:val="single" w:color="BFBFBF" w:sz="4"/>
+              <w:right w:val="single" w:color="BFBFBF" w:sz="4"/>
+            </w:tcBorders>
+            <w:tcMar>
+              <w:top w:type="dxa" w:w="60"/>
+              <w:left w:type="dxa" w:w="100"/>
+              <w:bottom w:type="dxa" w:w="60"/>
+              <w:right w:type="dxa" w:w="100"/>
+            </w:tcMar>
+          </w:tcPr>
+          <w:p>
+            <w:r>
+              <w:t xml:space="preserve">14</w:t>
+            </w:r>
+          </w:p>
+        </w:tc>
+        <w:tc>
+          <w:tcPr>
+            <w:tcW w:type="dxa" w:w="5160"/>
+            <w:tcBorders>
+              <w:top w:val="single" w:color="BFBFBF" w:sz="4"/>
+              <w:left w:val="single" w:color="BFBFBF" w:sz="4"/>
+              <w:bottom w:val="single" w:color="BFBFBF" w:sz="4"/>
+              <w:right w:val="single" w:color="BFBFBF" w:sz="4"/>
+            </w:tcBorders>
+            <w:tcMar>
+              <w:top w:type="dxa" w:w="60"/>
+              <w:left w:type="dxa" w:w="100"/>
+              <w:bottom w:type="dxa" w:w="60"/>
+              <w:right w:type="dxa" w:w="100"/>
+            </w:tcMar>
+          </w:tcPr>
+          <w:p>
+            <w:r>
+              <w:t xml:space="preserve">Script format, placeholder builder and status report; prototype one Biology lesson and one math station, then decide if quality is good enough</w:t>
+            </w:r>
+          </w:p>
+        </w:tc>
+        <w:tc>
+          <w:tcPr>
+            <w:tcW w:type="dxa" w:w="1600"/>
+            <w:tcBorders>
+              <w:top w:val="single" w:color="BFBFBF" w:sz="4"/>
+              <w:left w:val="single" w:color="BFBFBF" w:sz="4"/>
+              <w:bottom w:val="single" w:color="BFBFBF" w:sz="4"/>
+              <w:right w:val="single" w:color="BFBFBF" w:sz="4"/>
+            </w:tcBorders>
+            <w:tcMar>
+              <w:top w:type="dxa" w:w="60"/>
+              <w:left w:type="dxa" w:w="100"/>
+              <w:bottom w:type="dxa" w:w="60"/>
+              <w:right w:type="dxa" w:w="100"/>
+            </w:tcMar>
+          </w:tcPr>
+          <w:p>
+            <w:r>
+              <w:t xml:space="preserve">6</w:t>
+            </w:r>
+          </w:p>
+        </w:tc>
+        <w:tc>
+          <w:tcPr>
+            <w:tcW w:type="dxa" w:w="2000"/>
+            <w:tcBorders>
+              <w:top w:val="single" w:color="BFBFBF" w:sz="4"/>
+              <w:left w:val="single" w:color="BFBFBF" w:sz="4"/>
+              <w:bottom w:val="single" w:color="BFBFBF" w:sz="4"/>
+              <w:right w:val="single" w:color="BFBFBF" w:sz="4"/>
+            </w:tcBorders>
+            <w:tcMar>
+              <w:top w:type="dxa" w:w="60"/>
+              <w:left w:type="dxa" w:w="100"/>
+              <w:bottom w:type="dxa" w:w="60"/>
+              <w:right w:type="dxa" w:w="100"/>
+            </w:tcMar>
+          </w:tcPr>
+          <w:p>
+            <w:r>
+              <w:t xml:space="preserve">Not started</w:t>
+            </w:r>
+          </w:p>
+        </w:tc>
+      </w:tr>
+      <w:tr>
+        <w:trPr>
+          <w:tblHeader w:val="false"/>
+        </w:trPr>
+        <w:tc>
+          <w:tcPr>
+            <w:tcW w:type="dxa" w:w="600"/>
+            <w:tcBorders>
+              <w:top w:val="single" w:color="BFBFBF" w:sz="4"/>
+              <w:left w:val="single" w:color="BFBFBF" w:sz="4"/>
+              <w:bottom w:val="single" w:color="BFBFBF" w:sz="4"/>
+              <w:right w:val="single" w:color="BFBFBF" w:sz="4"/>
+            </w:tcBorders>
+            <w:tcMar>
+              <w:top w:type="dxa" w:w="60"/>
+              <w:left w:type="dxa" w:w="100"/>
+              <w:bottom w:type="dxa" w:w="60"/>
+              <w:right w:type="dxa" w:w="100"/>
+            </w:tcMar>
+          </w:tcPr>
+          <w:p>
+            <w:r>
+              <w:t xml:space="preserve">15</w:t>
+            </w:r>
+          </w:p>
+        </w:tc>
+        <w:tc>
+          <w:tcPr>
+            <w:tcW w:type="dxa" w:w="5160"/>
+            <w:tcBorders>
+              <w:top w:val="single" w:color="BFBFBF" w:sz="4"/>
+              <w:left w:val="single" w:color="BFBFBF" w:sz="4"/>
+              <w:bottom w:val="single" w:color="BFBFBF" w:sz="4"/>
+              <w:right w:val="single" w:color="BFBFBF" w:sz="4"/>
+            </w:tcBorders>
+            <w:tcMar>
+              <w:top w:type="dxa" w:w="60"/>
+              <w:left w:type="dxa" w:w="100"/>
+              <w:bottom w:type="dxa" w:w="60"/>
+              <w:right w:type="dxa" w:w="100"/>
+            </w:tcMar>
+          </w:tcPr>
+          <w:p>
+            <w:r>
+              <w:t xml:space="preserve">Lesson scripts and placeholder videos, unit by unit (Biology, History, English, then math stations)</w:t>
+            </w:r>
+          </w:p>
+        </w:tc>
+        <w:tc>
+          <w:tcPr>
+            <w:tcW w:type="dxa" w:w="1600"/>
+            <w:tcBorders>
+              <w:top w:val="single" w:color="BFBFBF" w:sz="4"/>
+              <w:left w:val="single" w:color="BFBFBF" w:sz="4"/>
+              <w:bottom w:val="single" w:color="BFBFBF" w:sz="4"/>
+              <w:right w:val="single" w:color="BFBFBF" w:sz="4"/>
+            </w:tcBorders>
+            <w:tcMar>
+              <w:top w:type="dxa" w:w="60"/>
+              <w:left w:type="dxa" w:w="100"/>
+              <w:bottom w:type="dxa" w:w="60"/>
+              <w:right w:type="dxa" w:w="100"/>
+            </w:tcMar>
+          </w:tcPr>
+          <w:p>
+            <w:r>
+              <w:t xml:space="preserve">6</w:t>
+            </w:r>
+          </w:p>
+        </w:tc>
+        <w:tc>
+          <w:tcPr>
+            <w:tcW w:type="dxa" w:w="2000"/>
+            <w:tcBorders>
+              <w:top w:val="single" w:color="BFBFBF" w:sz="4"/>
+              <w:left w:val="single" w:color="BFBFBF" w:sz="4"/>
+              <w:bottom w:val="single" w:color="BFBFBF" w:sz="4"/>
+              <w:right w:val="single" w:color="BFBFBF" w:sz="4"/>
+            </w:tcBorders>
+            <w:tcMar>
+              <w:top w:type="dxa" w:w="60"/>
+              <w:left w:type="dxa" w:w="100"/>
+              <w:bottom w:type="dxa" w:w="60"/>
+              <w:right w:type="dxa" w:w="100"/>
+            </w:tcMar>
+          </w:tcPr>
+          <w:p>
+            <w:r>
+              <w:t xml:space="preserve">Not started</w:t>
+            </w:r>
+          </w:p>
+        </w:tc>
+      </w:tr>
+      <w:tr>
+        <w:trPr>
+          <w:tblHeader w:val="false"/>
+        </w:trPr>
+        <w:tc>
+          <w:tcPr>
+            <w:tcW w:type="dxa" w:w="600"/>
+            <w:tcBorders>
+              <w:top w:val="single" w:color="BFBFBF" w:sz="4"/>
+              <w:left w:val="single" w:color="BFBFBF" w:sz="4"/>
+              <w:bottom w:val="single" w:color="BFBFBF" w:sz="4"/>
+              <w:right w:val="single" w:color="BFBFBF" w:sz="4"/>
+            </w:tcBorders>
+            <w:tcMar>
+              <w:top w:type="dxa" w:w="60"/>
+              <w:left w:type="dxa" w:w="100"/>
+              <w:bottom w:type="dxa" w:w="60"/>
+              <w:right w:type="dxa" w:w="100"/>
+            </w:tcMar>
+          </w:tcPr>
+          <w:p>
+            <w:r>
+              <w:t xml:space="preserve">16</w:t>
+            </w:r>
+          </w:p>
+        </w:tc>
+        <w:tc>
+          <w:tcPr>
+            <w:tcW w:type="dxa" w:w="5160"/>
+            <w:tcBorders>
+              <w:top w:val="single" w:color="BFBFBF" w:sz="4"/>
+              <w:left w:val="single" w:color="BFBFBF" w:sz="4"/>
+              <w:bottom w:val="single" w:color="BFBFBF" w:sz="4"/>
+              <w:right w:val="single" w:color="BFBFBF" w:sz="4"/>
+            </w:tcBorders>
+            <w:tcMar>
+              <w:top w:type="dxa" w:w="60"/>
+              <w:left w:type="dxa" w:w="100"/>
+              <w:bottom w:type="dxa" w:w="60"/>
+              <w:right w:type="dxa" w:w="100"/>
+            </w:tcMar>
+          </w:tcPr>
+          <w:p>
+            <w:r>
+              <w:t xml:space="preserve">Recorded videos replace placeholders, most-practiced lessons first</w:t>
+            </w:r>
+          </w:p>
+        </w:tc>
+        <w:tc>
+          <w:tcPr>
+            <w:tcW w:type="dxa" w:w="1600"/>
+            <w:tcBorders>
+              <w:top w:val="single" w:color="BFBFBF" w:sz="4"/>
+              <w:left w:val="single" w:color="BFBFBF" w:sz="4"/>
+              <w:bottom w:val="single" w:color="BFBFBF" w:sz="4"/>
+              <w:right w:val="single" w:color="BFBFBF" w:sz="4"/>
+            </w:tcBorders>
+            <w:tcMar>
+              <w:top w:type="dxa" w:w="60"/>
+              <w:left w:type="dxa" w:w="100"/>
+              <w:bottom w:type="dxa" w:w="60"/>
+              <w:right w:type="dxa" w:w="100"/>
+            </w:tcMar>
+          </w:tcPr>
+          <w:p>
+            <w:r>
+              <w:t xml:space="preserve">6</w:t>
+            </w:r>
+          </w:p>
+        </w:tc>
+        <w:tc>
+          <w:tcPr>
+            <w:tcW w:type="dxa" w:w="2000"/>
+            <w:tcBorders>
+              <w:top w:val="single" w:color="BFBFBF" w:sz="4"/>
+              <w:left w:val="single" w:color="BFBFBF" w:sz="4"/>
+              <w:bottom w:val="single" w:color="BFBFBF" w:sz="4"/>
+              <w:right w:val="single" w:color="BFBFBF" w:sz="4"/>
+            </w:tcBorders>
+            <w:tcMar>
+              <w:top w:type="dxa" w:w="60"/>
+              <w:left w:type="dxa" w:w="100"/>
+              <w:bottom w:type="dxa" w:w="60"/>
+              <w:right w:type="dxa" w:w="100"/>
+            </w:tcMar>
+          </w:tcPr>
+          <w:p>
+            <w:r>
+              <w:t xml:space="preserve">Not started</w:t>
+            </w:r>
+          </w:p>
+        </w:tc>
+      </w:tr>
+      <w:tr>
+        <w:trPr>
+          <w:tblHeader w:val="false"/>
+        </w:trPr>
+        <w:tc>
+          <w:tcPr>
+            <w:tcW w:type="dxa" w:w="600"/>
+            <w:tcBorders>
+              <w:top w:val="single" w:color="BFBFBF" w:sz="4"/>
+              <w:left w:val="single" w:color="BFBFBF" w:sz="4"/>
+              <w:bottom w:val="single" w:color="BFBFBF" w:sz="4"/>
+              <w:right w:val="single" w:color="BFBFBF" w:sz="4"/>
+            </w:tcBorders>
+            <w:tcMar>
+              <w:top w:type="dxa" w:w="60"/>
+              <w:left w:type="dxa" w:w="100"/>
+              <w:bottom w:type="dxa" w:w="60"/>
+              <w:right w:type="dxa" w:w="100"/>
+            </w:tcMar>
+          </w:tcPr>
+          <w:p>
+            <w:r>
+              <w:t xml:space="preserve">17</w:t>
+            </w:r>
+          </w:p>
+        </w:tc>
+        <w:tc>
+          <w:tcPr>
+            <w:tcW w:type="dxa" w:w="5160"/>
+            <w:tcBorders>
+              <w:top w:val="single" w:color="BFBFBF" w:sz="4"/>
+              <w:left w:val="single" w:color="BFBFBF" w:sz="4"/>
+              <w:bottom w:val="single" w:color="BFBFBF" w:sz="4"/>
+              <w:right w:val="single" w:color="BFBFBF" w:sz="4"/>
+            </w:tcBorders>
+            <w:tcMar>
+              <w:top w:type="dxa" w:w="60"/>
+              <w:left w:type="dxa" w:w="100"/>
+              <w:bottom w:type="dxa" w:w="60"/>
+              <w:right w:type="dxa" w:w="100"/>
+            </w:tcMar>
+          </w:tcPr>
+          <w:p>
+            <w:r>
+              <w:t xml:space="preserve">Teacher view: each lesson’s video and how many students watched it before practicing</w:t>
+            </w:r>
+          </w:p>
+        </w:tc>
+        <w:tc>
+          <w:tcPr>
+            <w:tcW w:type="dxa" w:w="1600"/>
+            <w:tcBorders>
+              <w:top w:val="single" w:color="BFBFBF" w:sz="4"/>
+              <w:left w:val="single" w:color="BFBFBF" w:sz="4"/>
+              <w:bottom w:val="single" w:color="BFBFBF" w:sz="4"/>
+              <w:right w:val="single" w:color="BFBFBF" w:sz="4"/>
+            </w:tcBorders>
+            <w:tcMar>
+              <w:top w:type="dxa" w:w="60"/>
+              <w:left w:type="dxa" w:w="100"/>
+              <w:bottom w:type="dxa" w:w="60"/>
+              <w:right w:type="dxa" w:w="100"/>
+            </w:tcMar>
+          </w:tcPr>
+          <w:p>
+            <w:r>
+              <w:t xml:space="preserve">6</w:t>
+            </w:r>
+          </w:p>
+        </w:tc>
+        <w:tc>
+          <w:tcPr>
+            <w:tcW w:type="dxa" w:w="2000"/>
+            <w:tcBorders>
+              <w:top w:val="single" w:color="BFBFBF" w:sz="4"/>
+              <w:left w:val="single" w:color="BFBFBF" w:sz="4"/>
+              <w:bottom w:val="single" w:color="BFBFBF" w:sz="4"/>
+              <w:right w:val="single" w:color="BFBFBF" w:sz="4"/>
+            </w:tcBorders>
+            <w:tcMar>
+              <w:top w:type="dxa" w:w="60"/>
+              <w:left w:type="dxa" w:w="100"/>
+              <w:bottom w:type="dxa" w:w="60"/>
+              <w:right w:type="dxa" w:w="100"/>
+            </w:tcMar>
+          </w:tcPr>
+          <w:p>
+            <w:r>
+              <w:t xml:space="preserve">Not started</w:t>
             </w:r>
           </w:p>
         </w:tc>

--- a/docs/Pet Town Question Bank Roadmap.docx
+++ b/docs/Pet Town Question Bank Roadmap.docx
@@ -1,5 +1,6457 @@
 
-<file path=word/document.xml><?xml version="1.0" encoding="UTF-8"?><w:document xmlns:wpc="http://schemas.microsoft.com/office/word/2010/wordprocessingCanvas" xmlns:mc="http://schemas.openxmlformats.org/markup-compatibility/2006" xmlns:o="urn:schemas-microsoft-com:office:office" xmlns:r="http://schemas.openxmlformats.org/officeDocument/2006/relationships" xmlns:m="http://schemas.openxmlformats.org/officeDocument/2006/math" xmlns:v="urn:schemas-microsoft-com:vml" xmlns:wp14="http://schemas.microsoft.com/office/word/2010/wordprocessingDrawing" xmlns:wp="http://schemas.openxmlformats.org/drawingml/2006/wordprocessingDrawing" xmlns:w10="urn:schemas-microsoft-com:office:word" xmlns:w="http://schemas.openxmlformats.org/wordprocessingml/2006/main" xmlns:w14="http://schemas.microsoft.com/office/word/2010/wordml" xmlns:w15="http://schemas.microsoft.com/office/word/2012/wordml" xmlns:wpg="http://schemas.microsoft.com/office/word/2010/wordprocessingGroup" xmlns:wpi="http://schemas.microsoft.com/office/word/2010/wordprocessingInk" xmlns:wne="http://schemas.microsoft.com/office/word/2006/wordml" xmlns:wps="http://schemas.microsoft.com/office/word/2010/wordprocessingShape" xmlns:cx="http://schemas.microsoft.com/office/drawing/2014/chartex" xmlns:cx1="http://schemas.microsoft.com/office/drawing/2015/9/8/chartex" xmlns:cx2="http://schemas.microsoft.com/office/drawing/2015/10/21/chartex" xmlns:cx3="http://schemas.microsoft.com/office/drawing/2016/5/9/chartex" xmlns:cx4="http://schemas.microsoft.com/office/drawing/2016/5/10/chartex" xmlns:cx5="http://schemas.microsoft.com/office/drawing/2016/5/11/chartex" xmlns:cx6="http://schemas.microsoft.com/office/drawing/2016/5/12/chartex" xmlns:cx7="http://schemas.microsoft.com/office/drawing/2016/5/13/chartex" xmlns:cx8="http://schemas.microsoft.com/office/drawing/2016/5/14/chartex" xmlns:aink="http://schemas.microsoft.com/office/drawing/2016/ink" xmlns:am3d="http://schemas.microsoft.com/office/drawing/2017/model3d" xmlns:w16cex="http://schemas.microsoft.com/office/word/2018/wordml/cex" xmlns:w16cid="http://schemas.microsoft.com/office/word/2016/wordml/cid" xmlns:w16="http://schemas.microsoft.com/office/word/2018/wordml" xmlns:w16sdtdh="http://schemas.microsoft.com/office/word/2020/wordml/sdtdatahash" xmlns:w16se="http://schemas.microsoft.com/office/word/2015/wordml/symex" mc:Ignorable="w14 w15 wp14"><w:body><w:p><w:pPr><w:pStyle w:val="Title"/></w:pPr><w:r><w:t xml:space="preserve">Pet Town Question Bank and Lesson Video Roadmap</w:t></w:r></w:p><w:p><w:pPr><w:spacing w:after="120"/></w:pPr><w:r><w:rPr><w:color w:val="666666"/></w:rPr><w:t xml:space="preserve">Updated October 10, 2026 · Andy Mattick</w:t></w:r></w:p><w:p><w:pPr><w:pStyle w:val="Heading1"/><w:spacing w:after="120" w:before="300"/></w:pPr><w:r><w:t xml:space="preserve">Goal</w:t></w:r></w:p><w:p><w:pPr><w:spacing w:after="120"/></w:pPr><w:r><w:t xml:space="preserve">A student who passes a Pet Town unit test should be ready to pass the matching Khan Academy unit test. To get there, every lesson needs enough questions at Khan’s level that practice never repeats. Claude helps write those questions in chat, and only teacher-approved ones reach students.</w:t></w:r></w:p><w:p><w:pPr><w:spacing w:after="120"/></w:pPr><w:r><w:t xml:space="preserve">Three rules hold throughout:</w:t></w:r></w:p><w:p><w:pPr><w:pStyle w:val="ListParagraph"/><w:numPr><w:ilvl w:val="0"/><w:numId w:val="2"/></w:numPr><w:spacing w:after="60"/></w:pPr><w:r><w:rPr><w:b/><w:bCs/></w:rPr><w:t xml:space="preserve">No live AI and no API key. </w:t></w:r><w:r><w:t xml:space="preserve">Questions are written ahead of time, in chat or by teachers, and students only see questions a person has approved. There is no Claude API, no Edge Function and no running cost.</w:t></w:r></w:p><w:p><w:pPr><w:pStyle w:val="ListParagraph"/><w:numPr><w:ilvl w:val="0"/><w:numId w:val="2"/></w:numPr><w:spacing w:after="60"/></w:pPr><w:r><w:rPr><w:b/><w:bCs/></w:rPr><w:t xml:space="preserve">Khan stays the default. </w:t></w:r><w:r><w:t xml:space="preserve">Khan videos and the built-in questions are what every class gets until a teacher changes something, and they stay as the fallback.</w:t></w:r></w:p><w:p><w:pPr><w:pStyle w:val="ListParagraph"/><w:numPr><w:ilvl w:val="0"/><w:numId w:val="2"/></w:numPr><w:spacing w:after="60"/></w:pPr><w:r><w:rPr><w:b/><w:bCs/></w:rPr><w:t xml:space="preserve">Nothing already working gets replaced. </w:t></w:r><w:r><w:t xml:space="preserve">New database columns come in a new migration file, and existing code is edited in place, per CLAUDE.md.</w:t></w:r></w:p><w:p><w:pPr><w:pStyle w:val="Heading1"/><w:spacing w:after="120" w:before="300"/></w:pPr><w:r><w:t xml:space="preserve">Where things stand</w:t></w:r></w:p><w:p><w:pPr><w:spacing w:after="120"/></w:pPr><w:r><w:t xml:space="preserve">Steps 1 to 12 are done and in the repo (October 10, 2026), including the khan_results migration. Phase 6: steps 13 and 14 are built. The computer-voice placeholders were not good enough, so lessons keep their Khan links until Andy has his own videos. Any teacher can now replace a lesson’s Khan video from the Lessons & questions tab by pasting a YouTube link, and students watch it inside Pet Town.</w:t></w:r></w:p><w:tbl><w:tblPr><w:tblW w:type="dxa" w:w="9360"/><w:tblBorders><w:top w:val="single" w:color="auto" w:sz="4"/><w:left w:val="single" w:color="auto" w:sz="4"/><w:bottom w:val="single" w:color="auto" w:sz="4"/><w:right w:val="single" w:color="auto" w:sz="4"/><w:insideH w:val="single" w:color="auto" w:sz="4"/><w:insideV w:val="single" w:color="auto" w:sz="4"/></w:tblBorders></w:tblPr><w:tblGrid><w:gridCol w:w="2200"/><w:gridCol w:w="1500"/><w:gridCol w:w="1900"/><w:gridCol w:w="3760"/></w:tblGrid><w:tr><w:trPr><w:tblHeader/></w:trPr><w:tc><w:tcPr><w:tcW w:type="dxa" w:w="2200"/><w:tcBorders><w:top w:val="single" w:color="BFBFBF" w:sz="4"/><w:left w:val="single" w:color="BFBFBF" w:sz="4"/><w:bottom w:val="single" w:color="BFBFBF" w:sz="4"/><w:right w:val="single" w:color="BFBFBF" w:sz="4"/></w:tcBorders><w:shd w:fill="E8EEF4" w:color="auto" w:val="clear"/><w:tcMar><w:top w:type="dxa" w:w="60"/><w:left w:type="dxa" w:w="100"/><w:bottom w:type="dxa" w:w="60"/><w:right w:type="dxa" w:w="100"/></w:tcMar></w:tcPr><w:p><w:r><w:rPr><w:b/><w:bCs/></w:rPr><w:t xml:space="preserve">Subject</w:t></w:r></w:p></w:tc><w:tc><w:tcPr><w:tcW w:type="dxa" w:w="1500"/><w:tcBorders><w:top w:val="single" w:color="BFBFBF" w:sz="4"/><w:left w:val="single" w:color="BFBFBF" w:sz="4"/><w:bottom w:val="single" w:color="BFBFBF" w:sz="4"/><w:right w:val="single" w:color="BFBFBF" w:sz="4"/></w:tcBorders><w:shd w:fill="E8EEF4" w:color="auto" w:val="clear"/><w:tcMar><w:top w:type="dxa" w:w="60"/><w:left w:type="dxa" w:w="100"/><w:bottom w:type="dxa" w:w="60"/><w:right w:type="dxa" w:w="100"/></w:tcMar></w:tcPr><w:p><w:r><w:rPr><w:b/><w:bCs/></w:rPr><w:t xml:space="preserve">Lessons built</w:t></w:r></w:p></w:tc><w:tc><w:tcPr><w:tcW w:type="dxa" w:w="1900"/><w:tcBorders><w:top w:val="single" w:color="BFBFBF" w:sz="4"/><w:left w:val="single" w:color="BFBFBF" w:sz="4"/><w:bottom w:val="single" w:color="BFBFBF" w:sz="4"/><w:right w:val="single" w:color="BFBFBF" w:sz="4"/></w:tcBorders><w:shd w:fill="E8EEF4" w:color="auto" w:val="clear"/><w:tcMar><w:top w:type="dxa" w:w="60"/><w:left w:type="dxa" w:w="100"/><w:bottom w:type="dxa" w:w="60"/><w:right w:type="dxa" w:w="100"/></w:tcMar></w:tcPr><w:p><w:r><w:rPr><w:b/><w:bCs/></w:rPr><w:t xml:space="preserve">Questions per lesson</w:t></w:r></w:p></w:tc><w:tc><w:tcPr><w:tcW w:type="dxa" w:w="3760"/><w:tcBorders><w:top w:val="single" w:color="BFBFBF" w:sz="4"/><w:left w:val="single" w:color="BFBFBF" w:sz="4"/><w:bottom w:val="single" w:color="BFBFBF" w:sz="4"/><w:right w:val="single" w:color="BFBFBF" w:sz="4"/></w:tcBorders><w:shd w:fill="E8EEF4" w:color="auto" w:val="clear"/><w:tcMar><w:top w:type="dxa" w:w="60"/><w:left w:type="dxa" w:w="100"/><w:bottom w:type="dxa" w:w="60"/><w:right w:type="dxa" w:w="100"/></w:tcMar></w:tcPr><w:p><w:r><w:rPr><w:b/><w:bCs/></w:rPr><w:t xml:space="preserve">Status / main gap</w:t></w:r></w:p></w:tc></w:tr><w:tr><w:trPr><w:tblHeader w:val="false"/></w:trPr><w:tc><w:tcPr><w:tcW w:type="dxa" w:w="2200"/><w:tcBorders><w:top w:val="single" w:color="BFBFBF" w:sz="4"/><w:left w:val="single" w:color="BFBFBF" w:sz="4"/><w:bottom w:val="single" w:color="BFBFBF" w:sz="4"/><w:right w:val="single" w:color="BFBFBF" w:sz="4"/></w:tcBorders><w:tcMar><w:top w:type="dxa" w:w="60"/><w:left w:type="dxa" w:w="100"/><w:bottom w:type="dxa" w:w="60"/><w:right w:type="dxa" w:w="100"/></w:tcMar></w:tcPr><w:p><w:r><w:t xml:space="preserve">Science (Biology Unit 1)</w:t></w:r></w:p></w:tc><w:tc><w:tcPr><w:tcW w:type="dxa" w:w="1500"/><w:tcBorders><w:top w:val="single" w:color="BFBFBF" w:sz="4"/><w:left w:val="single" w:color="BFBFBF" w:sz="4"/><w:bottom w:val="single" w:color="BFBFBF" w:sz="4"/><w:right w:val="single" w:color="BFBFBF" w:sz="4"/></w:tcBorders><w:tcMar><w:top w:type="dxa" w:w="60"/><w:left w:type="dxa" w:w="100"/><w:bottom w:type="dxa" w:w="60"/><w:right w:type="dxa" w:w="100"/></w:tcMar></w:tcPr><w:p><w:r><w:t xml:space="preserve">11</w:t></w:r></w:p></w:tc><w:tc><w:tcPr><w:tcW w:type="dxa" w:w="1900"/><w:tcBorders><w:top w:val="single" w:color="BFBFBF" w:sz="4"/><w:left w:val="single" w:color="BFBFBF" w:sz="4"/><w:bottom w:val="single" w:color="BFBFBF" w:sz="4"/><w:right w:val="single" w:color="BFBFBF" w:sz="4"/></w:tcBorders><w:tcMar><w:top w:type="dxa" w:w="60"/><w:left w:type="dxa" w:w="100"/><w:bottom w:type="dxa" w:w="60"/><w:right w:type="dxa" w:w="100"/></w:tcMar></w:tcPr><w:p><w:r><w:t xml:space="preserve">14, tagged 1 to 3</w:t></w:r></w:p></w:tc><w:tc><w:tcPr><w:tcW w:type="dxa" w:w="3760"/><w:tcBorders><w:top w:val="single" w:color="BFBFBF" w:sz="4"/><w:left w:val="single" w:color="BFBFBF" w:sz="4"/><w:bottom w:val="single" w:color="BFBFBF" w:sz="4"/><w:right w:val="single" w:color="BFBFBF" w:sz="4"/></w:tcBorders><w:tcMar><w:top w:type="dxa" w:w="60"/><w:left w:type="dxa" w:w="100"/><w:bottom w:type="dxa" w:w="60"/><w:right w:type="dxa" w:w="100"/></w:tcMar></w:tcPr><w:p><w:r><w:t xml:space="preserve">Done. 110 new questions applied; the original 44 tagged, and 6 weak wrong answers replaced.</w:t></w:r></w:p></w:tc></w:tr><w:tr><w:trPr><w:tblHeader w:val="false"/></w:trPr><w:tc><w:tcPr><w:tcW w:type="dxa" w:w="2200"/><w:tcBorders><w:top w:val="single" w:color="BFBFBF" w:sz="4"/><w:left w:val="single" w:color="BFBFBF" w:sz="4"/><w:bottom w:val="single" w:color="BFBFBF" w:sz="4"/><w:right w:val="single" w:color="BFBFBF" w:sz="4"/></w:tcBorders><w:tcMar><w:top w:type="dxa" w:w="60"/><w:left w:type="dxa" w:w="100"/><w:bottom w:type="dxa" w:w="60"/><w:right w:type="dxa" w:w="100"/></w:tcMar></w:tcPr><w:p><w:r><w:t xml:space="preserve">History Units 1 and 2</w:t></w:r></w:p></w:tc><w:tc><w:tcPr><w:tcW w:type="dxa" w:w="1500"/><w:tcBorders><w:top w:val="single" w:color="BFBFBF" w:sz="4"/><w:left w:val="single" w:color="BFBFBF" w:sz="4"/><w:bottom w:val="single" w:color="BFBFBF" w:sz="4"/><w:right w:val="single" w:color="BFBFBF" w:sz="4"/></w:tcBorders><w:tcMar><w:top w:type="dxa" w:w="60"/><w:left w:type="dxa" w:w="100"/><w:bottom w:type="dxa" w:w="60"/><w:right w:type="dxa" w:w="100"/></w:tcMar></w:tcPr><w:p><w:r><w:t xml:space="preserve">9</w:t></w:r></w:p></w:tc><w:tc><w:tcPr><w:tcW w:type="dxa" w:w="1900"/><w:tcBorders><w:top w:val="single" w:color="BFBFBF" w:sz="4"/><w:left w:val="single" w:color="BFBFBF" w:sz="4"/><w:bottom w:val="single" w:color="BFBFBF" w:sz="4"/><w:right w:val="single" w:color="BFBFBF" w:sz="4"/></w:tcBorders><w:tcMar><w:top w:type="dxa" w:w="60"/><w:left w:type="dxa" w:w="100"/><w:bottom w:type="dxa" w:w="60"/><w:right w:type="dxa" w:w="100"/></w:tcMar></w:tcPr><w:p><w:r><w:t xml:space="preserve">14, tagged 1 to 3</w:t></w:r></w:p></w:tc><w:tc><w:tcPr><w:tcW w:type="dxa" w:w="3760"/><w:tcBorders><w:top w:val="single" w:color="BFBFBF" w:sz="4"/><w:left w:val="single" w:color="BFBFBF" w:sz="4"/><w:bottom w:val="single" w:color="BFBFBF" w:sz="4"/><w:right w:val="single" w:color="BFBFBF" w:sz="4"/></w:tcBorders><w:tcMar><w:top w:type="dxa" w:w="60"/><w:left w:type="dxa" w:w="100"/><w:bottom w:type="dxa" w:w="60"/><w:right w:type="dxa" w:w="100"/></w:tcMar></w:tcPr><w:p><w:r><w:t xml:space="preserve">Done. 90 new questions applied (40 in Unit 1, 50 in Unit 2); all originals tagged, and 19 Unit 2 originals with a too-long right answer fixed.</w:t></w:r></w:p></w:tc></w:tr><w:tr><w:trPr><w:tblHeader w:val="false"/></w:trPr><w:tc><w:tcPr><w:tcW w:type="dxa" w:w="2200"/><w:tcBorders><w:top w:val="single" w:color="BFBFBF" w:sz="4"/><w:left w:val="single" w:color="BFBFBF" w:sz="4"/><w:bottom w:val="single" w:color="BFBFBF" w:sz="4"/><w:right w:val="single" w:color="BFBFBF" w:sz="4"/></w:tcBorders><w:tcMar><w:top w:type="dxa" w:w="60"/><w:left w:type="dxa" w:w="100"/><w:bottom w:type="dxa" w:w="60"/><w:right w:type="dxa" w:w="100"/></w:tcMar></w:tcPr><w:p><w:r><w:t xml:space="preserve">History Units 3 and 4</w:t></w:r></w:p></w:tc><w:tc><w:tcPr><w:tcW w:type="dxa" w:w="1500"/><w:tcBorders><w:top w:val="single" w:color="BFBFBF" w:sz="4"/><w:left w:val="single" w:color="BFBFBF" w:sz="4"/><w:bottom w:val="single" w:color="BFBFBF" w:sz="4"/><w:right w:val="single" w:color="BFBFBF" w:sz="4"/></w:tcBorders><w:tcMar><w:top w:type="dxa" w:w="60"/><w:left w:type="dxa" w:w="100"/><w:bottom w:type="dxa" w:w="60"/><w:right w:type="dxa" w:w="100"/></w:tcMar></w:tcPr><w:p><w:r><w:t xml:space="preserve">21</w:t></w:r></w:p></w:tc><w:tc><w:tcPr><w:tcW w:type="dxa" w:w="1900"/><w:tcBorders><w:top w:val="single" w:color="BFBFBF" w:sz="4"/><w:left w:val="single" w:color="BFBFBF" w:sz="4"/><w:bottom w:val="single" w:color="BFBFBF" w:sz="4"/><w:right w:val="single" w:color="BFBFBF" w:sz="4"/></w:tcBorders><w:tcMar><w:top w:type="dxa" w:w="60"/><w:left w:type="dxa" w:w="100"/><w:bottom w:type="dxa" w:w="60"/><w:right w:type="dxa" w:w="100"/></w:tcMar></w:tcPr><w:p><w:r><w:t xml:space="preserve">14, tagged 1 to 3</w:t></w:r></w:p></w:tc><w:tc><w:tcPr><w:tcW w:type="dxa" w:w="3760"/><w:tcBorders><w:top w:val="single" w:color="BFBFBF" w:sz="4"/><w:left w:val="single" w:color="BFBFBF" w:sz="4"/><w:bottom w:val="single" w:color="BFBFBF" w:sz="4"/><w:right w:val="single" w:color="BFBFBF" w:sz="4"/></w:tcBorders><w:tcMar><w:top w:type="dxa" w:w="60"/><w:left w:type="dxa" w:w="100"/><w:bottom w:type="dxa" w:w="60"/><w:right w:type="dxa" w:w="100"/></w:tcMar></w:tcPr><w:p><w:r><w:t xml:space="preserve">Done. 210 new questions; all 84 originals tagged, with their choices rewritten so the right answer is never the longest and no wrong answer is silly.</w:t></w:r></w:p></w:tc></w:tr><w:tr><w:trPr><w:tblHeader w:val="false"/></w:trPr><w:tc><w:tcPr><w:tcW w:type="dxa" w:w="2200"/><w:tcBorders><w:top w:val="single" w:color="BFBFBF" w:sz="4"/><w:left w:val="single" w:color="BFBFBF" w:sz="4"/><w:bottom w:val="single" w:color="BFBFBF" w:sz="4"/><w:right w:val="single" w:color="BFBFBF" w:sz="4"/></w:tcBorders><w:tcMar><w:top w:type="dxa" w:w="60"/><w:left w:type="dxa" w:w="100"/><w:bottom w:type="dxa" w:w="60"/><w:right w:type="dxa" w:w="100"/></w:tcMar></w:tcPr><w:p><w:r><w:t xml:space="preserve">English (Nouns, Verbs)</w:t></w:r></w:p></w:tc><w:tc><w:tcPr><w:tcW w:type="dxa" w:w="1500"/><w:tcBorders><w:top w:val="single" w:color="BFBFBF" w:sz="4"/><w:left w:val="single" w:color="BFBFBF" w:sz="4"/><w:bottom w:val="single" w:color="BFBFBF" w:sz="4"/><w:right w:val="single" w:color="BFBFBF" w:sz="4"/></w:tcBorders><w:tcMar><w:top w:type="dxa" w:w="60"/><w:left w:type="dxa" w:w="100"/><w:bottom w:type="dxa" w:w="60"/><w:right w:type="dxa" w:w="100"/></w:tcMar></w:tcPr><w:p><w:r><w:t xml:space="preserve">21</w:t></w:r></w:p></w:tc><w:tc><w:tcPr><w:tcW w:type="dxa" w:w="1900"/><w:tcBorders><w:top w:val="single" w:color="BFBFBF" w:sz="4"/><w:left w:val="single" w:color="BFBFBF" w:sz="4"/><w:bottom w:val="single" w:color="BFBFBF" w:sz="4"/><w:right w:val="single" w:color="BFBFBF" w:sz="4"/></w:tcBorders><w:tcMar><w:top w:type="dxa" w:w="60"/><w:left w:type="dxa" w:w="100"/><w:bottom w:type="dxa" w:w="60"/><w:right w:type="dxa" w:w="100"/></w:tcMar></w:tcPr><w:p><w:r><w:t xml:space="preserve">14, tagged 1 to 3</w:t></w:r></w:p></w:tc><w:tc><w:tcPr><w:tcW w:type="dxa" w:w="3760"/><w:tcBorders><w:top w:val="single" w:color="BFBFBF" w:sz="4"/><w:left w:val="single" w:color="BFBFBF" w:sz="4"/><w:bottom w:val="single" w:color="BFBFBF" w:sz="4"/><w:right w:val="single" w:color="BFBFBF" w:sz="4"/></w:tcBorders><w:tcMar><w:top w:type="dxa" w:w="60"/><w:left w:type="dxa" w:w="100"/><w:bottom w:type="dxa" w:w="60"/><w:right w:type="dxa" w:w="100"/></w:tcMar></w:tcPr><w:p><w:r><w:t xml:space="preserve">Done. 84 harder questions (sentence fixes, find-the-error, words used as different parts of speech); all 210 originals tagged; 45 sets of choices fixed, with the same correct answers.</w:t></w:r></w:p></w:tc></w:tr><w:tr><w:trPr><w:tblHeader w:val="false"/></w:trPr><w:tc><w:tcPr><w:tcW w:type="dxa" w:w="2200"/><w:tcBorders><w:top w:val="single" w:color="BFBFBF" w:sz="4"/><w:left w:val="single" w:color="BFBFBF" w:sz="4"/><w:bottom w:val="single" w:color="BFBFBF" w:sz="4"/><w:right w:val="single" w:color="BFBFBF" w:sz="4"/></w:tcBorders><w:tcMar><w:top w:type="dxa" w:w="60"/><w:left w:type="dxa" w:w="100"/><w:bottom w:type="dxa" w:w="60"/><w:right w:type="dxa" w:w="100"/></w:tcMar></w:tcPr><w:p><w:r><w:t xml:space="preserve">Math (6th grade, 4th grade)</w:t></w:r></w:p></w:tc><w:tc><w:tcPr><w:tcW w:type="dxa" w:w="1500"/><w:tcBorders><w:top w:val="single" w:color="BFBFBF" w:sz="4"/><w:left w:val="single" w:color="BFBFBF" w:sz="4"/><w:bottom w:val="single" w:color="BFBFBF" w:sz="4"/><w:right w:val="single" w:color="BFBFBF" w:sz="4"/></w:tcBorders><w:tcMar><w:top w:type="dxa" w:w="60"/><w:left w:type="dxa" w:w="100"/><w:bottom w:type="dxa" w:w="60"/><w:right w:type="dxa" w:w="100"/></w:tcMar></w:tcPr><w:p><w:r><w:t xml:space="preserve">All stations</w:t></w:r></w:p></w:tc><w:tc><w:tcPr><w:tcW w:type="dxa" w:w="1900"/><w:tcBorders><w:top w:val="single" w:color="BFBFBF" w:sz="4"/><w:left w:val="single" w:color="BFBFBF" w:sz="4"/><w:bottom w:val="single" w:color="BFBFBF" w:sz="4"/><w:right w:val="single" w:color="BFBFBF" w:sz="4"/></w:tcBorders><w:tcMar><w:top w:type="dxa" w:w="60"/><w:left w:type="dxa" w:w="100"/><w:bottom w:type="dxa" w:w="60"/><w:right w:type="dxa" w:w="100"/></w:tcMar></w:tcPr><w:p><w:r><w:t xml:space="preserve">New numbers every time</w:t></w:r></w:p></w:tc><w:tc><w:tcPr><w:tcW w:type="dxa" w:w="3760"/><w:tcBorders><w:top w:val="single" w:color="BFBFBF" w:sz="4"/><w:left w:val="single" w:color="BFBFBF" w:sz="4"/><w:bottom w:val="single" w:color="BFBFBF" w:sz="4"/><w:right w:val="single" w:color="BFBFBF" w:sz="4"/></w:tcBorders><w:tcMar><w:top w:type="dxa" w:w="60"/><w:left w:type="dxa" w:w="100"/><w:bottom w:type="dxa" w:w="60"/><w:right w:type="dxa" w:w="100"/></w:tcMar></w:tcPr><w:p><w:r><w:t xml:space="preserve">6th grade done: data displays and GCF/LCM word problems rebuilt, and level 3 is harder in every skill (docs/LEVEL3-REPORT.md). 4th grade done: level 3 is harder in every skill (Pizza Parlor, Toy Shop, Lemonade Stand and Garden Center).</w:t></w:r></w:p></w:tc></w:tr></w:tbl><w:p><w:pPr><w:spacing w:after="120"/></w:pPr><w:r><w:t xml:space="preserve"/></w:r></w:p><w:p><w:pPr><w:spacing w:after="120"/></w:pPr><w:r><w:t xml:space="preserve">How questions load today: answer choices are shuffled. Practice picks 4 at random and orders them from easiest to hardest. Block quizzes and unit tests draw from the whole pool, weighted toward harder questions (about 15% level 1, 45% level 2, 40% level 3 in Biology). Every built-in question is now tagged; an untagged question (such as an imported one with no level) counts as level 1.</w:t></w:r></w:p><w:p><w:pPr><w:pStyle w:val="Heading1"/><w:spacing w:after="120" w:before="300"/></w:pPr><w:r><w:t xml:space="preserve">Phase 1: Built-in banks, written with Claude in chat</w:t></w:r></w:p><w:p><w:pPr><w:spacing w:after="120"/></w:pPr><w:r><w:t xml:space="preserve">Every lesson goes to about 14 checked questions before any new features, so students benefit right away and the TPT version ships with strong questions. Each unit ships as one script or patch that adds to the existing pools without changing them.</w:t></w:r></w:p><w:p><w:pPr><w:spacing w:after="120"/></w:pPr><w:r><w:t xml:space="preserve">What each lesson gets:</w:t></w:r></w:p><w:p><w:pPr><w:pStyle w:val="ListParagraph"/><w:numPr><w:ilvl w:val="0"/><w:numId w:val="2"/></w:numPr><w:spacing w:after="60"/></w:pPr><w:r><w:t xml:space="preserve">10 new questions (14 total), so a 4-question practice rarely repeats.</w:t></w:r></w:p><w:p><w:pPr><w:pStyle w:val="ListParagraph"/><w:numPr><w:ilvl w:val="0"/><w:numId w:val="2"/></w:numPr><w:spacing w:after="60"/></w:pPr><w:r><w:t xml:space="preserve">Khan-style harder types: experiment and data questions for Science; specific-detail and claim-and-evidence questions for History; whole-sentence fixes and irregular plurals for English.</w:t></w:r></w:p><w:p><w:pPr><w:pStyle w:val="ListParagraph"/><w:numPr><w:ilvl w:val="0"/><w:numId w:val="2"/></w:numPr><w:spacing w:after="60"/></w:pPr><w:r><w:t xml:space="preserve">Believable wrong answers, with the right answer never noticeably longer than the wrong ones.</w:t></w:r></w:p><w:p><w:pPr><w:pStyle w:val="ListParagraph"/><w:numPr><w:ilvl w:val="0"/><w:numId w:val="2"/></w:numPr><w:spacing w:after="60"/></w:pPr><w:r><w:t xml:space="preserve">A difficulty tag (1 to 3), ready for practice to start easier and unit tests to lean harder.</w:t></w:r></w:p><w:p><w:pPr><w:pStyle w:val="ListParagraph"/><w:numPr><w:ilvl w:val="0"/><w:numId w:val="2"/></w:numPr><w:spacing w:after="60"/></w:pPr><w:r><w:t xml:space="preserve">A review list for the teacher, with the correct answer in bold, before it is applied.</w:t></w:r></w:p><w:p><w:pPr><w:spacing w:after="120"/></w:pPr><w:r><w:t xml:space="preserve">Order and size:</w:t></w:r></w:p><w:p><w:pPr><w:pStyle w:val="ListParagraph"/><w:numPr><w:ilvl w:val="0"/><w:numId w:val="2"/></w:numPr><w:spacing w:after="60"/></w:pPr><w:r><w:rPr><w:b/><w:bCs/></w:rPr><w:t xml:space="preserve">Science Unit 1: </w:t></w:r><w:r><w:t xml:space="preserve">11 lessons, 110 new questions. Done.</w:t></w:r></w:p><w:p><w:pPr><w:pStyle w:val="ListParagraph"/><w:numPr><w:ilvl w:val="0"/><w:numId w:val="2"/></w:numPr><w:spacing w:after="60"/></w:pPr><w:r><w:rPr><w:b/><w:bCs/></w:rPr><w:t xml:space="preserve">History Units 1 and 2: </w:t></w:r><w:r><w:t xml:space="preserve">9 lessons, 90 new questions, plus fixes to Unit 2’s long right answers. Done.</w:t></w:r></w:p><w:p><w:pPr><w:pStyle w:val="ListParagraph"/><w:numPr><w:ilvl w:val="0"/><w:numId w:val="2"/></w:numPr><w:spacing w:after="60"/></w:pPr><w:r><w:rPr><w:b/><w:bCs/></w:rPr><w:t xml:space="preserve">History Units 3 and 4: </w:t></w:r><w:r><w:t xml:space="preserve">21 lessons, 210 new questions, plus fixes to all 84 originals. Done.</w:t></w:r></w:p><w:p><w:pPr><w:pStyle w:val="ListParagraph"/><w:numPr><w:ilvl w:val="0"/><w:numId w:val="2"/></w:numPr><w:spacing w:after="60"/></w:pPr><w:r><w:rPr><w:b/><w:bCs/></w:rPr><w:t xml:space="preserve">English Nouns and Verbs: </w:t></w:r><w:r><w:t xml:space="preserve">21 lessons, 84 new questions (14 per lesson), all tagged. Done.</w:t></w:r></w:p><w:p><w:pPr><w:pStyle w:val="ListParagraph"/><w:numPr><w:ilvl w:val="0"/><w:numId w:val="2"/></w:numPr><w:spacing w:after="60"/></w:pPr><w:r><w:rPr><w:b/><w:bCs/></w:rPr><w:t xml:space="preserve">Math thin spots: </w:t></w:r><w:r><w:t xml:space="preserve">data displays and GCF/LCM word problems done. Level 3 harder in every generator: 6th grade done (one patch per unit), 4th grade done (one patch per unit).</w:t></w:r></w:p><w:p><w:pPr><w:pStyle w:val="Heading2"/><w:spacing w:after="100" w:before="200"/></w:pPr><w:r><w:t xml:space="preserve">Rigor</w:t></w:r></w:p><w:p><w:pPr><w:spacing w:after="120"/></w:pPr><w:r><w:t xml:space="preserve">More questions only help if they are as hard as Khan’s. These rules apply to every unit:</w:t></w:r></w:p><w:p><w:pPr><w:pStyle w:val="ListParagraph"/><w:numPr><w:ilvl w:val="0"/><w:numId w:val="2"/></w:numPr><w:spacing w:after="60"/></w:pPr><w:r><w:rPr><w:b/><w:bCs/></w:rPr><w:t xml:space="preserve">Difficulty counts in Pet Town.</w:t></w:r><w:r><w:t xml:space="preserve"> Done: practice builds from easier to harder, and quizzes and unit tests lean toward level 2 and 3.</w:t></w:r></w:p><w:p><w:pPr><w:pStyle w:val="ListParagraph"/><w:numPr><w:ilvl w:val="0"/><w:numId w:val="2"/></w:numPr><w:spacing w:after="60"/></w:pPr><w:r><w:rPr><w:b/><w:bCs/></w:rPr><w:t xml:space="preserve">Every question is tagged. </w:t></w:r><w:r><w:t xml:space="preserve">New questions are tagged when written, and each unit’s original questions are tagged when that unit is done.</w:t></w:r></w:p><w:p><w:pPr><w:pStyle w:val="ListParagraph"/><w:numPr><w:ilvl w:val="0"/><w:numId w:val="2"/></w:numPr><w:spacing w:after="60"/></w:pPr><w:r><w:rPr><w:b/><w:bCs/></w:rPr><w:t xml:space="preserve">New banks aim for about 40% level 3. </w:t></w:r><w:r><w:t xml:space="preserve">Level 3 means experiment and data questions, claim-and-evidence, sourcing (who wrote it and why), comparing sources, and “what would happen if.”</w:t></w:r></w:p><w:p><w:pPr><w:pStyle w:val="ListParagraph"/><w:numPr><w:ilvl w:val="0"/><w:numId w:val="2"/></w:numPr><w:spacing w:after="60"/></w:pPr><w:r><w:rPr><w:b/><w:bCs/></w:rPr><w:t xml:space="preserve">No giveaways. </w:t></w:r><w:r><w:t xml:space="preserve">The right answer is never noticeably longer than the wrong ones, and there are no silly wrong answers.</w:t></w:r></w:p><w:p><w:pPr><w:pStyle w:val="ListParagraph"/><w:numPr><w:ilvl w:val="0"/><w:numId w:val="2"/></w:numPr><w:spacing w:after="60"/></w:pPr><w:r><w:rPr><w:b/><w:bCs/></w:rPr><w:t xml:space="preserve">Now measurable.</w:t></w:r><w:r><w:t xml:space="preserve"> Whether the questions are as hard as Khan’s is checked with real Khan scores, logged in the Khan unit test check (Phase 4).</w:t></w:r></w:p><w:p><w:pPr><w:spacing w:after="120"/></w:pPr><w:r><w:t xml:space="preserve">Each unit is delivered as a small script in the docs folder (for example docs/history3-bank.mjs). It checks src/shared/questionBanks.js first, changes nothing if it can’t find its spot, and does nothing if run twice.</w:t></w:r></w:p><w:p><w:pPr><w:pStyle w:val="Heading1"/><w:spacing w:after="120" w:before="300"/></w:pPr><w:r><w:t xml:space="preserve">Phase 2: Teacher lesson links and question editing</w:t></w:r></w:p><w:p><w:pPr><w:spacing w:after="120"/></w:pPr><w:r><w:t xml:space="preserve">Done October 8, 2026. Spec: LESSON-CONTENT.md. Run the migration (supabase/migrations/20261007000000_lesson_content.sql) in Supabase before teachers use the tab.</w:t></w:r></w:p><w:p><w:pPr><w:pStyle w:val="ListParagraph"/><w:numPr><w:ilvl w:val="0"/><w:numId w:val="2"/></w:numPr><w:spacing w:after="60"/></w:pPr><w:r><w:rPr><w:b/><w:bCs/></w:rPr><w:t xml:space="preserve">Own lessons, Khan by default. </w:t></w:r><w:r><w:t xml:space="preserve">For any lesson, a teacher can paste their own link (YouTube, Google Drive, their own site) with a title and a short note. Students see it first, with a smaller “Also on Khan Academy” link the teacher can turn off. Back to Khan undoes it.</w:t></w:r></w:p><w:p><w:pPr><w:pStyle w:val="ListParagraph"/><w:numPr><w:ilvl w:val="0"/><w:numId w:val="2"/></w:numPr><w:spacing w:after="60"/></w:pPr><w:r><w:rPr><w:b/><w:bCs/></w:rPr><w:t xml:space="preserve">Review, edit, hide, add, delete. </w:t></w:r><w:r><w:t xml:space="preserve">A new Lessons &amp; questions tab in the teacher dashboard lists every question for a lesson. Built-in questions can be edited or hidden (both can be undone). Teachers add their own questions and can edit or delete them. A lesson can’t drop below 4 questions.</w:t></w:r></w:p><w:p><w:pPr><w:pStyle w:val="ListParagraph"/><w:numPr><w:ilvl w:val="0"/><w:numId w:val="2"/></w:numPr><w:spacing w:after="60"/></w:pPr><w:r><w:rPr><w:b/><w:bCs/></w:rPr><w:t xml:space="preserve">Per class, with a copy button. </w:t></w:r><w:r><w:t xml:space="preserve">Changes save on one class, the same way quiz settings do, and Copy to my other classes copies them.</w:t></w:r></w:p><w:p><w:pPr><w:spacing w:after="120"/></w:pPr><w:r><w:t xml:space="preserve">New data (one new migration file): two jsonb columns on the existing classes table, returned to students by my_student(). No new tables.</w:t></w:r></w:p><w:tbl><w:tblPr><w:tblW w:type="dxa" w:w="9360"/><w:tblBorders><w:top w:val="single" w:color="auto" w:sz="4"/><w:left w:val="single" w:color="auto" w:sz="4"/><w:bottom w:val="single" w:color="auto" w:sz="4"/><w:right w:val="single" w:color="auto" w:sz="4"/><w:insideH w:val="single" w:color="auto" w:sz="4"/><w:insideV w:val="single" w:color="auto" w:sz="4"/></w:tblBorders></w:tblPr><w:tblGrid><w:gridCol w:w="2400"/><w:gridCol w:w="6960"/></w:tblGrid><w:tr><w:trPr><w:tblHeader/></w:trPr><w:tc><w:tcPr><w:tcW w:type="dxa" w:w="2400"/><w:tcBorders><w:top w:val="single" w:color="BFBFBF" w:sz="4"/><w:left w:val="single" w:color="BFBFBF" w:sz="4"/><w:bottom w:val="single" w:color="BFBFBF" w:sz="4"/><w:right w:val="single" w:color="BFBFBF" w:sz="4"/></w:tcBorders><w:shd w:fill="E8EEF4" w:color="auto" w:val="clear"/><w:tcMar><w:top w:type="dxa" w:w="60"/><w:left w:type="dxa" w:w="100"/><w:bottom w:type="dxa" w:w="60"/><w:right w:type="dxa" w:w="100"/></w:tcMar></w:tcPr><w:p><w:r><w:rPr><w:b/><w:bCs/></w:rPr><w:t xml:space="preserve">Column</w:t></w:r></w:p></w:tc><w:tc><w:tcPr><w:tcW w:type="dxa" w:w="6960"/><w:tcBorders><w:top w:val="single" w:color="BFBFBF" w:sz="4"/><w:left w:val="single" w:color="BFBFBF" w:sz="4"/><w:bottom w:val="single" w:color="BFBFBF" w:sz="4"/><w:right w:val="single" w:color="BFBFBF" w:sz="4"/></w:tcBorders><w:shd w:fill="E8EEF4" w:color="auto" w:val="clear"/><w:tcMar><w:top w:type="dxa" w:w="60"/><w:left w:type="dxa" w:w="100"/><w:bottom w:type="dxa" w:w="60"/><w:right w:type="dxa" w:w="100"/></w:tcMar></w:tcPr><w:p><w:r><w:rPr><w:b/><w:bCs/></w:rPr><w:t xml:space="preserve">What it holds</w:t></w:r></w:p></w:tc></w:tr><w:tr><w:trPr><w:tblHeader w:val="false"/></w:trPr><w:tc><w:tcPr><w:tcW w:type="dxa" w:w="2400"/><w:tcBorders><w:top w:val="single" w:color="BFBFBF" w:sz="4"/><w:left w:val="single" w:color="BFBFBF" w:sz="4"/><w:bottom w:val="single" w:color="BFBFBF" w:sz="4"/><w:right w:val="single" w:color="BFBFBF" w:sz="4"/></w:tcBorders><w:tcMar><w:top w:type="dxa" w:w="60"/><w:left w:type="dxa" w:w="100"/><w:bottom w:type="dxa" w:w="60"/><w:right w:type="dxa" w:w="100"/></w:tcMar></w:tcPr><w:p><w:r><w:t xml:space="preserve">lesson_links</w:t></w:r></w:p></w:tc><w:tc><w:tcPr><w:tcW w:type="dxa" w:w="6960"/><w:tcBorders><w:top w:val="single" w:color="BFBFBF" w:sz="4"/><w:left w:val="single" w:color="BFBFBF" w:sz="4"/><w:bottom w:val="single" w:color="BFBFBF" w:sz="4"/><w:right w:val="single" w:color="BFBFBF" w:sz="4"/></w:tcBorders><w:tcMar><w:top w:type="dxa" w:w="60"/><w:left w:type="dxa" w:w="100"/><w:bottom w:type="dxa" w:w="60"/><w:right w:type="dxa" w:w="100"/></w:tcMar></w:tcPr><w:p><w:r><w:t xml:space="preserve">The teacher’s own link, title and note per lesson, and whether to also show the Khan link</w:t></w:r></w:p></w:tc></w:tr><w:tr><w:trPr><w:tblHeader w:val="false"/></w:trPr><w:tc><w:tcPr><w:tcW w:type="dxa" w:w="2400"/><w:tcBorders><w:top w:val="single" w:color="BFBFBF" w:sz="4"/><w:left w:val="single" w:color="BFBFBF" w:sz="4"/><w:bottom w:val="single" w:color="BFBFBF" w:sz="4"/><w:right w:val="single" w:color="BFBFBF" w:sz="4"/></w:tcBorders><w:tcMar><w:top w:type="dxa" w:w="60"/><w:left w:type="dxa" w:w="100"/><w:bottom w:type="dxa" w:w="60"/><w:right w:type="dxa" w:w="100"/></w:tcMar></w:tcPr><w:p><w:r><w:t xml:space="preserve">question_edits</w:t></w:r></w:p></w:tc><w:tc><w:tcPr><w:tcW w:type="dxa" w:w="6960"/><w:tcBorders><w:top w:val="single" w:color="BFBFBF" w:sz="4"/><w:left w:val="single" w:color="BFBFBF" w:sz="4"/><w:bottom w:val="single" w:color="BFBFBF" w:sz="4"/><w:right w:val="single" w:color="BFBFBF" w:sz="4"/></w:tcBorders><w:tcMar><w:top w:type="dxa" w:w="60"/><w:left w:type="dxa" w:w="100"/><w:bottom w:type="dxa" w:w="60"/><w:right w:type="dxa" w:w="100"/></w:tcMar></w:tcPr><w:p><w:r><w:t xml:space="preserve">Hidden built-in questions, edited copies, and the teacher’s own questions (approved or draft)</w:t></w:r></w:p></w:tc></w:tr></w:tbl><w:p><w:pPr><w:spacing w:after="120"/></w:pPr><w:r><w:t xml:space="preserve"/></w:r></w:p><w:p><w:pPr><w:spacing w:after="120"/></w:pPr><w:r><w:t xml:space="preserve">Built-in questions get a stable id from their prompt and correct answer (a few lessons repeat a prompt), so the existing banks don’t need editing. The banks moved unchanged into src/shared/questionBanks.js so the teacher app can show them; scripts/question-counts.mjs confirmed all 62 lessons and 574 questions match.</w:t></w:r></w:p><w:p><w:pPr><w:pStyle w:val="Heading1"/><w:spacing w:after="120" w:before="300"/></w:pPr><w:r><w:t xml:space="preserve">Phase 3: Copy prompt and Import (no API key) · Done October 9, 2026</w:t></w:r></w:p><w:p><w:pPr><w:spacing w:after="120"/></w:pPr><w:r><w:t xml:space="preserve">For teachers who want more questions than the built-in banks.</w:t></w:r></w:p><w:p><w:pPr><w:pStyle w:val="ListParagraph"/><w:numPr><w:ilvl w:val="0"/><w:numId w:val="3"/></w:numPr><w:spacing w:after="60"/></w:pPr><w:r><w:rPr><w:b/><w:bCs/></w:rPr><w:t xml:space="preserve">Copy prompt.</w:t></w:r><w:r><w:t xml:space="preserve"> A button on each lesson copies a ready-made prompt: the lesson name, Khan topic and link, every question already in the lesson (to avoid repeats), the style rules, how many students missed this lesson’s Khan topic (once results are logged), an instruction to re-solve every question, and the exact reply format. The teacher pastes it into Claude, ChatGPT or any chatbot.</w:t></w:r></w:p><w:p><w:pPr><w:pStyle w:val="ListParagraph"/><w:numPr><w:ilvl w:val="0"/><w:numId w:val="3"/></w:numPr><w:spacing w:after="60"/></w:pPr><w:r><w:rPr><w:b/><w:bCs/></w:rPr><w:t xml:space="preserve">Import.</w:t></w:r><w:r><w:t xml:space="preserve"> The teacher pastes the reply (JSON, even with extra text around it) or uploads a CSV from the template, up to 40 at a time. Each question lands as a draft that students don’t see.</w:t></w:r></w:p><w:p><w:pPr><w:pStyle w:val="ListParagraph"/><w:numPr><w:ilvl w:val="0"/><w:numId w:val="3"/></w:numPr><w:spacing w:after="60"/></w:pPr><w:r><w:rPr><w:b/><w:bCs/></w:rPr><w:t xml:space="preserve">Approve.</w:t></w:r><w:r><w:t xml:space="preserve"> The teacher approves, edits or rejects each draft in the Lessons &amp; questions tab, or approves all drafts without warnings at once. Only approved questions reach students.</w:t></w:r></w:p><w:p><w:pPr><w:spacing w:after="120"/></w:pPr><w:r><w:t xml:space="preserve">Checks that run in the app, with no AI:</w:t></w:r></w:p><w:p><w:pPr><w:pStyle w:val="ListParagraph"/><w:numPr><w:ilvl w:val="0"/><w:numId w:val="2"/></w:numPr><w:spacing w:after="60"/></w:pPr><w:r><w:t xml:space="preserve">Skipped, with the reason shown: no correct answer, not exactly three wrong answers, two answers the same, or too long.</w:t></w:r></w:p><w:p><w:pPr><w:pStyle w:val="ListParagraph"/><w:numPr><w:ilvl w:val="0"/><w:numId w:val="2"/></w:numPr><w:spacing w:after="60"/></w:pPr><w:r><w:t xml:space="preserve">Warning on the draft: it matches a question already in the lesson.</w:t></w:r></w:p><w:p><w:pPr><w:pStyle w:val="ListParagraph"/><w:numPr><w:ilvl w:val="0"/><w:numId w:val="2"/></w:numPr><w:spacing w:after="60"/></w:pPr><w:r><w:t xml:space="preserve">Warning on the draft: the right answer is much longer than the wrong ones, or a wrong answer is “all/none of the above”.</w:t></w:r></w:p><w:p><w:pPr><w:pStyle w:val="ListParagraph"/><w:numPr><w:ilvl w:val="0"/><w:numId w:val="2"/></w:numPr><w:spacing w:after="60"/></w:pPr><w:r><w:t xml:space="preserve">Warning on the draft: the question is over 40 words, long for 6th grade.</w:t></w:r></w:p><w:p><w:pPr><w:pStyle w:val="ListParagraph"/><w:numPr><w:ilvl w:val="0"/><w:numId w:val="2"/></w:numPr><w:spacing w:after="60"/></w:pPr><w:r><w:t xml:space="preserve">Miss rates (step 9): the Missed column in the Lessons &amp; questions tab shows how often the class misses each question. A question missed 60% of the time or more, after 5 or more answers, is flagged, so a confusing question or bad key can be edited or hidden in one click. Editing a question starts its count over.</w:t></w:r></w:p><w:p><w:pPr><w:pStyle w:val="Heading1"/><w:spacing w:after="120" w:before="300"/></w:pPr><w:r><w:t xml:space="preserve">Phase 4: Khan alignment loop · Built October 9, 2026 (run supabase/migrations/20261010000000_khan_results.sql first)</w:t></w:r></w:p><w:p><w:pPr><w:spacing w:after="120"/></w:pPr><w:r><w:t xml:space="preserve">The real test of the bank is a student’s Khan unit test score.</w:t></w:r></w:p><w:p><w:pPr><w:pStyle w:val="ListParagraph"/><w:numPr><w:ilvl w:val="0"/><w:numId w:val="4"/></w:numPr><w:spacing w:after="60"/></w:pPr><w:r><w:t xml:space="preserve">A student finishes a Pet Town unit test, then takes the matching Khan unit test.</w:t></w:r></w:p><w:p><w:pPr><w:pStyle w:val="ListParagraph"/><w:numPr><w:ilvl w:val="0"/><w:numId w:val="4"/></w:numPr><w:spacing w:after="60"/></w:pPr><w:r><w:t xml:space="preserve">The teacher logs the date, the score and which Khan topics were missed in the Khan unit test check card, at the bottom of the Lessons &amp; questions tab (topic names only, no copied Khan questions).</w:t></w:r></w:p><w:p><w:pPr><w:pStyle w:val="ListParagraph"/><w:numPr><w:ilvl w:val="0"/><w:numId w:val="4"/></w:numPr><w:spacing w:after="60"/></w:pPr><w:r><w:t xml:space="preserve">Copy prompt adds those missed topics, so imported questions target them.</w:t></w:r></w:p><w:p><w:pPr><w:pStyle w:val="ListParagraph"/><w:numPr><w:ilvl w:val="0"/><w:numId w:val="4"/></w:numPr><w:spacing w:after="60"/></w:pPr><w:r><w:t xml:space="preserve">The card shows a badge per student per unit: Passed Khan, Khan-ready (Pet Town unit test passed, no open missed topics), Reteach first, or Not yet. Retaught closes a missed topic.</w:t></w:r></w:p><w:p><w:pPr><w:spacing w:after="120"/></w:pPr><w:r><w:rPr><w:b/><w:bCs/></w:rPr><w:t xml:space="preserve">Success measure: students who pass the Pet Town unit test reach the class’s Khan pass mark (default 80%) on the first try. Next: log a few students’ Khan results as a baseline.</w:t></w:r><w:r><w:t xml:space="preserve"></w:t></w:r></w:p><w:p><w:pPr><w:pStyle w:val="Heading1"/><w:spacing w:after="120" w:before="300"/></w:pPr><w:r><w:t xml:space="preserve">Phase 5: Later ideas</w:t></w:r></w:p><w:p><w:pPr><w:spacing w:after="120"/></w:pPr><w:r><w:t xml:space="preserve">Phases 1 to 4 are built. These come after the baseline Khan results are in.</w:t></w:r></w:p><w:p><w:pPr><w:pStyle w:val="ListParagraph"/><w:numPr><w:ilvl w:val="0"/><w:numId w:val="2"/></w:numPr><w:spacing w:after="60"/></w:pPr><w:r><w:rPr><w:b/><w:bCs/></w:rPr><w:t xml:space="preserve">Shared bank: </w:t></w:r><w:r><w:t xml:space="preserve">teachers share approved questions with other Pet Town teachers.</w:t></w:r></w:p><w:p><w:pPr><w:pStyle w:val="ListParagraph"/><w:numPr><w:ilvl w:val="0"/><w:numId w:val="2"/></w:numPr><w:spacing w:after="60"/></w:pPr><w:r><w:rPr><w:b/><w:bCs/></w:rPr><w:t xml:space="preserve">Picture questions:</w:t></w:r><w:r><w:t xml:space="preserve"> data tables and simple diagrams in Science questions, drawn by Pet Town. (Phase 1 data tables are plain text.)</w:t></w:r></w:p><w:p><w:pPr><w:pStyle w:val="ListParagraph"/><w:numPr><w:ilvl w:val="0"/><w:numId w:val="2"/></w:numPr><w:spacing w:after="60"/></w:pPr><w:r><w:rPr><w:b/><w:bCs/></w:rPr><w:t xml:space="preserve">New units: </w:t></w:r><w:r><w:t xml:space="preserve">the Latin app and new Pet Town units start from the same chat-written banks and review flow.</w:t></w:r></w:p><w:p><w:pPr><w:pStyle w:val="ListParagraph"/><w:numPr><w:ilvl w:val="0"/><w:numId w:val="2"/></w:numPr><w:spacing w:after="60"/></w:pPr><w:r><w:rPr><w:b/><w:bCs/></w:rPr><w:t xml:space="preserve">TPT question packs: </w:t></w:r><w:r><w:t xml:space="preserve">export an approved bank as a printable quiz set.</w:t></w:r></w:p><w:p><w:pPr><w:pStyle w:val="ListParagraph"/><w:numPr><w:ilvl w:val="0"/><w:numId w:val="2"/></w:numPr><w:spacing w:after="60"/></w:pPr><w:r><w:rPr><w:b/><w:bCs/></w:rPr><w:t xml:space="preserve">More question types: </w:t></w:r><w:r><w:t xml:space="preserve">two-part and multi-select questions, closer to Khan’s unit tests.</w:t></w:r></w:p><w:p><w:pPr><w:pStyle w:val="Heading1"/><w:spacing w:after="120" w:before="300"/></w:pPr><w:r><w:t xml:space="preserve">Phase 6: Pet Town lesson videos (the video engine)</w:t></w:r></w:p><w:p><w:pPr><w:spacing w:after="120"/></w:pPr><w:r><w:t xml:space="preserve">Replace Khan’s videos with our own, in Khan’s order. Khan keeps two jobs only: the order of lessons, and the Khan unit test check as the outside benchmark. Spec: LESSON-VIDEOS.md.</w:t></w:r></w:p><w:p><w:pPr><w:pStyle w:val="ListParagraph"/><w:numPr><w:ilvl w:val="0"/><w:numId w:val="2"/></w:numPr><w:spacing w:after="60"/></w:pPr><w:r><w:rPr><w:b/><w:bCs/></w:rPr><w:t xml:space="preserve">Two waves per lesson.</w:t></w:r><w:r><w:t xml:space="preserve"> First a placeholder, built automatically from a lesson script (narrated slides with Pet Town’s own pictures, a free offline computer voice and captions). Then Andy records the lesson himself from the same script, and it replaces the placeholder in place.</w:t></w:r></w:p><w:p><w:pPr><w:pStyle w:val="ListParagraph"/><w:numPr><w:ilvl w:val="0"/><w:numId w:val="2"/></w:numPr><w:spacing w:after="60"/></w:pPr><w:r><w:rPr><w:b/><w:bCs/></w:rPr><w:t xml:space="preserve">About 110 videos.</w:t></w:r><w:r><w:t xml:space="preserve"> 49 for English, History and Biology (one per block or extra reading), and about 60 for math (one per station, with short clips only where a skill needs its own example).</w:t></w:r></w:p><w:p><w:pPr><w:pStyle w:val="ListParagraph"/><w:numPr><w:ilvl w:val="0"/><w:numId w:val="2"/></w:numPr><w:spacing w:after="60"/></w:pPr><w:r><w:rPr><w:b/><w:bCs/></w:rPr><w:t xml:space="preserve">Lesson catalog.</w:t></w:r><w:r><w:t xml:space="preserve"> One file, src/shared/lessonVideos.js, lists every lesson in Khan order with its script and YouTube video. A lesson without a video keeps its Khan link; a teacher’s own link still wins for that class.</w:t></w:r></w:p><w:p><w:pPr><w:pStyle w:val="ListParagraph"/><w:numPr><w:ilvl w:val="0"/><w:numId w:val="2"/></w:numPr><w:spacing w:after="60"/></w:pPr><w:r><w:rPr><w:b/><w:bCs/></w:rPr><w:t xml:space="preserve">Scripts written in chat.</w:t></w:r><w:r><w:t xml:space="preserve"> Like the question banks: original wording (never Khan’s transcripts), 3 to 6 minutes, 6th grade reading level, ending with a check question from the lesson’s bank. Reviewed by Andy before building.</w:t></w:r></w:p><w:p><w:pPr><w:pStyle w:val="ListParagraph"/><w:numPr><w:ilvl w:val="0"/><w:numId w:val="2"/></w:numPr><w:spacing w:after="60"/></w:pPr><w:r><w:rPr><w:b/><w:bCs/></w:rPr><w:t xml:space="preserve">Placeholder builder.</w:t></w:r><w:r><w:t xml:space="preserve"> scripts/build-video.mjs runs in the Codespace with no account or API key: slides rendered in Chromium (math slides use Pet Town’s own number lines and area models), Piper voice, ffmpeg, captions.</w:t></w:r></w:p><w:p><w:pPr><w:pStyle w:val="ListParagraph"/><w:numPr><w:ilvl w:val="0"/><w:numId w:val="2"/></w:numPr><w:spacing w:after="60"/></w:pPr><w:r><w:rPr><w:b/><w:bCs/></w:rPr><w:t xml:space="preserve">YouTube, unlisted, played inside Pet Town.</w:t></w:r><w:r><w:t xml:space="preserve"> Students press Watch the lesson and never leave Pet Town; the Khan link is hidden once a lesson has a video. Watching 80% marks the lesson watched in the student’s save.</w:t></w:r></w:p><w:p><w:pPr><w:pStyle w:val="ListParagraph"/><w:numPr><w:ilvl w:val="0"/><w:numId w:val="2"/></w:numPr><w:spacing w:after="60"/></w:pPr><w:r><w:rPr><w:b/><w:bCs/></w:rPr><w:t xml:space="preserve">Still open:</w:t></w:r><w:r><w:t xml:space="preserve"> a free offline voice or a paid, more natural one (used only while building); on camera or voice over screen for recordings; YouTube links or MP4 files for the TPT version.</w:t></w:r></w:p><w:p><w:pPr><w:pStyle w:val="Heading1"/><w:spacing w:after="120" w:before="300"/></w:pPr><w:r><w:t xml:space="preserve">Order of work</w:t></w:r></w:p><w:p><w:pPr><w:spacing w:after="120"/></w:pPr><w:r><w:t xml:space="preserve">Each step is tested before the next starts.</w:t></w:r></w:p><w:tbl><w:tblPr><w:tblW w:type="dxa" w:w="9360"/><w:tblBorders><w:top w:val="single" w:color="auto" w:sz="4"/><w:left w:val="single" w:color="auto" w:sz="4"/><w:bottom w:val="single" w:color="auto" w:sz="4"/><w:right w:val="single" w:color="auto" w:sz="4"/><w:insideH w:val="single" w:color="auto" w:sz="4"/><w:insideV w:val="single" w:color="auto" w:sz="4"/></w:tblBorders></w:tblPr><w:tblGrid><w:gridCol w:w="600"/><w:gridCol w:w="5160"/><w:gridCol w:w="1600"/><w:gridCol w:w="2000"/></w:tblGrid><w:tr><w:trPr><w:tblHeader/></w:trPr><w:tc><w:tcPr><w:tcW w:type="dxa" w:w="600"/><w:tcBorders><w:top w:val="single" w:color="BFBFBF" w:sz="4"/><w:left w:val="single" w:color="BFBFBF" w:sz="4"/><w:bottom w:val="single" w:color="BFBFBF" w:sz="4"/><w:right w:val="single" w:color="BFBFBF" w:sz="4"/></w:tcBorders><w:shd w:fill="E8EEF4" w:color="auto" w:val="clear"/><w:tcMar><w:top w:type="dxa" w:w="60"/><w:left w:type="dxa" w:w="100"/><w:bottom w:type="dxa" w:w="60"/><w:right w:type="dxa" w:w="100"/></w:tcMar></w:tcPr><w:p><w:r><w:rPr><w:b/><w:bCs/></w:rPr><w:t xml:space="preserve">#</w:t></w:r></w:p></w:tc><w:tc><w:tcPr><w:tcW w:type="dxa" w:w="5160"/><w:tcBorders><w:top w:val="single" w:color="BFBFBF" w:sz="4"/><w:left w:val="single" w:color="BFBFBF" w:sz="4"/><w:bottom w:val="single" w:color="BFBFBF" w:sz="4"/><w:right w:val="single" w:color="BFBFBF" w:sz="4"/></w:tcBorders><w:shd w:fill="E8EEF4" w:color="auto" w:val="clear"/><w:tcMar><w:top w:type="dxa" w:w="60"/><w:left w:type="dxa" w:w="100"/><w:bottom w:type="dxa" w:w="60"/><w:right w:type="dxa" w:w="100"/></w:tcMar></w:tcPr><w:p><w:r><w:rPr><w:b/><w:bCs/></w:rPr><w:t xml:space="preserve">Step</w:t></w:r></w:p></w:tc><w:tc><w:tcPr><w:tcW w:type="dxa" w:w="1600"/><w:tcBorders><w:top w:val="single" w:color="BFBFBF" w:sz="4"/><w:left w:val="single" w:color="BFBFBF" w:sz="4"/><w:bottom w:val="single" w:color="BFBFBF" w:sz="4"/><w:right w:val="single" w:color="BFBFBF" w:sz="4"/></w:tcBorders><w:shd w:fill="E8EEF4" w:color="auto" w:val="clear"/><w:tcMar><w:top w:type="dxa" w:w="60"/><w:left w:type="dxa" w:w="100"/><w:bottom w:type="dxa" w:w="60"/><w:right w:type="dxa" w:w="100"/></w:tcMar></w:tcPr><w:p><w:r><w:rPr><w:b/><w:bCs/></w:rPr><w:t xml:space="preserve">Phase</w:t></w:r></w:p></w:tc><w:tc><w:tcPr><w:tcW w:type="dxa" w:w="2000"/><w:tcBorders><w:top w:val="single" w:color="BFBFBF" w:sz="4"/><w:left w:val="single" w:color="BFBFBF" w:sz="4"/><w:bottom w:val="single" w:color="BFBFBF" w:sz="4"/><w:right w:val="single" w:color="BFBFBF" w:sz="4"/></w:tcBorders><w:shd w:fill="E8EEF4" w:color="auto" w:val="clear"/><w:tcMar><w:top w:type="dxa" w:w="60"/><w:left w:type="dxa" w:w="100"/><w:bottom w:type="dxa" w:w="60"/><w:right w:type="dxa" w:w="100"/></w:tcMar></w:tcPr><w:p><w:r><w:rPr><w:b/><w:bCs/></w:rPr><w:t xml:space="preserve">Status</w:t></w:r></w:p></w:tc></w:tr><w:tr><w:trPr><w:tblHeader w:val="false"/></w:trPr><w:tc><w:tcPr><w:tcW w:type="dxa" w:w="600"/><w:tcBorders><w:top w:val="single" w:color="BFBFBF" w:sz="4"/><w:left w:val="single" w:color="BFBFBF" w:sz="4"/><w:bottom w:val="single" w:color="BFBFBF" w:sz="4"/><w:right w:val="single" w:color="BFBFBF" w:sz="4"/></w:tcBorders><w:tcMar><w:top w:type="dxa" w:w="60"/><w:left w:type="dxa" w:w="100"/><w:bottom w:type="dxa" w:w="60"/><w:right w:type="dxa" w:w="100"/></w:tcMar></w:tcPr><w:p><w:r><w:t xml:space="preserve">1</w:t></w:r></w:p></w:tc><w:tc><w:tcPr><w:tcW w:type="dxa" w:w="5160"/><w:tcBorders><w:top w:val="single" w:color="BFBFBF" w:sz="4"/><w:left w:val="single" w:color="BFBFBF" w:sz="4"/><w:bottom w:val="single" w:color="BFBFBF" w:sz="4"/><w:right w:val="single" w:color="BFBFBF" w:sz="4"/></w:tcBorders><w:tcMar><w:top w:type="dxa" w:w="60"/><w:left w:type="dxa" w:w="100"/><w:bottom w:type="dxa" w:w="60"/><w:right w:type="dxa" w:w="100"/></w:tcMar></w:tcPr><w:p><w:r><w:t xml:space="preserve">Science Unit 1 bank (110 questions)</w:t></w:r></w:p></w:tc><w:tc><w:tcPr><w:tcW w:type="dxa" w:w="1600"/><w:tcBorders><w:top w:val="single" w:color="BFBFBF" w:sz="4"/><w:left w:val="single" w:color="BFBFBF" w:sz="4"/><w:bottom w:val="single" w:color="BFBFBF" w:sz="4"/><w:right w:val="single" w:color="BFBFBF" w:sz="4"/></w:tcBorders><w:tcMar><w:top w:type="dxa" w:w="60"/><w:left w:type="dxa" w:w="100"/><w:bottom w:type="dxa" w:w="60"/><w:right w:type="dxa" w:w="100"/></w:tcMar></w:tcPr><w:p><w:r><w:t xml:space="preserve">1</w:t></w:r></w:p></w:tc><w:tc><w:tcPr><w:tcW w:type="dxa" w:w="2000"/><w:tcBorders><w:top w:val="single" w:color="BFBFBF" w:sz="4"/><w:left w:val="single" w:color="BFBFBF" w:sz="4"/><w:bottom w:val="single" w:color="BFBFBF" w:sz="4"/><w:right w:val="single" w:color="BFBFBF" w:sz="4"/></w:tcBorders><w:tcMar><w:top w:type="dxa" w:w="60"/><w:left w:type="dxa" w:w="100"/><w:bottom w:type="dxa" w:w="60"/><w:right w:type="dxa" w:w="100"/></w:tcMar></w:tcPr><w:p><w:r><w:t xml:space="preserve">Done</w:t></w:r></w:p></w:tc></w:tr><w:tr><w:trPr><w:tblHeader w:val="false"/></w:trPr><w:tc><w:tcPr><w:tcW w:type="dxa" w:w="600"/><w:tcBorders><w:top w:val="single" w:color="BFBFBF" w:sz="4"/><w:left w:val="single" w:color="BFBFBF" w:sz="4"/><w:bottom w:val="single" w:color="BFBFBF" w:sz="4"/><w:right w:val="single" w:color="BFBFBF" w:sz="4"/></w:tcBorders><w:tcMar><w:top w:type="dxa" w:w="60"/><w:left w:type="dxa" w:w="100"/><w:bottom w:type="dxa" w:w="60"/><w:right w:type="dxa" w:w="100"/></w:tcMar></w:tcPr><w:p><w:r><w:t xml:space="preserve">2</w:t></w:r></w:p></w:tc><w:tc><w:tcPr><w:tcW w:type="dxa" w:w="5160"/><w:tcBorders><w:top w:val="single" w:color="BFBFBF" w:sz="4"/><w:left w:val="single" w:color="BFBFBF" w:sz="4"/><w:bottom w:val="single" w:color="BFBFBF" w:sz="4"/><w:right w:val="single" w:color="BFBFBF" w:sz="4"/></w:tcBorders><w:tcMar><w:top w:type="dxa" w:w="60"/><w:left w:type="dxa" w:w="100"/><w:bottom w:type="dxa" w:w="60"/><w:right w:type="dxa" w:w="100"/></w:tcMar></w:tcPr><w:p><w:r><w:t xml:space="preserve">Difficulty in Pet Town, plus tags and fixes for the original Biology questions (docs/rigor-update.mjs)</w:t></w:r></w:p></w:tc><w:tc><w:tcPr><w:tcW w:type="dxa" w:w="1600"/><w:tcBorders><w:top w:val="single" w:color="BFBFBF" w:sz="4"/><w:left w:val="single" w:color="BFBFBF" w:sz="4"/><w:bottom w:val="single" w:color="BFBFBF" w:sz="4"/><w:right w:val="single" w:color="BFBFBF" w:sz="4"/></w:tcBorders><w:tcMar><w:top w:type="dxa" w:w="60"/><w:left w:type="dxa" w:w="100"/><w:bottom w:type="dxa" w:w="60"/><w:right w:type="dxa" w:w="100"/></w:tcMar></w:tcPr><w:p><w:r><w:t xml:space="preserve">1</w:t></w:r></w:p></w:tc><w:tc><w:tcPr><w:tcW w:type="dxa" w:w="2000"/><w:tcBorders><w:top w:val="single" w:color="BFBFBF" w:sz="4"/><w:left w:val="single" w:color="BFBFBF" w:sz="4"/><w:bottom w:val="single" w:color="BFBFBF" w:sz="4"/><w:right w:val="single" w:color="BFBFBF" w:sz="4"/></w:tcBorders><w:tcMar><w:top w:type="dxa" w:w="60"/><w:left w:type="dxa" w:w="100"/><w:bottom w:type="dxa" w:w="60"/><w:right w:type="dxa" w:w="100"/></w:tcMar></w:tcPr><w:p><w:r><w:t xml:space="preserve">Done</w:t></w:r></w:p></w:tc></w:tr><w:tr><w:trPr><w:tblHeader w:val="false"/></w:trPr><w:tc><w:tcPr><w:tcW w:type="dxa" w:w="600"/><w:tcBorders><w:top w:val="single" w:color="BFBFBF" w:sz="4"/><w:left w:val="single" w:color="BFBFBF" w:sz="4"/><w:bottom w:val="single" w:color="BFBFBF" w:sz="4"/><w:right w:val="single" w:color="BFBFBF" w:sz="4"/></w:tcBorders><w:tcMar><w:top w:type="dxa" w:w="60"/><w:left w:type="dxa" w:w="100"/><w:bottom w:type="dxa" w:w="60"/><w:right w:type="dxa" w:w="100"/></w:tcMar></w:tcPr><w:p><w:r><w:t xml:space="preserve">3</w:t></w:r></w:p></w:tc><w:tc><w:tcPr><w:tcW w:type="dxa" w:w="5160"/><w:tcBorders><w:top w:val="single" w:color="BFBFBF" w:sz="4"/><w:left w:val="single" w:color="BFBFBF" w:sz="4"/><w:bottom w:val="single" w:color="BFBFBF" w:sz="4"/><w:right w:val="single" w:color="BFBFBF" w:sz="4"/></w:tcBorders><w:tcMar><w:top w:type="dxa" w:w="60"/><w:left w:type="dxa" w:w="100"/><w:bottom w:type="dxa" w:w="60"/><w:right w:type="dxa" w:w="100"/></w:tcMar></w:tcPr><w:p><w:r><w:t xml:space="preserve">History Unit 1 bank (40 questions, docs/history1-bank.mjs)</w:t></w:r></w:p></w:tc><w:tc><w:tcPr><w:tcW w:type="dxa" w:w="1600"/><w:tcBorders><w:top w:val="single" w:color="BFBFBF" w:sz="4"/><w:left w:val="single" w:color="BFBFBF" w:sz="4"/><w:bottom w:val="single" w:color="BFBFBF" w:sz="4"/><w:right w:val="single" w:color="BFBFBF" w:sz="4"/></w:tcBorders><w:tcMar><w:top w:type="dxa" w:w="60"/><w:left w:type="dxa" w:w="100"/><w:bottom w:type="dxa" w:w="60"/><w:right w:type="dxa" w:w="100"/></w:tcMar></w:tcPr><w:p><w:r><w:t xml:space="preserve">1</w:t></w:r></w:p></w:tc><w:tc><w:tcPr><w:tcW w:type="dxa" w:w="2000"/><w:tcBorders><w:top w:val="single" w:color="BFBFBF" w:sz="4"/><w:left w:val="single" w:color="BFBFBF" w:sz="4"/><w:bottom w:val="single" w:color="BFBFBF" w:sz="4"/><w:right w:val="single" w:color="BFBFBF" w:sz="4"/></w:tcBorders><w:tcMar><w:top w:type="dxa" w:w="60"/><w:left w:type="dxa" w:w="100"/><w:bottom w:type="dxa" w:w="60"/><w:right w:type="dxa" w:w="100"/></w:tcMar></w:tcPr><w:p><w:r><w:t xml:space="preserve">Done</w:t></w:r></w:p></w:tc></w:tr><w:tr><w:trPr><w:tblHeader w:val="false"/></w:trPr><w:tc><w:tcPr><w:tcW w:type="dxa" w:w="600"/><w:tcBorders><w:top w:val="single" w:color="BFBFBF" w:sz="4"/><w:left w:val="single" w:color="BFBFBF" w:sz="4"/><w:bottom w:val="single" w:color="BFBFBF" w:sz="4"/><w:right w:val="single" w:color="BFBFBF" w:sz="4"/></w:tcBorders><w:tcMar><w:top w:type="dxa" w:w="60"/><w:left w:type="dxa" w:w="100"/><w:bottom w:type="dxa" w:w="60"/><w:right w:type="dxa" w:w="100"/></w:tcMar></w:tcPr><w:p><w:r><w:t xml:space="preserve">4</w:t></w:r></w:p></w:tc><w:tc><w:tcPr><w:tcW w:type="dxa" w:w="5160"/><w:tcBorders><w:top w:val="single" w:color="BFBFBF" w:sz="4"/><w:left w:val="single" w:color="BFBFBF" w:sz="4"/><w:bottom w:val="single" w:color="BFBFBF" w:sz="4"/><w:right w:val="single" w:color="BFBFBF" w:sz="4"/></w:tcBorders><w:tcMar><w:top w:type="dxa" w:w="60"/><w:left w:type="dxa" w:w="100"/><w:bottom w:type="dxa" w:w="60"/><w:right w:type="dxa" w:w="100"/></w:tcMar></w:tcPr><w:p><w:r><w:t xml:space="preserve">Lesson links and question editing, including teacher veto (LESSON-CONTENT.md)</w:t></w:r></w:p></w:tc><w:tc><w:tcPr><w:tcW w:type="dxa" w:w="1600"/><w:tcBorders><w:top w:val="single" w:color="BFBFBF" w:sz="4"/><w:left w:val="single" w:color="BFBFBF" w:sz="4"/><w:bottom w:val="single" w:color="BFBFBF" w:sz="4"/><w:right w:val="single" w:color="BFBFBF" w:sz="4"/></w:tcBorders><w:tcMar><w:top w:type="dxa" w:w="60"/><w:left w:type="dxa" w:w="100"/><w:bottom w:type="dxa" w:w="60"/><w:right w:type="dxa" w:w="100"/></w:tcMar></w:tcPr><w:p><w:r><w:t xml:space="preserve">2</w:t></w:r></w:p></w:tc><w:tc><w:tcPr><w:tcW w:type="dxa" w:w="2000"/><w:tcBorders><w:top w:val="single" w:color="BFBFBF" w:sz="4"/><w:left w:val="single" w:color="BFBFBF" w:sz="4"/><w:bottom w:val="single" w:color="BFBFBF" w:sz="4"/><w:right w:val="single" w:color="BFBFBF" w:sz="4"/></w:tcBorders><w:tcMar><w:top w:type="dxa" w:w="60"/><w:left w:type="dxa" w:w="100"/><w:bottom w:type="dxa" w:w="60"/><w:right w:type="dxa" w:w="100"/></w:tcMar></w:tcPr><w:p><w:r><w:t xml:space="preserve">Done</w:t></w:r></w:p></w:tc></w:tr><w:tr><w:trPr><w:tblHeader w:val="false"/></w:trPr><w:tc><w:tcPr><w:tcW w:type="dxa" w:w="600"/><w:tcBorders><w:top w:val="single" w:color="BFBFBF" w:sz="4"/><w:left w:val="single" w:color="BFBFBF" w:sz="4"/><w:bottom w:val="single" w:color="BFBFBF" w:sz="4"/><w:right w:val="single" w:color="BFBFBF" w:sz="4"/></w:tcBorders><w:tcMar><w:top w:type="dxa" w:w="60"/><w:left w:type="dxa" w:w="100"/><w:bottom w:type="dxa" w:w="60"/><w:right w:type="dxa" w:w="100"/></w:tcMar></w:tcPr><w:p><w:r><w:t xml:space="preserve">5</w:t></w:r></w:p></w:tc><w:tc><w:tcPr><w:tcW w:type="dxa" w:w="5160"/><w:tcBorders><w:top w:val="single" w:color="BFBFBF" w:sz="4"/><w:left w:val="single" w:color="BFBFBF" w:sz="4"/><w:bottom w:val="single" w:color="BFBFBF" w:sz="4"/><w:right w:val="single" w:color="BFBFBF" w:sz="4"/></w:tcBorders><w:tcMar><w:top w:type="dxa" w:w="60"/><w:left w:type="dxa" w:w="100"/><w:bottom w:type="dxa" w:w="60"/><w:right w:type="dxa" w:w="100"/></w:tcMar></w:tcPr><w:p><w:r><w:t xml:space="preserve">History Unit 2 bank, plus fixing long right answers in its originals</w:t></w:r></w:p></w:tc><w:tc><w:tcPr><w:tcW w:type="dxa" w:w="1600"/><w:tcBorders><w:top w:val="single" w:color="BFBFBF" w:sz="4"/><w:left w:val="single" w:color="BFBFBF" w:sz="4"/><w:bottom w:val="single" w:color="BFBFBF" w:sz="4"/><w:right w:val="single" w:color="BFBFBF" w:sz="4"/></w:tcBorders><w:tcMar><w:top w:type="dxa" w:w="60"/><w:left w:type="dxa" w:w="100"/><w:bottom w:type="dxa" w:w="60"/><w:right w:type="dxa" w:w="100"/></w:tcMar></w:tcPr><w:p><w:r><w:t xml:space="preserve">1</w:t></w:r></w:p></w:tc><w:tc><w:tcPr><w:tcW w:type="dxa" w:w="2000"/><w:tcBorders><w:top w:val="single" w:color="BFBFBF" w:sz="4"/><w:left w:val="single" w:color="BFBFBF" w:sz="4"/><w:bottom w:val="single" w:color="BFBFBF" w:sz="4"/><w:right w:val="single" w:color="BFBFBF" w:sz="4"/></w:tcBorders><w:tcMar><w:top w:type="dxa" w:w="60"/><w:left w:type="dxa" w:w="100"/><w:bottom w:type="dxa" w:w="60"/><w:right w:type="dxa" w:w="100"/></w:tcMar></w:tcPr><w:p><w:r><w:t xml:space="preserve">Done</w:t></w:r></w:p></w:tc></w:tr><w:tr><w:trPr><w:tblHeader w:val="false"/></w:trPr><w:tc><w:tcPr><w:tcW w:type="dxa" w:w="600"/><w:tcBorders><w:top w:val="single" w:color="BFBFBF" w:sz="4"/><w:left w:val="single" w:color="BFBFBF" w:sz="4"/><w:bottom w:val="single" w:color="BFBFBF" w:sz="4"/><w:right w:val="single" w:color="BFBFBF" w:sz="4"/></w:tcBorders><w:tcMar><w:top w:type="dxa" w:w="60"/><w:left w:type="dxa" w:w="100"/><w:bottom w:type="dxa" w:w="60"/><w:right w:type="dxa" w:w="100"/></w:tcMar></w:tcPr><w:p><w:r><w:t xml:space="preserve">6</w:t></w:r></w:p></w:tc><w:tc><w:tcPr><w:tcW w:type="dxa" w:w="5160"/><w:tcBorders><w:top w:val="single" w:color="BFBFBF" w:sz="4"/><w:left w:val="single" w:color="BFBFBF" w:sz="4"/><w:bottom w:val="single" w:color="BFBFBF" w:sz="4"/><w:right w:val="single" w:color="BFBFBF" w:sz="4"/></w:tcBorders><w:tcMar><w:top w:type="dxa" w:w="60"/><w:left w:type="dxa" w:w="100"/><w:bottom w:type="dxa" w:w="60"/><w:right w:type="dxa" w:w="100"/></w:tcMar></w:tcPr><w:p><w:r><w:t xml:space="preserve">History Units 3 and 4, one unit per script</w:t></w:r></w:p></w:tc><w:tc><w:tcPr><w:tcW w:type="dxa" w:w="1600"/><w:tcBorders><w:top w:val="single" w:color="BFBFBF" w:sz="4"/><w:left w:val="single" w:color="BFBFBF" w:sz="4"/><w:bottom w:val="single" w:color="BFBFBF" w:sz="4"/><w:right w:val="single" w:color="BFBFBF" w:sz="4"/></w:tcBorders><w:tcMar><w:top w:type="dxa" w:w="60"/><w:left w:type="dxa" w:w="100"/><w:bottom w:type="dxa" w:w="60"/><w:right w:type="dxa" w:w="100"/></w:tcMar></w:tcPr><w:p><w:r><w:t xml:space="preserve">1</w:t></w:r></w:p></w:tc><w:tc><w:tcPr><w:tcW w:type="dxa" w:w="2000"/><w:tcBorders><w:top w:val="single" w:color="BFBFBF" w:sz="4"/><w:left w:val="single" w:color="BFBFBF" w:sz="4"/><w:bottom w:val="single" w:color="BFBFBF" w:sz="4"/><w:right w:val="single" w:color="BFBFBF" w:sz="4"/></w:tcBorders><w:tcMar><w:top w:type="dxa" w:w="60"/><w:left w:type="dxa" w:w="100"/><w:bottom w:type="dxa" w:w="60"/><w:right w:type="dxa" w:w="100"/></w:tcMar></w:tcPr><w:p><w:r><w:t xml:space="preserve">Done</w:t></w:r></w:p></w:tc></w:tr><w:tr><w:trPr><w:tblHeader w:val="false"/></w:trPr><w:tc><w:tcPr><w:tcW w:type="dxa" w:w="600"/><w:tcBorders><w:top w:val="single" w:color="BFBFBF" w:sz="4"/><w:left w:val="single" w:color="BFBFBF" w:sz="4"/><w:bottom w:val="single" w:color="BFBFBF" w:sz="4"/><w:right w:val="single" w:color="BFBFBF" w:sz="4"/></w:tcBorders><w:tcMar><w:top w:type="dxa" w:w="60"/><w:left w:type="dxa" w:w="100"/><w:bottom w:type="dxa" w:w="60"/><w:right w:type="dxa" w:w="100"/></w:tcMar></w:tcPr><w:p><w:r><w:t xml:space="preserve">7</w:t></w:r></w:p></w:tc><w:tc><w:tcPr><w:tcW w:type="dxa" w:w="5160"/><w:tcBorders><w:top w:val="single" w:color="BFBFBF" w:sz="4"/><w:left w:val="single" w:color="BFBFBF" w:sz="4"/><w:bottom w:val="single" w:color="BFBFBF" w:sz="4"/><w:right w:val="single" w:color="BFBFBF" w:sz="4"/></w:tcBorders><w:tcMar><w:top w:type="dxa" w:w="60"/><w:left w:type="dxa" w:w="100"/><w:bottom w:type="dxa" w:w="60"/><w:right w:type="dxa" w:w="100"/></w:tcMar></w:tcPr><w:p><w:r><w:t xml:space="preserve">English banks (tagged), the math thin spots, and level 3 harder in every math generator</w:t></w:r></w:p></w:tc><w:tc><w:tcPr><w:tcW w:type="dxa" w:w="1600"/><w:tcBorders><w:top w:val="single" w:color="BFBFBF" w:sz="4"/><w:left w:val="single" w:color="BFBFBF" w:sz="4"/><w:bottom w:val="single" w:color="BFBFBF" w:sz="4"/><w:right w:val="single" w:color="BFBFBF" w:sz="4"/></w:tcBorders><w:tcMar><w:top w:type="dxa" w:w="60"/><w:left w:type="dxa" w:w="100"/><w:bottom w:type="dxa" w:w="60"/><w:right w:type="dxa" w:w="100"/></w:tcMar></w:tcPr><w:p><w:r><w:t xml:space="preserve">1</w:t></w:r></w:p></w:tc><w:tc><w:tcPr><w:tcW w:type="dxa" w:w="2000"/><w:tcBorders><w:top w:val="single" w:color="BFBFBF" w:sz="4"/><w:left w:val="single" w:color="BFBFBF" w:sz="4"/><w:bottom w:val="single" w:color="BFBFBF" w:sz="4"/><w:right w:val="single" w:color="BFBFBF" w:sz="4"/></w:tcBorders><w:tcMar><w:top w:type="dxa" w:w="60"/><w:left w:type="dxa" w:w="100"/><w:bottom w:type="dxa" w:w="60"/><w:right w:type="dxa" w:w="100"/></w:tcMar></w:tcPr><w:p><w:r><w:t xml:space="preserve">Done</w:t></w:r></w:p></w:tc></w:tr><w:tr><w:trPr><w:tblHeader w:val="false"/></w:trPr><w:tc><w:tcPr><w:tcW w:type="dxa" w:w="600"/><w:tcBorders><w:top w:val="single" w:color="BFBFBF" w:sz="4"/><w:left w:val="single" w:color="BFBFBF" w:sz="4"/><w:bottom w:val="single" w:color="BFBFBF" w:sz="4"/><w:right w:val="single" w:color="BFBFBF" w:sz="4"/></w:tcBorders><w:tcMar><w:top w:type="dxa" w:w="60"/><w:left w:type="dxa" w:w="100"/><w:bottom w:type="dxa" w:w="60"/><w:right w:type="dxa" w:w="100"/></w:tcMar></w:tcPr><w:p><w:r><w:t xml:space="preserve">8</w:t></w:r></w:p></w:tc><w:tc><w:tcPr><w:tcW w:type="dxa" w:w="5160"/><w:tcBorders><w:top w:val="single" w:color="BFBFBF" w:sz="4"/><w:left w:val="single" w:color="BFBFBF" w:sz="4"/><w:bottom w:val="single" w:color="BFBFBF" w:sz="4"/><w:right w:val="single" w:color="BFBFBF" w:sz="4"/></w:tcBorders><w:tcMar><w:top w:type="dxa" w:w="60"/><w:left w:type="dxa" w:w="100"/><w:bottom w:type="dxa" w:w="60"/><w:right w:type="dxa" w:w="100"/></w:tcMar></w:tcPr><w:p><w:r><w:t xml:space="preserve">Copy prompt, Import and the in-app checks</w:t></w:r></w:p></w:tc><w:tc><w:tcPr><w:tcW w:type="dxa" w:w="1600"/><w:tcBorders><w:top w:val="single" w:color="BFBFBF" w:sz="4"/><w:left w:val="single" w:color="BFBFBF" w:sz="4"/><w:bottom w:val="single" w:color="BFBFBF" w:sz="4"/><w:right w:val="single" w:color="BFBFBF" w:sz="4"/></w:tcBorders><w:tcMar><w:top w:type="dxa" w:w="60"/><w:left w:type="dxa" w:w="100"/><w:bottom w:type="dxa" w:w="60"/><w:right w:type="dxa" w:w="100"/></w:tcMar></w:tcPr><w:p><w:r><w:t xml:space="preserve">3</w:t></w:r></w:p></w:tc><w:tc><w:tcPr><w:tcW w:type="dxa" w:w="2000"/><w:tcBorders><w:top w:val="single" w:color="BFBFBF" w:sz="4"/><w:left w:val="single" w:color="BFBFBF" w:sz="4"/><w:bottom w:val="single" w:color="BFBFBF" w:sz="4"/><w:right w:val="single" w:color="BFBFBF" w:sz="4"/></w:tcBorders><w:tcMar><w:top w:type="dxa" w:w="60"/><w:left w:type="dxa" w:w="100"/><w:bottom w:type="dxa" w:w="60"/><w:right w:type="dxa" w:w="100"/></w:tcMar></w:tcPr><w:p><w:r><w:t xml:space="preserve">Done</w:t></w:r></w:p></w:tc></w:tr><w:tr><w:trPr><w:tblHeader w:val="false"/></w:trPr><w:tc><w:tcPr><w:tcW w:type="dxa" w:w="600"/><w:tcBorders><w:top w:val="single" w:color="BFBFBF" w:sz="4"/><w:left w:val="single" w:color="BFBFBF" w:sz="4"/><w:bottom w:val="single" w:color="BFBFBF" w:sz="4"/><w:right w:val="single" w:color="BFBFBF" w:sz="4"/></w:tcBorders><w:tcMar><w:top w:type="dxa" w:w="60"/><w:left w:type="dxa" w:w="100"/><w:bottom w:type="dxa" w:w="60"/><w:right w:type="dxa" w:w="100"/></w:tcMar></w:tcPr><w:p><w:r><w:t xml:space="preserve">9</w:t></w:r></w:p></w:tc><w:tc><w:tcPr><w:tcW w:type="dxa" w:w="5160"/><w:tcBorders><w:top w:val="single" w:color="BFBFBF" w:sz="4"/><w:left w:val="single" w:color="BFBFBF" w:sz="4"/><w:bottom w:val="single" w:color="BFBFBF" w:sz="4"/><w:right w:val="single" w:color="BFBFBF" w:sz="4"/></w:tcBorders><w:tcMar><w:top w:type="dxa" w:w="60"/><w:left w:type="dxa" w:w="100"/><w:bottom w:type="dxa" w:w="60"/><w:right w:type="dxa" w:w="100"/></w:tcMar></w:tcPr><w:p><w:r><w:t xml:space="preserve">Log question ids with answers; miss-rate column in the teacher report</w:t></w:r></w:p></w:tc><w:tc><w:tcPr><w:tcW w:type="dxa" w:w="1600"/><w:tcBorders><w:top w:val="single" w:color="BFBFBF" w:sz="4"/><w:left w:val="single" w:color="BFBFBF" w:sz="4"/><w:bottom w:val="single" w:color="BFBFBF" w:sz="4"/><w:right w:val="single" w:color="BFBFBF" w:sz="4"/></w:tcBorders><w:tcMar><w:top w:type="dxa" w:w="60"/><w:left w:type="dxa" w:w="100"/><w:bottom w:type="dxa" w:w="60"/><w:right w:type="dxa" w:w="100"/></w:tcMar></w:tcPr><w:p><w:r><w:t xml:space="preserve">3</w:t></w:r></w:p></w:tc><w:tc><w:tcPr><w:tcW w:type="dxa" w:w="2000"/><w:tcBorders><w:top w:val="single" w:color="BFBFBF" w:sz="4"/><w:left w:val="single" w:color="BFBFBF" w:sz="4"/><w:bottom w:val="single" w:color="BFBFBF" w:sz="4"/><w:right w:val="single" w:color="BFBFBF" w:sz="4"/></w:tcBorders><w:tcMar><w:top w:type="dxa" w:w="60"/><w:left w:type="dxa" w:w="100"/><w:bottom w:type="dxa" w:w="60"/><w:right w:type="dxa" w:w="100"/></w:tcMar></w:tcPr><w:p><w:r><w:t xml:space="preserve">Done</w:t></w:r></w:p></w:tc></w:tr><w:tr><w:trPr><w:tblHeader w:val="false"/></w:trPr><w:tc><w:tcPr><w:tcW w:type="dxa" w:w="600"/><w:tcBorders><w:top w:val="single" w:color="BFBFBF" w:sz="4"/><w:left w:val="single" w:color="BFBFBF" w:sz="4"/><w:bottom w:val="single" w:color="BFBFBF" w:sz="4"/><w:right w:val="single" w:color="BFBFBF" w:sz="4"/></w:tcBorders><w:tcMar><w:top w:type="dxa" w:w="60"/><w:left w:type="dxa" w:w="100"/><w:bottom w:type="dxa" w:w="60"/><w:right w:type="dxa" w:w="100"/></w:tcMar></w:tcPr><w:p><w:r><w:t xml:space="preserve">10</w:t></w:r></w:p></w:tc><w:tc><w:tcPr><w:tcW w:type="dxa" w:w="5160"/><w:tcBorders><w:top w:val="single" w:color="BFBFBF" w:sz="4"/><w:left w:val="single" w:color="BFBFBF" w:sz="4"/><w:bottom w:val="single" w:color="BFBFBF" w:sz="4"/><w:right w:val="single" w:color="BFBFBF" w:sz="4"/></w:tcBorders><w:tcMar><w:top w:type="dxa" w:w="60"/><w:left w:type="dxa" w:w="100"/><w:bottom w:type="dxa" w:w="60"/><w:right w:type="dxa" w:w="100"/></w:tcMar></w:tcPr><w:p><w:r><w:t xml:space="preserve">Khan results form and the Khan-ready badge</w:t></w:r></w:p></w:tc><w:tc><w:tcPr><w:tcW w:type="dxa" w:w="1600"/><w:tcBorders><w:top w:val="single" w:color="BFBFBF" w:sz="4"/><w:left w:val="single" w:color="BFBFBF" w:sz="4"/><w:bottom w:val="single" w:color="BFBFBF" w:sz="4"/><w:right w:val="single" w:color="BFBFBF" w:sz="4"/></w:tcBorders><w:tcMar><w:top w:type="dxa" w:w="60"/><w:left w:type="dxa" w:w="100"/><w:bottom w:type="dxa" w:w="60"/><w:right w:type="dxa" w:w="100"/></w:tcMar></w:tcPr><w:p><w:r><w:t xml:space="preserve">4</w:t></w:r></w:p></w:tc><w:tc><w:tcPr><w:tcW w:type="dxa" w:w="2000"/><w:tcBorders><w:top w:val="single" w:color="BFBFBF" w:sz="4"/><w:left w:val="single" w:color="BFBFBF" w:sz="4"/><w:bottom w:val="single" w:color="BFBFBF" w:sz="4"/><w:right w:val="single" w:color="BFBFBF" w:sz="4"/></w:tcBorders><w:tcMar><w:top w:type="dxa" w:w="60"/><w:left w:type="dxa" w:w="100"/><w:bottom w:type="dxa" w:w="60"/><w:right w:type="dxa" w:w="100"/></w:tcMar></w:tcPr><w:p><w:r><w:t xml:space="preserve">Done</w:t></w:r></w:p></w:tc></w:tr><w:tr><w:trPr><w:tblHeader w:val="false"/></w:trPr><w:tc><w:tcPr><w:tcW w:type="dxa" w:w="600"/><w:tcBorders><w:top w:val="single" w:color="BFBFBF" w:sz="4"/><w:left w:val="single" w:color="BFBFBF" w:sz="4"/><w:bottom w:val="single" w:color="BFBFBF" w:sz="4"/><w:right w:val="single" w:color="BFBFBF" w:sz="4"/></w:tcBorders><w:tcMar><w:top w:type="dxa" w:w="60"/><w:left w:type="dxa" w:w="100"/><w:bottom w:type="dxa" w:w="60"/><w:right w:type="dxa" w:w="100"/></w:tcMar></w:tcPr><w:p><w:r><w:t xml:space="preserve">11</w:t></w:r></w:p></w:tc><w:tc><w:tcPr><w:tcW w:type="dxa" w:w="5160"/><w:tcBorders><w:top w:val="single" w:color="BFBFBF" w:sz="4"/><w:left w:val="single" w:color="BFBFBF" w:sz="4"/><w:bottom w:val="single" w:color="BFBFBF" w:sz="4"/><w:right w:val="single" w:color="BFBFBF" w:sz="4"/></w:tcBorders><w:tcMar><w:top w:type="dxa" w:w="60"/><w:left w:type="dxa" w:w="100"/><w:bottom w:type="dxa" w:w="60"/><w:right w:type="dxa" w:w="100"/></w:tcMar></w:tcPr><w:p><w:r><w:t xml:space="preserve">Apply the step 8, 9 and 10 patches in order, then run the khan_results migration in Supabase</w:t></w:r></w:p></w:tc><w:tc><w:tcPr><w:tcW w:type="dxa" w:w="1600"/><w:tcBorders><w:top w:val="single" w:color="BFBFBF" w:sz="4"/><w:left w:val="single" w:color="BFBFBF" w:sz="4"/><w:bottom w:val="single" w:color="BFBFBF" w:sz="4"/><w:right w:val="single" w:color="BFBFBF" w:sz="4"/></w:tcBorders><w:tcMar><w:top w:type="dxa" w:w="60"/><w:left w:type="dxa" w:w="100"/><w:bottom w:type="dxa" w:w="60"/><w:right w:type="dxa" w:w="100"/></w:tcMar></w:tcPr><w:p><w:r><w:t xml:space="preserve">3–4</w:t></w:r></w:p></w:tc><w:tc><w:tcPr><w:tcW w:type="dxa" w:w="2000"/><w:tcBorders><w:top w:val="single" w:color="BFBFBF" w:sz="4"/><w:left w:val="single" w:color="BFBFBF" w:sz="4"/><w:bottom w:val="single" w:color="BFBFBF" w:sz="4"/><w:right w:val="single" w:color="BFBFBF" w:sz="4"/></w:tcBorders><w:tcMar><w:top w:type="dxa" w:w="60"/><w:left w:type="dxa" w:w="100"/><w:bottom w:type="dxa" w:w="60"/><w:right w:type="dxa" w:w="100"/></w:tcMar></w:tcPr><w:p><w:r><w:t xml:space="preserve">Done</w:t></w:r></w:p></w:tc></w:tr><w:tr><w:trPr><w:tblHeader w:val="false"/></w:trPr><w:tc><w:tcPr><w:tcW w:type="dxa" w:w="600"/><w:tcBorders><w:top w:val="single" w:color="BFBFBF" w:sz="4"/><w:left w:val="single" w:color="BFBFBF" w:sz="4"/><w:bottom w:val="single" w:color="BFBFBF" w:sz="4"/><w:right w:val="single" w:color="BFBFBF" w:sz="4"/></w:tcBorders><w:tcMar><w:top w:type="dxa" w:w="60"/><w:left w:type="dxa" w:w="100"/><w:bottom w:type="dxa" w:w="60"/><w:right w:type="dxa" w:w="100"/></w:tcMar></w:tcPr><w:p><w:r><w:t xml:space="preserve">12</w:t></w:r></w:p></w:tc><w:tc><w:tcPr><w:tcW w:type="dxa" w:w="5160"/><w:tcBorders><w:top w:val="single" w:color="BFBFBF" w:sz="4"/><w:left w:val="single" w:color="BFBFBF" w:sz="4"/><w:bottom w:val="single" w:color="BFBFBF" w:sz="4"/><w:right w:val="single" w:color="BFBFBF" w:sz="4"/></w:tcBorders><w:tcMar><w:top w:type="dxa" w:w="60"/><w:left w:type="dxa" w:w="100"/><w:bottom w:type="dxa" w:w="60"/><w:right w:type="dxa" w:w="100"/></w:tcMar></w:tcPr><w:p><w:r><w:t xml:space="preserve">Log a few students’ Khan unit test results as the baseline for the success measure</w:t></w:r></w:p></w:tc><w:tc><w:tcPr><w:tcW w:type="dxa" w:w="1600"/><w:tcBorders><w:top w:val="single" w:color="BFBFBF" w:sz="4"/><w:left w:val="single" w:color="BFBFBF" w:sz="4"/><w:bottom w:val="single" w:color="BFBFBF" w:sz="4"/><w:right w:val="single" w:color="BFBFBF" w:sz="4"/></w:tcBorders><w:tcMar><w:top w:type="dxa" w:w="60"/><w:left w:type="dxa" w:w="100"/><w:bottom w:type="dxa" w:w="60"/><w:right w:type="dxa" w:w="100"/></w:tcMar></w:tcPr><w:p><w:r><w:t xml:space="preserve">4</w:t></w:r></w:p></w:tc><w:tc><w:tcPr><w:tcW w:type="dxa" w:w="2000"/><w:tcBorders><w:top w:val="single" w:color="BFBFBF" w:sz="4"/><w:left w:val="single" w:color="BFBFBF" w:sz="4"/><w:bottom w:val="single" w:color="BFBFBF" w:sz="4"/><w:right w:val="single" w:color="BFBFBF" w:sz="4"/></w:tcBorders><w:tcMar><w:top w:type="dxa" w:w="60"/><w:left w:type="dxa" w:w="100"/><w:bottom w:type="dxa" w:w="60"/><w:right w:type="dxa" w:w="100"/></w:tcMar></w:tcPr><w:p><w:r><w:t xml:space="preserve">Done</w:t></w:r></w:p></w:tc></w:tr><w:tr><w:trPr><w:tblHeader w:val="false"/></w:trPr><w:tc><w:tcPr><w:tcW w:type="dxa" w:w="600"/><w:tcBorders><w:top w:val="single" w:color="BFBFBF" w:sz="4"/><w:left w:val="single" w:color="BFBFBF" w:sz="4"/><w:bottom w:val="single" w:color="BFBFBF" w:sz="4"/><w:right w:val="single" w:color="BFBFBF" w:sz="4"/></w:tcBorders><w:tcMar><w:top w:type="dxa" w:w="60"/><w:left w:type="dxa" w:w="100"/><w:bottom w:type="dxa" w:w="60"/><w:right w:type="dxa" w:w="100"/></w:tcMar></w:tcPr><w:p><w:r><w:t xml:space="preserve">13</w:t></w:r></w:p></w:tc><w:tc><w:tcPr><w:tcW w:type="dxa" w:w="5160"/><w:tcBorders><w:top w:val="single" w:color="BFBFBF" w:sz="4"/><w:left w:val="single" w:color="BFBFBF" w:sz="4"/><w:bottom w:val="single" w:color="BFBFBF" w:sz="4"/><w:right w:val="single" w:color="BFBFBF" w:sz="4"/></w:tcBorders><w:tcMar><w:top w:type="dxa" w:w="60"/><w:left w:type="dxa" w:w="100"/><w:bottom w:type="dxa" w:w="60"/><w:right w:type="dxa" w:w="100"/></w:tcMar></w:tcPr><w:p><w:r><w:t xml:space="preserve">Lesson video catalog and the in-Pet-Town player (Khan link hidden when a video exists, watched tracking)</w:t></w:r></w:p></w:tc><w:tc><w:tcPr><w:tcW w:type="dxa" w:w="1600"/><w:tcBorders><w:top w:val="single" w:color="BFBFBF" w:sz="4"/><w:left w:val="single" w:color="BFBFBF" w:sz="4"/><w:bottom w:val="single" w:color="BFBFBF" w:sz="4"/><w:right w:val="single" w:color="BFBFBF" w:sz="4"/></w:tcBorders><w:tcMar><w:top w:type="dxa" w:w="60"/><w:left w:type="dxa" w:w="100"/><w:bottom w:type="dxa" w:w="60"/><w:right w:type="dxa" w:w="100"/></w:tcMar></w:tcPr><w:p><w:r><w:t xml:space="preserve">6</w:t></w:r></w:p></w:tc><w:tc><w:tcPr><w:tcW w:type="dxa" w:w="2000"/><w:tcBorders><w:top w:val="single" w:color="BFBFBF" w:sz="4"/><w:left w:val="single" w:color="BFBFBF" w:sz="4"/><w:bottom w:val="single" w:color="BFBFBF" w:sz="4"/><w:right w:val="single" w:color="BFBFBF" w:sz="4"/></w:tcBorders><w:tcMar><w:top w:type="dxa" w:w="60"/><w:left w:type="dxa" w:w="100"/><w:bottom w:type="dxa" w:w="60"/><w:right w:type="dxa" w:w="100"/></w:tcMar></w:tcPr><w:p><w:r><w:t xml:space="preserve">Done</w:t></w:r></w:p></w:tc></w:tr><w:tr><w:trPr><w:tblHeader w:val="false"/></w:trPr><w:tc><w:tcPr><w:tcW w:type="dxa" w:w="600"/><w:tcBorders><w:top w:val="single" w:color="BFBFBF" w:sz="4"/><w:left w:val="single" w:color="BFBFBF" w:sz="4"/><w:bottom w:val="single" w:color="BFBFBF" w:sz="4"/><w:right w:val="single" w:color="BFBFBF" w:sz="4"/></w:tcBorders><w:tcMar><w:top w:type="dxa" w:w="60"/><w:left w:type="dxa" w:w="100"/><w:bottom w:type="dxa" w:w="60"/><w:right w:type="dxa" w:w="100"/></w:tcMar></w:tcPr><w:p><w:r><w:t xml:space="preserve">14</w:t></w:r></w:p></w:tc><w:tc><w:tcPr><w:tcW w:type="dxa" w:w="5160"/><w:tcBorders><w:top w:val="single" w:color="BFBFBF" w:sz="4"/><w:left w:val="single" w:color="BFBFBF" w:sz="4"/><w:bottom w:val="single" w:color="BFBFBF" w:sz="4"/><w:right w:val="single" w:color="BFBFBF" w:sz="4"/></w:tcBorders><w:tcMar><w:top w:type="dxa" w:w="60"/><w:left w:type="dxa" w:w="100"/><w:bottom w:type="dxa" w:w="60"/><w:right w:type="dxa" w:w="100"/></w:tcMar></w:tcPr><w:p><w:r><w:t xml:space="preserve">Script format, placeholder builder and status report; prototype one Biology lesson and one math station, then decide if quality is good enough</w:t></w:r></w:p></w:tc><w:tc><w:tcPr><w:tcW w:type="dxa" w:w="1600"/><w:tcBorders><w:top w:val="single" w:color="BFBFBF" w:sz="4"/><w:left w:val="single" w:color="BFBFBF" w:sz="4"/><w:bottom w:val="single" w:color="BFBFBF" w:sz="4"/><w:right w:val="single" w:color="BFBFBF" w:sz="4"/></w:tcBorders><w:tcMar><w:top w:type="dxa" w:w="60"/><w:left w:type="dxa" w:w="100"/><w:bottom w:type="dxa" w:w="60"/><w:right w:type="dxa" w:w="100"/></w:tcMar></w:tcPr><w:p><w:r><w:t xml:space="preserve">6</w:t></w:r></w:p></w:tc><w:tc><w:tcPr><w:tcW w:type="dxa" w:w="2000"/><w:tcBorders><w:top w:val="single" w:color="BFBFBF" w:sz="4"/><w:left w:val="single" w:color="BFBFBF" w:sz="4"/><w:bottom w:val="single" w:color="BFBFBF" w:sz="4"/><w:right w:val="single" w:color="BFBFBF" w:sz="4"/></w:tcBorders><w:tcMar><w:top w:type="dxa" w:w="60"/><w:left w:type="dxa" w:w="100"/><w:bottom w:type="dxa" w:w="60"/><w:right w:type="dxa" w:w="100"/></w:tcMar></w:tcPr><w:p><w:r><w:t xml:space="preserve">Built; placeholder voice rejected</w:t></w:r></w:p></w:tc></w:tr><w:tr><w:trPr><w:tblHeader w:val="false"/></w:trPr><w:tc><w:tcPr><w:tcW w:type="dxa" w:w="600"/><w:tcBorders><w:top w:val="single" w:color="BFBFBF" w:sz="4"/><w:left w:val="single" w:color="BFBFBF" w:sz="4"/><w:bottom w:val="single" w:color="BFBFBF" w:sz="4"/><w:right w:val="single" w:color="BFBFBF" w:sz="4"/></w:tcBorders><w:tcMar><w:top w:type="dxa" w:w="60"/><w:left w:type="dxa" w:w="100"/><w:bottom w:type="dxa" w:w="60"/><w:right w:type="dxa" w:w="100"/></w:tcMar></w:tcPr><w:p><w:r><w:t xml:space="preserve">15</w:t></w:r></w:p></w:tc><w:tc><w:tcPr><w:tcW w:type="dxa" w:w="5160"/><w:tcBorders><w:top w:val="single" w:color="BFBFBF" w:sz="4"/><w:left w:val="single" w:color="BFBFBF" w:sz="4"/><w:bottom w:val="single" w:color="BFBFBF" w:sz="4"/><w:right w:val="single" w:color="BFBFBF" w:sz="4"/></w:tcBorders><w:tcMar><w:top w:type="dxa" w:w="60"/><w:left w:type="dxa" w:w="100"/><w:bottom w:type="dxa" w:w="60"/><w:right w:type="dxa" w:w="100"/></w:tcMar></w:tcPr><w:p><w:r><w:t xml:space="preserve">Lesson scripts and placeholder videos, unit by unit (Biology, History, English, then math stations)</w:t></w:r></w:p></w:tc><w:tc><w:tcPr><w:tcW w:type="dxa" w:w="1600"/><w:tcBorders><w:top w:val="single" w:color="BFBFBF" w:sz="4"/><w:left w:val="single" w:color="BFBFBF" w:sz="4"/><w:bottom w:val="single" w:color="BFBFBF" w:sz="4"/><w:right w:val="single" w:color="BFBFBF" w:sz="4"/></w:tcBorders><w:tcMar><w:top w:type="dxa" w:w="60"/><w:left w:type="dxa" w:w="100"/><w:bottom w:type="dxa" w:w="60"/><w:right w:type="dxa" w:w="100"/></w:tcMar></w:tcPr><w:p><w:r><w:t xml:space="preserve">6</w:t></w:r></w:p></w:tc><w:tc><w:tcPr><w:tcW w:type="dxa" w:w="2000"/><w:tcBorders><w:top w:val="single" w:color="BFBFBF" w:sz="4"/><w:left w:val="single" w:color="BFBFBF" w:sz="4"/><w:bottom w:val="single" w:color="BFBFBF" w:sz="4"/><w:right w:val="single" w:color="BFBFBF" w:sz="4"/></w:tcBorders><w:tcMar><w:top w:type="dxa" w:w="60"/><w:left w:type="dxa" w:w="100"/><w:bottom w:type="dxa" w:w="60"/><w:right w:type="dxa" w:w="100"/></w:tcMar></w:tcPr><w:p><w:r><w:t xml:space="preserve">On hold (own videos instead)</w:t></w:r></w:p></w:tc></w:tr><w:tr><w:trPr><w:tblHeader w:val="false"/></w:trPr><w:tc><w:tcPr><w:tcW w:type="dxa" w:w="600"/><w:tcBorders><w:top w:val="single" w:color="BFBFBF" w:sz="4"/><w:left w:val="single" w:color="BFBFBF" w:sz="4"/><w:bottom w:val="single" w:color="BFBFBF" w:sz="4"/><w:right w:val="single" w:color="BFBFBF" w:sz="4"/></w:tcBorders><w:tcMar><w:top w:type="dxa" w:w="60"/><w:left w:type="dxa" w:w="100"/><w:bottom w:type="dxa" w:w="60"/><w:right w:type="dxa" w:w="100"/></w:tcMar></w:tcPr><w:p><w:r><w:t xml:space="preserve">16</w:t></w:r></w:p></w:tc><w:tc><w:tcPr><w:tcW w:type="dxa" w:w="5160"/><w:tcBorders><w:top w:val="single" w:color="BFBFBF" w:sz="4"/><w:left w:val="single" w:color="BFBFBF" w:sz="4"/><w:bottom w:val="single" w:color="BFBFBF" w:sz="4"/><w:right w:val="single" w:color="BFBFBF" w:sz="4"/></w:tcBorders><w:tcMar><w:top w:type="dxa" w:w="60"/><w:left w:type="dxa" w:w="100"/><w:bottom w:type="dxa" w:w="60"/><w:right w:type="dxa" w:w="100"/></w:tcMar></w:tcPr><w:p><w:r><w:t xml:space="preserve">Recorded videos replace placeholders, most-practiced lessons first</w:t></w:r></w:p></w:tc><w:tc><w:tcPr><w:tcW w:type="dxa" w:w="1600"/><w:tcBorders><w:top w:val="single" w:color="BFBFBF" w:sz="4"/><w:left w:val="single" w:color="BFBFBF" w:sz="4"/><w:bottom w:val="single" w:color="BFBFBF" w:sz="4"/><w:right w:val="single" w:color="BFBFBF" w:sz="4"/></w:tcBorders><w:tcMar><w:top w:type="dxa" w:w="60"/><w:left w:type="dxa" w:w="100"/><w:bottom w:type="dxa" w:w="60"/><w:right w:type="dxa" w:w="100"/></w:tcMar></w:tcPr><w:p><w:r><w:t xml:space="preserve">6</w:t></w:r></w:p></w:tc><w:tc><w:tcPr><w:tcW w:type="dxa" w:w="2000"/><w:tcBorders><w:top w:val="single" w:color="BFBFBF" w:sz="4"/><w:left w:val="single" w:color="BFBFBF" w:sz="4"/><w:bottom w:val="single" w:color="BFBFBF" w:sz="4"/><w:right w:val="single" w:color="BFBFBF" w:sz="4"/></w:tcBorders><w:tcMar><w:top w:type="dxa" w:w="60"/><w:left w:type="dxa" w:w="100"/><w:bottom w:type="dxa" w:w="60"/><w:right w:type="dxa" w:w="100"/></w:tcMar></w:tcPr><w:p><w:r><w:t xml:space="preserve">Not started</w:t></w:r></w:p></w:tc></w:tr><w:tr><w:trPr><w:tblHeader w:val="false"/></w:trPr><w:tc><w:tcPr><w:tcW w:type="dxa" w:w="600"/><w:tcBorders><w:top w:val="single" w:color="BFBFBF" w:sz="4"/><w:left w:val="single" w:color="BFBFBF" w:sz="4"/><w:bottom w:val="single" w:color="BFBFBF" w:sz="4"/><w:right w:val="single" w:color="BFBFBF" w:sz="4"/></w:tcBorders><w:tcMar><w:top w:type="dxa" w:w="60"/><w:left w:type="dxa" w:w="100"/><w:bottom w:type="dxa" w:w="60"/><w:right w:type="dxa" w:w="100"/></w:tcMar></w:tcPr><w:p><w:r><w:t xml:space="preserve">17</w:t></w:r></w:p></w:tc><w:tc><w:tcPr><w:tcW w:type="dxa" w:w="5160"/><w:tcBorders><w:top w:val="single" w:color="BFBFBF" w:sz="4"/><w:left w:val="single" w:color="BFBFBF" w:sz="4"/><w:bottom w:val="single" w:color="BFBFBF" w:sz="4"/><w:right w:val="single" w:color="BFBFBF" w:sz="4"/></w:tcBorders><w:tcMar><w:top w:type="dxa" w:w="60"/><w:left w:type="dxa" w:w="100"/><w:bottom w:type="dxa" w:w="60"/><w:right w:type="dxa" w:w="100"/></w:tcMar></w:tcPr><w:p><w:r><w:t xml:space="preserve">Teacher view: each lesson’s video and how many students watched it before practicing</w:t></w:r></w:p></w:tc><w:tc><w:tcPr><w:tcW w:type="dxa" w:w="1600"/><w:tcBorders><w:top w:val="single" w:color="BFBFBF" w:sz="4"/><w:left w:val="single" w:color="BFBFBF" w:sz="4"/><w:bottom w:val="single" w:color="BFBFBF" w:sz="4"/><w:right w:val="single" w:color="BFBFBF" w:sz="4"/></w:tcBorders><w:tcMar><w:top w:type="dxa" w:w="60"/><w:left w:type="dxa" w:w="100"/><w:bottom w:type="dxa" w:w="60"/><w:right w:type="dxa" w:w="100"/></w:tcMar></w:tcPr><w:p><w:r><w:t xml:space="preserve">6</w:t></w:r></w:p></w:tc><w:tc><w:tcPr><w:tcW w:type="dxa" w:w="2000"/><w:tcBorders><w:top w:val="single" w:color="BFBFBF" w:sz="4"/><w:left w:val="single" w:color="BFBFBF" w:sz="4"/><w:bottom w:val="single" w:color="BFBFBF" w:sz="4"/><w:right w:val="single" w:color="BFBFBF" w:sz="4"/></w:tcBorders><w:tcMar><w:top w:type="dxa" w:w="60"/><w:left w:type="dxa" w:w="100"/><w:bottom w:type="dxa" w:w="60"/><w:right w:type="dxa" w:w="100"/></w:tcMar></w:tcPr><w:p><w:r><w:t xml:space="preserve">Not started</w:t></w:r></w:p></w:tc></w:tr></w:tbl><w:p><w:pPr><w:pStyle w:val="Heading1"/><w:spacing w:after="120" w:before="300"/></w:pPr><w:r><w:t xml:space="preserve">Decisions</w:t></w:r></w:p><w:p><w:pPr><w:pStyle w:val="Heading2"/><w:spacing w:after="100" w:before="200"/></w:pPr><w:r><w:t xml:space="preserve">Settled</w:t></w:r></w:p><w:p><w:pPr><w:pStyle w:val="ListParagraph"/><w:numPr><w:ilvl w:val="0"/><w:numId w:val="2"/></w:numPr><w:spacing w:after="60"/></w:pPr><w:r><w:t xml:space="preserve">No Claude API or key. Questions are written in chat, imported, or written by teachers.</w:t></w:r></w:p><w:p><w:pPr><w:pStyle w:val="ListParagraph"/><w:numPr><w:ilvl w:val="0"/><w:numId w:val="2"/></w:numPr><w:spacing w:after="60"/></w:pPr><w:r><w:t xml:space="preserve">Khan videos and built-in questions are the default; teachers can drop in their own.</w:t></w:r></w:p><w:p><w:pPr><w:pStyle w:val="ListParagraph"/><w:numPr><w:ilvl w:val="0"/><w:numId w:val="2"/></w:numPr><w:spacing w:after="60"/></w:pPr><w:r><w:t xml:space="preserve">Teacher changes are per class, with a Copy to my other classes button.</w:t></w:r></w:p><w:p><w:pPr><w:pStyle w:val="ListParagraph"/><w:numPr><w:ilvl w:val="0"/><w:numId w:val="2"/></w:numPr><w:spacing w:after="60"/></w:pPr><w:r><w:t xml:space="preserve">Teacher lesson content is a link, title and note. No file uploads.</w:t></w:r></w:p><w:p><w:pPr><w:pStyle w:val="ListParagraph"/><w:numPr><w:ilvl w:val="0"/><w:numId w:val="2"/></w:numPr><w:spacing w:after="60"/></w:pPr><w:r><w:t xml:space="preserve">Deleting a built-in question hides it and can be restored; teachers’ own questions are truly deleted.</w:t></w:r></w:p><w:p><w:pPr><w:pStyle w:val="ListParagraph"/><w:numPr><w:ilvl w:val="0"/><w:numId w:val="2"/></w:numPr><w:spacing w:after="60"/></w:pPr><w:r><w:t xml:space="preserve">Science Unit 1 goes first. Approved, as long as teachers can veto any question (hide or edit it for their class, in Phase 2).</w:t></w:r></w:p><w:p><w:pPr><w:pStyle w:val="ListParagraph"/><w:numPr><w:ilvl w:val="0"/><w:numId w:val="2"/></w:numPr><w:spacing w:after="60"/></w:pPr><w:r><w:t xml:space="preserve">Quizzes and unit tests lean toward harder questions; practice builds from easier to harder.</w:t></w:r></w:p><w:p><w:pPr><w:pStyle w:val="ListParagraph"/><w:numPr><w:ilvl w:val="0"/><w:numId w:val="2"/></w:numPr><w:spacing w:after="60"/></w:pPr><w:r><w:t xml:space="preserve">What counts as passing a Khan unit test is set per class in the Khan unit test check (default 80%).</w:t></w:r></w:p><w:p><w:pPr><w:pStyle w:val="ListParagraph"/><w:numPr><w:ilvl w:val="0"/><w:numId w:val="2"/></w:numPr><w:spacing w:after="60"/></w:pPr><w:r><w:t xml:space="preserve">Miss rates and Khan results are kept without new tables: tallies in each student’s save, Khan results in one new column on classes (teacher only).</w:t></w:r></w:p><w:p><w:pPr><w:pStyle w:val="Heading2"/><w:spacing w:after="100" w:before="200"/></w:pPr><w:r><w:t xml:space="preserve">Still open</w:t></w:r></w:p><w:p><w:pPr><w:pStyle w:val="ListParagraph"/><w:numPr><w:ilvl w:val="0"/><w:numId w:val="2"/></w:numPr><w:spacing w:after="60"/></w:pPr><w:r><w:t xml:space="preserve">The TPT version runs without the class backend. Should it include teacher question editing (which needs the backend), or ship with the built-in banks only?</w:t></w:r></w:p><w:sectPr><w:pgSz w:w="12240" w:h="15840" w:orient="portrait"/><w:pgMar w:top="1440" w:right="1440" w:bottom="1440" w:left="1440" w:header="708" w:footer="708" w:gutter="0"/><w:pgNumType/><w:docGrid w:linePitch="360"/></w:sectPr></w:body></w:document>
+<file path=word/document.xml><?xml version="1.0" encoding="utf-8"?>
+<w:document xmlns:wpc="http://schemas.microsoft.com/office/word/2010/wordprocessingCanvas" xmlns:mc="http://schemas.openxmlformats.org/markup-compatibility/2006" xmlns:o="urn:schemas-microsoft-com:office:office" xmlns:r="http://schemas.openxmlformats.org/officeDocument/2006/relationships" xmlns:m="http://schemas.openxmlformats.org/officeDocument/2006/math" xmlns:v="urn:schemas-microsoft-com:vml" xmlns:wp14="http://schemas.microsoft.com/office/word/2010/wordprocessingDrawing" xmlns:wp="http://schemas.openxmlformats.org/drawingml/2006/wordprocessingDrawing" xmlns:w10="urn:schemas-microsoft-com:office:word" xmlns:w="http://schemas.openxmlformats.org/wordprocessingml/2006/main" xmlns:w14="http://schemas.microsoft.com/office/word/2010/wordml" xmlns:w15="http://schemas.microsoft.com/office/word/2012/wordml" xmlns:wpg="http://schemas.microsoft.com/office/word/2010/wordprocessingGroup" xmlns:wpi="http://schemas.microsoft.com/office/word/2010/wordprocessingInk" xmlns:wne="http://schemas.microsoft.com/office/word/2006/wordml" xmlns:wps="http://schemas.microsoft.com/office/word/2010/wordprocessingShape" xmlns:cx="http://schemas.microsoft.com/office/drawing/2014/chartex" xmlns:cx1="http://schemas.microsoft.com/office/drawing/2015/9/8/chartex" xmlns:cx2="http://schemas.microsoft.com/office/drawing/2015/10/21/chartex" xmlns:cx3="http://schemas.microsoft.com/office/drawing/2016/5/9/chartex" xmlns:cx4="http://schemas.microsoft.com/office/drawing/2016/5/10/chartex" xmlns:cx5="http://schemas.microsoft.com/office/drawing/2016/5/11/chartex" xmlns:cx6="http://schemas.microsoft.com/office/drawing/2016/5/12/chartex" xmlns:cx7="http://schemas.microsoft.com/office/drawing/2016/5/13/chartex" xmlns:cx8="http://schemas.microsoft.com/office/drawing/2016/5/14/chartex" xmlns:aink="http://schemas.microsoft.com/office/drawing/2016/ink" xmlns:am3d="http://schemas.microsoft.com/office/drawing/2017/model3d" xmlns:w16cex="http://schemas.microsoft.com/office/word/2018/wordml/cex" xmlns:w16cid="http://schemas.microsoft.com/office/word/2016/wordml/cid" xmlns:w16="http://schemas.microsoft.com/office/word/2018/wordml" xmlns:w16sdtdh="http://schemas.microsoft.com/office/word/2020/wordml/sdtdatahash" xmlns:w16se="http://schemas.microsoft.com/office/word/2015/wordml/symex" mc:Ignorable="w14 w15 wp14">
+  <w:body>
+    <w:p>
+      <w:pPr>
+        <w:pStyle w:val="Title"/>
+      </w:pPr>
+      <w:r>
+        <w:t xml:space="preserve">Pet Town Question Bank and Lesson Video Roadmap</w:t>
+      </w:r>
+    </w:p>
+    <w:p>
+      <w:pPr>
+        <w:spacing w:after="120"/>
+      </w:pPr>
+      <w:r>
+        <w:rPr>
+          <w:color w:val="666666"/>
+        </w:rPr>
+        <w:t xml:space="preserve">Updated October 12, 2026 · Andy Mattick</w:t>
+      </w:r>
+    </w:p>
+    <w:p>
+      <w:pPr>
+        <w:pStyle w:val="Heading1"/>
+        <w:spacing w:after="120" w:before="300"/>
+      </w:pPr>
+      <w:r>
+        <w:t xml:space="preserve">Goal</w:t>
+      </w:r>
+    </w:p>
+    <w:p>
+      <w:pPr>
+        <w:spacing w:after="120"/>
+      </w:pPr>
+      <w:r>
+        <w:t xml:space="preserve">A student who passes a Pet Town unit test should be ready to pass the matching Khan Academy unit test. To get there, every lesson needs enough questions at Khan’s level that practice never repeats. Claude helps write those questions in chat, and only teacher-approved ones reach students.</w:t>
+      </w:r>
+    </w:p>
+    <w:p>
+      <w:pPr>
+        <w:spacing w:after="120"/>
+      </w:pPr>
+      <w:r>
+        <w:t xml:space="preserve">Three rules hold throughout:</w:t>
+      </w:r>
+    </w:p>
+    <w:p>
+      <w:pPr>
+        <w:pStyle w:val="ListParagraph"/>
+        <w:numPr>
+          <w:ilvl w:val="0"/>
+          <w:numId w:val="2"/>
+        </w:numPr>
+        <w:spacing w:after="60"/>
+      </w:pPr>
+      <w:r>
+        <w:rPr>
+          <w:b/>
+          <w:bCs/>
+        </w:rPr>
+        <w:t xml:space="preserve">No live AI and no API key. </w:t>
+      </w:r>
+      <w:r>
+        <w:t xml:space="preserve">Questions are written ahead of time, in chat or by teachers, and students only see questions a person has approved. There is no Claude API, no Edge Function and no running cost.</w:t>
+      </w:r>
+    </w:p>
+    <w:p>
+      <w:pPr>
+        <w:pStyle w:val="ListParagraph"/>
+        <w:numPr>
+          <w:ilvl w:val="0"/>
+          <w:numId w:val="2"/>
+        </w:numPr>
+        <w:spacing w:after="60"/>
+      </w:pPr>
+      <w:r>
+        <w:rPr>
+          <w:b/>
+          <w:bCs/>
+        </w:rPr>
+        <w:t xml:space="preserve">Khan stays the default. </w:t>
+      </w:r>
+      <w:r>
+        <w:t xml:space="preserve">Khan videos and the built-in questions are what every class gets until a teacher changes something, and they stay as the fallback.</w:t>
+      </w:r>
+    </w:p>
+    <w:p>
+      <w:pPr>
+        <w:pStyle w:val="ListParagraph"/>
+        <w:numPr>
+          <w:ilvl w:val="0"/>
+          <w:numId w:val="2"/>
+        </w:numPr>
+        <w:spacing w:after="60"/>
+      </w:pPr>
+      <w:r>
+        <w:rPr>
+          <w:b/>
+          <w:bCs/>
+        </w:rPr>
+        <w:t xml:space="preserve">Nothing already working gets replaced. </w:t>
+      </w:r>
+      <w:r>
+        <w:t xml:space="preserve">New database columns come in a new migration file, and existing code is edited in place, per CLAUDE.md.</w:t>
+      </w:r>
+    </w:p>
+    <w:p>
+      <w:pPr>
+        <w:pStyle w:val="Heading1"/>
+        <w:spacing w:after="120" w:before="300"/>
+      </w:pPr>
+      <w:r>
+        <w:t xml:space="preserve">Where things stand</w:t>
+      </w:r>
+    </w:p>
+    <w:p>
+      <w:pPr>
+        <w:spacing w:after="120"/>
+      </w:pPr>
+      <w:r>
+        <w:t xml:space="preserve">Steps 1 to 27 are done, and steps 31 to 38 were added and built on October 12, 2026. That covers parent checks right in the game, the 📌 What does it mean? word lookup, Khan as an optional setting, merging work saved on two devices, and onboarding guides for teachers and families. Everything up to commit 9745a7c is on main. Math pictures (step 28) are under way: step 1 of 3 (area models and fraction pictures) is built in docs/math-pictures-1.patch. Next up: grade 6 pictures (step 39).</w:t>
+      </w:r>
+    </w:p>
+    <w:tbl>
+      <w:tblPr>
+        <w:tblW w:type="dxa" w:w="9360"/>
+        <w:tblBorders>
+          <w:top w:val="single" w:color="auto" w:sz="4"/>
+          <w:left w:val="single" w:color="auto" w:sz="4"/>
+          <w:bottom w:val="single" w:color="auto" w:sz="4"/>
+          <w:right w:val="single" w:color="auto" w:sz="4"/>
+          <w:insideH w:val="single" w:color="auto" w:sz="4"/>
+          <w:insideV w:val="single" w:color="auto" w:sz="4"/>
+        </w:tblBorders>
+      </w:tblPr>
+      <w:tblGrid>
+        <w:gridCol w:w="2200"/>
+        <w:gridCol w:w="1500"/>
+        <w:gridCol w:w="1900"/>
+        <w:gridCol w:w="3760"/>
+      </w:tblGrid>
+      <w:tr>
+        <w:trPr>
+          <w:tblHeader/>
+        </w:trPr>
+        <w:tc>
+          <w:tcPr>
+            <w:tcW w:type="dxa" w:w="2200"/>
+            <w:tcBorders>
+              <w:top w:val="single" w:color="BFBFBF" w:sz="4"/>
+              <w:left w:val="single" w:color="BFBFBF" w:sz="4"/>
+              <w:bottom w:val="single" w:color="BFBFBF" w:sz="4"/>
+              <w:right w:val="single" w:color="BFBFBF" w:sz="4"/>
+            </w:tcBorders>
+            <w:shd w:fill="E8EEF4" w:color="auto" w:val="clear"/>
+            <w:tcMar>
+              <w:top w:type="dxa" w:w="60"/>
+              <w:left w:type="dxa" w:w="100"/>
+              <w:bottom w:type="dxa" w:w="60"/>
+              <w:right w:type="dxa" w:w="100"/>
+            </w:tcMar>
+          </w:tcPr>
+          <w:p>
+            <w:r>
+              <w:rPr>
+                <w:b/>
+                <w:bCs/>
+              </w:rPr>
+              <w:t xml:space="preserve">Subject</w:t>
+            </w:r>
+          </w:p>
+        </w:tc>
+        <w:tc>
+          <w:tcPr>
+            <w:tcW w:type="dxa" w:w="1500"/>
+            <w:tcBorders>
+              <w:top w:val="single" w:color="BFBFBF" w:sz="4"/>
+              <w:left w:val="single" w:color="BFBFBF" w:sz="4"/>
+              <w:bottom w:val="single" w:color="BFBFBF" w:sz="4"/>
+              <w:right w:val="single" w:color="BFBFBF" w:sz="4"/>
+            </w:tcBorders>
+            <w:shd w:fill="E8EEF4" w:color="auto" w:val="clear"/>
+            <w:tcMar>
+              <w:top w:type="dxa" w:w="60"/>
+              <w:left w:type="dxa" w:w="100"/>
+              <w:bottom w:type="dxa" w:w="60"/>
+              <w:right w:type="dxa" w:w="100"/>
+            </w:tcMar>
+          </w:tcPr>
+          <w:p>
+            <w:r>
+              <w:rPr>
+                <w:b/>
+                <w:bCs/>
+              </w:rPr>
+              <w:t xml:space="preserve">Lessons built</w:t>
+            </w:r>
+          </w:p>
+        </w:tc>
+        <w:tc>
+          <w:tcPr>
+            <w:tcW w:type="dxa" w:w="1900"/>
+            <w:tcBorders>
+              <w:top w:val="single" w:color="BFBFBF" w:sz="4"/>
+              <w:left w:val="single" w:color="BFBFBF" w:sz="4"/>
+              <w:bottom w:val="single" w:color="BFBFBF" w:sz="4"/>
+              <w:right w:val="single" w:color="BFBFBF" w:sz="4"/>
+            </w:tcBorders>
+            <w:shd w:fill="E8EEF4" w:color="auto" w:val="clear"/>
+            <w:tcMar>
+              <w:top w:type="dxa" w:w="60"/>
+              <w:left w:type="dxa" w:w="100"/>
+              <w:bottom w:type="dxa" w:w="60"/>
+              <w:right w:type="dxa" w:w="100"/>
+            </w:tcMar>
+          </w:tcPr>
+          <w:p>
+            <w:r>
+              <w:rPr>
+                <w:b/>
+                <w:bCs/>
+              </w:rPr>
+              <w:t xml:space="preserve">Questions per lesson</w:t>
+            </w:r>
+          </w:p>
+        </w:tc>
+        <w:tc>
+          <w:tcPr>
+            <w:tcW w:type="dxa" w:w="3760"/>
+            <w:tcBorders>
+              <w:top w:val="single" w:color="BFBFBF" w:sz="4"/>
+              <w:left w:val="single" w:color="BFBFBF" w:sz="4"/>
+              <w:bottom w:val="single" w:color="BFBFBF" w:sz="4"/>
+              <w:right w:val="single" w:color="BFBFBF" w:sz="4"/>
+            </w:tcBorders>
+            <w:shd w:fill="E8EEF4" w:color="auto" w:val="clear"/>
+            <w:tcMar>
+              <w:top w:type="dxa" w:w="60"/>
+              <w:left w:type="dxa" w:w="100"/>
+              <w:bottom w:type="dxa" w:w="60"/>
+              <w:right w:type="dxa" w:w="100"/>
+            </w:tcMar>
+          </w:tcPr>
+          <w:p>
+            <w:r>
+              <w:rPr>
+                <w:b/>
+                <w:bCs/>
+              </w:rPr>
+              <w:t xml:space="preserve">Status / main gap</w:t>
+            </w:r>
+          </w:p>
+        </w:tc>
+      </w:tr>
+      <w:tr>
+        <w:trPr>
+          <w:tblHeader w:val="false"/>
+        </w:trPr>
+        <w:tc>
+          <w:tcPr>
+            <w:tcW w:type="dxa" w:w="2200"/>
+            <w:tcBorders>
+              <w:top w:val="single" w:color="BFBFBF" w:sz="4"/>
+              <w:left w:val="single" w:color="BFBFBF" w:sz="4"/>
+              <w:bottom w:val="single" w:color="BFBFBF" w:sz="4"/>
+              <w:right w:val="single" w:color="BFBFBF" w:sz="4"/>
+            </w:tcBorders>
+            <w:tcMar>
+              <w:top w:type="dxa" w:w="60"/>
+              <w:left w:type="dxa" w:w="100"/>
+              <w:bottom w:type="dxa" w:w="60"/>
+              <w:right w:type="dxa" w:w="100"/>
+            </w:tcMar>
+          </w:tcPr>
+          <w:p>
+            <w:r>
+              <w:t xml:space="preserve">Science (Biology Unit 1)</w:t>
+            </w:r>
+          </w:p>
+        </w:tc>
+        <w:tc>
+          <w:tcPr>
+            <w:tcW w:type="dxa" w:w="1500"/>
+            <w:tcBorders>
+              <w:top w:val="single" w:color="BFBFBF" w:sz="4"/>
+              <w:left w:val="single" w:color="BFBFBF" w:sz="4"/>
+              <w:bottom w:val="single" w:color="BFBFBF" w:sz="4"/>
+              <w:right w:val="single" w:color="BFBFBF" w:sz="4"/>
+            </w:tcBorders>
+            <w:tcMar>
+              <w:top w:type="dxa" w:w="60"/>
+              <w:left w:type="dxa" w:w="100"/>
+              <w:bottom w:type="dxa" w:w="60"/>
+              <w:right w:type="dxa" w:w="100"/>
+            </w:tcMar>
+          </w:tcPr>
+          <w:p>
+            <w:r>
+              <w:t xml:space="preserve">11</w:t>
+            </w:r>
+          </w:p>
+        </w:tc>
+        <w:tc>
+          <w:tcPr>
+            <w:tcW w:type="dxa" w:w="1900"/>
+            <w:tcBorders>
+              <w:top w:val="single" w:color="BFBFBF" w:sz="4"/>
+              <w:left w:val="single" w:color="BFBFBF" w:sz="4"/>
+              <w:bottom w:val="single" w:color="BFBFBF" w:sz="4"/>
+              <w:right w:val="single" w:color="BFBFBF" w:sz="4"/>
+            </w:tcBorders>
+            <w:tcMar>
+              <w:top w:type="dxa" w:w="60"/>
+              <w:left w:type="dxa" w:w="100"/>
+              <w:bottom w:type="dxa" w:w="60"/>
+              <w:right w:type="dxa" w:w="100"/>
+            </w:tcMar>
+          </w:tcPr>
+          <w:p>
+            <w:r>
+              <w:t xml:space="preserve">14, tagged 1 to 3</w:t>
+            </w:r>
+          </w:p>
+        </w:tc>
+        <w:tc>
+          <w:tcPr>
+            <w:tcW w:type="dxa" w:w="3760"/>
+            <w:tcBorders>
+              <w:top w:val="single" w:color="BFBFBF" w:sz="4"/>
+              <w:left w:val="single" w:color="BFBFBF" w:sz="4"/>
+              <w:bottom w:val="single" w:color="BFBFBF" w:sz="4"/>
+              <w:right w:val="single" w:color="BFBFBF" w:sz="4"/>
+            </w:tcBorders>
+            <w:tcMar>
+              <w:top w:type="dxa" w:w="60"/>
+              <w:left w:type="dxa" w:w="100"/>
+              <w:bottom w:type="dxa" w:w="60"/>
+              <w:right w:type="dxa" w:w="100"/>
+            </w:tcMar>
+          </w:tcPr>
+          <w:p>
+            <w:r>
+              <w:t xml:space="preserve">Done. 110 new questions applied; the original 44 tagged, and 6 weak wrong answers replaced.</w:t>
+            </w:r>
+          </w:p>
+        </w:tc>
+      </w:tr>
+      <w:tr>
+        <w:trPr>
+          <w:tblHeader w:val="false"/>
+        </w:trPr>
+        <w:tc>
+          <w:tcPr>
+            <w:tcW w:type="dxa" w:w="2200"/>
+            <w:tcBorders>
+              <w:top w:val="single" w:color="BFBFBF" w:sz="4"/>
+              <w:left w:val="single" w:color="BFBFBF" w:sz="4"/>
+              <w:bottom w:val="single" w:color="BFBFBF" w:sz="4"/>
+              <w:right w:val="single" w:color="BFBFBF" w:sz="4"/>
+            </w:tcBorders>
+            <w:tcMar>
+              <w:top w:type="dxa" w:w="60"/>
+              <w:left w:type="dxa" w:w="100"/>
+              <w:bottom w:type="dxa" w:w="60"/>
+              <w:right w:type="dxa" w:w="100"/>
+            </w:tcMar>
+          </w:tcPr>
+          <w:p>
+            <w:r>
+              <w:t xml:space="preserve">History Units 1 and 2</w:t>
+            </w:r>
+          </w:p>
+        </w:tc>
+        <w:tc>
+          <w:tcPr>
+            <w:tcW w:type="dxa" w:w="1500"/>
+            <w:tcBorders>
+              <w:top w:val="single" w:color="BFBFBF" w:sz="4"/>
+              <w:left w:val="single" w:color="BFBFBF" w:sz="4"/>
+              <w:bottom w:val="single" w:color="BFBFBF" w:sz="4"/>
+              <w:right w:val="single" w:color="BFBFBF" w:sz="4"/>
+            </w:tcBorders>
+            <w:tcMar>
+              <w:top w:type="dxa" w:w="60"/>
+              <w:left w:type="dxa" w:w="100"/>
+              <w:bottom w:type="dxa" w:w="60"/>
+              <w:right w:type="dxa" w:w="100"/>
+            </w:tcMar>
+          </w:tcPr>
+          <w:p>
+            <w:r>
+              <w:t xml:space="preserve">9</w:t>
+            </w:r>
+          </w:p>
+        </w:tc>
+        <w:tc>
+          <w:tcPr>
+            <w:tcW w:type="dxa" w:w="1900"/>
+            <w:tcBorders>
+              <w:top w:val="single" w:color="BFBFBF" w:sz="4"/>
+              <w:left w:val="single" w:color="BFBFBF" w:sz="4"/>
+              <w:bottom w:val="single" w:color="BFBFBF" w:sz="4"/>
+              <w:right w:val="single" w:color="BFBFBF" w:sz="4"/>
+            </w:tcBorders>
+            <w:tcMar>
+              <w:top w:type="dxa" w:w="60"/>
+              <w:left w:type="dxa" w:w="100"/>
+              <w:bottom w:type="dxa" w:w="60"/>
+              <w:right w:type="dxa" w:w="100"/>
+            </w:tcMar>
+          </w:tcPr>
+          <w:p>
+            <w:r>
+              <w:t xml:space="preserve">14, tagged 1 to 3</w:t>
+            </w:r>
+          </w:p>
+        </w:tc>
+        <w:tc>
+          <w:tcPr>
+            <w:tcW w:type="dxa" w:w="3760"/>
+            <w:tcBorders>
+              <w:top w:val="single" w:color="BFBFBF" w:sz="4"/>
+              <w:left w:val="single" w:color="BFBFBF" w:sz="4"/>
+              <w:bottom w:val="single" w:color="BFBFBF" w:sz="4"/>
+              <w:right w:val="single" w:color="BFBFBF" w:sz="4"/>
+            </w:tcBorders>
+            <w:tcMar>
+              <w:top w:type="dxa" w:w="60"/>
+              <w:left w:type="dxa" w:w="100"/>
+              <w:bottom w:type="dxa" w:w="60"/>
+              <w:right w:type="dxa" w:w="100"/>
+            </w:tcMar>
+          </w:tcPr>
+          <w:p>
+            <w:r>
+              <w:t xml:space="preserve">Done. 90 new questions applied (40 in Unit 1, 50 in Unit 2); all originals tagged, and 19 Unit 2 originals with a too-long right answer fixed.</w:t>
+            </w:r>
+          </w:p>
+        </w:tc>
+      </w:tr>
+      <w:tr>
+        <w:trPr>
+          <w:tblHeader w:val="false"/>
+        </w:trPr>
+        <w:tc>
+          <w:tcPr>
+            <w:tcW w:type="dxa" w:w="2200"/>
+            <w:tcBorders>
+              <w:top w:val="single" w:color="BFBFBF" w:sz="4"/>
+              <w:left w:val="single" w:color="BFBFBF" w:sz="4"/>
+              <w:bottom w:val="single" w:color="BFBFBF" w:sz="4"/>
+              <w:right w:val="single" w:color="BFBFBF" w:sz="4"/>
+            </w:tcBorders>
+            <w:tcMar>
+              <w:top w:type="dxa" w:w="60"/>
+              <w:left w:type="dxa" w:w="100"/>
+              <w:bottom w:type="dxa" w:w="60"/>
+              <w:right w:type="dxa" w:w="100"/>
+            </w:tcMar>
+          </w:tcPr>
+          <w:p>
+            <w:r>
+              <w:t xml:space="preserve">History Units 3 and 4</w:t>
+            </w:r>
+          </w:p>
+        </w:tc>
+        <w:tc>
+          <w:tcPr>
+            <w:tcW w:type="dxa" w:w="1500"/>
+            <w:tcBorders>
+              <w:top w:val="single" w:color="BFBFBF" w:sz="4"/>
+              <w:left w:val="single" w:color="BFBFBF" w:sz="4"/>
+              <w:bottom w:val="single" w:color="BFBFBF" w:sz="4"/>
+              <w:right w:val="single" w:color="BFBFBF" w:sz="4"/>
+            </w:tcBorders>
+            <w:tcMar>
+              <w:top w:type="dxa" w:w="60"/>
+              <w:left w:type="dxa" w:w="100"/>
+              <w:bottom w:type="dxa" w:w="60"/>
+              <w:right w:type="dxa" w:w="100"/>
+            </w:tcMar>
+          </w:tcPr>
+          <w:p>
+            <w:r>
+              <w:t xml:space="preserve">21</w:t>
+            </w:r>
+          </w:p>
+        </w:tc>
+        <w:tc>
+          <w:tcPr>
+            <w:tcW w:type="dxa" w:w="1900"/>
+            <w:tcBorders>
+              <w:top w:val="single" w:color="BFBFBF" w:sz="4"/>
+              <w:left w:val="single" w:color="BFBFBF" w:sz="4"/>
+              <w:bottom w:val="single" w:color="BFBFBF" w:sz="4"/>
+              <w:right w:val="single" w:color="BFBFBF" w:sz="4"/>
+            </w:tcBorders>
+            <w:tcMar>
+              <w:top w:type="dxa" w:w="60"/>
+              <w:left w:type="dxa" w:w="100"/>
+              <w:bottom w:type="dxa" w:w="60"/>
+              <w:right w:type="dxa" w:w="100"/>
+            </w:tcMar>
+          </w:tcPr>
+          <w:p>
+            <w:r>
+              <w:t xml:space="preserve">14, tagged 1 to 3</w:t>
+            </w:r>
+          </w:p>
+        </w:tc>
+        <w:tc>
+          <w:tcPr>
+            <w:tcW w:type="dxa" w:w="3760"/>
+            <w:tcBorders>
+              <w:top w:val="single" w:color="BFBFBF" w:sz="4"/>
+              <w:left w:val="single" w:color="BFBFBF" w:sz="4"/>
+              <w:bottom w:val="single" w:color="BFBFBF" w:sz="4"/>
+              <w:right w:val="single" w:color="BFBFBF" w:sz="4"/>
+            </w:tcBorders>
+            <w:tcMar>
+              <w:top w:type="dxa" w:w="60"/>
+              <w:left w:type="dxa" w:w="100"/>
+              <w:bottom w:type="dxa" w:w="60"/>
+              <w:right w:type="dxa" w:w="100"/>
+            </w:tcMar>
+          </w:tcPr>
+          <w:p>
+            <w:r>
+              <w:t xml:space="preserve">Done. 210 new questions; all 84 originals tagged, with their choices rewritten so the right answer is never the longest and no wrong answer is silly.</w:t>
+            </w:r>
+          </w:p>
+        </w:tc>
+      </w:tr>
+      <w:tr>
+        <w:trPr>
+          <w:tblHeader w:val="false"/>
+        </w:trPr>
+        <w:tc>
+          <w:tcPr>
+            <w:tcW w:type="dxa" w:w="2200"/>
+            <w:tcBorders>
+              <w:top w:val="single" w:color="BFBFBF" w:sz="4"/>
+              <w:left w:val="single" w:color="BFBFBF" w:sz="4"/>
+              <w:bottom w:val="single" w:color="BFBFBF" w:sz="4"/>
+              <w:right w:val="single" w:color="BFBFBF" w:sz="4"/>
+            </w:tcBorders>
+            <w:tcMar>
+              <w:top w:type="dxa" w:w="60"/>
+              <w:left w:type="dxa" w:w="100"/>
+              <w:bottom w:type="dxa" w:w="60"/>
+              <w:right w:type="dxa" w:w="100"/>
+            </w:tcMar>
+          </w:tcPr>
+          <w:p>
+            <w:r>
+              <w:t xml:space="preserve">English (Nouns, Verbs)</w:t>
+            </w:r>
+          </w:p>
+        </w:tc>
+        <w:tc>
+          <w:tcPr>
+            <w:tcW w:type="dxa" w:w="1500"/>
+            <w:tcBorders>
+              <w:top w:val="single" w:color="BFBFBF" w:sz="4"/>
+              <w:left w:val="single" w:color="BFBFBF" w:sz="4"/>
+              <w:bottom w:val="single" w:color="BFBFBF" w:sz="4"/>
+              <w:right w:val="single" w:color="BFBFBF" w:sz="4"/>
+            </w:tcBorders>
+            <w:tcMar>
+              <w:top w:type="dxa" w:w="60"/>
+              <w:left w:type="dxa" w:w="100"/>
+              <w:bottom w:type="dxa" w:w="60"/>
+              <w:right w:type="dxa" w:w="100"/>
+            </w:tcMar>
+          </w:tcPr>
+          <w:p>
+            <w:r>
+              <w:t xml:space="preserve">21</w:t>
+            </w:r>
+          </w:p>
+        </w:tc>
+        <w:tc>
+          <w:tcPr>
+            <w:tcW w:type="dxa" w:w="1900"/>
+            <w:tcBorders>
+              <w:top w:val="single" w:color="BFBFBF" w:sz="4"/>
+              <w:left w:val="single" w:color="BFBFBF" w:sz="4"/>
+              <w:bottom w:val="single" w:color="BFBFBF" w:sz="4"/>
+              <w:right w:val="single" w:color="BFBFBF" w:sz="4"/>
+            </w:tcBorders>
+            <w:tcMar>
+              <w:top w:type="dxa" w:w="60"/>
+              <w:left w:type="dxa" w:w="100"/>
+              <w:bottom w:type="dxa" w:w="60"/>
+              <w:right w:type="dxa" w:w="100"/>
+            </w:tcMar>
+          </w:tcPr>
+          <w:p>
+            <w:r>
+              <w:t xml:space="preserve">14, tagged 1 to 3</w:t>
+            </w:r>
+          </w:p>
+        </w:tc>
+        <w:tc>
+          <w:tcPr>
+            <w:tcW w:type="dxa" w:w="3760"/>
+            <w:tcBorders>
+              <w:top w:val="single" w:color="BFBFBF" w:sz="4"/>
+              <w:left w:val="single" w:color="BFBFBF" w:sz="4"/>
+              <w:bottom w:val="single" w:color="BFBFBF" w:sz="4"/>
+              <w:right w:val="single" w:color="BFBFBF" w:sz="4"/>
+            </w:tcBorders>
+            <w:tcMar>
+              <w:top w:type="dxa" w:w="60"/>
+              <w:left w:type="dxa" w:w="100"/>
+              <w:bottom w:type="dxa" w:w="60"/>
+              <w:right w:type="dxa" w:w="100"/>
+            </w:tcMar>
+          </w:tcPr>
+          <w:p>
+            <w:r>
+              <w:t xml:space="preserve">Done. 84 harder questions (sentence fixes, find-the-error, words used as different parts of speech); all 210 originals tagged; 45 sets of choices fixed, with the same correct answers.</w:t>
+            </w:r>
+          </w:p>
+        </w:tc>
+      </w:tr>
+      <w:tr>
+        <w:trPr>
+          <w:tblHeader w:val="false"/>
+        </w:trPr>
+        <w:tc>
+          <w:tcPr>
+            <w:tcW w:type="dxa" w:w="2200"/>
+            <w:tcBorders>
+              <w:top w:val="single" w:color="BFBFBF" w:sz="4"/>
+              <w:left w:val="single" w:color="BFBFBF" w:sz="4"/>
+              <w:bottom w:val="single" w:color="BFBFBF" w:sz="4"/>
+              <w:right w:val="single" w:color="BFBFBF" w:sz="4"/>
+            </w:tcBorders>
+            <w:tcMar>
+              <w:top w:type="dxa" w:w="60"/>
+              <w:left w:type="dxa" w:w="100"/>
+              <w:bottom w:type="dxa" w:w="60"/>
+              <w:right w:type="dxa" w:w="100"/>
+            </w:tcMar>
+          </w:tcPr>
+          <w:p>
+            <w:r>
+              <w:t xml:space="preserve">Math (6th grade, 4th grade)</w:t>
+            </w:r>
+          </w:p>
+        </w:tc>
+        <w:tc>
+          <w:tcPr>
+            <w:tcW w:type="dxa" w:w="1500"/>
+            <w:tcBorders>
+              <w:top w:val="single" w:color="BFBFBF" w:sz="4"/>
+              <w:left w:val="single" w:color="BFBFBF" w:sz="4"/>
+              <w:bottom w:val="single" w:color="BFBFBF" w:sz="4"/>
+              <w:right w:val="single" w:color="BFBFBF" w:sz="4"/>
+            </w:tcBorders>
+            <w:tcMar>
+              <w:top w:type="dxa" w:w="60"/>
+              <w:left w:type="dxa" w:w="100"/>
+              <w:bottom w:type="dxa" w:w="60"/>
+              <w:right w:type="dxa" w:w="100"/>
+            </w:tcMar>
+          </w:tcPr>
+          <w:p>
+            <w:r>
+              <w:t xml:space="preserve">All stations</w:t>
+            </w:r>
+          </w:p>
+        </w:tc>
+        <w:tc>
+          <w:tcPr>
+            <w:tcW w:type="dxa" w:w="1900"/>
+            <w:tcBorders>
+              <w:top w:val="single" w:color="BFBFBF" w:sz="4"/>
+              <w:left w:val="single" w:color="BFBFBF" w:sz="4"/>
+              <w:bottom w:val="single" w:color="BFBFBF" w:sz="4"/>
+              <w:right w:val="single" w:color="BFBFBF" w:sz="4"/>
+            </w:tcBorders>
+            <w:tcMar>
+              <w:top w:type="dxa" w:w="60"/>
+              <w:left w:type="dxa" w:w="100"/>
+              <w:bottom w:type="dxa" w:w="60"/>
+              <w:right w:type="dxa" w:w="100"/>
+            </w:tcMar>
+          </w:tcPr>
+          <w:p>
+            <w:r>
+              <w:t xml:space="preserve">New numbers every time</w:t>
+            </w:r>
+          </w:p>
+        </w:tc>
+        <w:tc>
+          <w:tcPr>
+            <w:tcW w:type="dxa" w:w="3760"/>
+            <w:tcBorders>
+              <w:top w:val="single" w:color="BFBFBF" w:sz="4"/>
+              <w:left w:val="single" w:color="BFBFBF" w:sz="4"/>
+              <w:bottom w:val="single" w:color="BFBFBF" w:sz="4"/>
+              <w:right w:val="single" w:color="BFBFBF" w:sz="4"/>
+            </w:tcBorders>
+            <w:tcMar>
+              <w:top w:type="dxa" w:w="60"/>
+              <w:left w:type="dxa" w:w="100"/>
+              <w:bottom w:type="dxa" w:w="60"/>
+              <w:right w:type="dxa" w:w="100"/>
+            </w:tcMar>
+          </w:tcPr>
+          <w:p>
+            <w:r>
+              <w:t xml:space="preserve">6th grade done: data displays and GCF/LCM word problems rebuilt, and level 3 is harder in every skill (docs/LEVEL3-REPORT.md). 4th grade done: level 3 is harder in every skill (Pizza Parlor, Toy Shop, Lemonade Stand and Garden Center).</w:t>
+            </w:r>
+          </w:p>
+        </w:tc>
+      </w:tr>
+    </w:tbl>
+    <w:p>
+      <w:pPr>
+        <w:spacing w:after="120"/>
+      </w:pPr>
+      <w:r>
+        <w:t xml:space="preserve"/>
+      </w:r>
+    </w:p>
+    <w:p>
+      <w:pPr>
+        <w:spacing w:after="120"/>
+      </w:pPr>
+      <w:r>
+        <w:t xml:space="preserve">How questions load today: answer choices are shuffled. Practice picks 4 at random and orders them from easiest to hardest. Block quizzes and unit tests draw from the whole pool, weighted toward harder questions (about 15% level 1, 45% level 2, 40% level 3 in Biology). Every built-in question is now tagged; an untagged question (such as an imported one with no level) counts as level 1.</w:t>
+      </w:r>
+    </w:p>
+    <w:p>
+      <w:pPr>
+        <w:pStyle w:val="Heading1"/>
+        <w:spacing w:after="120" w:before="300"/>
+      </w:pPr>
+      <w:r>
+        <w:t xml:space="preserve">Phase 1: Built-in banks, written with Claude in chat</w:t>
+      </w:r>
+    </w:p>
+    <w:p>
+      <w:pPr>
+        <w:spacing w:after="120"/>
+      </w:pPr>
+      <w:r>
+        <w:t xml:space="preserve">Every lesson goes to about 14 checked questions before any new features, so students benefit right away and the TPT version ships with strong questions. Each unit ships as one script or patch that adds to the existing pools without changing them.</w:t>
+      </w:r>
+    </w:p>
+    <w:p>
+      <w:pPr>
+        <w:spacing w:after="120"/>
+      </w:pPr>
+      <w:r>
+        <w:t xml:space="preserve">What each lesson gets:</w:t>
+      </w:r>
+    </w:p>
+    <w:p>
+      <w:pPr>
+        <w:pStyle w:val="ListParagraph"/>
+        <w:numPr>
+          <w:ilvl w:val="0"/>
+          <w:numId w:val="2"/>
+        </w:numPr>
+        <w:spacing w:after="60"/>
+      </w:pPr>
+      <w:r>
+        <w:t xml:space="preserve">10 new questions (14 total), so a 4-question practice rarely repeats.</w:t>
+      </w:r>
+    </w:p>
+    <w:p>
+      <w:pPr>
+        <w:pStyle w:val="ListParagraph"/>
+        <w:numPr>
+          <w:ilvl w:val="0"/>
+          <w:numId w:val="2"/>
+        </w:numPr>
+        <w:spacing w:after="60"/>
+      </w:pPr>
+      <w:r>
+        <w:t xml:space="preserve">Khan-style harder types: experiment and data questions for Science; specific-detail and claim-and-evidence questions for History; whole-sentence fixes and irregular plurals for English.</w:t>
+      </w:r>
+    </w:p>
+    <w:p>
+      <w:pPr>
+        <w:pStyle w:val="ListParagraph"/>
+        <w:numPr>
+          <w:ilvl w:val="0"/>
+          <w:numId w:val="2"/>
+        </w:numPr>
+        <w:spacing w:after="60"/>
+      </w:pPr>
+      <w:r>
+        <w:t xml:space="preserve">Believable wrong answers, with the right answer never noticeably longer than the wrong ones.</w:t>
+      </w:r>
+    </w:p>
+    <w:p>
+      <w:pPr>
+        <w:pStyle w:val="ListParagraph"/>
+        <w:numPr>
+          <w:ilvl w:val="0"/>
+          <w:numId w:val="2"/>
+        </w:numPr>
+        <w:spacing w:after="60"/>
+      </w:pPr>
+      <w:r>
+        <w:t xml:space="preserve">A difficulty tag (1 to 3), ready for practice to start easier and unit tests to lean harder.</w:t>
+      </w:r>
+    </w:p>
+    <w:p>
+      <w:pPr>
+        <w:pStyle w:val="ListParagraph"/>
+        <w:numPr>
+          <w:ilvl w:val="0"/>
+          <w:numId w:val="2"/>
+        </w:numPr>
+        <w:spacing w:after="60"/>
+      </w:pPr>
+      <w:r>
+        <w:t xml:space="preserve">A review list for the teacher, with the correct answer in bold, before it is applied.</w:t>
+      </w:r>
+    </w:p>
+    <w:p>
+      <w:pPr>
+        <w:spacing w:after="120"/>
+      </w:pPr>
+      <w:r>
+        <w:t xml:space="preserve">Order and size:</w:t>
+      </w:r>
+    </w:p>
+    <w:p>
+      <w:pPr>
+        <w:pStyle w:val="ListParagraph"/>
+        <w:numPr>
+          <w:ilvl w:val="0"/>
+          <w:numId w:val="2"/>
+        </w:numPr>
+        <w:spacing w:after="60"/>
+      </w:pPr>
+      <w:r>
+        <w:rPr>
+          <w:b/>
+          <w:bCs/>
+        </w:rPr>
+        <w:t xml:space="preserve">Science Unit 1: </w:t>
+      </w:r>
+      <w:r>
+        <w:t xml:space="preserve">11 lessons, 110 new questions. Done.</w:t>
+      </w:r>
+    </w:p>
+    <w:p>
+      <w:pPr>
+        <w:pStyle w:val="ListParagraph"/>
+        <w:numPr>
+          <w:ilvl w:val="0"/>
+          <w:numId w:val="2"/>
+        </w:numPr>
+        <w:spacing w:after="60"/>
+      </w:pPr>
+      <w:r>
+        <w:rPr>
+          <w:b/>
+          <w:bCs/>
+        </w:rPr>
+        <w:t xml:space="preserve">History Units 1 and 2: </w:t>
+      </w:r>
+      <w:r>
+        <w:t xml:space="preserve">9 lessons, 90 new questions, plus fixes to Unit 2’s long right answers. Done.</w:t>
+      </w:r>
+    </w:p>
+    <w:p>
+      <w:pPr>
+        <w:pStyle w:val="ListParagraph"/>
+        <w:numPr>
+          <w:ilvl w:val="0"/>
+          <w:numId w:val="2"/>
+        </w:numPr>
+        <w:spacing w:after="60"/>
+      </w:pPr>
+      <w:r>
+        <w:rPr>
+          <w:b/>
+          <w:bCs/>
+        </w:rPr>
+        <w:t xml:space="preserve">History Units 3 and 4: </w:t>
+      </w:r>
+      <w:r>
+        <w:t xml:space="preserve">21 lessons, 210 new questions, plus fixes to all 84 originals. Done.</w:t>
+      </w:r>
+    </w:p>
+    <w:p>
+      <w:pPr>
+        <w:pStyle w:val="ListParagraph"/>
+        <w:numPr>
+          <w:ilvl w:val="0"/>
+          <w:numId w:val="2"/>
+        </w:numPr>
+        <w:spacing w:after="60"/>
+      </w:pPr>
+      <w:r>
+        <w:rPr>
+          <w:b/>
+          <w:bCs/>
+        </w:rPr>
+        <w:t xml:space="preserve">English Nouns and Verbs: </w:t>
+      </w:r>
+      <w:r>
+        <w:t xml:space="preserve">21 lessons, 84 new questions (14 per lesson), all tagged. Done.</w:t>
+      </w:r>
+    </w:p>
+    <w:p>
+      <w:pPr>
+        <w:pStyle w:val="ListParagraph"/>
+        <w:numPr>
+          <w:ilvl w:val="0"/>
+          <w:numId w:val="2"/>
+        </w:numPr>
+        <w:spacing w:after="60"/>
+      </w:pPr>
+      <w:r>
+        <w:rPr>
+          <w:b/>
+          <w:bCs/>
+        </w:rPr>
+        <w:t xml:space="preserve">Math thin spots: </w:t>
+      </w:r>
+      <w:r>
+        <w:t xml:space="preserve">data displays and GCF/LCM word problems done. Level 3 harder in every generator: 6th grade done (one patch per unit), 4th grade done (one patch per unit).</w:t>
+      </w:r>
+    </w:p>
+    <w:p>
+      <w:pPr>
+        <w:pStyle w:val="Heading2"/>
+        <w:spacing w:after="100" w:before="200"/>
+      </w:pPr>
+      <w:r>
+        <w:t xml:space="preserve">Rigor</w:t>
+      </w:r>
+    </w:p>
+    <w:p>
+      <w:pPr>
+        <w:spacing w:after="120"/>
+      </w:pPr>
+      <w:r>
+        <w:t xml:space="preserve">More questions only help if they are as hard as Khan’s. These rules apply to every unit:</w:t>
+      </w:r>
+    </w:p>
+    <w:p>
+      <w:pPr>
+        <w:pStyle w:val="ListParagraph"/>
+        <w:numPr>
+          <w:ilvl w:val="0"/>
+          <w:numId w:val="2"/>
+        </w:numPr>
+        <w:spacing w:after="60"/>
+      </w:pPr>
+      <w:r>
+        <w:rPr>
+          <w:b/>
+          <w:bCs/>
+        </w:rPr>
+        <w:t xml:space="preserve">Difficulty counts in Pet Town.</w:t>
+      </w:r>
+      <w:r>
+        <w:t xml:space="preserve"> Done: practice builds from easier to harder, and quizzes and unit tests lean toward level 2 and 3.</w:t>
+      </w:r>
+    </w:p>
+    <w:p>
+      <w:pPr>
+        <w:pStyle w:val="ListParagraph"/>
+        <w:numPr>
+          <w:ilvl w:val="0"/>
+          <w:numId w:val="2"/>
+        </w:numPr>
+        <w:spacing w:after="60"/>
+      </w:pPr>
+      <w:r>
+        <w:rPr>
+          <w:b/>
+          <w:bCs/>
+        </w:rPr>
+        <w:t xml:space="preserve">Every question is tagged. </w:t>
+      </w:r>
+      <w:r>
+        <w:t xml:space="preserve">New questions are tagged when written, and each unit’s original questions are tagged when that unit is done.</w:t>
+      </w:r>
+    </w:p>
+    <w:p>
+      <w:pPr>
+        <w:pStyle w:val="ListParagraph"/>
+        <w:numPr>
+          <w:ilvl w:val="0"/>
+          <w:numId w:val="2"/>
+        </w:numPr>
+        <w:spacing w:after="60"/>
+      </w:pPr>
+      <w:r>
+        <w:rPr>
+          <w:b/>
+          <w:bCs/>
+        </w:rPr>
+        <w:t xml:space="preserve">New banks aim for about 40% level 3. </w:t>
+      </w:r>
+      <w:r>
+        <w:t xml:space="preserve">Level 3 means experiment and data questions, claim-and-evidence, sourcing (who wrote it and why), comparing sources, and “what would happen if.”</w:t>
+      </w:r>
+    </w:p>
+    <w:p>
+      <w:pPr>
+        <w:pStyle w:val="ListParagraph"/>
+        <w:numPr>
+          <w:ilvl w:val="0"/>
+          <w:numId w:val="2"/>
+        </w:numPr>
+        <w:spacing w:after="60"/>
+      </w:pPr>
+      <w:r>
+        <w:rPr>
+          <w:b/>
+          <w:bCs/>
+        </w:rPr>
+        <w:t xml:space="preserve">No giveaways. </w:t>
+      </w:r>
+      <w:r>
+        <w:t xml:space="preserve">The right answer is never noticeably longer than the wrong ones, and there are no silly wrong answers.</w:t>
+      </w:r>
+    </w:p>
+    <w:p>
+      <w:pPr>
+        <w:pStyle w:val="ListParagraph"/>
+        <w:numPr>
+          <w:ilvl w:val="0"/>
+          <w:numId w:val="2"/>
+        </w:numPr>
+        <w:spacing w:after="60"/>
+      </w:pPr>
+      <w:r>
+        <w:rPr>
+          <w:b/>
+          <w:bCs/>
+        </w:rPr>
+        <w:t xml:space="preserve">Now measurable.</w:t>
+      </w:r>
+      <w:r>
+        <w:t xml:space="preserve"> Whether the questions are as hard as Khan’s is checked with real Khan scores, logged in the Khan unit test check (Phase 4).</w:t>
+      </w:r>
+    </w:p>
+    <w:p>
+      <w:pPr>
+        <w:spacing w:after="120"/>
+      </w:pPr>
+      <w:r>
+        <w:t xml:space="preserve">Each unit is delivered as a small script in the docs folder (for example docs/history3-bank.mjs). It checks src/shared/questionBanks.js first, changes nothing if it can’t find its spot, and does nothing if run twice.</w:t>
+      </w:r>
+    </w:p>
+    <w:p>
+      <w:pPr>
+        <w:pStyle w:val="Heading1"/>
+        <w:spacing w:after="120" w:before="300"/>
+      </w:pPr>
+      <w:r>
+        <w:t xml:space="preserve">Phase 2: Teacher lesson links and question editing</w:t>
+      </w:r>
+    </w:p>
+    <w:p>
+      <w:pPr>
+        <w:spacing w:after="120"/>
+      </w:pPr>
+      <w:r>
+        <w:t xml:space="preserve">Done October 8, 2026. Spec: LESSON-CONTENT.md. Run the migration (supabase/migrations/20261007000000_lesson_content.sql) in Supabase before teachers use the tab.</w:t>
+      </w:r>
+    </w:p>
+    <w:p>
+      <w:pPr>
+        <w:pStyle w:val="ListParagraph"/>
+        <w:numPr>
+          <w:ilvl w:val="0"/>
+          <w:numId w:val="2"/>
+        </w:numPr>
+        <w:spacing w:after="60"/>
+      </w:pPr>
+      <w:r>
+        <w:rPr>
+          <w:b/>
+          <w:bCs/>
+        </w:rPr>
+        <w:t xml:space="preserve">Own lessons, Khan by default. </w:t>
+      </w:r>
+      <w:r>
+        <w:t xml:space="preserve">For any lesson, a teacher can paste their own link (YouTube, Google Drive, their own site) with a title and a short note. Students see it first, with a smaller “Also on Khan Academy” link the teacher can turn off. Back to Khan undoes it.</w:t>
+      </w:r>
+    </w:p>
+    <w:p>
+      <w:pPr>
+        <w:pStyle w:val="ListParagraph"/>
+        <w:numPr>
+          <w:ilvl w:val="0"/>
+          <w:numId w:val="2"/>
+        </w:numPr>
+        <w:spacing w:after="60"/>
+      </w:pPr>
+      <w:r>
+        <w:rPr>
+          <w:b/>
+          <w:bCs/>
+        </w:rPr>
+        <w:t xml:space="preserve">Review, edit, hide, add, delete. </w:t>
+      </w:r>
+      <w:r>
+        <w:t xml:space="preserve">A new Lessons &amp; questions tab in the teacher dashboard lists every question for a lesson. Built-in questions can be edited or hidden (both can be undone). Teachers add their own questions and can edit or delete them. A lesson can’t drop below 4 questions.</w:t>
+      </w:r>
+    </w:p>
+    <w:p>
+      <w:pPr>
+        <w:pStyle w:val="ListParagraph"/>
+        <w:numPr>
+          <w:ilvl w:val="0"/>
+          <w:numId w:val="2"/>
+        </w:numPr>
+        <w:spacing w:after="60"/>
+      </w:pPr>
+      <w:r>
+        <w:rPr>
+          <w:b/>
+          <w:bCs/>
+        </w:rPr>
+        <w:t xml:space="preserve">Per class, with a copy button. </w:t>
+      </w:r>
+      <w:r>
+        <w:t xml:space="preserve">Changes save on one class, the same way quiz settings do, and Copy to my other classes copies them.</w:t>
+      </w:r>
+    </w:p>
+    <w:p>
+      <w:pPr>
+        <w:spacing w:after="120"/>
+      </w:pPr>
+      <w:r>
+        <w:t xml:space="preserve">New data (one new migration file): two jsonb columns on the existing classes table, returned to students by my_student(). No new tables.</w:t>
+      </w:r>
+    </w:p>
+    <w:tbl>
+      <w:tblPr>
+        <w:tblW w:type="dxa" w:w="9360"/>
+        <w:tblBorders>
+          <w:top w:val="single" w:color="auto" w:sz="4"/>
+          <w:left w:val="single" w:color="auto" w:sz="4"/>
+          <w:bottom w:val="single" w:color="auto" w:sz="4"/>
+          <w:right w:val="single" w:color="auto" w:sz="4"/>
+          <w:insideH w:val="single" w:color="auto" w:sz="4"/>
+          <w:insideV w:val="single" w:color="auto" w:sz="4"/>
+        </w:tblBorders>
+      </w:tblPr>
+      <w:tblGrid>
+        <w:gridCol w:w="2400"/>
+        <w:gridCol w:w="6960"/>
+      </w:tblGrid>
+      <w:tr>
+        <w:trPr>
+          <w:tblHeader/>
+        </w:trPr>
+        <w:tc>
+          <w:tcPr>
+            <w:tcW w:type="dxa" w:w="2400"/>
+            <w:tcBorders>
+              <w:top w:val="single" w:color="BFBFBF" w:sz="4"/>
+              <w:left w:val="single" w:color="BFBFBF" w:sz="4"/>
+              <w:bottom w:val="single" w:color="BFBFBF" w:sz="4"/>
+              <w:right w:val="single" w:color="BFBFBF" w:sz="4"/>
+            </w:tcBorders>
+            <w:shd w:fill="E8EEF4" w:color="auto" w:val="clear"/>
+            <w:tcMar>
+              <w:top w:type="dxa" w:w="60"/>
+              <w:left w:type="dxa" w:w="100"/>
+              <w:bottom w:type="dxa" w:w="60"/>
+              <w:right w:type="dxa" w:w="100"/>
+            </w:tcMar>
+          </w:tcPr>
+          <w:p>
+            <w:r>
+              <w:rPr>
+                <w:b/>
+                <w:bCs/>
+              </w:rPr>
+              <w:t xml:space="preserve">Column</w:t>
+            </w:r>
+          </w:p>
+        </w:tc>
+        <w:tc>
+          <w:tcPr>
+            <w:tcW w:type="dxa" w:w="6960"/>
+            <w:tcBorders>
+              <w:top w:val="single" w:color="BFBFBF" w:sz="4"/>
+              <w:left w:val="single" w:color="BFBFBF" w:sz="4"/>
+              <w:bottom w:val="single" w:color="BFBFBF" w:sz="4"/>
+              <w:right w:val="single" w:color="BFBFBF" w:sz="4"/>
+            </w:tcBorders>
+            <w:shd w:fill="E8EEF4" w:color="auto" w:val="clear"/>
+            <w:tcMar>
+              <w:top w:type="dxa" w:w="60"/>
+              <w:left w:type="dxa" w:w="100"/>
+              <w:bottom w:type="dxa" w:w="60"/>
+              <w:right w:type="dxa" w:w="100"/>
+            </w:tcMar>
+          </w:tcPr>
+          <w:p>
+            <w:r>
+              <w:rPr>
+                <w:b/>
+                <w:bCs/>
+              </w:rPr>
+              <w:t xml:space="preserve">What it holds</w:t>
+            </w:r>
+          </w:p>
+        </w:tc>
+      </w:tr>
+      <w:tr>
+        <w:trPr>
+          <w:tblHeader w:val="false"/>
+        </w:trPr>
+        <w:tc>
+          <w:tcPr>
+            <w:tcW w:type="dxa" w:w="2400"/>
+            <w:tcBorders>
+              <w:top w:val="single" w:color="BFBFBF" w:sz="4"/>
+              <w:left w:val="single" w:color="BFBFBF" w:sz="4"/>
+              <w:bottom w:val="single" w:color="BFBFBF" w:sz="4"/>
+              <w:right w:val="single" w:color="BFBFBF" w:sz="4"/>
+            </w:tcBorders>
+            <w:tcMar>
+              <w:top w:type="dxa" w:w="60"/>
+              <w:left w:type="dxa" w:w="100"/>
+              <w:bottom w:type="dxa" w:w="60"/>
+              <w:right w:type="dxa" w:w="100"/>
+            </w:tcMar>
+          </w:tcPr>
+          <w:p>
+            <w:r>
+              <w:t xml:space="preserve">lesson_links</w:t>
+            </w:r>
+          </w:p>
+        </w:tc>
+        <w:tc>
+          <w:tcPr>
+            <w:tcW w:type="dxa" w:w="6960"/>
+            <w:tcBorders>
+              <w:top w:val="single" w:color="BFBFBF" w:sz="4"/>
+              <w:left w:val="single" w:color="BFBFBF" w:sz="4"/>
+              <w:bottom w:val="single" w:color="BFBFBF" w:sz="4"/>
+              <w:right w:val="single" w:color="BFBFBF" w:sz="4"/>
+            </w:tcBorders>
+            <w:tcMar>
+              <w:top w:type="dxa" w:w="60"/>
+              <w:left w:type="dxa" w:w="100"/>
+              <w:bottom w:type="dxa" w:w="60"/>
+              <w:right w:type="dxa" w:w="100"/>
+            </w:tcMar>
+          </w:tcPr>
+          <w:p>
+            <w:r>
+              <w:t xml:space="preserve">The teacher’s own link, title and note per lesson, and whether to also show the Khan link</w:t>
+            </w:r>
+          </w:p>
+        </w:tc>
+      </w:tr>
+      <w:tr>
+        <w:trPr>
+          <w:tblHeader w:val="false"/>
+        </w:trPr>
+        <w:tc>
+          <w:tcPr>
+            <w:tcW w:type="dxa" w:w="2400"/>
+            <w:tcBorders>
+              <w:top w:val="single" w:color="BFBFBF" w:sz="4"/>
+              <w:left w:val="single" w:color="BFBFBF" w:sz="4"/>
+              <w:bottom w:val="single" w:color="BFBFBF" w:sz="4"/>
+              <w:right w:val="single" w:color="BFBFBF" w:sz="4"/>
+            </w:tcBorders>
+            <w:tcMar>
+              <w:top w:type="dxa" w:w="60"/>
+              <w:left w:type="dxa" w:w="100"/>
+              <w:bottom w:type="dxa" w:w="60"/>
+              <w:right w:type="dxa" w:w="100"/>
+            </w:tcMar>
+          </w:tcPr>
+          <w:p>
+            <w:r>
+              <w:t xml:space="preserve">question_edits</w:t>
+            </w:r>
+          </w:p>
+        </w:tc>
+        <w:tc>
+          <w:tcPr>
+            <w:tcW w:type="dxa" w:w="6960"/>
+            <w:tcBorders>
+              <w:top w:val="single" w:color="BFBFBF" w:sz="4"/>
+              <w:left w:val="single" w:color="BFBFBF" w:sz="4"/>
+              <w:bottom w:val="single" w:color="BFBFBF" w:sz="4"/>
+              <w:right w:val="single" w:color="BFBFBF" w:sz="4"/>
+            </w:tcBorders>
+            <w:tcMar>
+              <w:top w:type="dxa" w:w="60"/>
+              <w:left w:type="dxa" w:w="100"/>
+              <w:bottom w:type="dxa" w:w="60"/>
+              <w:right w:type="dxa" w:w="100"/>
+            </w:tcMar>
+          </w:tcPr>
+          <w:p>
+            <w:r>
+              <w:t xml:space="preserve">Hidden built-in questions, edited copies, and the teacher’s own questions (approved or draft)</w:t>
+            </w:r>
+          </w:p>
+        </w:tc>
+      </w:tr>
+    </w:tbl>
+    <w:p>
+      <w:pPr>
+        <w:spacing w:after="120"/>
+      </w:pPr>
+      <w:r>
+        <w:t xml:space="preserve"/>
+      </w:r>
+    </w:p>
+    <w:p>
+      <w:pPr>
+        <w:spacing w:after="120"/>
+      </w:pPr>
+      <w:r>
+        <w:t xml:space="preserve">Built-in questions get a stable id from their prompt and correct answer (a few lessons repeat a prompt), so the existing banks don’t need editing. The banks moved unchanged into src/shared/questionBanks.js so the teacher app can show them; scripts/question-counts.mjs confirmed all 62 lessons and 574 questions match.</w:t>
+      </w:r>
+    </w:p>
+    <w:p>
+      <w:pPr>
+        <w:pStyle w:val="Heading1"/>
+        <w:spacing w:after="120" w:before="300"/>
+      </w:pPr>
+      <w:r>
+        <w:t xml:space="preserve">Phase 3: Copy prompt and Import (no API key) · Done October 9, 2026</w:t>
+      </w:r>
+    </w:p>
+    <w:p>
+      <w:pPr>
+        <w:spacing w:after="120"/>
+      </w:pPr>
+      <w:r>
+        <w:t xml:space="preserve">For teachers who want more questions than the built-in banks.</w:t>
+      </w:r>
+    </w:p>
+    <w:p>
+      <w:pPr>
+        <w:pStyle w:val="ListParagraph"/>
+        <w:numPr>
+          <w:ilvl w:val="0"/>
+          <w:numId w:val="3"/>
+        </w:numPr>
+        <w:spacing w:after="60"/>
+      </w:pPr>
+      <w:r>
+        <w:rPr>
+          <w:b/>
+          <w:bCs/>
+        </w:rPr>
+        <w:t xml:space="preserve">Copy prompt.</w:t>
+      </w:r>
+      <w:r>
+        <w:t xml:space="preserve"> A button on each lesson copies a ready-made prompt: the lesson name, Khan topic and link, every question already in the lesson (to avoid repeats), the style rules, how many students missed this lesson’s Khan topic (once results are logged), an instruction to re-solve every question, and the exact reply format. The teacher pastes it into Claude, ChatGPT or any chatbot.</w:t>
+      </w:r>
+    </w:p>
+    <w:p>
+      <w:pPr>
+        <w:pStyle w:val="ListParagraph"/>
+        <w:numPr>
+          <w:ilvl w:val="0"/>
+          <w:numId w:val="3"/>
+        </w:numPr>
+        <w:spacing w:after="60"/>
+      </w:pPr>
+      <w:r>
+        <w:rPr>
+          <w:b/>
+          <w:bCs/>
+        </w:rPr>
+        <w:t xml:space="preserve">Import.</w:t>
+      </w:r>
+      <w:r>
+        <w:t xml:space="preserve"> The teacher pastes the reply (JSON, even with extra text around it) or uploads a CSV from the template, up to 40 at a time. Each question lands as a draft that students don’t see.</w:t>
+      </w:r>
+    </w:p>
+    <w:p>
+      <w:pPr>
+        <w:pStyle w:val="ListParagraph"/>
+        <w:numPr>
+          <w:ilvl w:val="0"/>
+          <w:numId w:val="3"/>
+        </w:numPr>
+        <w:spacing w:after="60"/>
+      </w:pPr>
+      <w:r>
+        <w:rPr>
+          <w:b/>
+          <w:bCs/>
+        </w:rPr>
+        <w:t xml:space="preserve">Approve.</w:t>
+      </w:r>
+      <w:r>
+        <w:t xml:space="preserve"> The teacher approves, edits or rejects each draft in the Lessons &amp; questions tab, or approves all drafts without warnings at once. Only approved questions reach students.</w:t>
+      </w:r>
+    </w:p>
+    <w:p>
+      <w:pPr>
+        <w:spacing w:after="120"/>
+      </w:pPr>
+      <w:r>
+        <w:t xml:space="preserve">Checks that run in the app, with no AI:</w:t>
+      </w:r>
+    </w:p>
+    <w:p>
+      <w:pPr>
+        <w:pStyle w:val="ListParagraph"/>
+        <w:numPr>
+          <w:ilvl w:val="0"/>
+          <w:numId w:val="2"/>
+        </w:numPr>
+        <w:spacing w:after="60"/>
+      </w:pPr>
+      <w:r>
+        <w:t xml:space="preserve">Skipped, with the reason shown: no correct answer, not exactly three wrong answers, two answers the same, or too long.</w:t>
+      </w:r>
+    </w:p>
+    <w:p>
+      <w:pPr>
+        <w:pStyle w:val="ListParagraph"/>
+        <w:numPr>
+          <w:ilvl w:val="0"/>
+          <w:numId w:val="2"/>
+        </w:numPr>
+        <w:spacing w:after="60"/>
+      </w:pPr>
+      <w:r>
+        <w:t xml:space="preserve">Warning on the draft: it matches a question already in the lesson.</w:t>
+      </w:r>
+    </w:p>
+    <w:p>
+      <w:pPr>
+        <w:pStyle w:val="ListParagraph"/>
+        <w:numPr>
+          <w:ilvl w:val="0"/>
+          <w:numId w:val="2"/>
+        </w:numPr>
+        <w:spacing w:after="60"/>
+      </w:pPr>
+      <w:r>
+        <w:t xml:space="preserve">Warning on the draft: the right answer is much longer than the wrong ones, or a wrong answer is “all/none of the above”.</w:t>
+      </w:r>
+    </w:p>
+    <w:p>
+      <w:pPr>
+        <w:pStyle w:val="ListParagraph"/>
+        <w:numPr>
+          <w:ilvl w:val="0"/>
+          <w:numId w:val="2"/>
+        </w:numPr>
+        <w:spacing w:after="60"/>
+      </w:pPr>
+      <w:r>
+        <w:t xml:space="preserve">Warning on the draft: the question is over 40 words, long for 6th grade.</w:t>
+      </w:r>
+    </w:p>
+    <w:p>
+      <w:pPr>
+        <w:pStyle w:val="ListParagraph"/>
+        <w:numPr>
+          <w:ilvl w:val="0"/>
+          <w:numId w:val="2"/>
+        </w:numPr>
+        <w:spacing w:after="60"/>
+      </w:pPr>
+      <w:r>
+        <w:t xml:space="preserve">Miss rates (step 9): the Missed column in the Lessons &amp; questions tab shows how often the class misses each question. A question missed 60% of the time or more, after 5 or more answers, is flagged, so a confusing question or bad key can be edited or hidden in one click. Editing a question starts its count over.</w:t>
+      </w:r>
+    </w:p>
+    <w:p>
+      <w:pPr>
+        <w:pStyle w:val="Heading1"/>
+        <w:spacing w:after="120" w:before="300"/>
+      </w:pPr>
+      <w:r>
+        <w:t xml:space="preserve">Phase 4: Khan alignment loop · Built October 9, 2026 (run supabase/migrations/20261010000000_khan_results.sql first)</w:t>
+      </w:r>
+    </w:p>
+    <w:p>
+      <w:pPr>
+        <w:spacing w:after="120"/>
+      </w:pPr>
+      <w:r>
+        <w:t xml:space="preserve">The real test of the bank is a student’s Khan unit test score.</w:t>
+      </w:r>
+    </w:p>
+    <w:p>
+      <w:pPr>
+        <w:pStyle w:val="ListParagraph"/>
+        <w:numPr>
+          <w:ilvl w:val="0"/>
+          <w:numId w:val="4"/>
+        </w:numPr>
+        <w:spacing w:after="60"/>
+      </w:pPr>
+      <w:r>
+        <w:t xml:space="preserve">A student finishes a Pet Town unit test, then takes the matching Khan unit test.</w:t>
+      </w:r>
+    </w:p>
+    <w:p>
+      <w:pPr>
+        <w:pStyle w:val="ListParagraph"/>
+        <w:numPr>
+          <w:ilvl w:val="0"/>
+          <w:numId w:val="4"/>
+        </w:numPr>
+        <w:spacing w:after="60"/>
+      </w:pPr>
+      <w:r>
+        <w:t xml:space="preserve">The teacher logs the date, the score and which Khan topics were missed in the Khan unit test check card, at the bottom of the Lessons &amp; questions tab (topic names only, no copied Khan questions).</w:t>
+      </w:r>
+    </w:p>
+    <w:p>
+      <w:pPr>
+        <w:pStyle w:val="ListParagraph"/>
+        <w:numPr>
+          <w:ilvl w:val="0"/>
+          <w:numId w:val="4"/>
+        </w:numPr>
+        <w:spacing w:after="60"/>
+      </w:pPr>
+      <w:r>
+        <w:t xml:space="preserve">Copy prompt adds those missed topics, so imported questions target them.</w:t>
+      </w:r>
+    </w:p>
+    <w:p>
+      <w:pPr>
+        <w:pStyle w:val="ListParagraph"/>
+        <w:numPr>
+          <w:ilvl w:val="0"/>
+          <w:numId w:val="4"/>
+        </w:numPr>
+        <w:spacing w:after="60"/>
+      </w:pPr>
+      <w:r>
+        <w:t xml:space="preserve">The card shows a badge per student per unit: Passed Khan, Khan-ready (Pet Town unit test passed, no open missed topics), Reteach first, or Not yet. Retaught closes a missed topic.</w:t>
+      </w:r>
+    </w:p>
+    <w:p>
+      <w:pPr>
+        <w:spacing w:after="120"/>
+      </w:pPr>
+      <w:r>
+        <w:rPr>
+          <w:b/>
+          <w:bCs/>
+        </w:rPr>
+        <w:t xml:space="preserve">Success measure: students who pass the Pet Town unit test reach the class’s Khan pass mark (default 80%) on the first try. First result (October 12): English Unit 1, 90% on the first try. The one miss, the plural of “squid,” was added to the base-plurals lesson. Logged missed topics now send the student back to those lessons as 🔁 Review (step 27).</w:t>
+      </w:r>
+      <w:r>
+        <w:t xml:space="preserve"/>
+      </w:r>
+    </w:p>
+    <w:p>
+      <w:pPr>
+        <w:pStyle w:val="Heading1"/>
+        <w:spacing w:after="120" w:before="300"/>
+      </w:pPr>
+      <w:r>
+        <w:t xml:space="preserve">Phase 5: Later ideas</w:t>
+      </w:r>
+    </w:p>
+    <w:p>
+      <w:pPr>
+        <w:spacing w:after="120"/>
+      </w:pPr>
+      <w:r>
+        <w:t xml:space="preserve">Phases 1 to 4 are built. More question types are done in Phase 7; picture questions in math are next (step 28).</w:t>
+      </w:r>
+    </w:p>
+    <w:p>
+      <w:pPr>
+        <w:pStyle w:val="ListParagraph"/>
+        <w:numPr>
+          <w:ilvl w:val="0"/>
+          <w:numId w:val="2"/>
+        </w:numPr>
+        <w:spacing w:after="60"/>
+      </w:pPr>
+      <w:r>
+        <w:rPr>
+          <w:b/>
+          <w:bCs/>
+        </w:rPr>
+        <w:t xml:space="preserve">Shared bank: </w:t>
+      </w:r>
+      <w:r>
+        <w:t xml:space="preserve">teachers share approved questions with other Pet Town teachers.</w:t>
+      </w:r>
+    </w:p>
+    <w:p>
+      <w:pPr>
+        <w:pStyle w:val="ListParagraph"/>
+        <w:numPr>
+          <w:ilvl w:val="0"/>
+          <w:numId w:val="2"/>
+        </w:numPr>
+        <w:spacing w:after="60"/>
+      </w:pPr>
+      <w:r>
+        <w:rPr>
+          <w:b/>
+          <w:bCs/>
+        </w:rPr>
+        <w:t xml:space="preserve">Picture questions:</w:t>
+      </w:r>
+      <w:r>
+        <w:t xml:space="preserve"> data tables and simple diagrams in Science questions, drawn by Pet Town. (Phase 1 data tables are plain text.) Math pictures come first (step 28).</w:t>
+      </w:r>
+    </w:p>
+    <w:p>
+      <w:pPr>
+        <w:pStyle w:val="ListParagraph"/>
+        <w:numPr>
+          <w:ilvl w:val="0"/>
+          <w:numId w:val="2"/>
+        </w:numPr>
+        <w:spacing w:after="60"/>
+      </w:pPr>
+      <w:r>
+        <w:rPr>
+          <w:b/>
+          <w:bCs/>
+        </w:rPr>
+        <w:t xml:space="preserve">New units: </w:t>
+      </w:r>
+      <w:r>
+        <w:t xml:space="preserve">the Latin app and new Pet Town units start from the same chat-written banks and review flow.</w:t>
+      </w:r>
+    </w:p>
+    <w:p>
+      <w:pPr>
+        <w:pStyle w:val="ListParagraph"/>
+        <w:numPr>
+          <w:ilvl w:val="0"/>
+          <w:numId w:val="2"/>
+        </w:numPr>
+        <w:spacing w:after="60"/>
+      </w:pPr>
+      <w:r>
+        <w:rPr>
+          <w:b/>
+          <w:bCs/>
+        </w:rPr>
+        <w:t xml:space="preserve">TPT question packs: </w:t>
+      </w:r>
+      <w:r>
+        <w:t xml:space="preserve">export an approved bank as a printable quiz set.</w:t>
+      </w:r>
+    </w:p>
+    <w:p>
+      <w:pPr>
+        <w:pStyle w:val="ListParagraph"/>
+        <w:numPr>
+          <w:ilvl w:val="0"/>
+          <w:numId w:val="2"/>
+        </w:numPr>
+        <w:spacing w:after="60"/>
+      </w:pPr>
+      <w:r>
+        <w:rPr>
+          <w:b/>
+          <w:bCs/>
+        </w:rPr>
+        <w:t xml:space="preserve">More question types: </w:t>
+      </w:r>
+      <w:r>
+        <w:t xml:space="preserve">two-part and multi-select questions, closer to Khan’s unit tests. Done in Phase 7.</w:t>
+      </w:r>
+    </w:p>
+    <w:p>
+      <w:pPr>
+        <w:pStyle w:val="Heading1"/>
+        <w:spacing w:after="120" w:before="300"/>
+      </w:pPr>
+      <w:r>
+        <w:t xml:space="preserve">Phase 6: Pet Town lesson videos (the video engine)</w:t>
+      </w:r>
+    </w:p>
+    <w:p>
+      <w:pPr>
+        <w:spacing w:after="120"/>
+      </w:pPr>
+      <w:r>
+        <w:t xml:space="preserve">Replace Khan’s videos with our own, in Khan’s order. Khan keeps two jobs only: the order of lessons, and the Khan unit test check as the outside benchmark. Spec: LESSON-VIDEOS.md.</w:t>
+      </w:r>
+    </w:p>
+    <w:p>
+      <w:pPr>
+        <w:pStyle w:val="ListParagraph"/>
+        <w:numPr>
+          <w:ilvl w:val="0"/>
+          <w:numId w:val="2"/>
+        </w:numPr>
+        <w:spacing w:after="60"/>
+      </w:pPr>
+      <w:r>
+        <w:rPr>
+          <w:b/>
+          <w:bCs/>
+        </w:rPr>
+        <w:t xml:space="preserve">Two waves per lesson.</w:t>
+      </w:r>
+      <w:r>
+        <w:t xml:space="preserve"> First a placeholder, built automatically from a lesson script (narrated slides with Pet Town’s own pictures, a free offline computer voice and captions). Then Andy records the lesson himself from the same script, and it replaces the placeholder in place.</w:t>
+      </w:r>
+    </w:p>
+    <w:p>
+      <w:pPr>
+        <w:pStyle w:val="ListParagraph"/>
+        <w:numPr>
+          <w:ilvl w:val="0"/>
+          <w:numId w:val="2"/>
+        </w:numPr>
+        <w:spacing w:after="60"/>
+      </w:pPr>
+      <w:r>
+        <w:rPr>
+          <w:b/>
+          <w:bCs/>
+        </w:rPr>
+        <w:t xml:space="preserve">About 110 videos.</w:t>
+      </w:r>
+      <w:r>
+        <w:t xml:space="preserve"> 49 for English, History and Biology (one per block or extra reading), and about 60 for math (one per station, with short clips only where a skill needs its own example).</w:t>
+      </w:r>
+    </w:p>
+    <w:p>
+      <w:pPr>
+        <w:pStyle w:val="ListParagraph"/>
+        <w:numPr>
+          <w:ilvl w:val="0"/>
+          <w:numId w:val="2"/>
+        </w:numPr>
+        <w:spacing w:after="60"/>
+      </w:pPr>
+      <w:r>
+        <w:rPr>
+          <w:b/>
+          <w:bCs/>
+        </w:rPr>
+        <w:t xml:space="preserve">Lesson catalog.</w:t>
+      </w:r>
+      <w:r>
+        <w:t xml:space="preserve"> One file, src/shared/lessonVideos.js, lists every lesson in Khan order with its script and YouTube video. A lesson without a video keeps its Khan link; a teacher’s own link still wins for that class.</w:t>
+      </w:r>
+    </w:p>
+    <w:p>
+      <w:pPr>
+        <w:pStyle w:val="ListParagraph"/>
+        <w:numPr>
+          <w:ilvl w:val="0"/>
+          <w:numId w:val="2"/>
+        </w:numPr>
+        <w:spacing w:after="60"/>
+      </w:pPr>
+      <w:r>
+        <w:rPr>
+          <w:b/>
+          <w:bCs/>
+        </w:rPr>
+        <w:t xml:space="preserve">Scripts written in chat.</w:t>
+      </w:r>
+      <w:r>
+        <w:t xml:space="preserve"> Like the question banks: original wording (never Khan’s transcripts), 3 to 6 minutes, 6th grade reading level, ending with a check question from the lesson’s bank. Reviewed by Andy before building.</w:t>
+      </w:r>
+    </w:p>
+    <w:p>
+      <w:pPr>
+        <w:pStyle w:val="ListParagraph"/>
+        <w:numPr>
+          <w:ilvl w:val="0"/>
+          <w:numId w:val="2"/>
+        </w:numPr>
+        <w:spacing w:after="60"/>
+      </w:pPr>
+      <w:r>
+        <w:rPr>
+          <w:b/>
+          <w:bCs/>
+        </w:rPr>
+        <w:t xml:space="preserve">Placeholder builder.</w:t>
+      </w:r>
+      <w:r>
+        <w:t xml:space="preserve"> scripts/build-video.mjs runs in the Codespace with no account or API key: slides rendered in Chromium (math slides use Pet Town’s own number lines and area models), Piper voice, ffmpeg, captions.</w:t>
+      </w:r>
+    </w:p>
+    <w:p>
+      <w:pPr>
+        <w:pStyle w:val="ListParagraph"/>
+        <w:numPr>
+          <w:ilvl w:val="0"/>
+          <w:numId w:val="2"/>
+        </w:numPr>
+        <w:spacing w:after="60"/>
+      </w:pPr>
+      <w:r>
+        <w:rPr>
+          <w:b/>
+          <w:bCs/>
+        </w:rPr>
+        <w:t xml:space="preserve">YouTube, unlisted, played inside Pet Town.</w:t>
+      </w:r>
+      <w:r>
+        <w:t xml:space="preserve"> Students press Watch the lesson and never leave Pet Town; the Khan link is hidden once a lesson has a video. Watching 80% marks the lesson watched in the student’s save.</w:t>
+      </w:r>
+    </w:p>
+    <w:p>
+      <w:pPr>
+        <w:pStyle w:val="ListParagraph"/>
+        <w:numPr>
+          <w:ilvl w:val="0"/>
+          <w:numId w:val="2"/>
+        </w:numPr>
+        <w:spacing w:after="60"/>
+      </w:pPr>
+      <w:r>
+        <w:rPr>
+          <w:b/>
+          <w:bCs/>
+        </w:rPr>
+        <w:t xml:space="preserve">Still open:</w:t>
+      </w:r>
+      <w:r>
+        <w:t xml:space="preserve"> a free offline voice or a paid, more natural one (used only while building); on camera or voice over screen for recordings; YouTube links or MP4 files for the TPT version.</w:t>
+      </w:r>
+    </w:p>
+    <w:p>
+      <w:pPr>
+        <w:pStyle w:val="Heading1"/>
+        <w:spacing w:after="120" w:before="300"/>
+      </w:pPr>
+      <w:r>
+        <w:t xml:space="preserve">Phase 7: Quality pass, new question types, written answers and Word Workshop · October 11–12, 2026</w:t>
+      </w:r>
+    </w:p>
+    <w:p>
+      <w:pPr>
+        <w:spacing w:after="120"/>
+      </w:pPr>
+      <w:r>
+        <w:t xml:space="preserve">Specs: QUESTION-TYPES.md, CONTENT-RULES.md, VOCAB.md. No new database columns: reviews and overrides live in the existing quiz_overrides and game_settings.</w:t>
+      </w:r>
+    </w:p>
+    <w:p>
+      <w:pPr>
+        <w:pStyle w:val="ListParagraph"/>
+        <w:numPr>
+          <w:ilvl w:val="0"/>
+          <w:numId w:val="2"/>
+        </w:numPr>
+        <w:spacing w:after="60"/>
+      </w:pPr>
+      <w:r>
+        <w:rPr>
+          <w:b/>
+          <w:bCs/>
+        </w:rPr>
+        <w:t xml:space="preserve">Answer-key check. </w:t>
+      </w:r>
+      <w:r>
+        <w:t xml:space="preserve">Every Biology, History and English question was re-answered by a second, blind reviewer. Wrong answers that gave the answer away were rewritten (the right answer is the longest choice in 15 of about 870, down from about 140), and the few factual or ambiguous items were fixed.</w:t>
+      </w:r>
+    </w:p>
+    <w:p>
+      <w:pPr>
+        <w:pStyle w:val="ListParagraph"/>
+        <w:numPr>
+          <w:ilvl w:val="0"/>
+          <w:numId w:val="2"/>
+        </w:numPr>
+        <w:spacing w:after="60"/>
+      </w:pPr>
+      <w:r>
+        <w:rPr>
+          <w:b/>
+          <w:bCs/>
+        </w:rPr>
+        <w:t xml:space="preserve">Six new scored question types: </w:t>
+      </w:r>
+      <w:r>
+        <w:t xml:space="preserve">select all, two-part (claim and evidence), put in order, type the answer, sort into groups, and tap the words. Every English, History and Biology lesson has 2, and every math station has a “Think it through” set of 2.</w:t>
+      </w:r>
+    </w:p>
+    <w:p>
+      <w:pPr>
+        <w:pStyle w:val="ListParagraph"/>
+        <w:numPr>
+          <w:ilvl w:val="0"/>
+          <w:numId w:val="2"/>
+        </w:numPr>
+        <w:spacing w:after="60"/>
+      </w:pPr>
+      <w:r>
+        <w:rPr>
+          <w:b/>
+          <w:bCs/>
+        </w:rPr>
+        <w:t xml:space="preserve">Written answers: </w:t>
+      </w:r>
+      <w:r>
+        <w:t xml:space="preserve">one short answer per lesson (at the end of practice) and a paragraph at the end of every unit test, scored with a checklist by the teacher (dashboard ✍️ Written tab) or a parent at home (behind the grown-up PIN). They never change a score.</w:t>
+      </w:r>
+    </w:p>
+    <w:p>
+      <w:pPr>
+        <w:pStyle w:val="ListParagraph"/>
+        <w:numPr>
+          <w:ilvl w:val="0"/>
+          <w:numId w:val="2"/>
+        </w:numPr>
+        <w:spacing w:after="60"/>
+      </w:pPr>
+      <w:r>
+        <w:rPr>
+          <w:b/>
+          <w:bCs/>
+        </w:rPr>
+        <w:t xml:space="preserve">Content rules: </w:t>
+      </w:r>
+      <w:r>
+        <w:t xml:space="preserve">CONTENT-RULES.md and scripts/check-content.mjs: every new lesson, unit, station or word list gets the new types, fair wrong answers, a blind review and a review list.</w:t>
+      </w:r>
+    </w:p>
+    <w:p>
+      <w:pPr>
+        <w:pStyle w:val="ListParagraph"/>
+        <w:numPr>
+          <w:ilvl w:val="0"/>
+          <w:numId w:val="2"/>
+        </w:numPr>
+        <w:spacing w:after="60"/>
+      </w:pPr>
+      <w:r>
+        <w:rPr>
+          <w:b/>
+          <w:bCs/>
+        </w:rPr>
+        <w:t xml:space="preserve">Teacher overrides: </w:t>
+      </w:r>
+      <w:r>
+        <w:t xml:space="preserve">for any unit in any subject, open all its quizzes and tests now, or count its unit test as passed. Fixed: the History Unit 1 test waited on a reading lesson with no practice.</w:t>
+      </w:r>
+    </w:p>
+    <w:p>
+      <w:pPr>
+        <w:pStyle w:val="ListParagraph"/>
+        <w:numPr>
+          <w:ilvl w:val="0"/>
+          <w:numId w:val="2"/>
+        </w:numPr>
+        <w:spacing w:after="60"/>
+      </w:pPr>
+      <w:r>
+        <w:rPr>
+          <w:b/>
+          <w:bCs/>
+        </w:rPr>
+        <w:t xml:space="preserve">Word Workshop: </w:t>
+      </w:r>
+      <w:r>
+        <w:t xml:space="preserve">vocabulary practice cards, a 60-second word sprint, spelling and a mastery chart. 100 grade 4–6 words written for Pet Town; teachers (Vocabulary tab) and parents add their own lists, such as Wordly Wise lessons, and choose focus words.</w:t>
+      </w:r>
+    </w:p>
+    <w:p>
+      <w:pPr>
+        <w:pStyle w:val="ListParagraph"/>
+        <w:numPr>
+          <w:ilvl w:val="0"/>
+          <w:numId w:val="2"/>
+        </w:numPr>
+        <w:spacing w:after="60"/>
+      </w:pPr>
+      <w:r>
+        <w:rPr>
+          <w:b/>
+          <w:bCs/>
+        </w:rPr>
+        <w:t xml:space="preserve">Khan review: </w:t>
+      </w:r>
+      <w:r>
+        <w:t xml:space="preserve">a missed Khan topic tags its lessons 🔁 Review for that student; passing each practice again clears it and turns the badge to Passed Khan.</w:t>
+      </w:r>
+    </w:p>
+    <w:p>
+      <w:pPr>
+        <w:pStyle w:val="Heading1"/>
+        <w:spacing w:after="120" w:before="300"/>
+      </w:pPr>
+      <w:r>
+        <w:t xml:space="preserve">Order of work</w:t>
+      </w:r>
+    </w:p>
+    <w:p>
+      <w:pPr>
+        <w:spacing w:after="120"/>
+      </w:pPr>
+      <w:r>
+        <w:t xml:space="preserve">Each step is tested before the next starts.</w:t>
+      </w:r>
+    </w:p>
+    <w:tbl>
+      <w:tblPr>
+        <w:tblW w:type="dxa" w:w="9360"/>
+        <w:tblBorders>
+          <w:top w:val="single" w:color="auto" w:sz="4"/>
+          <w:left w:val="single" w:color="auto" w:sz="4"/>
+          <w:bottom w:val="single" w:color="auto" w:sz="4"/>
+          <w:right w:val="single" w:color="auto" w:sz="4"/>
+          <w:insideH w:val="single" w:color="auto" w:sz="4"/>
+          <w:insideV w:val="single" w:color="auto" w:sz="4"/>
+        </w:tblBorders>
+      </w:tblPr>
+      <w:tblGrid>
+        <w:gridCol w:w="600"/>
+        <w:gridCol w:w="5160"/>
+        <w:gridCol w:w="1600"/>
+        <w:gridCol w:w="2000"/>
+      </w:tblGrid>
+      <w:tr>
+        <w:trPr>
+          <w:tblHeader/>
+        </w:trPr>
+        <w:tc>
+          <w:tcPr>
+            <w:tcW w:type="dxa" w:w="600"/>
+            <w:tcBorders>
+              <w:top w:val="single" w:color="BFBFBF" w:sz="4"/>
+              <w:left w:val="single" w:color="BFBFBF" w:sz="4"/>
+              <w:bottom w:val="single" w:color="BFBFBF" w:sz="4"/>
+              <w:right w:val="single" w:color="BFBFBF" w:sz="4"/>
+            </w:tcBorders>
+            <w:shd w:fill="E8EEF4" w:color="auto" w:val="clear"/>
+            <w:tcMar>
+              <w:top w:type="dxa" w:w="60"/>
+              <w:left w:type="dxa" w:w="100"/>
+              <w:bottom w:type="dxa" w:w="60"/>
+              <w:right w:type="dxa" w:w="100"/>
+            </w:tcMar>
+          </w:tcPr>
+          <w:p>
+            <w:r>
+              <w:rPr>
+                <w:b/>
+                <w:bCs/>
+              </w:rPr>
+              <w:t xml:space="preserve">#</w:t>
+            </w:r>
+          </w:p>
+        </w:tc>
+        <w:tc>
+          <w:tcPr>
+            <w:tcW w:type="dxa" w:w="5160"/>
+            <w:tcBorders>
+              <w:top w:val="single" w:color="BFBFBF" w:sz="4"/>
+              <w:left w:val="single" w:color="BFBFBF" w:sz="4"/>
+              <w:bottom w:val="single" w:color="BFBFBF" w:sz="4"/>
+              <w:right w:val="single" w:color="BFBFBF" w:sz="4"/>
+            </w:tcBorders>
+            <w:shd w:fill="E8EEF4" w:color="auto" w:val="clear"/>
+            <w:tcMar>
+              <w:top w:type="dxa" w:w="60"/>
+              <w:left w:type="dxa" w:w="100"/>
+              <w:bottom w:type="dxa" w:w="60"/>
+              <w:right w:type="dxa" w:w="100"/>
+            </w:tcMar>
+          </w:tcPr>
+          <w:p>
+            <w:r>
+              <w:rPr>
+                <w:b/>
+                <w:bCs/>
+              </w:rPr>
+              <w:t xml:space="preserve">Step</w:t>
+            </w:r>
+          </w:p>
+        </w:tc>
+        <w:tc>
+          <w:tcPr>
+            <w:tcW w:type="dxa" w:w="1600"/>
+            <w:tcBorders>
+              <w:top w:val="single" w:color="BFBFBF" w:sz="4"/>
+              <w:left w:val="single" w:color="BFBFBF" w:sz="4"/>
+              <w:bottom w:val="single" w:color="BFBFBF" w:sz="4"/>
+              <w:right w:val="single" w:color="BFBFBF" w:sz="4"/>
+            </w:tcBorders>
+            <w:shd w:fill="E8EEF4" w:color="auto" w:val="clear"/>
+            <w:tcMar>
+              <w:top w:type="dxa" w:w="60"/>
+              <w:left w:type="dxa" w:w="100"/>
+              <w:bottom w:type="dxa" w:w="60"/>
+              <w:right w:type="dxa" w:w="100"/>
+            </w:tcMar>
+          </w:tcPr>
+          <w:p>
+            <w:r>
+              <w:rPr>
+                <w:b/>
+                <w:bCs/>
+              </w:rPr>
+              <w:t xml:space="preserve">Phase</w:t>
+            </w:r>
+          </w:p>
+        </w:tc>
+        <w:tc>
+          <w:tcPr>
+            <w:tcW w:type="dxa" w:w="2000"/>
+            <w:tcBorders>
+              <w:top w:val="single" w:color="BFBFBF" w:sz="4"/>
+              <w:left w:val="single" w:color="BFBFBF" w:sz="4"/>
+              <w:bottom w:val="single" w:color="BFBFBF" w:sz="4"/>
+              <w:right w:val="single" w:color="BFBFBF" w:sz="4"/>
+            </w:tcBorders>
+            <w:shd w:fill="E8EEF4" w:color="auto" w:val="clear"/>
+            <w:tcMar>
+              <w:top w:type="dxa" w:w="60"/>
+              <w:left w:type="dxa" w:w="100"/>
+              <w:bottom w:type="dxa" w:w="60"/>
+              <w:right w:type="dxa" w:w="100"/>
+            </w:tcMar>
+          </w:tcPr>
+          <w:p>
+            <w:r>
+              <w:rPr>
+                <w:b/>
+                <w:bCs/>
+              </w:rPr>
+              <w:t xml:space="preserve">Status</w:t>
+            </w:r>
+          </w:p>
+        </w:tc>
+      </w:tr>
+      <w:tr>
+        <w:trPr>
+          <w:tblHeader w:val="false"/>
+        </w:trPr>
+        <w:tc>
+          <w:tcPr>
+            <w:tcW w:type="dxa" w:w="600"/>
+            <w:tcBorders>
+              <w:top w:val="single" w:color="BFBFBF" w:sz="4"/>
+              <w:left w:val="single" w:color="BFBFBF" w:sz="4"/>
+              <w:bottom w:val="single" w:color="BFBFBF" w:sz="4"/>
+              <w:right w:val="single" w:color="BFBFBF" w:sz="4"/>
+            </w:tcBorders>
+            <w:tcMar>
+              <w:top w:type="dxa" w:w="60"/>
+              <w:left w:type="dxa" w:w="100"/>
+              <w:bottom w:type="dxa" w:w="60"/>
+              <w:right w:type="dxa" w:w="100"/>
+            </w:tcMar>
+          </w:tcPr>
+          <w:p>
+            <w:r>
+              <w:t xml:space="preserve">1</w:t>
+            </w:r>
+          </w:p>
+        </w:tc>
+        <w:tc>
+          <w:tcPr>
+            <w:tcW w:type="dxa" w:w="5160"/>
+            <w:tcBorders>
+              <w:top w:val="single" w:color="BFBFBF" w:sz="4"/>
+              <w:left w:val="single" w:color="BFBFBF" w:sz="4"/>
+              <w:bottom w:val="single" w:color="BFBFBF" w:sz="4"/>
+              <w:right w:val="single" w:color="BFBFBF" w:sz="4"/>
+            </w:tcBorders>
+            <w:tcMar>
+              <w:top w:type="dxa" w:w="60"/>
+              <w:left w:type="dxa" w:w="100"/>
+              <w:bottom w:type="dxa" w:w="60"/>
+              <w:right w:type="dxa" w:w="100"/>
+            </w:tcMar>
+          </w:tcPr>
+          <w:p>
+            <w:r>
+              <w:t xml:space="preserve">Science Unit 1 bank (110 questions)</w:t>
+            </w:r>
+          </w:p>
+        </w:tc>
+        <w:tc>
+          <w:tcPr>
+            <w:tcW w:type="dxa" w:w="1600"/>
+            <w:tcBorders>
+              <w:top w:val="single" w:color="BFBFBF" w:sz="4"/>
+              <w:left w:val="single" w:color="BFBFBF" w:sz="4"/>
+              <w:bottom w:val="single" w:color="BFBFBF" w:sz="4"/>
+              <w:right w:val="single" w:color="BFBFBF" w:sz="4"/>
+            </w:tcBorders>
+            <w:tcMar>
+              <w:top w:type="dxa" w:w="60"/>
+              <w:left w:type="dxa" w:w="100"/>
+              <w:bottom w:type="dxa" w:w="60"/>
+              <w:right w:type="dxa" w:w="100"/>
+            </w:tcMar>
+          </w:tcPr>
+          <w:p>
+            <w:r>
+              <w:t xml:space="preserve">1</w:t>
+            </w:r>
+          </w:p>
+        </w:tc>
+        <w:tc>
+          <w:tcPr>
+            <w:tcW w:type="dxa" w:w="2000"/>
+            <w:tcBorders>
+              <w:top w:val="single" w:color="BFBFBF" w:sz="4"/>
+              <w:left w:val="single" w:color="BFBFBF" w:sz="4"/>
+              <w:bottom w:val="single" w:color="BFBFBF" w:sz="4"/>
+              <w:right w:val="single" w:color="BFBFBF" w:sz="4"/>
+            </w:tcBorders>
+            <w:tcMar>
+              <w:top w:type="dxa" w:w="60"/>
+              <w:left w:type="dxa" w:w="100"/>
+              <w:bottom w:type="dxa" w:w="60"/>
+              <w:right w:type="dxa" w:w="100"/>
+            </w:tcMar>
+          </w:tcPr>
+          <w:p>
+            <w:r>
+              <w:t xml:space="preserve">Done</w:t>
+            </w:r>
+          </w:p>
+        </w:tc>
+      </w:tr>
+      <w:tr>
+        <w:trPr>
+          <w:tblHeader w:val="false"/>
+        </w:trPr>
+        <w:tc>
+          <w:tcPr>
+            <w:tcW w:type="dxa" w:w="600"/>
+            <w:tcBorders>
+              <w:top w:val="single" w:color="BFBFBF" w:sz="4"/>
+              <w:left w:val="single" w:color="BFBFBF" w:sz="4"/>
+              <w:bottom w:val="single" w:color="BFBFBF" w:sz="4"/>
+              <w:right w:val="single" w:color="BFBFBF" w:sz="4"/>
+            </w:tcBorders>
+            <w:tcMar>
+              <w:top w:type="dxa" w:w="60"/>
+              <w:left w:type="dxa" w:w="100"/>
+              <w:bottom w:type="dxa" w:w="60"/>
+              <w:right w:type="dxa" w:w="100"/>
+            </w:tcMar>
+          </w:tcPr>
+          <w:p>
+            <w:r>
+              <w:t xml:space="preserve">2</w:t>
+            </w:r>
+          </w:p>
+        </w:tc>
+        <w:tc>
+          <w:tcPr>
+            <w:tcW w:type="dxa" w:w="5160"/>
+            <w:tcBorders>
+              <w:top w:val="single" w:color="BFBFBF" w:sz="4"/>
+              <w:left w:val="single" w:color="BFBFBF" w:sz="4"/>
+              <w:bottom w:val="single" w:color="BFBFBF" w:sz="4"/>
+              <w:right w:val="single" w:color="BFBFBF" w:sz="4"/>
+            </w:tcBorders>
+            <w:tcMar>
+              <w:top w:type="dxa" w:w="60"/>
+              <w:left w:type="dxa" w:w="100"/>
+              <w:bottom w:type="dxa" w:w="60"/>
+              <w:right w:type="dxa" w:w="100"/>
+            </w:tcMar>
+          </w:tcPr>
+          <w:p>
+            <w:r>
+              <w:t xml:space="preserve">Difficulty in Pet Town, plus tags and fixes for the original Biology questions (docs/rigor-update.mjs)</w:t>
+            </w:r>
+          </w:p>
+        </w:tc>
+        <w:tc>
+          <w:tcPr>
+            <w:tcW w:type="dxa" w:w="1600"/>
+            <w:tcBorders>
+              <w:top w:val="single" w:color="BFBFBF" w:sz="4"/>
+              <w:left w:val="single" w:color="BFBFBF" w:sz="4"/>
+              <w:bottom w:val="single" w:color="BFBFBF" w:sz="4"/>
+              <w:right w:val="single" w:color="BFBFBF" w:sz="4"/>
+            </w:tcBorders>
+            <w:tcMar>
+              <w:top w:type="dxa" w:w="60"/>
+              <w:left w:type="dxa" w:w="100"/>
+              <w:bottom w:type="dxa" w:w="60"/>
+              <w:right w:type="dxa" w:w="100"/>
+            </w:tcMar>
+          </w:tcPr>
+          <w:p>
+            <w:r>
+              <w:t xml:space="preserve">1</w:t>
+            </w:r>
+          </w:p>
+        </w:tc>
+        <w:tc>
+          <w:tcPr>
+            <w:tcW w:type="dxa" w:w="2000"/>
+            <w:tcBorders>
+              <w:top w:val="single" w:color="BFBFBF" w:sz="4"/>
+              <w:left w:val="single" w:color="BFBFBF" w:sz="4"/>
+              <w:bottom w:val="single" w:color="BFBFBF" w:sz="4"/>
+              <w:right w:val="single" w:color="BFBFBF" w:sz="4"/>
+            </w:tcBorders>
+            <w:tcMar>
+              <w:top w:type="dxa" w:w="60"/>
+              <w:left w:type="dxa" w:w="100"/>
+              <w:bottom w:type="dxa" w:w="60"/>
+              <w:right w:type="dxa" w:w="100"/>
+            </w:tcMar>
+          </w:tcPr>
+          <w:p>
+            <w:r>
+              <w:t xml:space="preserve">Done</w:t>
+            </w:r>
+          </w:p>
+        </w:tc>
+      </w:tr>
+      <w:tr>
+        <w:trPr>
+          <w:tblHeader w:val="false"/>
+        </w:trPr>
+        <w:tc>
+          <w:tcPr>
+            <w:tcW w:type="dxa" w:w="600"/>
+            <w:tcBorders>
+              <w:top w:val="single" w:color="BFBFBF" w:sz="4"/>
+              <w:left w:val="single" w:color="BFBFBF" w:sz="4"/>
+              <w:bottom w:val="single" w:color="BFBFBF" w:sz="4"/>
+              <w:right w:val="single" w:color="BFBFBF" w:sz="4"/>
+            </w:tcBorders>
+            <w:tcMar>
+              <w:top w:type="dxa" w:w="60"/>
+              <w:left w:type="dxa" w:w="100"/>
+              <w:bottom w:type="dxa" w:w="60"/>
+              <w:right w:type="dxa" w:w="100"/>
+            </w:tcMar>
+          </w:tcPr>
+          <w:p>
+            <w:r>
+              <w:t xml:space="preserve">3</w:t>
+            </w:r>
+          </w:p>
+        </w:tc>
+        <w:tc>
+          <w:tcPr>
+            <w:tcW w:type="dxa" w:w="5160"/>
+            <w:tcBorders>
+              <w:top w:val="single" w:color="BFBFBF" w:sz="4"/>
+              <w:left w:val="single" w:color="BFBFBF" w:sz="4"/>
+              <w:bottom w:val="single" w:color="BFBFBF" w:sz="4"/>
+              <w:right w:val="single" w:color="BFBFBF" w:sz="4"/>
+            </w:tcBorders>
+            <w:tcMar>
+              <w:top w:type="dxa" w:w="60"/>
+              <w:left w:type="dxa" w:w="100"/>
+              <w:bottom w:type="dxa" w:w="60"/>
+              <w:right w:type="dxa" w:w="100"/>
+            </w:tcMar>
+          </w:tcPr>
+          <w:p>
+            <w:r>
+              <w:t xml:space="preserve">History Unit 1 bank (40 questions, docs/history1-bank.mjs)</w:t>
+            </w:r>
+          </w:p>
+        </w:tc>
+        <w:tc>
+          <w:tcPr>
+            <w:tcW w:type="dxa" w:w="1600"/>
+            <w:tcBorders>
+              <w:top w:val="single" w:color="BFBFBF" w:sz="4"/>
+              <w:left w:val="single" w:color="BFBFBF" w:sz="4"/>
+              <w:bottom w:val="single" w:color="BFBFBF" w:sz="4"/>
+              <w:right w:val="single" w:color="BFBFBF" w:sz="4"/>
+            </w:tcBorders>
+            <w:tcMar>
+              <w:top w:type="dxa" w:w="60"/>
+              <w:left w:type="dxa" w:w="100"/>
+              <w:bottom w:type="dxa" w:w="60"/>
+              <w:right w:type="dxa" w:w="100"/>
+            </w:tcMar>
+          </w:tcPr>
+          <w:p>
+            <w:r>
+              <w:t xml:space="preserve">1</w:t>
+            </w:r>
+          </w:p>
+        </w:tc>
+        <w:tc>
+          <w:tcPr>
+            <w:tcW w:type="dxa" w:w="2000"/>
+            <w:tcBorders>
+              <w:top w:val="single" w:color="BFBFBF" w:sz="4"/>
+              <w:left w:val="single" w:color="BFBFBF" w:sz="4"/>
+              <w:bottom w:val="single" w:color="BFBFBF" w:sz="4"/>
+              <w:right w:val="single" w:color="BFBFBF" w:sz="4"/>
+            </w:tcBorders>
+            <w:tcMar>
+              <w:top w:type="dxa" w:w="60"/>
+              <w:left w:type="dxa" w:w="100"/>
+              <w:bottom w:type="dxa" w:w="60"/>
+              <w:right w:type="dxa" w:w="100"/>
+            </w:tcMar>
+          </w:tcPr>
+          <w:p>
+            <w:r>
+              <w:t xml:space="preserve">Done</w:t>
+            </w:r>
+          </w:p>
+        </w:tc>
+      </w:tr>
+      <w:tr>
+        <w:trPr>
+          <w:tblHeader w:val="false"/>
+        </w:trPr>
+        <w:tc>
+          <w:tcPr>
+            <w:tcW w:type="dxa" w:w="600"/>
+            <w:tcBorders>
+              <w:top w:val="single" w:color="BFBFBF" w:sz="4"/>
+              <w:left w:val="single" w:color="BFBFBF" w:sz="4"/>
+              <w:bottom w:val="single" w:color="BFBFBF" w:sz="4"/>
+              <w:right w:val="single" w:color="BFBFBF" w:sz="4"/>
+            </w:tcBorders>
+            <w:tcMar>
+              <w:top w:type="dxa" w:w="60"/>
+              <w:left w:type="dxa" w:w="100"/>
+              <w:bottom w:type="dxa" w:w="60"/>
+              <w:right w:type="dxa" w:w="100"/>
+            </w:tcMar>
+          </w:tcPr>
+          <w:p>
+            <w:r>
+              <w:t xml:space="preserve">4</w:t>
+            </w:r>
+          </w:p>
+        </w:tc>
+        <w:tc>
+          <w:tcPr>
+            <w:tcW w:type="dxa" w:w="5160"/>
+            <w:tcBorders>
+              <w:top w:val="single" w:color="BFBFBF" w:sz="4"/>
+              <w:left w:val="single" w:color="BFBFBF" w:sz="4"/>
+              <w:bottom w:val="single" w:color="BFBFBF" w:sz="4"/>
+              <w:right w:val="single" w:color="BFBFBF" w:sz="4"/>
+            </w:tcBorders>
+            <w:tcMar>
+              <w:top w:type="dxa" w:w="60"/>
+              <w:left w:type="dxa" w:w="100"/>
+              <w:bottom w:type="dxa" w:w="60"/>
+              <w:right w:type="dxa" w:w="100"/>
+            </w:tcMar>
+          </w:tcPr>
+          <w:p>
+            <w:r>
+              <w:t xml:space="preserve">Lesson links and question editing, including teacher veto (LESSON-CONTENT.md)</w:t>
+            </w:r>
+          </w:p>
+        </w:tc>
+        <w:tc>
+          <w:tcPr>
+            <w:tcW w:type="dxa" w:w="1600"/>
+            <w:tcBorders>
+              <w:top w:val="single" w:color="BFBFBF" w:sz="4"/>
+              <w:left w:val="single" w:color="BFBFBF" w:sz="4"/>
+              <w:bottom w:val="single" w:color="BFBFBF" w:sz="4"/>
+              <w:right w:val="single" w:color="BFBFBF" w:sz="4"/>
+            </w:tcBorders>
+            <w:tcMar>
+              <w:top w:type="dxa" w:w="60"/>
+              <w:left w:type="dxa" w:w="100"/>
+              <w:bottom w:type="dxa" w:w="60"/>
+              <w:right w:type="dxa" w:w="100"/>
+            </w:tcMar>
+          </w:tcPr>
+          <w:p>
+            <w:r>
+              <w:t xml:space="preserve">2</w:t>
+            </w:r>
+          </w:p>
+        </w:tc>
+        <w:tc>
+          <w:tcPr>
+            <w:tcW w:type="dxa" w:w="2000"/>
+            <w:tcBorders>
+              <w:top w:val="single" w:color="BFBFBF" w:sz="4"/>
+              <w:left w:val="single" w:color="BFBFBF" w:sz="4"/>
+              <w:bottom w:val="single" w:color="BFBFBF" w:sz="4"/>
+              <w:right w:val="single" w:color="BFBFBF" w:sz="4"/>
+            </w:tcBorders>
+            <w:tcMar>
+              <w:top w:type="dxa" w:w="60"/>
+              <w:left w:type="dxa" w:w="100"/>
+              <w:bottom w:type="dxa" w:w="60"/>
+              <w:right w:type="dxa" w:w="100"/>
+            </w:tcMar>
+          </w:tcPr>
+          <w:p>
+            <w:r>
+              <w:t xml:space="preserve">Done</w:t>
+            </w:r>
+          </w:p>
+        </w:tc>
+      </w:tr>
+      <w:tr>
+        <w:trPr>
+          <w:tblHeader w:val="false"/>
+        </w:trPr>
+        <w:tc>
+          <w:tcPr>
+            <w:tcW w:type="dxa" w:w="600"/>
+            <w:tcBorders>
+              <w:top w:val="single" w:color="BFBFBF" w:sz="4"/>
+              <w:left w:val="single" w:color="BFBFBF" w:sz="4"/>
+              <w:bottom w:val="single" w:color="BFBFBF" w:sz="4"/>
+              <w:right w:val="single" w:color="BFBFBF" w:sz="4"/>
+            </w:tcBorders>
+            <w:tcMar>
+              <w:top w:type="dxa" w:w="60"/>
+              <w:left w:type="dxa" w:w="100"/>
+              <w:bottom w:type="dxa" w:w="60"/>
+              <w:right w:type="dxa" w:w="100"/>
+            </w:tcMar>
+          </w:tcPr>
+          <w:p>
+            <w:r>
+              <w:t xml:space="preserve">5</w:t>
+            </w:r>
+          </w:p>
+        </w:tc>
+        <w:tc>
+          <w:tcPr>
+            <w:tcW w:type="dxa" w:w="5160"/>
+            <w:tcBorders>
+              <w:top w:val="single" w:color="BFBFBF" w:sz="4"/>
+              <w:left w:val="single" w:color="BFBFBF" w:sz="4"/>
+              <w:bottom w:val="single" w:color="BFBFBF" w:sz="4"/>
+              <w:right w:val="single" w:color="BFBFBF" w:sz="4"/>
+            </w:tcBorders>
+            <w:tcMar>
+              <w:top w:type="dxa" w:w="60"/>
+              <w:left w:type="dxa" w:w="100"/>
+              <w:bottom w:type="dxa" w:w="60"/>
+              <w:right w:type="dxa" w:w="100"/>
+            </w:tcMar>
+          </w:tcPr>
+          <w:p>
+            <w:r>
+              <w:t xml:space="preserve">History Unit 2 bank, plus fixing long right answers in its originals</w:t>
+            </w:r>
+          </w:p>
+        </w:tc>
+        <w:tc>
+          <w:tcPr>
+            <w:tcW w:type="dxa" w:w="1600"/>
+            <w:tcBorders>
+              <w:top w:val="single" w:color="BFBFBF" w:sz="4"/>
+              <w:left w:val="single" w:color="BFBFBF" w:sz="4"/>
+              <w:bottom w:val="single" w:color="BFBFBF" w:sz="4"/>
+              <w:right w:val="single" w:color="BFBFBF" w:sz="4"/>
+            </w:tcBorders>
+            <w:tcMar>
+              <w:top w:type="dxa" w:w="60"/>
+              <w:left w:type="dxa" w:w="100"/>
+              <w:bottom w:type="dxa" w:w="60"/>
+              <w:right w:type="dxa" w:w="100"/>
+            </w:tcMar>
+          </w:tcPr>
+          <w:p>
+            <w:r>
+              <w:t xml:space="preserve">1</w:t>
+            </w:r>
+          </w:p>
+        </w:tc>
+        <w:tc>
+          <w:tcPr>
+            <w:tcW w:type="dxa" w:w="2000"/>
+            <w:tcBorders>
+              <w:top w:val="single" w:color="BFBFBF" w:sz="4"/>
+              <w:left w:val="single" w:color="BFBFBF" w:sz="4"/>
+              <w:bottom w:val="single" w:color="BFBFBF" w:sz="4"/>
+              <w:right w:val="single" w:color="BFBFBF" w:sz="4"/>
+            </w:tcBorders>
+            <w:tcMar>
+              <w:top w:type="dxa" w:w="60"/>
+              <w:left w:type="dxa" w:w="100"/>
+              <w:bottom w:type="dxa" w:w="60"/>
+              <w:right w:type="dxa" w:w="100"/>
+            </w:tcMar>
+          </w:tcPr>
+          <w:p>
+            <w:r>
+              <w:t xml:space="preserve">Done</w:t>
+            </w:r>
+          </w:p>
+        </w:tc>
+      </w:tr>
+      <w:tr>
+        <w:trPr>
+          <w:tblHeader w:val="false"/>
+        </w:trPr>
+        <w:tc>
+          <w:tcPr>
+            <w:tcW w:type="dxa" w:w="600"/>
+            <w:tcBorders>
+              <w:top w:val="single" w:color="BFBFBF" w:sz="4"/>
+              <w:left w:val="single" w:color="BFBFBF" w:sz="4"/>
+              <w:bottom w:val="single" w:color="BFBFBF" w:sz="4"/>
+              <w:right w:val="single" w:color="BFBFBF" w:sz="4"/>
+            </w:tcBorders>
+            <w:tcMar>
+              <w:top w:type="dxa" w:w="60"/>
+              <w:left w:type="dxa" w:w="100"/>
+              <w:bottom w:type="dxa" w:w="60"/>
+              <w:right w:type="dxa" w:w="100"/>
+            </w:tcMar>
+          </w:tcPr>
+          <w:p>
+            <w:r>
+              <w:t xml:space="preserve">6</w:t>
+            </w:r>
+          </w:p>
+        </w:tc>
+        <w:tc>
+          <w:tcPr>
+            <w:tcW w:type="dxa" w:w="5160"/>
+            <w:tcBorders>
+              <w:top w:val="single" w:color="BFBFBF" w:sz="4"/>
+              <w:left w:val="single" w:color="BFBFBF" w:sz="4"/>
+              <w:bottom w:val="single" w:color="BFBFBF" w:sz="4"/>
+              <w:right w:val="single" w:color="BFBFBF" w:sz="4"/>
+            </w:tcBorders>
+            <w:tcMar>
+              <w:top w:type="dxa" w:w="60"/>
+              <w:left w:type="dxa" w:w="100"/>
+              <w:bottom w:type="dxa" w:w="60"/>
+              <w:right w:type="dxa" w:w="100"/>
+            </w:tcMar>
+          </w:tcPr>
+          <w:p>
+            <w:r>
+              <w:t xml:space="preserve">History Units 3 and 4, one unit per script</w:t>
+            </w:r>
+          </w:p>
+        </w:tc>
+        <w:tc>
+          <w:tcPr>
+            <w:tcW w:type="dxa" w:w="1600"/>
+            <w:tcBorders>
+              <w:top w:val="single" w:color="BFBFBF" w:sz="4"/>
+              <w:left w:val="single" w:color="BFBFBF" w:sz="4"/>
+              <w:bottom w:val="single" w:color="BFBFBF" w:sz="4"/>
+              <w:right w:val="single" w:color="BFBFBF" w:sz="4"/>
+            </w:tcBorders>
+            <w:tcMar>
+              <w:top w:type="dxa" w:w="60"/>
+              <w:left w:type="dxa" w:w="100"/>
+              <w:bottom w:type="dxa" w:w="60"/>
+              <w:right w:type="dxa" w:w="100"/>
+            </w:tcMar>
+          </w:tcPr>
+          <w:p>
+            <w:r>
+              <w:t xml:space="preserve">1</w:t>
+            </w:r>
+          </w:p>
+        </w:tc>
+        <w:tc>
+          <w:tcPr>
+            <w:tcW w:type="dxa" w:w="2000"/>
+            <w:tcBorders>
+              <w:top w:val="single" w:color="BFBFBF" w:sz="4"/>
+              <w:left w:val="single" w:color="BFBFBF" w:sz="4"/>
+              <w:bottom w:val="single" w:color="BFBFBF" w:sz="4"/>
+              <w:right w:val="single" w:color="BFBFBF" w:sz="4"/>
+            </w:tcBorders>
+            <w:tcMar>
+              <w:top w:type="dxa" w:w="60"/>
+              <w:left w:type="dxa" w:w="100"/>
+              <w:bottom w:type="dxa" w:w="60"/>
+              <w:right w:type="dxa" w:w="100"/>
+            </w:tcMar>
+          </w:tcPr>
+          <w:p>
+            <w:r>
+              <w:t xml:space="preserve">Done</w:t>
+            </w:r>
+          </w:p>
+        </w:tc>
+      </w:tr>
+      <w:tr>
+        <w:trPr>
+          <w:tblHeader w:val="false"/>
+        </w:trPr>
+        <w:tc>
+          <w:tcPr>
+            <w:tcW w:type="dxa" w:w="600"/>
+            <w:tcBorders>
+              <w:top w:val="single" w:color="BFBFBF" w:sz="4"/>
+              <w:left w:val="single" w:color="BFBFBF" w:sz="4"/>
+              <w:bottom w:val="single" w:color="BFBFBF" w:sz="4"/>
+              <w:right w:val="single" w:color="BFBFBF" w:sz="4"/>
+            </w:tcBorders>
+            <w:tcMar>
+              <w:top w:type="dxa" w:w="60"/>
+              <w:left w:type="dxa" w:w="100"/>
+              <w:bottom w:type="dxa" w:w="60"/>
+              <w:right w:type="dxa" w:w="100"/>
+            </w:tcMar>
+          </w:tcPr>
+          <w:p>
+            <w:r>
+              <w:t xml:space="preserve">7</w:t>
+            </w:r>
+          </w:p>
+        </w:tc>
+        <w:tc>
+          <w:tcPr>
+            <w:tcW w:type="dxa" w:w="5160"/>
+            <w:tcBorders>
+              <w:top w:val="single" w:color="BFBFBF" w:sz="4"/>
+              <w:left w:val="single" w:color="BFBFBF" w:sz="4"/>
+              <w:bottom w:val="single" w:color="BFBFBF" w:sz="4"/>
+              <w:right w:val="single" w:color="BFBFBF" w:sz="4"/>
+            </w:tcBorders>
+            <w:tcMar>
+              <w:top w:type="dxa" w:w="60"/>
+              <w:left w:type="dxa" w:w="100"/>
+              <w:bottom w:type="dxa" w:w="60"/>
+              <w:right w:type="dxa" w:w="100"/>
+            </w:tcMar>
+          </w:tcPr>
+          <w:p>
+            <w:r>
+              <w:t xml:space="preserve">English banks (tagged), the math thin spots, and level 3 harder in every math generator</w:t>
+            </w:r>
+          </w:p>
+        </w:tc>
+        <w:tc>
+          <w:tcPr>
+            <w:tcW w:type="dxa" w:w="1600"/>
+            <w:tcBorders>
+              <w:top w:val="single" w:color="BFBFBF" w:sz="4"/>
+              <w:left w:val="single" w:color="BFBFBF" w:sz="4"/>
+              <w:bottom w:val="single" w:color="BFBFBF" w:sz="4"/>
+              <w:right w:val="single" w:color="BFBFBF" w:sz="4"/>
+            </w:tcBorders>
+            <w:tcMar>
+              <w:top w:type="dxa" w:w="60"/>
+              <w:left w:type="dxa" w:w="100"/>
+              <w:bottom w:type="dxa" w:w="60"/>
+              <w:right w:type="dxa" w:w="100"/>
+            </w:tcMar>
+          </w:tcPr>
+          <w:p>
+            <w:r>
+              <w:t xml:space="preserve">1</w:t>
+            </w:r>
+          </w:p>
+        </w:tc>
+        <w:tc>
+          <w:tcPr>
+            <w:tcW w:type="dxa" w:w="2000"/>
+            <w:tcBorders>
+              <w:top w:val="single" w:color="BFBFBF" w:sz="4"/>
+              <w:left w:val="single" w:color="BFBFBF" w:sz="4"/>
+              <w:bottom w:val="single" w:color="BFBFBF" w:sz="4"/>
+              <w:right w:val="single" w:color="BFBFBF" w:sz="4"/>
+            </w:tcBorders>
+            <w:tcMar>
+              <w:top w:type="dxa" w:w="60"/>
+              <w:left w:type="dxa" w:w="100"/>
+              <w:bottom w:type="dxa" w:w="60"/>
+              <w:right w:type="dxa" w:w="100"/>
+            </w:tcMar>
+          </w:tcPr>
+          <w:p>
+            <w:r>
+              <w:t xml:space="preserve">Done</w:t>
+            </w:r>
+          </w:p>
+        </w:tc>
+      </w:tr>
+      <w:tr>
+        <w:trPr>
+          <w:tblHeader w:val="false"/>
+        </w:trPr>
+        <w:tc>
+          <w:tcPr>
+            <w:tcW w:type="dxa" w:w="600"/>
+            <w:tcBorders>
+              <w:top w:val="single" w:color="BFBFBF" w:sz="4"/>
+              <w:left w:val="single" w:color="BFBFBF" w:sz="4"/>
+              <w:bottom w:val="single" w:color="BFBFBF" w:sz="4"/>
+              <w:right w:val="single" w:color="BFBFBF" w:sz="4"/>
+            </w:tcBorders>
+            <w:tcMar>
+              <w:top w:type="dxa" w:w="60"/>
+              <w:left w:type="dxa" w:w="100"/>
+              <w:bottom w:type="dxa" w:w="60"/>
+              <w:right w:type="dxa" w:w="100"/>
+            </w:tcMar>
+          </w:tcPr>
+          <w:p>
+            <w:r>
+              <w:t xml:space="preserve">8</w:t>
+            </w:r>
+          </w:p>
+        </w:tc>
+        <w:tc>
+          <w:tcPr>
+            <w:tcW w:type="dxa" w:w="5160"/>
+            <w:tcBorders>
+              <w:top w:val="single" w:color="BFBFBF" w:sz="4"/>
+              <w:left w:val="single" w:color="BFBFBF" w:sz="4"/>
+              <w:bottom w:val="single" w:color="BFBFBF" w:sz="4"/>
+              <w:right w:val="single" w:color="BFBFBF" w:sz="4"/>
+            </w:tcBorders>
+            <w:tcMar>
+              <w:top w:type="dxa" w:w="60"/>
+              <w:left w:type="dxa" w:w="100"/>
+              <w:bottom w:type="dxa" w:w="60"/>
+              <w:right w:type="dxa" w:w="100"/>
+            </w:tcMar>
+          </w:tcPr>
+          <w:p>
+            <w:r>
+              <w:t xml:space="preserve">Copy prompt, Import and the in-app checks</w:t>
+            </w:r>
+          </w:p>
+        </w:tc>
+        <w:tc>
+          <w:tcPr>
+            <w:tcW w:type="dxa" w:w="1600"/>
+            <w:tcBorders>
+              <w:top w:val="single" w:color="BFBFBF" w:sz="4"/>
+              <w:left w:val="single" w:color="BFBFBF" w:sz="4"/>
+              <w:bottom w:val="single" w:color="BFBFBF" w:sz="4"/>
+              <w:right w:val="single" w:color="BFBFBF" w:sz="4"/>
+            </w:tcBorders>
+            <w:tcMar>
+              <w:top w:type="dxa" w:w="60"/>
+              <w:left w:type="dxa" w:w="100"/>
+              <w:bottom w:type="dxa" w:w="60"/>
+              <w:right w:type="dxa" w:w="100"/>
+            </w:tcMar>
+          </w:tcPr>
+          <w:p>
+            <w:r>
+              <w:t xml:space="preserve">3</w:t>
+            </w:r>
+          </w:p>
+        </w:tc>
+        <w:tc>
+          <w:tcPr>
+            <w:tcW w:type="dxa" w:w="2000"/>
+            <w:tcBorders>
+              <w:top w:val="single" w:color="BFBFBF" w:sz="4"/>
+              <w:left w:val="single" w:color="BFBFBF" w:sz="4"/>
+              <w:bottom w:val="single" w:color="BFBFBF" w:sz="4"/>
+              <w:right w:val="single" w:color="BFBFBF" w:sz="4"/>
+            </w:tcBorders>
+            <w:tcMar>
+              <w:top w:type="dxa" w:w="60"/>
+              <w:left w:type="dxa" w:w="100"/>
+              <w:bottom w:type="dxa" w:w="60"/>
+              <w:right w:type="dxa" w:w="100"/>
+            </w:tcMar>
+          </w:tcPr>
+          <w:p>
+            <w:r>
+              <w:t xml:space="preserve">Done</w:t>
+            </w:r>
+          </w:p>
+        </w:tc>
+      </w:tr>
+      <w:tr>
+        <w:trPr>
+          <w:tblHeader w:val="false"/>
+        </w:trPr>
+        <w:tc>
+          <w:tcPr>
+            <w:tcW w:type="dxa" w:w="600"/>
+            <w:tcBorders>
+              <w:top w:val="single" w:color="BFBFBF" w:sz="4"/>
+              <w:left w:val="single" w:color="BFBFBF" w:sz="4"/>
+              <w:bottom w:val="single" w:color="BFBFBF" w:sz="4"/>
+              <w:right w:val="single" w:color="BFBFBF" w:sz="4"/>
+            </w:tcBorders>
+            <w:tcMar>
+              <w:top w:type="dxa" w:w="60"/>
+              <w:left w:type="dxa" w:w="100"/>
+              <w:bottom w:type="dxa" w:w="60"/>
+              <w:right w:type="dxa" w:w="100"/>
+            </w:tcMar>
+          </w:tcPr>
+          <w:p>
+            <w:r>
+              <w:t xml:space="preserve">9</w:t>
+            </w:r>
+          </w:p>
+        </w:tc>
+        <w:tc>
+          <w:tcPr>
+            <w:tcW w:type="dxa" w:w="5160"/>
+            <w:tcBorders>
+              <w:top w:val="single" w:color="BFBFBF" w:sz="4"/>
+              <w:left w:val="single" w:color="BFBFBF" w:sz="4"/>
+              <w:bottom w:val="single" w:color="BFBFBF" w:sz="4"/>
+              <w:right w:val="single" w:color="BFBFBF" w:sz="4"/>
+            </w:tcBorders>
+            <w:tcMar>
+              <w:top w:type="dxa" w:w="60"/>
+              <w:left w:type="dxa" w:w="100"/>
+              <w:bottom w:type="dxa" w:w="60"/>
+              <w:right w:type="dxa" w:w="100"/>
+            </w:tcMar>
+          </w:tcPr>
+          <w:p>
+            <w:r>
+              <w:t xml:space="preserve">Log question ids with answers; miss-rate column in the teacher report</w:t>
+            </w:r>
+          </w:p>
+        </w:tc>
+        <w:tc>
+          <w:tcPr>
+            <w:tcW w:type="dxa" w:w="1600"/>
+            <w:tcBorders>
+              <w:top w:val="single" w:color="BFBFBF" w:sz="4"/>
+              <w:left w:val="single" w:color="BFBFBF" w:sz="4"/>
+              <w:bottom w:val="single" w:color="BFBFBF" w:sz="4"/>
+              <w:right w:val="single" w:color="BFBFBF" w:sz="4"/>
+            </w:tcBorders>
+            <w:tcMar>
+              <w:top w:type="dxa" w:w="60"/>
+              <w:left w:type="dxa" w:w="100"/>
+              <w:bottom w:type="dxa" w:w="60"/>
+              <w:right w:type="dxa" w:w="100"/>
+            </w:tcMar>
+          </w:tcPr>
+          <w:p>
+            <w:r>
+              <w:t xml:space="preserve">3</w:t>
+            </w:r>
+          </w:p>
+        </w:tc>
+        <w:tc>
+          <w:tcPr>
+            <w:tcW w:type="dxa" w:w="2000"/>
+            <w:tcBorders>
+              <w:top w:val="single" w:color="BFBFBF" w:sz="4"/>
+              <w:left w:val="single" w:color="BFBFBF" w:sz="4"/>
+              <w:bottom w:val="single" w:color="BFBFBF" w:sz="4"/>
+              <w:right w:val="single" w:color="BFBFBF" w:sz="4"/>
+            </w:tcBorders>
+            <w:tcMar>
+              <w:top w:type="dxa" w:w="60"/>
+              <w:left w:type="dxa" w:w="100"/>
+              <w:bottom w:type="dxa" w:w="60"/>
+              <w:right w:type="dxa" w:w="100"/>
+            </w:tcMar>
+          </w:tcPr>
+          <w:p>
+            <w:r>
+              <w:t xml:space="preserve">Done</w:t>
+            </w:r>
+          </w:p>
+        </w:tc>
+      </w:tr>
+      <w:tr>
+        <w:trPr>
+          <w:tblHeader w:val="false"/>
+        </w:trPr>
+        <w:tc>
+          <w:tcPr>
+            <w:tcW w:type="dxa" w:w="600"/>
+            <w:tcBorders>
+              <w:top w:val="single" w:color="BFBFBF" w:sz="4"/>
+              <w:left w:val="single" w:color="BFBFBF" w:sz="4"/>
+              <w:bottom w:val="single" w:color="BFBFBF" w:sz="4"/>
+              <w:right w:val="single" w:color="BFBFBF" w:sz="4"/>
+            </w:tcBorders>
+            <w:tcMar>
+              <w:top w:type="dxa" w:w="60"/>
+              <w:left w:type="dxa" w:w="100"/>
+              <w:bottom w:type="dxa" w:w="60"/>
+              <w:right w:type="dxa" w:w="100"/>
+            </w:tcMar>
+          </w:tcPr>
+          <w:p>
+            <w:r>
+              <w:t xml:space="preserve">10</w:t>
+            </w:r>
+          </w:p>
+        </w:tc>
+        <w:tc>
+          <w:tcPr>
+            <w:tcW w:type="dxa" w:w="5160"/>
+            <w:tcBorders>
+              <w:top w:val="single" w:color="BFBFBF" w:sz="4"/>
+              <w:left w:val="single" w:color="BFBFBF" w:sz="4"/>
+              <w:bottom w:val="single" w:color="BFBFBF" w:sz="4"/>
+              <w:right w:val="single" w:color="BFBFBF" w:sz="4"/>
+            </w:tcBorders>
+            <w:tcMar>
+              <w:top w:type="dxa" w:w="60"/>
+              <w:left w:type="dxa" w:w="100"/>
+              <w:bottom w:type="dxa" w:w="60"/>
+              <w:right w:type="dxa" w:w="100"/>
+            </w:tcMar>
+          </w:tcPr>
+          <w:p>
+            <w:r>
+              <w:t xml:space="preserve">Khan results form and the Khan-ready badge</w:t>
+            </w:r>
+          </w:p>
+        </w:tc>
+        <w:tc>
+          <w:tcPr>
+            <w:tcW w:type="dxa" w:w="1600"/>
+            <w:tcBorders>
+              <w:top w:val="single" w:color="BFBFBF" w:sz="4"/>
+              <w:left w:val="single" w:color="BFBFBF" w:sz="4"/>
+              <w:bottom w:val="single" w:color="BFBFBF" w:sz="4"/>
+              <w:right w:val="single" w:color="BFBFBF" w:sz="4"/>
+            </w:tcBorders>
+            <w:tcMar>
+              <w:top w:type="dxa" w:w="60"/>
+              <w:left w:type="dxa" w:w="100"/>
+              <w:bottom w:type="dxa" w:w="60"/>
+              <w:right w:type="dxa" w:w="100"/>
+            </w:tcMar>
+          </w:tcPr>
+          <w:p>
+            <w:r>
+              <w:t xml:space="preserve">4</w:t>
+            </w:r>
+          </w:p>
+        </w:tc>
+        <w:tc>
+          <w:tcPr>
+            <w:tcW w:type="dxa" w:w="2000"/>
+            <w:tcBorders>
+              <w:top w:val="single" w:color="BFBFBF" w:sz="4"/>
+              <w:left w:val="single" w:color="BFBFBF" w:sz="4"/>
+              <w:bottom w:val="single" w:color="BFBFBF" w:sz="4"/>
+              <w:right w:val="single" w:color="BFBFBF" w:sz="4"/>
+            </w:tcBorders>
+            <w:tcMar>
+              <w:top w:type="dxa" w:w="60"/>
+              <w:left w:type="dxa" w:w="100"/>
+              <w:bottom w:type="dxa" w:w="60"/>
+              <w:right w:type="dxa" w:w="100"/>
+            </w:tcMar>
+          </w:tcPr>
+          <w:p>
+            <w:r>
+              <w:t xml:space="preserve">Done</w:t>
+            </w:r>
+          </w:p>
+        </w:tc>
+      </w:tr>
+      <w:tr>
+        <w:trPr>
+          <w:tblHeader w:val="false"/>
+        </w:trPr>
+        <w:tc>
+          <w:tcPr>
+            <w:tcW w:type="dxa" w:w="600"/>
+            <w:tcBorders>
+              <w:top w:val="single" w:color="BFBFBF" w:sz="4"/>
+              <w:left w:val="single" w:color="BFBFBF" w:sz="4"/>
+              <w:bottom w:val="single" w:color="BFBFBF" w:sz="4"/>
+              <w:right w:val="single" w:color="BFBFBF" w:sz="4"/>
+            </w:tcBorders>
+            <w:tcMar>
+              <w:top w:type="dxa" w:w="60"/>
+              <w:left w:type="dxa" w:w="100"/>
+              <w:bottom w:type="dxa" w:w="60"/>
+              <w:right w:type="dxa" w:w="100"/>
+            </w:tcMar>
+          </w:tcPr>
+          <w:p>
+            <w:r>
+              <w:t xml:space="preserve">11</w:t>
+            </w:r>
+          </w:p>
+        </w:tc>
+        <w:tc>
+          <w:tcPr>
+            <w:tcW w:type="dxa" w:w="5160"/>
+            <w:tcBorders>
+              <w:top w:val="single" w:color="BFBFBF" w:sz="4"/>
+              <w:left w:val="single" w:color="BFBFBF" w:sz="4"/>
+              <w:bottom w:val="single" w:color="BFBFBF" w:sz="4"/>
+              <w:right w:val="single" w:color="BFBFBF" w:sz="4"/>
+            </w:tcBorders>
+            <w:tcMar>
+              <w:top w:type="dxa" w:w="60"/>
+              <w:left w:type="dxa" w:w="100"/>
+              <w:bottom w:type="dxa" w:w="60"/>
+              <w:right w:type="dxa" w:w="100"/>
+            </w:tcMar>
+          </w:tcPr>
+          <w:p>
+            <w:r>
+              <w:t xml:space="preserve">Apply the step 8, 9 and 10 patches in order, then run the khan_results migration in Supabase</w:t>
+            </w:r>
+          </w:p>
+        </w:tc>
+        <w:tc>
+          <w:tcPr>
+            <w:tcW w:type="dxa" w:w="1600"/>
+            <w:tcBorders>
+              <w:top w:val="single" w:color="BFBFBF" w:sz="4"/>
+              <w:left w:val="single" w:color="BFBFBF" w:sz="4"/>
+              <w:bottom w:val="single" w:color="BFBFBF" w:sz="4"/>
+              <w:right w:val="single" w:color="BFBFBF" w:sz="4"/>
+            </w:tcBorders>
+            <w:tcMar>
+              <w:top w:type="dxa" w:w="60"/>
+              <w:left w:type="dxa" w:w="100"/>
+              <w:bottom w:type="dxa" w:w="60"/>
+              <w:right w:type="dxa" w:w="100"/>
+            </w:tcMar>
+          </w:tcPr>
+          <w:p>
+            <w:r>
+              <w:t xml:space="preserve">3–4</w:t>
+            </w:r>
+          </w:p>
+        </w:tc>
+        <w:tc>
+          <w:tcPr>
+            <w:tcW w:type="dxa" w:w="2000"/>
+            <w:tcBorders>
+              <w:top w:val="single" w:color="BFBFBF" w:sz="4"/>
+              <w:left w:val="single" w:color="BFBFBF" w:sz="4"/>
+              <w:bottom w:val="single" w:color="BFBFBF" w:sz="4"/>
+              <w:right w:val="single" w:color="BFBFBF" w:sz="4"/>
+            </w:tcBorders>
+            <w:tcMar>
+              <w:top w:type="dxa" w:w="60"/>
+              <w:left w:type="dxa" w:w="100"/>
+              <w:bottom w:type="dxa" w:w="60"/>
+              <w:right w:type="dxa" w:w="100"/>
+            </w:tcMar>
+          </w:tcPr>
+          <w:p>
+            <w:r>
+              <w:t xml:space="preserve">Done</w:t>
+            </w:r>
+          </w:p>
+        </w:tc>
+      </w:tr>
+      <w:tr>
+        <w:trPr>
+          <w:tblHeader w:val="false"/>
+        </w:trPr>
+        <w:tc>
+          <w:tcPr>
+            <w:tcW w:type="dxa" w:w="600"/>
+            <w:tcBorders>
+              <w:top w:val="single" w:color="BFBFBF" w:sz="4"/>
+              <w:left w:val="single" w:color="BFBFBF" w:sz="4"/>
+              <w:bottom w:val="single" w:color="BFBFBF" w:sz="4"/>
+              <w:right w:val="single" w:color="BFBFBF" w:sz="4"/>
+            </w:tcBorders>
+            <w:tcMar>
+              <w:top w:type="dxa" w:w="60"/>
+              <w:left w:type="dxa" w:w="100"/>
+              <w:bottom w:type="dxa" w:w="60"/>
+              <w:right w:type="dxa" w:w="100"/>
+            </w:tcMar>
+          </w:tcPr>
+          <w:p>
+            <w:r>
+              <w:t xml:space="preserve">12</w:t>
+            </w:r>
+          </w:p>
+        </w:tc>
+        <w:tc>
+          <w:tcPr>
+            <w:tcW w:type="dxa" w:w="5160"/>
+            <w:tcBorders>
+              <w:top w:val="single" w:color="BFBFBF" w:sz="4"/>
+              <w:left w:val="single" w:color="BFBFBF" w:sz="4"/>
+              <w:bottom w:val="single" w:color="BFBFBF" w:sz="4"/>
+              <w:right w:val="single" w:color="BFBFBF" w:sz="4"/>
+            </w:tcBorders>
+            <w:tcMar>
+              <w:top w:type="dxa" w:w="60"/>
+              <w:left w:type="dxa" w:w="100"/>
+              <w:bottom w:type="dxa" w:w="60"/>
+              <w:right w:type="dxa" w:w="100"/>
+            </w:tcMar>
+          </w:tcPr>
+          <w:p>
+            <w:r>
+              <w:t xml:space="preserve">Log a few students’ Khan unit test results as the baseline for the success measure</w:t>
+            </w:r>
+          </w:p>
+        </w:tc>
+        <w:tc>
+          <w:tcPr>
+            <w:tcW w:type="dxa" w:w="1600"/>
+            <w:tcBorders>
+              <w:top w:val="single" w:color="BFBFBF" w:sz="4"/>
+              <w:left w:val="single" w:color="BFBFBF" w:sz="4"/>
+              <w:bottom w:val="single" w:color="BFBFBF" w:sz="4"/>
+              <w:right w:val="single" w:color="BFBFBF" w:sz="4"/>
+            </w:tcBorders>
+            <w:tcMar>
+              <w:top w:type="dxa" w:w="60"/>
+              <w:left w:type="dxa" w:w="100"/>
+              <w:bottom w:type="dxa" w:w="60"/>
+              <w:right w:type="dxa" w:w="100"/>
+            </w:tcMar>
+          </w:tcPr>
+          <w:p>
+            <w:r>
+              <w:t xml:space="preserve">4</w:t>
+            </w:r>
+          </w:p>
+        </w:tc>
+        <w:tc>
+          <w:tcPr>
+            <w:tcW w:type="dxa" w:w="2000"/>
+            <w:tcBorders>
+              <w:top w:val="single" w:color="BFBFBF" w:sz="4"/>
+              <w:left w:val="single" w:color="BFBFBF" w:sz="4"/>
+              <w:bottom w:val="single" w:color="BFBFBF" w:sz="4"/>
+              <w:right w:val="single" w:color="BFBFBF" w:sz="4"/>
+            </w:tcBorders>
+            <w:tcMar>
+              <w:top w:type="dxa" w:w="60"/>
+              <w:left w:type="dxa" w:w="100"/>
+              <w:bottom w:type="dxa" w:w="60"/>
+              <w:right w:type="dxa" w:w="100"/>
+            </w:tcMar>
+          </w:tcPr>
+          <w:p>
+            <w:r>
+              <w:t xml:space="preserve">Done</w:t>
+            </w:r>
+          </w:p>
+        </w:tc>
+      </w:tr>
+      <w:tr>
+        <w:trPr>
+          <w:tblHeader w:val="false"/>
+        </w:trPr>
+        <w:tc>
+          <w:tcPr>
+            <w:tcW w:type="dxa" w:w="600"/>
+            <w:tcBorders>
+              <w:top w:val="single" w:color="BFBFBF" w:sz="4"/>
+              <w:left w:val="single" w:color="BFBFBF" w:sz="4"/>
+              <w:bottom w:val="single" w:color="BFBFBF" w:sz="4"/>
+              <w:right w:val="single" w:color="BFBFBF" w:sz="4"/>
+            </w:tcBorders>
+            <w:tcMar>
+              <w:top w:type="dxa" w:w="60"/>
+              <w:left w:type="dxa" w:w="100"/>
+              <w:bottom w:type="dxa" w:w="60"/>
+              <w:right w:type="dxa" w:w="100"/>
+            </w:tcMar>
+          </w:tcPr>
+          <w:p>
+            <w:r>
+              <w:t xml:space="preserve">13</w:t>
+            </w:r>
+          </w:p>
+        </w:tc>
+        <w:tc>
+          <w:tcPr>
+            <w:tcW w:type="dxa" w:w="5160"/>
+            <w:tcBorders>
+              <w:top w:val="single" w:color="BFBFBF" w:sz="4"/>
+              <w:left w:val="single" w:color="BFBFBF" w:sz="4"/>
+              <w:bottom w:val="single" w:color="BFBFBF" w:sz="4"/>
+              <w:right w:val="single" w:color="BFBFBF" w:sz="4"/>
+            </w:tcBorders>
+            <w:tcMar>
+              <w:top w:type="dxa" w:w="60"/>
+              <w:left w:type="dxa" w:w="100"/>
+              <w:bottom w:type="dxa" w:w="60"/>
+              <w:right w:type="dxa" w:w="100"/>
+            </w:tcMar>
+          </w:tcPr>
+          <w:p>
+            <w:r>
+              <w:t xml:space="preserve">Lesson video catalog and the in-Pet-Town player (Khan link hidden when a video exists, watched tracking)</w:t>
+            </w:r>
+          </w:p>
+        </w:tc>
+        <w:tc>
+          <w:tcPr>
+            <w:tcW w:type="dxa" w:w="1600"/>
+            <w:tcBorders>
+              <w:top w:val="single" w:color="BFBFBF" w:sz="4"/>
+              <w:left w:val="single" w:color="BFBFBF" w:sz="4"/>
+              <w:bottom w:val="single" w:color="BFBFBF" w:sz="4"/>
+              <w:right w:val="single" w:color="BFBFBF" w:sz="4"/>
+            </w:tcBorders>
+            <w:tcMar>
+              <w:top w:type="dxa" w:w="60"/>
+              <w:left w:type="dxa" w:w="100"/>
+              <w:bottom w:type="dxa" w:w="60"/>
+              <w:right w:type="dxa" w:w="100"/>
+            </w:tcMar>
+          </w:tcPr>
+          <w:p>
+            <w:r>
+              <w:t xml:space="preserve">6</w:t>
+            </w:r>
+          </w:p>
+        </w:tc>
+        <w:tc>
+          <w:tcPr>
+            <w:tcW w:type="dxa" w:w="2000"/>
+            <w:tcBorders>
+              <w:top w:val="single" w:color="BFBFBF" w:sz="4"/>
+              <w:left w:val="single" w:color="BFBFBF" w:sz="4"/>
+              <w:bottom w:val="single" w:color="BFBFBF" w:sz="4"/>
+              <w:right w:val="single" w:color="BFBFBF" w:sz="4"/>
+            </w:tcBorders>
+            <w:tcMar>
+              <w:top w:type="dxa" w:w="60"/>
+              <w:left w:type="dxa" w:w="100"/>
+              <w:bottom w:type="dxa" w:w="60"/>
+              <w:right w:type="dxa" w:w="100"/>
+            </w:tcMar>
+          </w:tcPr>
+          <w:p>
+            <w:r>
+              <w:t xml:space="preserve">Done</w:t>
+            </w:r>
+          </w:p>
+        </w:tc>
+      </w:tr>
+      <w:tr>
+        <w:trPr>
+          <w:tblHeader w:val="false"/>
+        </w:trPr>
+        <w:tc>
+          <w:tcPr>
+            <w:tcW w:type="dxa" w:w="600"/>
+            <w:tcBorders>
+              <w:top w:val="single" w:color="BFBFBF" w:sz="4"/>
+              <w:left w:val="single" w:color="BFBFBF" w:sz="4"/>
+              <w:bottom w:val="single" w:color="BFBFBF" w:sz="4"/>
+              <w:right w:val="single" w:color="BFBFBF" w:sz="4"/>
+            </w:tcBorders>
+            <w:tcMar>
+              <w:top w:type="dxa" w:w="60"/>
+              <w:left w:type="dxa" w:w="100"/>
+              <w:bottom w:type="dxa" w:w="60"/>
+              <w:right w:type="dxa" w:w="100"/>
+            </w:tcMar>
+          </w:tcPr>
+          <w:p>
+            <w:r>
+              <w:t xml:space="preserve">14</w:t>
+            </w:r>
+          </w:p>
+        </w:tc>
+        <w:tc>
+          <w:tcPr>
+            <w:tcW w:type="dxa" w:w="5160"/>
+            <w:tcBorders>
+              <w:top w:val="single" w:color="BFBFBF" w:sz="4"/>
+              <w:left w:val="single" w:color="BFBFBF" w:sz="4"/>
+              <w:bottom w:val="single" w:color="BFBFBF" w:sz="4"/>
+              <w:right w:val="single" w:color="BFBFBF" w:sz="4"/>
+            </w:tcBorders>
+            <w:tcMar>
+              <w:top w:type="dxa" w:w="60"/>
+              <w:left w:type="dxa" w:w="100"/>
+              <w:bottom w:type="dxa" w:w="60"/>
+              <w:right w:type="dxa" w:w="100"/>
+            </w:tcMar>
+          </w:tcPr>
+          <w:p>
+            <w:r>
+              <w:t xml:space="preserve">Script format, placeholder builder and status report; prototype one Biology lesson and one math station, then decide if quality is good enough</w:t>
+            </w:r>
+          </w:p>
+        </w:tc>
+        <w:tc>
+          <w:tcPr>
+            <w:tcW w:type="dxa" w:w="1600"/>
+            <w:tcBorders>
+              <w:top w:val="single" w:color="BFBFBF" w:sz="4"/>
+              <w:left w:val="single" w:color="BFBFBF" w:sz="4"/>
+              <w:bottom w:val="single" w:color="BFBFBF" w:sz="4"/>
+              <w:right w:val="single" w:color="BFBFBF" w:sz="4"/>
+            </w:tcBorders>
+            <w:tcMar>
+              <w:top w:type="dxa" w:w="60"/>
+              <w:left w:type="dxa" w:w="100"/>
+              <w:bottom w:type="dxa" w:w="60"/>
+              <w:right w:type="dxa" w:w="100"/>
+            </w:tcMar>
+          </w:tcPr>
+          <w:p>
+            <w:r>
+              <w:t xml:space="preserve">6</w:t>
+            </w:r>
+          </w:p>
+        </w:tc>
+        <w:tc>
+          <w:tcPr>
+            <w:tcW w:type="dxa" w:w="2000"/>
+            <w:tcBorders>
+              <w:top w:val="single" w:color="BFBFBF" w:sz="4"/>
+              <w:left w:val="single" w:color="BFBFBF" w:sz="4"/>
+              <w:bottom w:val="single" w:color="BFBFBF" w:sz="4"/>
+              <w:right w:val="single" w:color="BFBFBF" w:sz="4"/>
+            </w:tcBorders>
+            <w:tcMar>
+              <w:top w:type="dxa" w:w="60"/>
+              <w:left w:type="dxa" w:w="100"/>
+              <w:bottom w:type="dxa" w:w="60"/>
+              <w:right w:type="dxa" w:w="100"/>
+            </w:tcMar>
+          </w:tcPr>
+          <w:p>
+            <w:r>
+              <w:t xml:space="preserve">Built; placeholder voice rejected</w:t>
+            </w:r>
+          </w:p>
+        </w:tc>
+      </w:tr>
+      <w:tr>
+        <w:trPr>
+          <w:tblHeader w:val="false"/>
+        </w:trPr>
+        <w:tc>
+          <w:tcPr>
+            <w:tcW w:type="dxa" w:w="600"/>
+            <w:tcBorders>
+              <w:top w:val="single" w:color="BFBFBF" w:sz="4"/>
+              <w:left w:val="single" w:color="BFBFBF" w:sz="4"/>
+              <w:bottom w:val="single" w:color="BFBFBF" w:sz="4"/>
+              <w:right w:val="single" w:color="BFBFBF" w:sz="4"/>
+            </w:tcBorders>
+            <w:tcMar>
+              <w:top w:type="dxa" w:w="60"/>
+              <w:left w:type="dxa" w:w="100"/>
+              <w:bottom w:type="dxa" w:w="60"/>
+              <w:right w:type="dxa" w:w="100"/>
+            </w:tcMar>
+          </w:tcPr>
+          <w:p>
+            <w:r>
+              <w:t xml:space="preserve">15</w:t>
+            </w:r>
+          </w:p>
+        </w:tc>
+        <w:tc>
+          <w:tcPr>
+            <w:tcW w:type="dxa" w:w="5160"/>
+            <w:tcBorders>
+              <w:top w:val="single" w:color="BFBFBF" w:sz="4"/>
+              <w:left w:val="single" w:color="BFBFBF" w:sz="4"/>
+              <w:bottom w:val="single" w:color="BFBFBF" w:sz="4"/>
+              <w:right w:val="single" w:color="BFBFBF" w:sz="4"/>
+            </w:tcBorders>
+            <w:tcMar>
+              <w:top w:type="dxa" w:w="60"/>
+              <w:left w:type="dxa" w:w="100"/>
+              <w:bottom w:type="dxa" w:w="60"/>
+              <w:right w:type="dxa" w:w="100"/>
+            </w:tcMar>
+          </w:tcPr>
+          <w:p>
+            <w:r>
+              <w:t xml:space="preserve">Lesson scripts and placeholder videos, unit by unit (Biology, History, English, then math stations)</w:t>
+            </w:r>
+          </w:p>
+        </w:tc>
+        <w:tc>
+          <w:tcPr>
+            <w:tcW w:type="dxa" w:w="1600"/>
+            <w:tcBorders>
+              <w:top w:val="single" w:color="BFBFBF" w:sz="4"/>
+              <w:left w:val="single" w:color="BFBFBF" w:sz="4"/>
+              <w:bottom w:val="single" w:color="BFBFBF" w:sz="4"/>
+              <w:right w:val="single" w:color="BFBFBF" w:sz="4"/>
+            </w:tcBorders>
+            <w:tcMar>
+              <w:top w:type="dxa" w:w="60"/>
+              <w:left w:type="dxa" w:w="100"/>
+              <w:bottom w:type="dxa" w:w="60"/>
+              <w:right w:type="dxa" w:w="100"/>
+            </w:tcMar>
+          </w:tcPr>
+          <w:p>
+            <w:r>
+              <w:t xml:space="preserve">6</w:t>
+            </w:r>
+          </w:p>
+        </w:tc>
+        <w:tc>
+          <w:tcPr>
+            <w:tcW w:type="dxa" w:w="2000"/>
+            <w:tcBorders>
+              <w:top w:val="single" w:color="BFBFBF" w:sz="4"/>
+              <w:left w:val="single" w:color="BFBFBF" w:sz="4"/>
+              <w:bottom w:val="single" w:color="BFBFBF" w:sz="4"/>
+              <w:right w:val="single" w:color="BFBFBF" w:sz="4"/>
+            </w:tcBorders>
+            <w:tcMar>
+              <w:top w:type="dxa" w:w="60"/>
+              <w:left w:type="dxa" w:w="100"/>
+              <w:bottom w:type="dxa" w:w="60"/>
+              <w:right w:type="dxa" w:w="100"/>
+            </w:tcMar>
+          </w:tcPr>
+          <w:p>
+            <w:r>
+              <w:t xml:space="preserve">On hold (own videos instead)</w:t>
+            </w:r>
+          </w:p>
+        </w:tc>
+      </w:tr>
+      <w:tr>
+        <w:trPr>
+          <w:tblHeader w:val="false"/>
+        </w:trPr>
+        <w:tc>
+          <w:tcPr>
+            <w:tcW w:type="dxa" w:w="600"/>
+            <w:tcBorders>
+              <w:top w:val="single" w:color="BFBFBF" w:sz="4"/>
+              <w:left w:val="single" w:color="BFBFBF" w:sz="4"/>
+              <w:bottom w:val="single" w:color="BFBFBF" w:sz="4"/>
+              <w:right w:val="single" w:color="BFBFBF" w:sz="4"/>
+            </w:tcBorders>
+            <w:tcMar>
+              <w:top w:type="dxa" w:w="60"/>
+              <w:left w:type="dxa" w:w="100"/>
+              <w:bottom w:type="dxa" w:w="60"/>
+              <w:right w:type="dxa" w:w="100"/>
+            </w:tcMar>
+          </w:tcPr>
+          <w:p>
+            <w:r>
+              <w:t xml:space="preserve">16</w:t>
+            </w:r>
+          </w:p>
+        </w:tc>
+        <w:tc>
+          <w:tcPr>
+            <w:tcW w:type="dxa" w:w="5160"/>
+            <w:tcBorders>
+              <w:top w:val="single" w:color="BFBFBF" w:sz="4"/>
+              <w:left w:val="single" w:color="BFBFBF" w:sz="4"/>
+              <w:bottom w:val="single" w:color="BFBFBF" w:sz="4"/>
+              <w:right w:val="single" w:color="BFBFBF" w:sz="4"/>
+            </w:tcBorders>
+            <w:tcMar>
+              <w:top w:type="dxa" w:w="60"/>
+              <w:left w:type="dxa" w:w="100"/>
+              <w:bottom w:type="dxa" w:w="60"/>
+              <w:right w:type="dxa" w:w="100"/>
+            </w:tcMar>
+          </w:tcPr>
+          <w:p>
+            <w:r>
+              <w:t xml:space="preserve">Recorded videos replace placeholders, most-practiced lessons first</w:t>
+            </w:r>
+          </w:p>
+        </w:tc>
+        <w:tc>
+          <w:tcPr>
+            <w:tcW w:type="dxa" w:w="1600"/>
+            <w:tcBorders>
+              <w:top w:val="single" w:color="BFBFBF" w:sz="4"/>
+              <w:left w:val="single" w:color="BFBFBF" w:sz="4"/>
+              <w:bottom w:val="single" w:color="BFBFBF" w:sz="4"/>
+              <w:right w:val="single" w:color="BFBFBF" w:sz="4"/>
+            </w:tcBorders>
+            <w:tcMar>
+              <w:top w:type="dxa" w:w="60"/>
+              <w:left w:type="dxa" w:w="100"/>
+              <w:bottom w:type="dxa" w:w="60"/>
+              <w:right w:type="dxa" w:w="100"/>
+            </w:tcMar>
+          </w:tcPr>
+          <w:p>
+            <w:r>
+              <w:t xml:space="preserve">6</w:t>
+            </w:r>
+          </w:p>
+        </w:tc>
+        <w:tc>
+          <w:tcPr>
+            <w:tcW w:type="dxa" w:w="2000"/>
+            <w:tcBorders>
+              <w:top w:val="single" w:color="BFBFBF" w:sz="4"/>
+              <w:left w:val="single" w:color="BFBFBF" w:sz="4"/>
+              <w:bottom w:val="single" w:color="BFBFBF" w:sz="4"/>
+              <w:right w:val="single" w:color="BFBFBF" w:sz="4"/>
+            </w:tcBorders>
+            <w:tcMar>
+              <w:top w:type="dxa" w:w="60"/>
+              <w:left w:type="dxa" w:w="100"/>
+              <w:bottom w:type="dxa" w:w="60"/>
+              <w:right w:type="dxa" w:w="100"/>
+            </w:tcMar>
+          </w:tcPr>
+          <w:p>
+            <w:r>
+              <w:t xml:space="preserve">Not started</w:t>
+            </w:r>
+          </w:p>
+        </w:tc>
+      </w:tr>
+      <w:tr>
+        <w:trPr>
+          <w:tblHeader w:val="false"/>
+        </w:trPr>
+        <w:tc>
+          <w:tcPr>
+            <w:tcW w:type="dxa" w:w="600"/>
+            <w:tcBorders>
+              <w:top w:val="single" w:color="BFBFBF" w:sz="4"/>
+              <w:left w:val="single" w:color="BFBFBF" w:sz="4"/>
+              <w:bottom w:val="single" w:color="BFBFBF" w:sz="4"/>
+              <w:right w:val="single" w:color="BFBFBF" w:sz="4"/>
+            </w:tcBorders>
+            <w:tcMar>
+              <w:top w:type="dxa" w:w="60"/>
+              <w:left w:type="dxa" w:w="100"/>
+              <w:bottom w:type="dxa" w:w="60"/>
+              <w:right w:type="dxa" w:w="100"/>
+            </w:tcMar>
+          </w:tcPr>
+          <w:p>
+            <w:r>
+              <w:t xml:space="preserve">17</w:t>
+            </w:r>
+          </w:p>
+        </w:tc>
+        <w:tc>
+          <w:tcPr>
+            <w:tcW w:type="dxa" w:w="5160"/>
+            <w:tcBorders>
+              <w:top w:val="single" w:color="BFBFBF" w:sz="4"/>
+              <w:left w:val="single" w:color="BFBFBF" w:sz="4"/>
+              <w:bottom w:val="single" w:color="BFBFBF" w:sz="4"/>
+              <w:right w:val="single" w:color="BFBFBF" w:sz="4"/>
+            </w:tcBorders>
+            <w:tcMar>
+              <w:top w:type="dxa" w:w="60"/>
+              <w:left w:type="dxa" w:w="100"/>
+              <w:bottom w:type="dxa" w:w="60"/>
+              <w:right w:type="dxa" w:w="100"/>
+            </w:tcMar>
+          </w:tcPr>
+          <w:p>
+            <w:r>
+              <w:t xml:space="preserve">Teacher view: each lesson’s video and how many students watched it before practicing</w:t>
+            </w:r>
+          </w:p>
+        </w:tc>
+        <w:tc>
+          <w:tcPr>
+            <w:tcW w:type="dxa" w:w="1600"/>
+            <w:tcBorders>
+              <w:top w:val="single" w:color="BFBFBF" w:sz="4"/>
+              <w:left w:val="single" w:color="BFBFBF" w:sz="4"/>
+              <w:bottom w:val="single" w:color="BFBFBF" w:sz="4"/>
+              <w:right w:val="single" w:color="BFBFBF" w:sz="4"/>
+            </w:tcBorders>
+            <w:tcMar>
+              <w:top w:type="dxa" w:w="60"/>
+              <w:left w:type="dxa" w:w="100"/>
+              <w:bottom w:type="dxa" w:w="60"/>
+              <w:right w:type="dxa" w:w="100"/>
+            </w:tcMar>
+          </w:tcPr>
+          <w:p>
+            <w:r>
+              <w:t xml:space="preserve">6</w:t>
+            </w:r>
+          </w:p>
+        </w:tc>
+        <w:tc>
+          <w:tcPr>
+            <w:tcW w:type="dxa" w:w="2000"/>
+            <w:tcBorders>
+              <w:top w:val="single" w:color="BFBFBF" w:sz="4"/>
+              <w:left w:val="single" w:color="BFBFBF" w:sz="4"/>
+              <w:bottom w:val="single" w:color="BFBFBF" w:sz="4"/>
+              <w:right w:val="single" w:color="BFBFBF" w:sz="4"/>
+            </w:tcBorders>
+            <w:tcMar>
+              <w:top w:type="dxa" w:w="60"/>
+              <w:left w:type="dxa" w:w="100"/>
+              <w:bottom w:type="dxa" w:w="60"/>
+              <w:right w:type="dxa" w:w="100"/>
+            </w:tcMar>
+          </w:tcPr>
+          <w:p>
+            <w:r>
+              <w:t xml:space="preserve">Not started</w:t>
+            </w:r>
+          </w:p>
+        </w:tc>
+      </w:tr>
+      <w:tr>
+        <w:trPr>
+          <w:tblHeader w:val="false"/>
+        </w:trPr>
+        <w:tc>
+          <w:tcPr>
+            <w:tcW w:type="dxa" w:w="600"/>
+            <w:tcBorders>
+              <w:top w:val="single" w:color="BFBFBF" w:sz="4"/>
+              <w:left w:val="single" w:color="BFBFBF" w:sz="4"/>
+              <w:bottom w:val="single" w:color="BFBFBF" w:sz="4"/>
+              <w:right w:val="single" w:color="BFBFBF" w:sz="4"/>
+            </w:tcBorders>
+            <w:tcMar>
+              <w:top w:type="dxa" w:w="60"/>
+              <w:left w:type="dxa" w:w="100"/>
+              <w:bottom w:type="dxa" w:w="60"/>
+              <w:right w:type="dxa" w:w="100"/>
+            </w:tcMar>
+          </w:tcPr>
+          <w:p>
+            <w:r>
+              <w:t xml:space="preserve">18</w:t>
+            </w:r>
+          </w:p>
+        </w:tc>
+        <w:tc>
+          <w:tcPr>
+            <w:tcW w:type="dxa" w:w="5160"/>
+            <w:tcBorders>
+              <w:top w:val="single" w:color="BFBFBF" w:sz="4"/>
+              <w:left w:val="single" w:color="BFBFBF" w:sz="4"/>
+              <w:bottom w:val="single" w:color="BFBFBF" w:sz="4"/>
+              <w:right w:val="single" w:color="BFBFBF" w:sz="4"/>
+            </w:tcBorders>
+            <w:tcMar>
+              <w:top w:type="dxa" w:w="60"/>
+              <w:left w:type="dxa" w:w="100"/>
+              <w:bottom w:type="dxa" w:w="60"/>
+              <w:right w:type="dxa" w:w="100"/>
+            </w:tcMar>
+          </w:tcPr>
+          <w:p>
+            <w:r>
+              <w:t xml:space="preserve">Blind answer-key check and cleanup: Biology, History 1–4, English</w:t>
+            </w:r>
+          </w:p>
+        </w:tc>
+        <w:tc>
+          <w:tcPr>
+            <w:tcW w:type="dxa" w:w="1600"/>
+            <w:tcBorders>
+              <w:top w:val="single" w:color="BFBFBF" w:sz="4"/>
+              <w:left w:val="single" w:color="BFBFBF" w:sz="4"/>
+              <w:bottom w:val="single" w:color="BFBFBF" w:sz="4"/>
+              <w:right w:val="single" w:color="BFBFBF" w:sz="4"/>
+            </w:tcBorders>
+            <w:tcMar>
+              <w:top w:type="dxa" w:w="60"/>
+              <w:left w:type="dxa" w:w="100"/>
+              <w:bottom w:type="dxa" w:w="60"/>
+              <w:right w:type="dxa" w:w="100"/>
+            </w:tcMar>
+          </w:tcPr>
+          <w:p>
+            <w:r>
+              <w:t xml:space="preserve">7</w:t>
+            </w:r>
+          </w:p>
+        </w:tc>
+        <w:tc>
+          <w:tcPr>
+            <w:tcW w:type="dxa" w:w="2000"/>
+            <w:tcBorders>
+              <w:top w:val="single" w:color="BFBFBF" w:sz="4"/>
+              <w:left w:val="single" w:color="BFBFBF" w:sz="4"/>
+              <w:bottom w:val="single" w:color="BFBFBF" w:sz="4"/>
+              <w:right w:val="single" w:color="BFBFBF" w:sz="4"/>
+            </w:tcBorders>
+            <w:tcMar>
+              <w:top w:type="dxa" w:w="60"/>
+              <w:left w:type="dxa" w:w="100"/>
+              <w:bottom w:type="dxa" w:w="60"/>
+              <w:right w:type="dxa" w:w="100"/>
+            </w:tcMar>
+          </w:tcPr>
+          <w:p>
+            <w:r>
+              <w:t xml:space="preserve">Done</w:t>
+            </w:r>
+          </w:p>
+        </w:tc>
+      </w:tr>
+      <w:tr>
+        <w:trPr>
+          <w:tblHeader w:val="false"/>
+        </w:trPr>
+        <w:tc>
+          <w:tcPr>
+            <w:tcW w:type="dxa" w:w="600"/>
+            <w:tcBorders>
+              <w:top w:val="single" w:color="BFBFBF" w:sz="4"/>
+              <w:left w:val="single" w:color="BFBFBF" w:sz="4"/>
+              <w:bottom w:val="single" w:color="BFBFBF" w:sz="4"/>
+              <w:right w:val="single" w:color="BFBFBF" w:sz="4"/>
+            </w:tcBorders>
+            <w:tcMar>
+              <w:top w:type="dxa" w:w="60"/>
+              <w:left w:type="dxa" w:w="100"/>
+              <w:bottom w:type="dxa" w:w="60"/>
+              <w:right w:type="dxa" w:w="100"/>
+            </w:tcMar>
+          </w:tcPr>
+          <w:p>
+            <w:r>
+              <w:t xml:space="preserve">19</w:t>
+            </w:r>
+          </w:p>
+        </w:tc>
+        <w:tc>
+          <w:tcPr>
+            <w:tcW w:type="dxa" w:w="5160"/>
+            <w:tcBorders>
+              <w:top w:val="single" w:color="BFBFBF" w:sz="4"/>
+              <w:left w:val="single" w:color="BFBFBF" w:sz="4"/>
+              <w:bottom w:val="single" w:color="BFBFBF" w:sz="4"/>
+              <w:right w:val="single" w:color="BFBFBF" w:sz="4"/>
+            </w:tcBorders>
+            <w:tcMar>
+              <w:top w:type="dxa" w:w="60"/>
+              <w:left w:type="dxa" w:w="100"/>
+              <w:bottom w:type="dxa" w:w="60"/>
+              <w:right w:type="dxa" w:w="100"/>
+            </w:tcMar>
+          </w:tcPr>
+          <w:p>
+            <w:r>
+              <w:t xml:space="preserve">New question types and written answers (QUESTION-TYPES.md); Nouns, History 1 and Biology content</w:t>
+            </w:r>
+          </w:p>
+        </w:tc>
+        <w:tc>
+          <w:tcPr>
+            <w:tcW w:type="dxa" w:w="1600"/>
+            <w:tcBorders>
+              <w:top w:val="single" w:color="BFBFBF" w:sz="4"/>
+              <w:left w:val="single" w:color="BFBFBF" w:sz="4"/>
+              <w:bottom w:val="single" w:color="BFBFBF" w:sz="4"/>
+              <w:right w:val="single" w:color="BFBFBF" w:sz="4"/>
+            </w:tcBorders>
+            <w:tcMar>
+              <w:top w:type="dxa" w:w="60"/>
+              <w:left w:type="dxa" w:w="100"/>
+              <w:bottom w:type="dxa" w:w="60"/>
+              <w:right w:type="dxa" w:w="100"/>
+            </w:tcMar>
+          </w:tcPr>
+          <w:p>
+            <w:r>
+              <w:t xml:space="preserve">7</w:t>
+            </w:r>
+          </w:p>
+        </w:tc>
+        <w:tc>
+          <w:tcPr>
+            <w:tcW w:type="dxa" w:w="2000"/>
+            <w:tcBorders>
+              <w:top w:val="single" w:color="BFBFBF" w:sz="4"/>
+              <w:left w:val="single" w:color="BFBFBF" w:sz="4"/>
+              <w:bottom w:val="single" w:color="BFBFBF" w:sz="4"/>
+              <w:right w:val="single" w:color="BFBFBF" w:sz="4"/>
+            </w:tcBorders>
+            <w:tcMar>
+              <w:top w:type="dxa" w:w="60"/>
+              <w:left w:type="dxa" w:w="100"/>
+              <w:bottom w:type="dxa" w:w="60"/>
+              <w:right w:type="dxa" w:w="100"/>
+            </w:tcMar>
+          </w:tcPr>
+          <w:p>
+            <w:r>
+              <w:t xml:space="preserve">Done</w:t>
+            </w:r>
+          </w:p>
+        </w:tc>
+      </w:tr>
+      <w:tr>
+        <w:trPr>
+          <w:tblHeader w:val="false"/>
+        </w:trPr>
+        <w:tc>
+          <w:tcPr>
+            <w:tcW w:type="dxa" w:w="600"/>
+            <w:tcBorders>
+              <w:top w:val="single" w:color="BFBFBF" w:sz="4"/>
+              <w:left w:val="single" w:color="BFBFBF" w:sz="4"/>
+              <w:bottom w:val="single" w:color="BFBFBF" w:sz="4"/>
+              <w:right w:val="single" w:color="BFBFBF" w:sz="4"/>
+            </w:tcBorders>
+            <w:tcMar>
+              <w:top w:type="dxa" w:w="60"/>
+              <w:left w:type="dxa" w:w="100"/>
+              <w:bottom w:type="dxa" w:w="60"/>
+              <w:right w:type="dxa" w:w="100"/>
+            </w:tcMar>
+          </w:tcPr>
+          <w:p>
+            <w:r>
+              <w:t xml:space="preserve">20</w:t>
+            </w:r>
+          </w:p>
+        </w:tc>
+        <w:tc>
+          <w:tcPr>
+            <w:tcW w:type="dxa" w:w="5160"/>
+            <w:tcBorders>
+              <w:top w:val="single" w:color="BFBFBF" w:sz="4"/>
+              <w:left w:val="single" w:color="BFBFBF" w:sz="4"/>
+              <w:bottom w:val="single" w:color="BFBFBF" w:sz="4"/>
+              <w:right w:val="single" w:color="BFBFBF" w:sz="4"/>
+            </w:tcBorders>
+            <w:tcMar>
+              <w:top w:type="dxa" w:w="60"/>
+              <w:left w:type="dxa" w:w="100"/>
+              <w:bottom w:type="dxa" w:w="60"/>
+              <w:right w:type="dxa" w:w="100"/>
+            </w:tcMar>
+          </w:tcPr>
+          <w:p>
+            <w:r>
+              <w:t xml:space="preserve">Math “Think it through” sets for all 52 stations</w:t>
+            </w:r>
+          </w:p>
+        </w:tc>
+        <w:tc>
+          <w:tcPr>
+            <w:tcW w:type="dxa" w:w="1600"/>
+            <w:tcBorders>
+              <w:top w:val="single" w:color="BFBFBF" w:sz="4"/>
+              <w:left w:val="single" w:color="BFBFBF" w:sz="4"/>
+              <w:bottom w:val="single" w:color="BFBFBF" w:sz="4"/>
+              <w:right w:val="single" w:color="BFBFBF" w:sz="4"/>
+            </w:tcBorders>
+            <w:tcMar>
+              <w:top w:type="dxa" w:w="60"/>
+              <w:left w:type="dxa" w:w="100"/>
+              <w:bottom w:type="dxa" w:w="60"/>
+              <w:right w:type="dxa" w:w="100"/>
+            </w:tcMar>
+          </w:tcPr>
+          <w:p>
+            <w:r>
+              <w:t xml:space="preserve">7</w:t>
+            </w:r>
+          </w:p>
+        </w:tc>
+        <w:tc>
+          <w:tcPr>
+            <w:tcW w:type="dxa" w:w="2000"/>
+            <w:tcBorders>
+              <w:top w:val="single" w:color="BFBFBF" w:sz="4"/>
+              <w:left w:val="single" w:color="BFBFBF" w:sz="4"/>
+              <w:bottom w:val="single" w:color="BFBFBF" w:sz="4"/>
+              <w:right w:val="single" w:color="BFBFBF" w:sz="4"/>
+            </w:tcBorders>
+            <w:tcMar>
+              <w:top w:type="dxa" w:w="60"/>
+              <w:left w:type="dxa" w:w="100"/>
+              <w:bottom w:type="dxa" w:w="60"/>
+              <w:right w:type="dxa" w:w="100"/>
+            </w:tcMar>
+          </w:tcPr>
+          <w:p>
+            <w:r>
+              <w:t xml:space="preserve">Done</w:t>
+            </w:r>
+          </w:p>
+        </w:tc>
+      </w:tr>
+      <w:tr>
+        <w:trPr>
+          <w:tblHeader w:val="false"/>
+        </w:trPr>
+        <w:tc>
+          <w:tcPr>
+            <w:tcW w:type="dxa" w:w="600"/>
+            <w:tcBorders>
+              <w:top w:val="single" w:color="BFBFBF" w:sz="4"/>
+              <w:left w:val="single" w:color="BFBFBF" w:sz="4"/>
+              <w:bottom w:val="single" w:color="BFBFBF" w:sz="4"/>
+              <w:right w:val="single" w:color="BFBFBF" w:sz="4"/>
+            </w:tcBorders>
+            <w:tcMar>
+              <w:top w:type="dxa" w:w="60"/>
+              <w:left w:type="dxa" w:w="100"/>
+              <w:bottom w:type="dxa" w:w="60"/>
+              <w:right w:type="dxa" w:w="100"/>
+            </w:tcMar>
+          </w:tcPr>
+          <w:p>
+            <w:r>
+              <w:t xml:space="preserve">21</w:t>
+            </w:r>
+          </w:p>
+        </w:tc>
+        <w:tc>
+          <w:tcPr>
+            <w:tcW w:type="dxa" w:w="5160"/>
+            <w:tcBorders>
+              <w:top w:val="single" w:color="BFBFBF" w:sz="4"/>
+              <w:left w:val="single" w:color="BFBFBF" w:sz="4"/>
+              <w:bottom w:val="single" w:color="BFBFBF" w:sz="4"/>
+              <w:right w:val="single" w:color="BFBFBF" w:sz="4"/>
+            </w:tcBorders>
+            <w:tcMar>
+              <w:top w:type="dxa" w:w="60"/>
+              <w:left w:type="dxa" w:w="100"/>
+              <w:bottom w:type="dxa" w:w="60"/>
+              <w:right w:type="dxa" w:w="100"/>
+            </w:tcMar>
+          </w:tcPr>
+          <w:p>
+            <w:r>
+              <w:t xml:space="preserve">New question types for Verbs and History 2–4; CONTENT-RULES.md and check-content</w:t>
+            </w:r>
+          </w:p>
+        </w:tc>
+        <w:tc>
+          <w:tcPr>
+            <w:tcW w:type="dxa" w:w="1600"/>
+            <w:tcBorders>
+              <w:top w:val="single" w:color="BFBFBF" w:sz="4"/>
+              <w:left w:val="single" w:color="BFBFBF" w:sz="4"/>
+              <w:bottom w:val="single" w:color="BFBFBF" w:sz="4"/>
+              <w:right w:val="single" w:color="BFBFBF" w:sz="4"/>
+            </w:tcBorders>
+            <w:tcMar>
+              <w:top w:type="dxa" w:w="60"/>
+              <w:left w:type="dxa" w:w="100"/>
+              <w:bottom w:type="dxa" w:w="60"/>
+              <w:right w:type="dxa" w:w="100"/>
+            </w:tcMar>
+          </w:tcPr>
+          <w:p>
+            <w:r>
+              <w:t xml:space="preserve">7</w:t>
+            </w:r>
+          </w:p>
+        </w:tc>
+        <w:tc>
+          <w:tcPr>
+            <w:tcW w:type="dxa" w:w="2000"/>
+            <w:tcBorders>
+              <w:top w:val="single" w:color="BFBFBF" w:sz="4"/>
+              <w:left w:val="single" w:color="BFBFBF" w:sz="4"/>
+              <w:bottom w:val="single" w:color="BFBFBF" w:sz="4"/>
+              <w:right w:val="single" w:color="BFBFBF" w:sz="4"/>
+            </w:tcBorders>
+            <w:tcMar>
+              <w:top w:type="dxa" w:w="60"/>
+              <w:left w:type="dxa" w:w="100"/>
+              <w:bottom w:type="dxa" w:w="60"/>
+              <w:right w:type="dxa" w:w="100"/>
+            </w:tcMar>
+          </w:tcPr>
+          <w:p>
+            <w:r>
+              <w:t xml:space="preserve">Built (catch-up.patch)</w:t>
+            </w:r>
+          </w:p>
+        </w:tc>
+      </w:tr>
+      <w:tr>
+        <w:trPr>
+          <w:tblHeader w:val="false"/>
+        </w:trPr>
+        <w:tc>
+          <w:tcPr>
+            <w:tcW w:type="dxa" w:w="600"/>
+            <w:tcBorders>
+              <w:top w:val="single" w:color="BFBFBF" w:sz="4"/>
+              <w:left w:val="single" w:color="BFBFBF" w:sz="4"/>
+              <w:bottom w:val="single" w:color="BFBFBF" w:sz="4"/>
+              <w:right w:val="single" w:color="BFBFBF" w:sz="4"/>
+            </w:tcBorders>
+            <w:tcMar>
+              <w:top w:type="dxa" w:w="60"/>
+              <w:left w:type="dxa" w:w="100"/>
+              <w:bottom w:type="dxa" w:w="60"/>
+              <w:right w:type="dxa" w:w="100"/>
+            </w:tcMar>
+          </w:tcPr>
+          <w:p>
+            <w:r>
+              <w:t xml:space="preserve">22</w:t>
+            </w:r>
+          </w:p>
+        </w:tc>
+        <w:tc>
+          <w:tcPr>
+            <w:tcW w:type="dxa" w:w="5160"/>
+            <w:tcBorders>
+              <w:top w:val="single" w:color="BFBFBF" w:sz="4"/>
+              <w:left w:val="single" w:color="BFBFBF" w:sz="4"/>
+              <w:bottom w:val="single" w:color="BFBFBF" w:sz="4"/>
+              <w:right w:val="single" w:color="BFBFBF" w:sz="4"/>
+            </w:tcBorders>
+            <w:tcMar>
+              <w:top w:type="dxa" w:w="60"/>
+              <w:left w:type="dxa" w:w="100"/>
+              <w:bottom w:type="dxa" w:w="60"/>
+              <w:right w:type="dxa" w:w="100"/>
+            </w:tcMar>
+          </w:tcPr>
+          <w:p>
+            <w:r>
+              <w:t xml:space="preserve">Teacher overrides for every unit; History Unit 1 test fix</w:t>
+            </w:r>
+          </w:p>
+        </w:tc>
+        <w:tc>
+          <w:tcPr>
+            <w:tcW w:type="dxa" w:w="1600"/>
+            <w:tcBorders>
+              <w:top w:val="single" w:color="BFBFBF" w:sz="4"/>
+              <w:left w:val="single" w:color="BFBFBF" w:sz="4"/>
+              <w:bottom w:val="single" w:color="BFBFBF" w:sz="4"/>
+              <w:right w:val="single" w:color="BFBFBF" w:sz="4"/>
+            </w:tcBorders>
+            <w:tcMar>
+              <w:top w:type="dxa" w:w="60"/>
+              <w:left w:type="dxa" w:w="100"/>
+              <w:bottom w:type="dxa" w:w="60"/>
+              <w:right w:type="dxa" w:w="100"/>
+            </w:tcMar>
+          </w:tcPr>
+          <w:p>
+            <w:r>
+              <w:t xml:space="preserve">7</w:t>
+            </w:r>
+          </w:p>
+        </w:tc>
+        <w:tc>
+          <w:tcPr>
+            <w:tcW w:type="dxa" w:w="2000"/>
+            <w:tcBorders>
+              <w:top w:val="single" w:color="BFBFBF" w:sz="4"/>
+              <w:left w:val="single" w:color="BFBFBF" w:sz="4"/>
+              <w:bottom w:val="single" w:color="BFBFBF" w:sz="4"/>
+              <w:right w:val="single" w:color="BFBFBF" w:sz="4"/>
+            </w:tcBorders>
+            <w:tcMar>
+              <w:top w:type="dxa" w:w="60"/>
+              <w:left w:type="dxa" w:w="100"/>
+              <w:bottom w:type="dxa" w:w="60"/>
+              <w:right w:type="dxa" w:w="100"/>
+            </w:tcMar>
+          </w:tcPr>
+          <w:p>
+            <w:r>
+              <w:t xml:space="preserve">Built (catch-up.patch)</w:t>
+            </w:r>
+          </w:p>
+        </w:tc>
+      </w:tr>
+      <w:tr>
+        <w:trPr>
+          <w:tblHeader w:val="false"/>
+        </w:trPr>
+        <w:tc>
+          <w:tcPr>
+            <w:tcW w:type="dxa" w:w="600"/>
+            <w:tcBorders>
+              <w:top w:val="single" w:color="BFBFBF" w:sz="4"/>
+              <w:left w:val="single" w:color="BFBFBF" w:sz="4"/>
+              <w:bottom w:val="single" w:color="BFBFBF" w:sz="4"/>
+              <w:right w:val="single" w:color="BFBFBF" w:sz="4"/>
+            </w:tcBorders>
+            <w:tcMar>
+              <w:top w:type="dxa" w:w="60"/>
+              <w:left w:type="dxa" w:w="100"/>
+              <w:bottom w:type="dxa" w:w="60"/>
+              <w:right w:type="dxa" w:w="100"/>
+            </w:tcMar>
+          </w:tcPr>
+          <w:p>
+            <w:r>
+              <w:t xml:space="preserve">23</w:t>
+            </w:r>
+          </w:p>
+        </w:tc>
+        <w:tc>
+          <w:tcPr>
+            <w:tcW w:type="dxa" w:w="5160"/>
+            <w:tcBorders>
+              <w:top w:val="single" w:color="BFBFBF" w:sz="4"/>
+              <w:left w:val="single" w:color="BFBFBF" w:sz="4"/>
+              <w:bottom w:val="single" w:color="BFBFBF" w:sz="4"/>
+              <w:right w:val="single" w:color="BFBFBF" w:sz="4"/>
+            </w:tcBorders>
+            <w:tcMar>
+              <w:top w:type="dxa" w:w="60"/>
+              <w:left w:type="dxa" w:w="100"/>
+              <w:bottom w:type="dxa" w:w="60"/>
+              <w:right w:type="dxa" w:w="100"/>
+            </w:tcMar>
+          </w:tcPr>
+          <w:p>
+            <w:r>
+              <w:t xml:space="preserve">Pet Room fix (decorations can be dragged again)</w:t>
+            </w:r>
+          </w:p>
+        </w:tc>
+        <w:tc>
+          <w:tcPr>
+            <w:tcW w:type="dxa" w:w="1600"/>
+            <w:tcBorders>
+              <w:top w:val="single" w:color="BFBFBF" w:sz="4"/>
+              <w:left w:val="single" w:color="BFBFBF" w:sz="4"/>
+              <w:bottom w:val="single" w:color="BFBFBF" w:sz="4"/>
+              <w:right w:val="single" w:color="BFBFBF" w:sz="4"/>
+            </w:tcBorders>
+            <w:tcMar>
+              <w:top w:type="dxa" w:w="60"/>
+              <w:left w:type="dxa" w:w="100"/>
+              <w:bottom w:type="dxa" w:w="60"/>
+              <w:right w:type="dxa" w:w="100"/>
+            </w:tcMar>
+          </w:tcPr>
+          <w:p>
+            <w:r>
+              <w:t xml:space="preserve">—</w:t>
+            </w:r>
+          </w:p>
+        </w:tc>
+        <w:tc>
+          <w:tcPr>
+            <w:tcW w:type="dxa" w:w="2000"/>
+            <w:tcBorders>
+              <w:top w:val="single" w:color="BFBFBF" w:sz="4"/>
+              <w:left w:val="single" w:color="BFBFBF" w:sz="4"/>
+              <w:bottom w:val="single" w:color="BFBFBF" w:sz="4"/>
+              <w:right w:val="single" w:color="BFBFBF" w:sz="4"/>
+            </w:tcBorders>
+            <w:tcMar>
+              <w:top w:type="dxa" w:w="60"/>
+              <w:left w:type="dxa" w:w="100"/>
+              <w:bottom w:type="dxa" w:w="60"/>
+              <w:right w:type="dxa" w:w="100"/>
+            </w:tcMar>
+          </w:tcPr>
+          <w:p>
+            <w:r>
+              <w:t xml:space="preserve">Built (catch-up.patch)</w:t>
+            </w:r>
+          </w:p>
+        </w:tc>
+      </w:tr>
+      <w:tr>
+        <w:trPr>
+          <w:tblHeader w:val="false"/>
+        </w:trPr>
+        <w:tc>
+          <w:tcPr>
+            <w:tcW w:type="dxa" w:w="600"/>
+            <w:tcBorders>
+              <w:top w:val="single" w:color="BFBFBF" w:sz="4"/>
+              <w:left w:val="single" w:color="BFBFBF" w:sz="4"/>
+              <w:bottom w:val="single" w:color="BFBFBF" w:sz="4"/>
+              <w:right w:val="single" w:color="BFBFBF" w:sz="4"/>
+            </w:tcBorders>
+            <w:tcMar>
+              <w:top w:type="dxa" w:w="60"/>
+              <w:left w:type="dxa" w:w="100"/>
+              <w:bottom w:type="dxa" w:w="60"/>
+              <w:right w:type="dxa" w:w="100"/>
+            </w:tcMar>
+          </w:tcPr>
+          <w:p>
+            <w:r>
+              <w:t xml:space="preserve">24</w:t>
+            </w:r>
+          </w:p>
+        </w:tc>
+        <w:tc>
+          <w:tcPr>
+            <w:tcW w:type="dxa" w:w="5160"/>
+            <w:tcBorders>
+              <w:top w:val="single" w:color="BFBFBF" w:sz="4"/>
+              <w:left w:val="single" w:color="BFBFBF" w:sz="4"/>
+              <w:bottom w:val="single" w:color="BFBFBF" w:sz="4"/>
+              <w:right w:val="single" w:color="BFBFBF" w:sz="4"/>
+            </w:tcBorders>
+            <w:tcMar>
+              <w:top w:type="dxa" w:w="60"/>
+              <w:left w:type="dxa" w:w="100"/>
+              <w:bottom w:type="dxa" w:w="60"/>
+              <w:right w:type="dxa" w:w="100"/>
+            </w:tcMar>
+          </w:tcPr>
+          <w:p>
+            <w:r>
+              <w:t xml:space="preserve">Word Workshop (vocabulary)</w:t>
+            </w:r>
+          </w:p>
+        </w:tc>
+        <w:tc>
+          <w:tcPr>
+            <w:tcW w:type="dxa" w:w="1600"/>
+            <w:tcBorders>
+              <w:top w:val="single" w:color="BFBFBF" w:sz="4"/>
+              <w:left w:val="single" w:color="BFBFBF" w:sz="4"/>
+              <w:bottom w:val="single" w:color="BFBFBF" w:sz="4"/>
+              <w:right w:val="single" w:color="BFBFBF" w:sz="4"/>
+            </w:tcBorders>
+            <w:tcMar>
+              <w:top w:type="dxa" w:w="60"/>
+              <w:left w:type="dxa" w:w="100"/>
+              <w:bottom w:type="dxa" w:w="60"/>
+              <w:right w:type="dxa" w:w="100"/>
+            </w:tcMar>
+          </w:tcPr>
+          <w:p>
+            <w:r>
+              <w:t xml:space="preserve">7</w:t>
+            </w:r>
+          </w:p>
+        </w:tc>
+        <w:tc>
+          <w:tcPr>
+            <w:tcW w:type="dxa" w:w="2000"/>
+            <w:tcBorders>
+              <w:top w:val="single" w:color="BFBFBF" w:sz="4"/>
+              <w:left w:val="single" w:color="BFBFBF" w:sz="4"/>
+              <w:bottom w:val="single" w:color="BFBFBF" w:sz="4"/>
+              <w:right w:val="single" w:color="BFBFBF" w:sz="4"/>
+            </w:tcBorders>
+            <w:tcMar>
+              <w:top w:type="dxa" w:w="60"/>
+              <w:left w:type="dxa" w:w="100"/>
+              <w:bottom w:type="dxa" w:w="60"/>
+              <w:right w:type="dxa" w:w="100"/>
+            </w:tcMar>
+          </w:tcPr>
+          <w:p>
+            <w:r>
+              <w:t xml:space="preserve">Built (catch-up.patch)</w:t>
+            </w:r>
+          </w:p>
+        </w:tc>
+      </w:tr>
+      <w:tr>
+        <w:trPr>
+          <w:tblHeader w:val="false"/>
+        </w:trPr>
+        <w:tc>
+          <w:tcPr>
+            <w:tcW w:type="dxa" w:w="600"/>
+            <w:tcBorders>
+              <w:top w:val="single" w:color="BFBFBF" w:sz="4"/>
+              <w:left w:val="single" w:color="BFBFBF" w:sz="4"/>
+              <w:bottom w:val="single" w:color="BFBFBF" w:sz="4"/>
+              <w:right w:val="single" w:color="BFBFBF" w:sz="4"/>
+            </w:tcBorders>
+            <w:tcMar>
+              <w:top w:type="dxa" w:w="60"/>
+              <w:left w:type="dxa" w:w="100"/>
+              <w:bottom w:type="dxa" w:w="60"/>
+              <w:right w:type="dxa" w:w="100"/>
+            </w:tcMar>
+          </w:tcPr>
+          <w:p>
+            <w:r>
+              <w:t xml:space="preserve">25</w:t>
+            </w:r>
+          </w:p>
+        </w:tc>
+        <w:tc>
+          <w:tcPr>
+            <w:tcW w:type="dxa" w:w="5160"/>
+            <w:tcBorders>
+              <w:top w:val="single" w:color="BFBFBF" w:sz="4"/>
+              <w:left w:val="single" w:color="BFBFBF" w:sz="4"/>
+              <w:bottom w:val="single" w:color="BFBFBF" w:sz="4"/>
+              <w:right w:val="single" w:color="BFBFBF" w:sz="4"/>
+            </w:tcBorders>
+            <w:tcMar>
+              <w:top w:type="dxa" w:w="60"/>
+              <w:left w:type="dxa" w:w="100"/>
+              <w:bottom w:type="dxa" w:w="60"/>
+              <w:right w:type="dxa" w:w="100"/>
+            </w:tcMar>
+          </w:tcPr>
+          <w:p>
+            <w:r>
+              <w:t xml:space="preserve">First Khan result logged: English Unit 1, 90%</w:t>
+            </w:r>
+          </w:p>
+        </w:tc>
+        <w:tc>
+          <w:tcPr>
+            <w:tcW w:type="dxa" w:w="1600"/>
+            <w:tcBorders>
+              <w:top w:val="single" w:color="BFBFBF" w:sz="4"/>
+              <w:left w:val="single" w:color="BFBFBF" w:sz="4"/>
+              <w:bottom w:val="single" w:color="BFBFBF" w:sz="4"/>
+              <w:right w:val="single" w:color="BFBFBF" w:sz="4"/>
+            </w:tcBorders>
+            <w:tcMar>
+              <w:top w:type="dxa" w:w="60"/>
+              <w:left w:type="dxa" w:w="100"/>
+              <w:bottom w:type="dxa" w:w="60"/>
+              <w:right w:type="dxa" w:w="100"/>
+            </w:tcMar>
+          </w:tcPr>
+          <w:p>
+            <w:r>
+              <w:t xml:space="preserve">4</w:t>
+            </w:r>
+          </w:p>
+        </w:tc>
+        <w:tc>
+          <w:tcPr>
+            <w:tcW w:type="dxa" w:w="2000"/>
+            <w:tcBorders>
+              <w:top w:val="single" w:color="BFBFBF" w:sz="4"/>
+              <w:left w:val="single" w:color="BFBFBF" w:sz="4"/>
+              <w:bottom w:val="single" w:color="BFBFBF" w:sz="4"/>
+              <w:right w:val="single" w:color="BFBFBF" w:sz="4"/>
+            </w:tcBorders>
+            <w:tcMar>
+              <w:top w:type="dxa" w:w="60"/>
+              <w:left w:type="dxa" w:w="100"/>
+              <w:bottom w:type="dxa" w:w="60"/>
+              <w:right w:type="dxa" w:w="100"/>
+            </w:tcMar>
+          </w:tcPr>
+          <w:p>
+            <w:r>
+              <w:t xml:space="preserve">Done</w:t>
+            </w:r>
+          </w:p>
+        </w:tc>
+      </w:tr>
+      <w:tr>
+        <w:trPr>
+          <w:tblHeader w:val="false"/>
+        </w:trPr>
+        <w:tc>
+          <w:tcPr>
+            <w:tcW w:type="dxa" w:w="600"/>
+            <w:tcBorders>
+              <w:top w:val="single" w:color="BFBFBF" w:sz="4"/>
+              <w:left w:val="single" w:color="BFBFBF" w:sz="4"/>
+              <w:bottom w:val="single" w:color="BFBFBF" w:sz="4"/>
+              <w:right w:val="single" w:color="BFBFBF" w:sz="4"/>
+            </w:tcBorders>
+            <w:tcMar>
+              <w:top w:type="dxa" w:w="60"/>
+              <w:left w:type="dxa" w:w="100"/>
+              <w:bottom w:type="dxa" w:w="60"/>
+              <w:right w:type="dxa" w:w="100"/>
+            </w:tcMar>
+          </w:tcPr>
+          <w:p>
+            <w:r>
+              <w:t xml:space="preserve">26</w:t>
+            </w:r>
+          </w:p>
+        </w:tc>
+        <w:tc>
+          <w:tcPr>
+            <w:tcW w:type="dxa" w:w="5160"/>
+            <w:tcBorders>
+              <w:top w:val="single" w:color="BFBFBF" w:sz="4"/>
+              <w:left w:val="single" w:color="BFBFBF" w:sz="4"/>
+              <w:bottom w:val="single" w:color="BFBFBF" w:sz="4"/>
+              <w:right w:val="single" w:color="BFBFBF" w:sz="4"/>
+            </w:tcBorders>
+            <w:tcMar>
+              <w:top w:type="dxa" w:w="60"/>
+              <w:left w:type="dxa" w:w="100"/>
+              <w:bottom w:type="dxa" w:w="60"/>
+              <w:right w:type="dxa" w:w="100"/>
+            </w:tcMar>
+          </w:tcPr>
+          <w:p>
+            <w:r>
+              <w:t xml:space="preserve">Squid added to the base-plurals lesson (from the Khan miss)</w:t>
+            </w:r>
+          </w:p>
+        </w:tc>
+        <w:tc>
+          <w:tcPr>
+            <w:tcW w:type="dxa" w:w="1600"/>
+            <w:tcBorders>
+              <w:top w:val="single" w:color="BFBFBF" w:sz="4"/>
+              <w:left w:val="single" w:color="BFBFBF" w:sz="4"/>
+              <w:bottom w:val="single" w:color="BFBFBF" w:sz="4"/>
+              <w:right w:val="single" w:color="BFBFBF" w:sz="4"/>
+            </w:tcBorders>
+            <w:tcMar>
+              <w:top w:type="dxa" w:w="60"/>
+              <w:left w:type="dxa" w:w="100"/>
+              <w:bottom w:type="dxa" w:w="60"/>
+              <w:right w:type="dxa" w:w="100"/>
+            </w:tcMar>
+          </w:tcPr>
+          <w:p>
+            <w:r>
+              <w:t xml:space="preserve">1</w:t>
+            </w:r>
+          </w:p>
+        </w:tc>
+        <w:tc>
+          <w:tcPr>
+            <w:tcW w:type="dxa" w:w="2000"/>
+            <w:tcBorders>
+              <w:top w:val="single" w:color="BFBFBF" w:sz="4"/>
+              <w:left w:val="single" w:color="BFBFBF" w:sz="4"/>
+              <w:bottom w:val="single" w:color="BFBFBF" w:sz="4"/>
+              <w:right w:val="single" w:color="BFBFBF" w:sz="4"/>
+            </w:tcBorders>
+            <w:tcMar>
+              <w:top w:type="dxa" w:w="60"/>
+              <w:left w:type="dxa" w:w="100"/>
+              <w:bottom w:type="dxa" w:w="60"/>
+              <w:right w:type="dxa" w:w="100"/>
+            </w:tcMar>
+          </w:tcPr>
+          <w:p>
+            <w:r>
+              <w:t xml:space="preserve">Done</w:t>
+            </w:r>
+          </w:p>
+        </w:tc>
+      </w:tr>
+      <w:tr>
+        <w:trPr>
+          <w:tblHeader w:val="false"/>
+        </w:trPr>
+        <w:tc>
+          <w:tcPr>
+            <w:tcW w:type="dxa" w:w="600"/>
+            <w:tcBorders>
+              <w:top w:val="single" w:color="BFBFBF" w:sz="4"/>
+              <w:left w:val="single" w:color="BFBFBF" w:sz="4"/>
+              <w:bottom w:val="single" w:color="BFBFBF" w:sz="4"/>
+              <w:right w:val="single" w:color="BFBFBF" w:sz="4"/>
+            </w:tcBorders>
+            <w:tcMar>
+              <w:top w:type="dxa" w:w="60"/>
+              <w:left w:type="dxa" w:w="100"/>
+              <w:bottom w:type="dxa" w:w="60"/>
+              <w:right w:type="dxa" w:w="100"/>
+            </w:tcMar>
+          </w:tcPr>
+          <w:p>
+            <w:r>
+              <w:t xml:space="preserve">27</w:t>
+            </w:r>
+          </w:p>
+        </w:tc>
+        <w:tc>
+          <w:tcPr>
+            <w:tcW w:type="dxa" w:w="5160"/>
+            <w:tcBorders>
+              <w:top w:val="single" w:color="BFBFBF" w:sz="4"/>
+              <w:left w:val="single" w:color="BFBFBF" w:sz="4"/>
+              <w:bottom w:val="single" w:color="BFBFBF" w:sz="4"/>
+              <w:right w:val="single" w:color="BFBFBF" w:sz="4"/>
+            </w:tcBorders>
+            <w:tcMar>
+              <w:top w:type="dxa" w:w="60"/>
+              <w:left w:type="dxa" w:w="100"/>
+              <w:bottom w:type="dxa" w:w="60"/>
+              <w:right w:type="dxa" w:w="100"/>
+            </w:tcMar>
+          </w:tcPr>
+          <w:p>
+            <w:r>
+              <w:t xml:space="preserve">Khan review: missed topics become 🔁 Review lessons that clear themselves</w:t>
+            </w:r>
+          </w:p>
+        </w:tc>
+        <w:tc>
+          <w:tcPr>
+            <w:tcW w:type="dxa" w:w="1600"/>
+            <w:tcBorders>
+              <w:top w:val="single" w:color="BFBFBF" w:sz="4"/>
+              <w:left w:val="single" w:color="BFBFBF" w:sz="4"/>
+              <w:bottom w:val="single" w:color="BFBFBF" w:sz="4"/>
+              <w:right w:val="single" w:color="BFBFBF" w:sz="4"/>
+            </w:tcBorders>
+            <w:tcMar>
+              <w:top w:type="dxa" w:w="60"/>
+              <w:left w:type="dxa" w:w="100"/>
+              <w:bottom w:type="dxa" w:w="60"/>
+              <w:right w:type="dxa" w:w="100"/>
+            </w:tcMar>
+          </w:tcPr>
+          <w:p>
+            <w:r>
+              <w:t xml:space="preserve">4</w:t>
+            </w:r>
+          </w:p>
+        </w:tc>
+        <w:tc>
+          <w:tcPr>
+            <w:tcW w:type="dxa" w:w="2000"/>
+            <w:tcBorders>
+              <w:top w:val="single" w:color="BFBFBF" w:sz="4"/>
+              <w:left w:val="single" w:color="BFBFBF" w:sz="4"/>
+              <w:bottom w:val="single" w:color="BFBFBF" w:sz="4"/>
+              <w:right w:val="single" w:color="BFBFBF" w:sz="4"/>
+            </w:tcBorders>
+            <w:tcMar>
+              <w:top w:type="dxa" w:w="60"/>
+              <w:left w:type="dxa" w:w="100"/>
+              <w:bottom w:type="dxa" w:w="60"/>
+              <w:right w:type="dxa" w:w="100"/>
+            </w:tcMar>
+          </w:tcPr>
+          <w:p>
+            <w:r>
+              <w:t xml:space="preserve">Built (catch-up.patch)</w:t>
+            </w:r>
+          </w:p>
+        </w:tc>
+      </w:tr>
+      <w:tr>
+        <w:trPr>
+          <w:tblHeader w:val="false"/>
+        </w:trPr>
+        <w:tc>
+          <w:tcPr>
+            <w:tcW w:type="dxa" w:w="600"/>
+            <w:tcBorders>
+              <w:top w:val="single" w:color="BFBFBF" w:sz="4"/>
+              <w:left w:val="single" w:color="BFBFBF" w:sz="4"/>
+              <w:bottom w:val="single" w:color="BFBFBF" w:sz="4"/>
+              <w:right w:val="single" w:color="BFBFBF" w:sz="4"/>
+            </w:tcBorders>
+            <w:tcMar>
+              <w:top w:type="dxa" w:w="60"/>
+              <w:left w:type="dxa" w:w="100"/>
+              <w:bottom w:type="dxa" w:w="60"/>
+              <w:right w:type="dxa" w:w="100"/>
+            </w:tcMar>
+          </w:tcPr>
+          <w:p>
+            <w:r>
+              <w:t xml:space="preserve">28</w:t>
+            </w:r>
+          </w:p>
+        </w:tc>
+        <w:tc>
+          <w:tcPr>
+            <w:tcW w:type="dxa" w:w="5160"/>
+            <w:tcBorders>
+              <w:top w:val="single" w:color="BFBFBF" w:sz="4"/>
+              <w:left w:val="single" w:color="BFBFBF" w:sz="4"/>
+              <w:bottom w:val="single" w:color="BFBFBF" w:sz="4"/>
+              <w:right w:val="single" w:color="BFBFBF" w:sz="4"/>
+            </w:tcBorders>
+            <w:tcMar>
+              <w:top w:type="dxa" w:w="60"/>
+              <w:left w:type="dxa" w:w="100"/>
+              <w:bottom w:type="dxa" w:w="60"/>
+              <w:right w:type="dxa" w:w="100"/>
+            </w:tcMar>
+          </w:tcPr>
+          <w:p>
+            <w:r>
+              <w:t xml:space="preserve">Math pictures: area models and fraction pictures where the skill names them; equation and number-line pictures in grade 6; questions that ask her to read a picture</w:t>
+            </w:r>
+          </w:p>
+        </w:tc>
+        <w:tc>
+          <w:tcPr>
+            <w:tcW w:type="dxa" w:w="1600"/>
+            <w:tcBorders>
+              <w:top w:val="single" w:color="BFBFBF" w:sz="4"/>
+              <w:left w:val="single" w:color="BFBFBF" w:sz="4"/>
+              <w:bottom w:val="single" w:color="BFBFBF" w:sz="4"/>
+              <w:right w:val="single" w:color="BFBFBF" w:sz="4"/>
+            </w:tcBorders>
+            <w:tcMar>
+              <w:top w:type="dxa" w:w="60"/>
+              <w:left w:type="dxa" w:w="100"/>
+              <w:bottom w:type="dxa" w:w="60"/>
+              <w:right w:type="dxa" w:w="100"/>
+            </w:tcMar>
+          </w:tcPr>
+          <w:p>
+            <w:r>
+              <w:t xml:space="preserve">5</w:t>
+            </w:r>
+          </w:p>
+        </w:tc>
+        <w:tc>
+          <w:tcPr>
+            <w:tcW w:type="dxa" w:w="2000"/>
+            <w:tcBorders>
+              <w:top w:val="single" w:color="BFBFBF" w:sz="4"/>
+              <w:left w:val="single" w:color="BFBFBF" w:sz="4"/>
+              <w:bottom w:val="single" w:color="BFBFBF" w:sz="4"/>
+              <w:right w:val="single" w:color="BFBFBF" w:sz="4"/>
+            </w:tcBorders>
+            <w:tcMar>
+              <w:top w:type="dxa" w:w="60"/>
+              <w:left w:type="dxa" w:w="100"/>
+              <w:bottom w:type="dxa" w:w="60"/>
+              <w:right w:type="dxa" w:w="100"/>
+            </w:tcMar>
+          </w:tcPr>
+          <w:p>
+            <w:r>
+              <w:t xml:space="preserve">In progress: step 1 of 3 built (math-pictures-1.patch)</w:t>
+            </w:r>
+          </w:p>
+        </w:tc>
+      </w:tr>
+      <w:tr>
+        <w:trPr>
+          <w:tblHeader w:val="false"/>
+        </w:trPr>
+        <w:tc>
+          <w:tcPr>
+            <w:tcW w:type="dxa" w:w="600"/>
+            <w:tcBorders>
+              <w:top w:val="single" w:color="BFBFBF" w:sz="4"/>
+              <w:left w:val="single" w:color="BFBFBF" w:sz="4"/>
+              <w:bottom w:val="single" w:color="BFBFBF" w:sz="4"/>
+              <w:right w:val="single" w:color="BFBFBF" w:sz="4"/>
+            </w:tcBorders>
+            <w:tcMar>
+              <w:top w:type="dxa" w:w="60"/>
+              <w:left w:type="dxa" w:w="100"/>
+              <w:bottom w:type="dxa" w:w="60"/>
+              <w:right w:type="dxa" w:w="100"/>
+            </w:tcMar>
+          </w:tcPr>
+          <w:p>
+            <w:r>
+              <w:t xml:space="preserve">29</w:t>
+            </w:r>
+          </w:p>
+        </w:tc>
+        <w:tc>
+          <w:tcPr>
+            <w:tcW w:type="dxa" w:w="5160"/>
+            <w:tcBorders>
+              <w:top w:val="single" w:color="BFBFBF" w:sz="4"/>
+              <w:left w:val="single" w:color="BFBFBF" w:sz="4"/>
+              <w:bottom w:val="single" w:color="BFBFBF" w:sz="4"/>
+              <w:right w:val="single" w:color="BFBFBF" w:sz="4"/>
+            </w:tcBorders>
+            <w:tcMar>
+              <w:top w:type="dxa" w:w="60"/>
+              <w:left w:type="dxa" w:w="100"/>
+              <w:bottom w:type="dxa" w:w="60"/>
+              <w:right w:type="dxa" w:w="100"/>
+            </w:tcMar>
+          </w:tcPr>
+          <w:p>
+            <w:r>
+              <w:t xml:space="preserve">Practice time not showing for one student: needs a screenshot to find the cause</w:t>
+            </w:r>
+          </w:p>
+        </w:tc>
+        <w:tc>
+          <w:tcPr>
+            <w:tcW w:type="dxa" w:w="1600"/>
+            <w:tcBorders>
+              <w:top w:val="single" w:color="BFBFBF" w:sz="4"/>
+              <w:left w:val="single" w:color="BFBFBF" w:sz="4"/>
+              <w:bottom w:val="single" w:color="BFBFBF" w:sz="4"/>
+              <w:right w:val="single" w:color="BFBFBF" w:sz="4"/>
+            </w:tcBorders>
+            <w:tcMar>
+              <w:top w:type="dxa" w:w="60"/>
+              <w:left w:type="dxa" w:w="100"/>
+              <w:bottom w:type="dxa" w:w="60"/>
+              <w:right w:type="dxa" w:w="100"/>
+            </w:tcMar>
+          </w:tcPr>
+          <w:p>
+            <w:r>
+              <w:t xml:space="preserve">—</w:t>
+            </w:r>
+          </w:p>
+        </w:tc>
+        <w:tc>
+          <w:tcPr>
+            <w:tcW w:type="dxa" w:w="2000"/>
+            <w:tcBorders>
+              <w:top w:val="single" w:color="BFBFBF" w:sz="4"/>
+              <w:left w:val="single" w:color="BFBFBF" w:sz="4"/>
+              <w:bottom w:val="single" w:color="BFBFBF" w:sz="4"/>
+              <w:right w:val="single" w:color="BFBFBF" w:sz="4"/>
+            </w:tcBorders>
+            <w:tcMar>
+              <w:top w:type="dxa" w:w="60"/>
+              <w:left w:type="dxa" w:w="100"/>
+              <w:bottom w:type="dxa" w:w="60"/>
+              <w:right w:type="dxa" w:w="100"/>
+            </w:tcMar>
+          </w:tcPr>
+          <w:p>
+            <w:r>
+              <w:t xml:space="preserve">Waiting. One likely cause, an older device saving over newer work, is partly fixed in step 37; practice time itself is step 41.</w:t>
+            </w:r>
+          </w:p>
+        </w:tc>
+      </w:tr>
+      <w:tr>
+        <w:trPr>
+          <w:tblHeader w:val="false"/>
+        </w:trPr>
+        <w:tc>
+          <w:tcPr>
+            <w:tcW w:type="dxa" w:w="600"/>
+            <w:tcBorders>
+              <w:top w:val="single" w:color="BFBFBF" w:sz="4"/>
+              <w:left w:val="single" w:color="BFBFBF" w:sz="4"/>
+              <w:bottom w:val="single" w:color="BFBFBF" w:sz="4"/>
+              <w:right w:val="single" w:color="BFBFBF" w:sz="4"/>
+            </w:tcBorders>
+            <w:tcMar>
+              <w:top w:type="dxa" w:w="60"/>
+              <w:left w:type="dxa" w:w="100"/>
+              <w:bottom w:type="dxa" w:w="60"/>
+              <w:right w:type="dxa" w:w="100"/>
+            </w:tcMar>
+          </w:tcPr>
+          <w:p>
+            <w:r>
+              <w:t xml:space="preserve">30</w:t>
+            </w:r>
+          </w:p>
+        </w:tc>
+        <w:tc>
+          <w:tcPr>
+            <w:tcW w:type="dxa" w:w="5160"/>
+            <w:tcBorders>
+              <w:top w:val="single" w:color="BFBFBF" w:sz="4"/>
+              <w:left w:val="single" w:color="BFBFBF" w:sz="4"/>
+              <w:bottom w:val="single" w:color="BFBFBF" w:sz="4"/>
+              <w:right w:val="single" w:color="BFBFBF" w:sz="4"/>
+            </w:tcBorders>
+            <w:tcMar>
+              <w:top w:type="dxa" w:w="60"/>
+              <w:left w:type="dxa" w:w="100"/>
+              <w:bottom w:type="dxa" w:w="60"/>
+              <w:right w:type="dxa" w:w="100"/>
+            </w:tcMar>
+          </w:tcPr>
+          <w:p>
+            <w:r>
+              <w:t xml:space="preserve">Teachers can hide math Think it through questions; Copy prompt and Import for the new types</w:t>
+            </w:r>
+          </w:p>
+        </w:tc>
+        <w:tc>
+          <w:tcPr>
+            <w:tcW w:type="dxa" w:w="1600"/>
+            <w:tcBorders>
+              <w:top w:val="single" w:color="BFBFBF" w:sz="4"/>
+              <w:left w:val="single" w:color="BFBFBF" w:sz="4"/>
+              <w:bottom w:val="single" w:color="BFBFBF" w:sz="4"/>
+              <w:right w:val="single" w:color="BFBFBF" w:sz="4"/>
+            </w:tcBorders>
+            <w:tcMar>
+              <w:top w:type="dxa" w:w="60"/>
+              <w:left w:type="dxa" w:w="100"/>
+              <w:bottom w:type="dxa" w:w="60"/>
+              <w:right w:type="dxa" w:w="100"/>
+            </w:tcMar>
+          </w:tcPr>
+          <w:p>
+            <w:r>
+              <w:t xml:space="preserve">3</w:t>
+            </w:r>
+          </w:p>
+        </w:tc>
+        <w:tc>
+          <w:tcPr>
+            <w:tcW w:type="dxa" w:w="2000"/>
+            <w:tcBorders>
+              <w:top w:val="single" w:color="BFBFBF" w:sz="4"/>
+              <w:left w:val="single" w:color="BFBFBF" w:sz="4"/>
+              <w:bottom w:val="single" w:color="BFBFBF" w:sz="4"/>
+              <w:right w:val="single" w:color="BFBFBF" w:sz="4"/>
+            </w:tcBorders>
+            <w:tcMar>
+              <w:top w:type="dxa" w:w="60"/>
+              <w:left w:type="dxa" w:w="100"/>
+              <w:bottom w:type="dxa" w:w="60"/>
+              <w:right w:type="dxa" w:w="100"/>
+            </w:tcMar>
+          </w:tcPr>
+          <w:p>
+            <w:r>
+              <w:t xml:space="preserve">Not started</w:t>
+            </w:r>
+          </w:p>
+        </w:tc>
+      </w:tr>
+      <w:tr>
+        <w:trPr>
+          <w:tblHeader w:val="false"/>
+        </w:trPr>
+        <w:tc>
+          <w:tcPr>
+            <w:tcW w:type="dxa" w:w="600"/>
+            <w:tcBorders>
+              <w:top w:val="single" w:color="BFBFBF" w:sz="4"/>
+              <w:left w:val="single" w:color="BFBFBF" w:sz="4"/>
+              <w:bottom w:val="single" w:color="BFBFBF" w:sz="4"/>
+              <w:right w:val="single" w:color="BFBFBF" w:sz="4"/>
+            </w:tcBorders>
+            <w:tcMar>
+              <w:top w:type="dxa" w:w="60"/>
+              <w:left w:type="dxa" w:w="100"/>
+              <w:bottom w:type="dxa" w:w="60"/>
+              <w:right w:type="dxa" w:w="100"/>
+            </w:tcMar>
+          </w:tcPr>
+          <w:p>
+            <w:r>
+              <w:t xml:space="preserve">31</w:t>
+            </w:r>
+          </w:p>
+        </w:tc>
+        <w:tc>
+          <w:tcPr>
+            <w:tcW w:type="dxa" w:w="5160"/>
+            <w:tcBorders>
+              <w:top w:val="single" w:color="BFBFBF" w:sz="4"/>
+              <w:left w:val="single" w:color="BFBFBF" w:sz="4"/>
+              <w:bottom w:val="single" w:color="BFBFBF" w:sz="4"/>
+              <w:right w:val="single" w:color="BFBFBF" w:sz="4"/>
+            </w:tcBorders>
+            <w:tcMar>
+              <w:top w:type="dxa" w:w="60"/>
+              <w:left w:type="dxa" w:w="100"/>
+              <w:bottom w:type="dxa" w:w="60"/>
+              <w:right w:type="dxa" w:w="100"/>
+            </w:tcMar>
+          </w:tcPr>
+          <w:p>
+            <w:r>
+              <w:t xml:space="preserve">Biology: 15 questions where the right answer was the longest choice fixed (wrong answers only; ids unchanged)</w:t>
+            </w:r>
+          </w:p>
+        </w:tc>
+        <w:tc>
+          <w:tcPr>
+            <w:tcW w:type="dxa" w:w="1600"/>
+            <w:tcBorders>
+              <w:top w:val="single" w:color="BFBFBF" w:sz="4"/>
+              <w:left w:val="single" w:color="BFBFBF" w:sz="4"/>
+              <w:bottom w:val="single" w:color="BFBFBF" w:sz="4"/>
+              <w:right w:val="single" w:color="BFBFBF" w:sz="4"/>
+            </w:tcBorders>
+            <w:tcMar>
+              <w:top w:type="dxa" w:w="60"/>
+              <w:left w:type="dxa" w:w="100"/>
+              <w:bottom w:type="dxa" w:w="60"/>
+              <w:right w:type="dxa" w:w="100"/>
+            </w:tcMar>
+          </w:tcPr>
+          <w:p>
+            <w:r>
+              <w:t xml:space="preserve">7</w:t>
+            </w:r>
+          </w:p>
+        </w:tc>
+        <w:tc>
+          <w:tcPr>
+            <w:tcW w:type="dxa" w:w="2000"/>
+            <w:tcBorders>
+              <w:top w:val="single" w:color="BFBFBF" w:sz="4"/>
+              <w:left w:val="single" w:color="BFBFBF" w:sz="4"/>
+              <w:bottom w:val="single" w:color="BFBFBF" w:sz="4"/>
+              <w:right w:val="single" w:color="BFBFBF" w:sz="4"/>
+            </w:tcBorders>
+            <w:tcMar>
+              <w:top w:type="dxa" w:w="60"/>
+              <w:left w:type="dxa" w:w="100"/>
+              <w:bottom w:type="dxa" w:w="60"/>
+              <w:right w:type="dxa" w:w="100"/>
+            </w:tcMar>
+          </w:tcPr>
+          <w:p>
+            <w:r>
+              <w:t xml:space="preserve">Built (bio-longest-fix.patch)</w:t>
+            </w:r>
+          </w:p>
+        </w:tc>
+      </w:tr>
+      <w:tr>
+        <w:trPr>
+          <w:tblHeader w:val="false"/>
+        </w:trPr>
+        <w:tc>
+          <w:tcPr>
+            <w:tcW w:type="dxa" w:w="600"/>
+            <w:tcBorders>
+              <w:top w:val="single" w:color="BFBFBF" w:sz="4"/>
+              <w:left w:val="single" w:color="BFBFBF" w:sz="4"/>
+              <w:bottom w:val="single" w:color="BFBFBF" w:sz="4"/>
+              <w:right w:val="single" w:color="BFBFBF" w:sz="4"/>
+            </w:tcBorders>
+            <w:tcMar>
+              <w:top w:type="dxa" w:w="60"/>
+              <w:left w:type="dxa" w:w="100"/>
+              <w:bottom w:type="dxa" w:w="60"/>
+              <w:right w:type="dxa" w:w="100"/>
+            </w:tcMar>
+          </w:tcPr>
+          <w:p>
+            <w:r>
+              <w:t xml:space="preserve">32</w:t>
+            </w:r>
+          </w:p>
+        </w:tc>
+        <w:tc>
+          <w:tcPr>
+            <w:tcW w:type="dxa" w:w="5160"/>
+            <w:tcBorders>
+              <w:top w:val="single" w:color="BFBFBF" w:sz="4"/>
+              <w:left w:val="single" w:color="BFBFBF" w:sz="4"/>
+              <w:bottom w:val="single" w:color="BFBFBF" w:sz="4"/>
+              <w:right w:val="single" w:color="BFBFBF" w:sz="4"/>
+            </w:tcBorders>
+            <w:tcMar>
+              <w:top w:type="dxa" w:w="60"/>
+              <w:left w:type="dxa" w:w="100"/>
+              <w:bottom w:type="dxa" w:w="60"/>
+              <w:right w:type="dxa" w:w="100"/>
+            </w:tcMar>
+          </w:tcPr>
+          <w:p>
+            <w:r>
+              <w:t xml:space="preserve">Khan optional: a class (Class settings) or a family at home can turn Khan off; KHAN.md</w:t>
+            </w:r>
+          </w:p>
+        </w:tc>
+        <w:tc>
+          <w:tcPr>
+            <w:tcW w:type="dxa" w:w="1600"/>
+            <w:tcBorders>
+              <w:top w:val="single" w:color="BFBFBF" w:sz="4"/>
+              <w:left w:val="single" w:color="BFBFBF" w:sz="4"/>
+              <w:bottom w:val="single" w:color="BFBFBF" w:sz="4"/>
+              <w:right w:val="single" w:color="BFBFBF" w:sz="4"/>
+            </w:tcBorders>
+            <w:tcMar>
+              <w:top w:type="dxa" w:w="60"/>
+              <w:left w:type="dxa" w:w="100"/>
+              <w:bottom w:type="dxa" w:w="60"/>
+              <w:right w:type="dxa" w:w="100"/>
+            </w:tcMar>
+          </w:tcPr>
+          <w:p>
+            <w:r>
+              <w:t xml:space="preserve">—</w:t>
+            </w:r>
+          </w:p>
+        </w:tc>
+        <w:tc>
+          <w:tcPr>
+            <w:tcW w:type="dxa" w:w="2000"/>
+            <w:tcBorders>
+              <w:top w:val="single" w:color="BFBFBF" w:sz="4"/>
+              <w:left w:val="single" w:color="BFBFBF" w:sz="4"/>
+              <w:bottom w:val="single" w:color="BFBFBF" w:sz="4"/>
+              <w:right w:val="single" w:color="BFBFBF" w:sz="4"/>
+            </w:tcBorders>
+            <w:tcMar>
+              <w:top w:type="dxa" w:w="60"/>
+              <w:left w:type="dxa" w:w="100"/>
+              <w:bottom w:type="dxa" w:w="60"/>
+              <w:right w:type="dxa" w:w="100"/>
+            </w:tcMar>
+          </w:tcPr>
+          <w:p>
+            <w:r>
+              <w:t xml:space="preserve">Built (khan-optional.patch)</w:t>
+            </w:r>
+          </w:p>
+        </w:tc>
+      </w:tr>
+      <w:tr>
+        <w:trPr>
+          <w:tblHeader w:val="false"/>
+        </w:trPr>
+        <w:tc>
+          <w:tcPr>
+            <w:tcW w:type="dxa" w:w="600"/>
+            <w:tcBorders>
+              <w:top w:val="single" w:color="BFBFBF" w:sz="4"/>
+              <w:left w:val="single" w:color="BFBFBF" w:sz="4"/>
+              <w:bottom w:val="single" w:color="BFBFBF" w:sz="4"/>
+              <w:right w:val="single" w:color="BFBFBF" w:sz="4"/>
+            </w:tcBorders>
+            <w:tcMar>
+              <w:top w:type="dxa" w:w="60"/>
+              <w:left w:type="dxa" w:w="100"/>
+              <w:bottom w:type="dxa" w:w="60"/>
+              <w:right w:type="dxa" w:w="100"/>
+            </w:tcMar>
+          </w:tcPr>
+          <w:p>
+            <w:r>
+              <w:t xml:space="preserve">33</w:t>
+            </w:r>
+          </w:p>
+        </w:tc>
+        <w:tc>
+          <w:tcPr>
+            <w:tcW w:type="dxa" w:w="5160"/>
+            <w:tcBorders>
+              <w:top w:val="single" w:color="BFBFBF" w:sz="4"/>
+              <w:left w:val="single" w:color="BFBFBF" w:sz="4"/>
+              <w:bottom w:val="single" w:color="BFBFBF" w:sz="4"/>
+              <w:right w:val="single" w:color="BFBFBF" w:sz="4"/>
+            </w:tcBorders>
+            <w:tcMar>
+              <w:top w:type="dxa" w:w="60"/>
+              <w:left w:type="dxa" w:w="100"/>
+              <w:bottom w:type="dxa" w:w="60"/>
+              <w:right w:type="dxa" w:w="100"/>
+            </w:tcMar>
+          </w:tcPr>
+          <w:p>
+            <w:r>
+              <w:t xml:space="preserve">Teacher dashboard: 🧑‍🏫 Waiting for a grown-up card (projects, reading chapters, essays, written answers)</w:t>
+            </w:r>
+          </w:p>
+        </w:tc>
+        <w:tc>
+          <w:tcPr>
+            <w:tcW w:type="dxa" w:w="1600"/>
+            <w:tcBorders>
+              <w:top w:val="single" w:color="BFBFBF" w:sz="4"/>
+              <w:left w:val="single" w:color="BFBFBF" w:sz="4"/>
+              <w:bottom w:val="single" w:color="BFBFBF" w:sz="4"/>
+              <w:right w:val="single" w:color="BFBFBF" w:sz="4"/>
+            </w:tcBorders>
+            <w:tcMar>
+              <w:top w:type="dxa" w:w="60"/>
+              <w:left w:type="dxa" w:w="100"/>
+              <w:bottom w:type="dxa" w:w="60"/>
+              <w:right w:type="dxa" w:w="100"/>
+            </w:tcMar>
+          </w:tcPr>
+          <w:p>
+            <w:r>
+              <w:t xml:space="preserve">—</w:t>
+            </w:r>
+          </w:p>
+        </w:tc>
+        <w:tc>
+          <w:tcPr>
+            <w:tcW w:type="dxa" w:w="2000"/>
+            <w:tcBorders>
+              <w:top w:val="single" w:color="BFBFBF" w:sz="4"/>
+              <w:left w:val="single" w:color="BFBFBF" w:sz="4"/>
+              <w:bottom w:val="single" w:color="BFBFBF" w:sz="4"/>
+              <w:right w:val="single" w:color="BFBFBF" w:sz="4"/>
+            </w:tcBorders>
+            <w:tcMar>
+              <w:top w:type="dxa" w:w="60"/>
+              <w:left w:type="dxa" w:w="100"/>
+              <w:bottom w:type="dxa" w:w="60"/>
+              <w:right w:type="dxa" w:w="100"/>
+            </w:tcMar>
+          </w:tcPr>
+          <w:p>
+            <w:r>
+              <w:t xml:space="preserve">Built (waiting-card.patch)</w:t>
+            </w:r>
+          </w:p>
+        </w:tc>
+      </w:tr>
+      <w:tr>
+        <w:trPr>
+          <w:tblHeader w:val="false"/>
+        </w:trPr>
+        <w:tc>
+          <w:tcPr>
+            <w:tcW w:type="dxa" w:w="600"/>
+            <w:tcBorders>
+              <w:top w:val="single" w:color="BFBFBF" w:sz="4"/>
+              <w:left w:val="single" w:color="BFBFBF" w:sz="4"/>
+              <w:bottom w:val="single" w:color="BFBFBF" w:sz="4"/>
+              <w:right w:val="single" w:color="BFBFBF" w:sz="4"/>
+            </w:tcBorders>
+            <w:tcMar>
+              <w:top w:type="dxa" w:w="60"/>
+              <w:left w:type="dxa" w:w="100"/>
+              <w:bottom w:type="dxa" w:w="60"/>
+              <w:right w:type="dxa" w:w="100"/>
+            </w:tcMar>
+          </w:tcPr>
+          <w:p>
+            <w:r>
+              <w:t xml:space="preserve">34</w:t>
+            </w:r>
+          </w:p>
+        </w:tc>
+        <w:tc>
+          <w:tcPr>
+            <w:tcW w:type="dxa" w:w="5160"/>
+            <w:tcBorders>
+              <w:top w:val="single" w:color="BFBFBF" w:sz="4"/>
+              <w:left w:val="single" w:color="BFBFBF" w:sz="4"/>
+              <w:bottom w:val="single" w:color="BFBFBF" w:sz="4"/>
+              <w:right w:val="single" w:color="BFBFBF" w:sz="4"/>
+            </w:tcBorders>
+            <w:tcMar>
+              <w:top w:type="dxa" w:w="60"/>
+              <w:left w:type="dxa" w:w="100"/>
+              <w:bottom w:type="dxa" w:w="60"/>
+              <w:right w:type="dxa" w:w="100"/>
+            </w:tcMar>
+          </w:tcPr>
+          <w:p>
+            <w:r>
+              <w:t xml:space="preserve">Grown-up PIN checks right in the game: projects, labs and Reading Log chapters</w:t>
+            </w:r>
+          </w:p>
+        </w:tc>
+        <w:tc>
+          <w:tcPr>
+            <w:tcW w:type="dxa" w:w="1600"/>
+            <w:tcBorders>
+              <w:top w:val="single" w:color="BFBFBF" w:sz="4"/>
+              <w:left w:val="single" w:color="BFBFBF" w:sz="4"/>
+              <w:bottom w:val="single" w:color="BFBFBF" w:sz="4"/>
+              <w:right w:val="single" w:color="BFBFBF" w:sz="4"/>
+            </w:tcBorders>
+            <w:tcMar>
+              <w:top w:type="dxa" w:w="60"/>
+              <w:left w:type="dxa" w:w="100"/>
+              <w:bottom w:type="dxa" w:w="60"/>
+              <w:right w:type="dxa" w:w="100"/>
+            </w:tcMar>
+          </w:tcPr>
+          <w:p>
+            <w:r>
+              <w:t xml:space="preserve">—</w:t>
+            </w:r>
+          </w:p>
+        </w:tc>
+        <w:tc>
+          <w:tcPr>
+            <w:tcW w:type="dxa" w:w="2000"/>
+            <w:tcBorders>
+              <w:top w:val="single" w:color="BFBFBF" w:sz="4"/>
+              <w:left w:val="single" w:color="BFBFBF" w:sz="4"/>
+              <w:bottom w:val="single" w:color="BFBFBF" w:sz="4"/>
+              <w:right w:val="single" w:color="BFBFBF" w:sz="4"/>
+            </w:tcBorders>
+            <w:tcMar>
+              <w:top w:type="dxa" w:w="60"/>
+              <w:left w:type="dxa" w:w="100"/>
+              <w:bottom w:type="dxa" w:w="60"/>
+              <w:right w:type="dxa" w:w="100"/>
+            </w:tcMar>
+          </w:tcPr>
+          <w:p>
+            <w:r>
+              <w:t xml:space="preserve">Built</w:t>
+            </w:r>
+          </w:p>
+        </w:tc>
+      </w:tr>
+      <w:tr>
+        <w:trPr>
+          <w:tblHeader w:val="false"/>
+        </w:trPr>
+        <w:tc>
+          <w:tcPr>
+            <w:tcW w:type="dxa" w:w="600"/>
+            <w:tcBorders>
+              <w:top w:val="single" w:color="BFBFBF" w:sz="4"/>
+              <w:left w:val="single" w:color="BFBFBF" w:sz="4"/>
+              <w:bottom w:val="single" w:color="BFBFBF" w:sz="4"/>
+              <w:right w:val="single" w:color="BFBFBF" w:sz="4"/>
+            </w:tcBorders>
+            <w:tcMar>
+              <w:top w:type="dxa" w:w="60"/>
+              <w:left w:type="dxa" w:w="100"/>
+              <w:bottom w:type="dxa" w:w="60"/>
+              <w:right w:type="dxa" w:w="100"/>
+            </w:tcMar>
+          </w:tcPr>
+          <w:p>
+            <w:r>
+              <w:t xml:space="preserve">35</w:t>
+            </w:r>
+          </w:p>
+        </w:tc>
+        <w:tc>
+          <w:tcPr>
+            <w:tcW w:type="dxa" w:w="5160"/>
+            <w:tcBorders>
+              <w:top w:val="single" w:color="BFBFBF" w:sz="4"/>
+              <w:left w:val="single" w:color="BFBFBF" w:sz="4"/>
+              <w:bottom w:val="single" w:color="BFBFBF" w:sz="4"/>
+              <w:right w:val="single" w:color="BFBFBF" w:sz="4"/>
+            </w:tcBorders>
+            <w:tcMar>
+              <w:top w:type="dxa" w:w="60"/>
+              <w:left w:type="dxa" w:w="100"/>
+              <w:bottom w:type="dxa" w:w="60"/>
+              <w:right w:type="dxa" w:w="100"/>
+            </w:tcMar>
+          </w:tcPr>
+          <w:p>
+            <w:r>
+              <w:t xml:space="preserve">📌 What does it mean?: highlight a word. Known words show their meaning and join practice; new words are saved for a grown-up; a dictionary button for both</w:t>
+            </w:r>
+          </w:p>
+        </w:tc>
+        <w:tc>
+          <w:tcPr>
+            <w:tcW w:type="dxa" w:w="1600"/>
+            <w:tcBorders>
+              <w:top w:val="single" w:color="BFBFBF" w:sz="4"/>
+              <w:left w:val="single" w:color="BFBFBF" w:sz="4"/>
+              <w:bottom w:val="single" w:color="BFBFBF" w:sz="4"/>
+              <w:right w:val="single" w:color="BFBFBF" w:sz="4"/>
+            </w:tcBorders>
+            <w:tcMar>
+              <w:top w:type="dxa" w:w="60"/>
+              <w:left w:type="dxa" w:w="100"/>
+              <w:bottom w:type="dxa" w:w="60"/>
+              <w:right w:type="dxa" w:w="100"/>
+            </w:tcMar>
+          </w:tcPr>
+          <w:p>
+            <w:r>
+              <w:t xml:space="preserve">—</w:t>
+            </w:r>
+          </w:p>
+        </w:tc>
+        <w:tc>
+          <w:tcPr>
+            <w:tcW w:type="dxa" w:w="2000"/>
+            <w:tcBorders>
+              <w:top w:val="single" w:color="BFBFBF" w:sz="4"/>
+              <w:left w:val="single" w:color="BFBFBF" w:sz="4"/>
+              <w:bottom w:val="single" w:color="BFBFBF" w:sz="4"/>
+              <w:right w:val="single" w:color="BFBFBF" w:sz="4"/>
+            </w:tcBorders>
+            <w:tcMar>
+              <w:top w:type="dxa" w:w="60"/>
+              <w:left w:type="dxa" w:w="100"/>
+              <w:bottom w:type="dxa" w:w="60"/>
+              <w:right w:type="dxa" w:w="100"/>
+            </w:tcMar>
+          </w:tcPr>
+          <w:p>
+            <w:r>
+              <w:t xml:space="preserve">Built (lookup-practice and teacher-link-and-dictionary patches)</w:t>
+            </w:r>
+          </w:p>
+        </w:tc>
+      </w:tr>
+      <w:tr>
+        <w:trPr>
+          <w:tblHeader w:val="false"/>
+        </w:trPr>
+        <w:tc>
+          <w:tcPr>
+            <w:tcW w:type="dxa" w:w="600"/>
+            <w:tcBorders>
+              <w:top w:val="single" w:color="BFBFBF" w:sz="4"/>
+              <w:left w:val="single" w:color="BFBFBF" w:sz="4"/>
+              <w:bottom w:val="single" w:color="BFBFBF" w:sz="4"/>
+              <w:right w:val="single" w:color="BFBFBF" w:sz="4"/>
+            </w:tcBorders>
+            <w:tcMar>
+              <w:top w:type="dxa" w:w="60"/>
+              <w:left w:type="dxa" w:w="100"/>
+              <w:bottom w:type="dxa" w:w="60"/>
+              <w:right w:type="dxa" w:w="100"/>
+            </w:tcMar>
+          </w:tcPr>
+          <w:p>
+            <w:r>
+              <w:t xml:space="preserve">36</w:t>
+            </w:r>
+          </w:p>
+        </w:tc>
+        <w:tc>
+          <w:tcPr>
+            <w:tcW w:type="dxa" w:w="5160"/>
+            <w:tcBorders>
+              <w:top w:val="single" w:color="BFBFBF" w:sz="4"/>
+              <w:left w:val="single" w:color="BFBFBF" w:sz="4"/>
+              <w:bottom w:val="single" w:color="BFBFBF" w:sz="4"/>
+              <w:right w:val="single" w:color="BFBFBF" w:sz="4"/>
+            </w:tcBorders>
+            <w:tcMar>
+              <w:top w:type="dxa" w:w="60"/>
+              <w:left w:type="dxa" w:w="100"/>
+              <w:bottom w:type="dxa" w:w="60"/>
+              <w:right w:type="dxa" w:w="100"/>
+            </w:tcMar>
+          </w:tcPr>
+          <w:p>
+            <w:r>
+              <w:t xml:space="preserve">Word lists: Set: headings make new sets or add to Pet Town’s 10 sets</w:t>
+            </w:r>
+          </w:p>
+        </w:tc>
+        <w:tc>
+          <w:tcPr>
+            <w:tcW w:type="dxa" w:w="1600"/>
+            <w:tcBorders>
+              <w:top w:val="single" w:color="BFBFBF" w:sz="4"/>
+              <w:left w:val="single" w:color="BFBFBF" w:sz="4"/>
+              <w:bottom w:val="single" w:color="BFBFBF" w:sz="4"/>
+              <w:right w:val="single" w:color="BFBFBF" w:sz="4"/>
+            </w:tcBorders>
+            <w:tcMar>
+              <w:top w:type="dxa" w:w="60"/>
+              <w:left w:type="dxa" w:w="100"/>
+              <w:bottom w:type="dxa" w:w="60"/>
+              <w:right w:type="dxa" w:w="100"/>
+            </w:tcMar>
+          </w:tcPr>
+          <w:p>
+            <w:r>
+              <w:t xml:space="preserve">—</w:t>
+            </w:r>
+          </w:p>
+        </w:tc>
+        <w:tc>
+          <w:tcPr>
+            <w:tcW w:type="dxa" w:w="2000"/>
+            <w:tcBorders>
+              <w:top w:val="single" w:color="BFBFBF" w:sz="4"/>
+              <w:left w:val="single" w:color="BFBFBF" w:sz="4"/>
+              <w:bottom w:val="single" w:color="BFBFBF" w:sz="4"/>
+              <w:right w:val="single" w:color="BFBFBF" w:sz="4"/>
+            </w:tcBorders>
+            <w:tcMar>
+              <w:top w:type="dxa" w:w="60"/>
+              <w:left w:type="dxa" w:w="100"/>
+              <w:bottom w:type="dxa" w:w="60"/>
+              <w:right w:type="dxa" w:w="100"/>
+            </w:tcMar>
+          </w:tcPr>
+          <w:p>
+            <w:r>
+              <w:t xml:space="preserve">Built (vocab-sets.patch)</w:t>
+            </w:r>
+          </w:p>
+        </w:tc>
+      </w:tr>
+      <w:tr>
+        <w:trPr>
+          <w:tblHeader w:val="false"/>
+        </w:trPr>
+        <w:tc>
+          <w:tcPr>
+            <w:tcW w:type="dxa" w:w="600"/>
+            <w:tcBorders>
+              <w:top w:val="single" w:color="BFBFBF" w:sz="4"/>
+              <w:left w:val="single" w:color="BFBFBF" w:sz="4"/>
+              <w:bottom w:val="single" w:color="BFBFBF" w:sz="4"/>
+              <w:right w:val="single" w:color="BFBFBF" w:sz="4"/>
+            </w:tcBorders>
+            <w:tcMar>
+              <w:top w:type="dxa" w:w="60"/>
+              <w:left w:type="dxa" w:w="100"/>
+              <w:bottom w:type="dxa" w:w="60"/>
+              <w:right w:type="dxa" w:w="100"/>
+            </w:tcMar>
+          </w:tcPr>
+          <w:p>
+            <w:r>
+              <w:t xml:space="preserve">37</w:t>
+            </w:r>
+          </w:p>
+        </w:tc>
+        <w:tc>
+          <w:tcPr>
+            <w:tcW w:type="dxa" w:w="5160"/>
+            <w:tcBorders>
+              <w:top w:val="single" w:color="BFBFBF" w:sz="4"/>
+              <w:left w:val="single" w:color="BFBFBF" w:sz="4"/>
+              <w:bottom w:val="single" w:color="BFBFBF" w:sz="4"/>
+              <w:right w:val="single" w:color="BFBFBF" w:sz="4"/>
+            </w:tcBorders>
+            <w:tcMar>
+              <w:top w:type="dxa" w:w="60"/>
+              <w:left w:type="dxa" w:w="100"/>
+              <w:bottom w:type="dxa" w:w="60"/>
+              <w:right w:type="dxa" w:w="100"/>
+            </w:tcMar>
+          </w:tcPr>
+          <w:p>
+            <w:r>
+              <w:t xml:space="preserve">Two devices: projects, reading notes, written answers and flagged words are merged instead of overwritten</w:t>
+            </w:r>
+          </w:p>
+        </w:tc>
+        <w:tc>
+          <w:tcPr>
+            <w:tcW w:type="dxa" w:w="1600"/>
+            <w:tcBorders>
+              <w:top w:val="single" w:color="BFBFBF" w:sz="4"/>
+              <w:left w:val="single" w:color="BFBFBF" w:sz="4"/>
+              <w:bottom w:val="single" w:color="BFBFBF" w:sz="4"/>
+              <w:right w:val="single" w:color="BFBFBF" w:sz="4"/>
+            </w:tcBorders>
+            <w:tcMar>
+              <w:top w:type="dxa" w:w="60"/>
+              <w:left w:type="dxa" w:w="100"/>
+              <w:bottom w:type="dxa" w:w="60"/>
+              <w:right w:type="dxa" w:w="100"/>
+            </w:tcMar>
+          </w:tcPr>
+          <w:p>
+            <w:r>
+              <w:t xml:space="preserve">—</w:t>
+            </w:r>
+          </w:p>
+        </w:tc>
+        <w:tc>
+          <w:tcPr>
+            <w:tcW w:type="dxa" w:w="2000"/>
+            <w:tcBorders>
+              <w:top w:val="single" w:color="BFBFBF" w:sz="4"/>
+              <w:left w:val="single" w:color="BFBFBF" w:sz="4"/>
+              <w:bottom w:val="single" w:color="BFBFBF" w:sz="4"/>
+              <w:right w:val="single" w:color="BFBFBF" w:sz="4"/>
+            </w:tcBorders>
+            <w:tcMar>
+              <w:top w:type="dxa" w:w="60"/>
+              <w:left w:type="dxa" w:w="100"/>
+              <w:bottom w:type="dxa" w:w="60"/>
+              <w:right w:type="dxa" w:w="100"/>
+            </w:tcMar>
+          </w:tcPr>
+          <w:p>
+            <w:r>
+              <w:t xml:space="preserve">Built (merge-saves.patch)</w:t>
+            </w:r>
+          </w:p>
+        </w:tc>
+      </w:tr>
+      <w:tr>
+        <w:trPr>
+          <w:tblHeader w:val="false"/>
+        </w:trPr>
+        <w:tc>
+          <w:tcPr>
+            <w:tcW w:type="dxa" w:w="600"/>
+            <w:tcBorders>
+              <w:top w:val="single" w:color="BFBFBF" w:sz="4"/>
+              <w:left w:val="single" w:color="BFBFBF" w:sz="4"/>
+              <w:bottom w:val="single" w:color="BFBFBF" w:sz="4"/>
+              <w:right w:val="single" w:color="BFBFBF" w:sz="4"/>
+            </w:tcBorders>
+            <w:tcMar>
+              <w:top w:type="dxa" w:w="60"/>
+              <w:left w:type="dxa" w:w="100"/>
+              <w:bottom w:type="dxa" w:w="60"/>
+              <w:right w:type="dxa" w:w="100"/>
+            </w:tcMar>
+          </w:tcPr>
+          <w:p>
+            <w:r>
+              <w:t xml:space="preserve">38</w:t>
+            </w:r>
+          </w:p>
+        </w:tc>
+        <w:tc>
+          <w:tcPr>
+            <w:tcW w:type="dxa" w:w="5160"/>
+            <w:tcBorders>
+              <w:top w:val="single" w:color="BFBFBF" w:sz="4"/>
+              <w:left w:val="single" w:color="BFBFBF" w:sz="4"/>
+              <w:bottom w:val="single" w:color="BFBFBF" w:sz="4"/>
+              <w:right w:val="single" w:color="BFBFBF" w:sz="4"/>
+            </w:tcBorders>
+            <w:tcMar>
+              <w:top w:type="dxa" w:w="60"/>
+              <w:left w:type="dxa" w:w="100"/>
+              <w:bottom w:type="dxa" w:w="60"/>
+              <w:right w:type="dxa" w:w="100"/>
+            </w:tcMar>
+          </w:tcPr>
+          <w:p>
+            <w:r>
+              <w:t xml:space="preserve">Onboarding: ONBOARDING.md (teacher and class, or family with no teacher), KHAN-SETUP.md, Khan link checker, /teacher short link</w:t>
+            </w:r>
+          </w:p>
+        </w:tc>
+        <w:tc>
+          <w:tcPr>
+            <w:tcW w:type="dxa" w:w="1600"/>
+            <w:tcBorders>
+              <w:top w:val="single" w:color="BFBFBF" w:sz="4"/>
+              <w:left w:val="single" w:color="BFBFBF" w:sz="4"/>
+              <w:bottom w:val="single" w:color="BFBFBF" w:sz="4"/>
+              <w:right w:val="single" w:color="BFBFBF" w:sz="4"/>
+            </w:tcBorders>
+            <w:tcMar>
+              <w:top w:type="dxa" w:w="60"/>
+              <w:left w:type="dxa" w:w="100"/>
+              <w:bottom w:type="dxa" w:w="60"/>
+              <w:right w:type="dxa" w:w="100"/>
+            </w:tcMar>
+          </w:tcPr>
+          <w:p>
+            <w:r>
+              <w:t xml:space="preserve">—</w:t>
+            </w:r>
+          </w:p>
+        </w:tc>
+        <w:tc>
+          <w:tcPr>
+            <w:tcW w:type="dxa" w:w="2000"/>
+            <w:tcBorders>
+              <w:top w:val="single" w:color="BFBFBF" w:sz="4"/>
+              <w:left w:val="single" w:color="BFBFBF" w:sz="4"/>
+              <w:bottom w:val="single" w:color="BFBFBF" w:sz="4"/>
+              <w:right w:val="single" w:color="BFBFBF" w:sz="4"/>
+            </w:tcBorders>
+            <w:tcMar>
+              <w:top w:type="dxa" w:w="60"/>
+              <w:left w:type="dxa" w:w="100"/>
+              <w:bottom w:type="dxa" w:w="60"/>
+              <w:right w:type="dxa" w:w="100"/>
+            </w:tcMar>
+          </w:tcPr>
+          <w:p>
+            <w:r>
+              <w:t xml:space="preserve">Built</w:t>
+            </w:r>
+          </w:p>
+        </w:tc>
+      </w:tr>
+      <w:tr>
+        <w:trPr>
+          <w:tblHeader w:val="false"/>
+        </w:trPr>
+        <w:tc>
+          <w:tcPr>
+            <w:tcW w:type="dxa" w:w="600"/>
+            <w:tcBorders>
+              <w:top w:val="single" w:color="BFBFBF" w:sz="4"/>
+              <w:left w:val="single" w:color="BFBFBF" w:sz="4"/>
+              <w:bottom w:val="single" w:color="BFBFBF" w:sz="4"/>
+              <w:right w:val="single" w:color="BFBFBF" w:sz="4"/>
+            </w:tcBorders>
+            <w:tcMar>
+              <w:top w:type="dxa" w:w="60"/>
+              <w:left w:type="dxa" w:w="100"/>
+              <w:bottom w:type="dxa" w:w="60"/>
+              <w:right w:type="dxa" w:w="100"/>
+            </w:tcMar>
+          </w:tcPr>
+          <w:p>
+            <w:r>
+              <w:t xml:space="preserve">39</w:t>
+            </w:r>
+          </w:p>
+        </w:tc>
+        <w:tc>
+          <w:tcPr>
+            <w:tcW w:type="dxa" w:w="5160"/>
+            <w:tcBorders>
+              <w:top w:val="single" w:color="BFBFBF" w:sz="4"/>
+              <w:left w:val="single" w:color="BFBFBF" w:sz="4"/>
+              <w:bottom w:val="single" w:color="BFBFBF" w:sz="4"/>
+              <w:right w:val="single" w:color="BFBFBF" w:sz="4"/>
+            </w:tcBorders>
+            <w:tcMar>
+              <w:top w:type="dxa" w:w="60"/>
+              <w:left w:type="dxa" w:w="100"/>
+              <w:bottom w:type="dxa" w:w="60"/>
+              <w:right w:type="dxa" w:w="100"/>
+            </w:tcMar>
+          </w:tcPr>
+          <w:p>
+            <w:r>
+              <w:t xml:space="preserve">Math pictures step 2: grade 6 balance and tape diagrams for equations, number lines for rational numbers and absolute value, percent bars</w:t>
+            </w:r>
+          </w:p>
+        </w:tc>
+        <w:tc>
+          <w:tcPr>
+            <w:tcW w:type="dxa" w:w="1600"/>
+            <w:tcBorders>
+              <w:top w:val="single" w:color="BFBFBF" w:sz="4"/>
+              <w:left w:val="single" w:color="BFBFBF" w:sz="4"/>
+              <w:bottom w:val="single" w:color="BFBFBF" w:sz="4"/>
+              <w:right w:val="single" w:color="BFBFBF" w:sz="4"/>
+            </w:tcBorders>
+            <w:tcMar>
+              <w:top w:type="dxa" w:w="60"/>
+              <w:left w:type="dxa" w:w="100"/>
+              <w:bottom w:type="dxa" w:w="60"/>
+              <w:right w:type="dxa" w:w="100"/>
+            </w:tcMar>
+          </w:tcPr>
+          <w:p>
+            <w:r>
+              <w:t xml:space="preserve">5</w:t>
+            </w:r>
+          </w:p>
+        </w:tc>
+        <w:tc>
+          <w:tcPr>
+            <w:tcW w:type="dxa" w:w="2000"/>
+            <w:tcBorders>
+              <w:top w:val="single" w:color="BFBFBF" w:sz="4"/>
+              <w:left w:val="single" w:color="BFBFBF" w:sz="4"/>
+              <w:bottom w:val="single" w:color="BFBFBF" w:sz="4"/>
+              <w:right w:val="single" w:color="BFBFBF" w:sz="4"/>
+            </w:tcBorders>
+            <w:tcMar>
+              <w:top w:type="dxa" w:w="60"/>
+              <w:left w:type="dxa" w:w="100"/>
+              <w:bottom w:type="dxa" w:w="60"/>
+              <w:right w:type="dxa" w:w="100"/>
+            </w:tcMar>
+          </w:tcPr>
+          <w:p>
+            <w:r>
+              <w:t xml:space="preserve">Next</w:t>
+            </w:r>
+          </w:p>
+        </w:tc>
+      </w:tr>
+      <w:tr>
+        <w:trPr>
+          <w:tblHeader w:val="false"/>
+        </w:trPr>
+        <w:tc>
+          <w:tcPr>
+            <w:tcW w:type="dxa" w:w="600"/>
+            <w:tcBorders>
+              <w:top w:val="single" w:color="BFBFBF" w:sz="4"/>
+              <w:left w:val="single" w:color="BFBFBF" w:sz="4"/>
+              <w:bottom w:val="single" w:color="BFBFBF" w:sz="4"/>
+              <w:right w:val="single" w:color="BFBFBF" w:sz="4"/>
+            </w:tcBorders>
+            <w:tcMar>
+              <w:top w:type="dxa" w:w="60"/>
+              <w:left w:type="dxa" w:w="100"/>
+              <w:bottom w:type="dxa" w:w="60"/>
+              <w:right w:type="dxa" w:w="100"/>
+            </w:tcMar>
+          </w:tcPr>
+          <w:p>
+            <w:r>
+              <w:t xml:space="preserve">40</w:t>
+            </w:r>
+          </w:p>
+        </w:tc>
+        <w:tc>
+          <w:tcPr>
+            <w:tcW w:type="dxa" w:w="5160"/>
+            <w:tcBorders>
+              <w:top w:val="single" w:color="BFBFBF" w:sz="4"/>
+              <w:left w:val="single" w:color="BFBFBF" w:sz="4"/>
+              <w:bottom w:val="single" w:color="BFBFBF" w:sz="4"/>
+              <w:right w:val="single" w:color="BFBFBF" w:sz="4"/>
+            </w:tcBorders>
+            <w:tcMar>
+              <w:top w:type="dxa" w:w="60"/>
+              <w:left w:type="dxa" w:w="100"/>
+              <w:bottom w:type="dxa" w:w="60"/>
+              <w:right w:type="dxa" w:w="100"/>
+            </w:tcMar>
+          </w:tcPr>
+          <w:p>
+            <w:r>
+              <w:t xml:space="preserve">Math pictures step 3: read-the-picture questions with diagram answer choices</w:t>
+            </w:r>
+          </w:p>
+        </w:tc>
+        <w:tc>
+          <w:tcPr>
+            <w:tcW w:type="dxa" w:w="1600"/>
+            <w:tcBorders>
+              <w:top w:val="single" w:color="BFBFBF" w:sz="4"/>
+              <w:left w:val="single" w:color="BFBFBF" w:sz="4"/>
+              <w:bottom w:val="single" w:color="BFBFBF" w:sz="4"/>
+              <w:right w:val="single" w:color="BFBFBF" w:sz="4"/>
+            </w:tcBorders>
+            <w:tcMar>
+              <w:top w:type="dxa" w:w="60"/>
+              <w:left w:type="dxa" w:w="100"/>
+              <w:bottom w:type="dxa" w:w="60"/>
+              <w:right w:type="dxa" w:w="100"/>
+            </w:tcMar>
+          </w:tcPr>
+          <w:p>
+            <w:r>
+              <w:t xml:space="preserve">5</w:t>
+            </w:r>
+          </w:p>
+        </w:tc>
+        <w:tc>
+          <w:tcPr>
+            <w:tcW w:type="dxa" w:w="2000"/>
+            <w:tcBorders>
+              <w:top w:val="single" w:color="BFBFBF" w:sz="4"/>
+              <w:left w:val="single" w:color="BFBFBF" w:sz="4"/>
+              <w:bottom w:val="single" w:color="BFBFBF" w:sz="4"/>
+              <w:right w:val="single" w:color="BFBFBF" w:sz="4"/>
+            </w:tcBorders>
+            <w:tcMar>
+              <w:top w:type="dxa" w:w="60"/>
+              <w:left w:type="dxa" w:w="100"/>
+              <w:bottom w:type="dxa" w:w="60"/>
+              <w:right w:type="dxa" w:w="100"/>
+            </w:tcMar>
+          </w:tcPr>
+          <w:p>
+            <w:r>
+              <w:t xml:space="preserve">Not started</w:t>
+            </w:r>
+          </w:p>
+        </w:tc>
+      </w:tr>
+      <w:tr>
+        <w:trPr>
+          <w:tblHeader w:val="false"/>
+        </w:trPr>
+        <w:tc>
+          <w:tcPr>
+            <w:tcW w:type="dxa" w:w="600"/>
+            <w:tcBorders>
+              <w:top w:val="single" w:color="BFBFBF" w:sz="4"/>
+              <w:left w:val="single" w:color="BFBFBF" w:sz="4"/>
+              <w:bottom w:val="single" w:color="BFBFBF" w:sz="4"/>
+              <w:right w:val="single" w:color="BFBFBF" w:sz="4"/>
+            </w:tcBorders>
+            <w:tcMar>
+              <w:top w:type="dxa" w:w="60"/>
+              <w:left w:type="dxa" w:w="100"/>
+              <w:bottom w:type="dxa" w:w="60"/>
+              <w:right w:type="dxa" w:w="100"/>
+            </w:tcMar>
+          </w:tcPr>
+          <w:p>
+            <w:r>
+              <w:t xml:space="preserve">41</w:t>
+            </w:r>
+          </w:p>
+        </w:tc>
+        <w:tc>
+          <w:tcPr>
+            <w:tcW w:type="dxa" w:w="5160"/>
+            <w:tcBorders>
+              <w:top w:val="single" w:color="BFBFBF" w:sz="4"/>
+              <w:left w:val="single" w:color="BFBFBF" w:sz="4"/>
+              <w:bottom w:val="single" w:color="BFBFBF" w:sz="4"/>
+              <w:right w:val="single" w:color="BFBFBF" w:sz="4"/>
+            </w:tcBorders>
+            <w:tcMar>
+              <w:top w:type="dxa" w:w="60"/>
+              <w:left w:type="dxa" w:w="100"/>
+              <w:bottom w:type="dxa" w:w="60"/>
+              <w:right w:type="dxa" w:w="100"/>
+            </w:tcMar>
+          </w:tcPr>
+          <w:p>
+            <w:r>
+              <w:t xml:space="preserve">Merge practice counts and practice time across devices</w:t>
+            </w:r>
+          </w:p>
+        </w:tc>
+        <w:tc>
+          <w:tcPr>
+            <w:tcW w:type="dxa" w:w="1600"/>
+            <w:tcBorders>
+              <w:top w:val="single" w:color="BFBFBF" w:sz="4"/>
+              <w:left w:val="single" w:color="BFBFBF" w:sz="4"/>
+              <w:bottom w:val="single" w:color="BFBFBF" w:sz="4"/>
+              <w:right w:val="single" w:color="BFBFBF" w:sz="4"/>
+            </w:tcBorders>
+            <w:tcMar>
+              <w:top w:type="dxa" w:w="60"/>
+              <w:left w:type="dxa" w:w="100"/>
+              <w:bottom w:type="dxa" w:w="60"/>
+              <w:right w:type="dxa" w:w="100"/>
+            </w:tcMar>
+          </w:tcPr>
+          <w:p>
+            <w:r>
+              <w:t xml:space="preserve">—</w:t>
+            </w:r>
+          </w:p>
+        </w:tc>
+        <w:tc>
+          <w:tcPr>
+            <w:tcW w:type="dxa" w:w="2000"/>
+            <w:tcBorders>
+              <w:top w:val="single" w:color="BFBFBF" w:sz="4"/>
+              <w:left w:val="single" w:color="BFBFBF" w:sz="4"/>
+              <w:bottom w:val="single" w:color="BFBFBF" w:sz="4"/>
+              <w:right w:val="single" w:color="BFBFBF" w:sz="4"/>
+            </w:tcBorders>
+            <w:tcMar>
+              <w:top w:type="dxa" w:w="60"/>
+              <w:left w:type="dxa" w:w="100"/>
+              <w:bottom w:type="dxa" w:w="60"/>
+              <w:right w:type="dxa" w:w="100"/>
+            </w:tcMar>
+          </w:tcPr>
+          <w:p>
+            <w:r>
+              <w:t xml:space="preserve">Not started</w:t>
+            </w:r>
+          </w:p>
+        </w:tc>
+      </w:tr>
+      <w:tr>
+        <w:trPr>
+          <w:tblHeader w:val="false"/>
+        </w:trPr>
+        <w:tc>
+          <w:tcPr>
+            <w:tcW w:type="dxa" w:w="600"/>
+            <w:tcBorders>
+              <w:top w:val="single" w:color="BFBFBF" w:sz="4"/>
+              <w:left w:val="single" w:color="BFBFBF" w:sz="4"/>
+              <w:bottom w:val="single" w:color="BFBFBF" w:sz="4"/>
+              <w:right w:val="single" w:color="BFBFBF" w:sz="4"/>
+            </w:tcBorders>
+            <w:tcMar>
+              <w:top w:type="dxa" w:w="60"/>
+              <w:left w:type="dxa" w:w="100"/>
+              <w:bottom w:type="dxa" w:w="60"/>
+              <w:right w:type="dxa" w:w="100"/>
+            </w:tcMar>
+          </w:tcPr>
+          <w:p>
+            <w:r>
+              <w:t xml:space="preserve">42</w:t>
+            </w:r>
+          </w:p>
+        </w:tc>
+        <w:tc>
+          <w:tcPr>
+            <w:tcW w:type="dxa" w:w="5160"/>
+            <w:tcBorders>
+              <w:top w:val="single" w:color="BFBFBF" w:sz="4"/>
+              <w:left w:val="single" w:color="BFBFBF" w:sz="4"/>
+              <w:bottom w:val="single" w:color="BFBFBF" w:sz="4"/>
+              <w:right w:val="single" w:color="BFBFBF" w:sz="4"/>
+            </w:tcBorders>
+            <w:tcMar>
+              <w:top w:type="dxa" w:w="60"/>
+              <w:left w:type="dxa" w:w="100"/>
+              <w:bottom w:type="dxa" w:w="60"/>
+              <w:right w:type="dxa" w:w="100"/>
+            </w:tcMar>
+          </w:tcPr>
+          <w:p>
+            <w:r>
+              <w:t xml:space="preserve">Small fixes: thin out repeated Biology questions, fixed Khan links for History Unit 4, point the reflect skill at the 6th grade course</w:t>
+            </w:r>
+          </w:p>
+        </w:tc>
+        <w:tc>
+          <w:tcPr>
+            <w:tcW w:type="dxa" w:w="1600"/>
+            <w:tcBorders>
+              <w:top w:val="single" w:color="BFBFBF" w:sz="4"/>
+              <w:left w:val="single" w:color="BFBFBF" w:sz="4"/>
+              <w:bottom w:val="single" w:color="BFBFBF" w:sz="4"/>
+              <w:right w:val="single" w:color="BFBFBF" w:sz="4"/>
+            </w:tcBorders>
+            <w:tcMar>
+              <w:top w:type="dxa" w:w="60"/>
+              <w:left w:type="dxa" w:w="100"/>
+              <w:bottom w:type="dxa" w:w="60"/>
+              <w:right w:type="dxa" w:w="100"/>
+            </w:tcMar>
+          </w:tcPr>
+          <w:p>
+            <w:r>
+              <w:t xml:space="preserve">—</w:t>
+            </w:r>
+          </w:p>
+        </w:tc>
+        <w:tc>
+          <w:tcPr>
+            <w:tcW w:type="dxa" w:w="2000"/>
+            <w:tcBorders>
+              <w:top w:val="single" w:color="BFBFBF" w:sz="4"/>
+              <w:left w:val="single" w:color="BFBFBF" w:sz="4"/>
+              <w:bottom w:val="single" w:color="BFBFBF" w:sz="4"/>
+              <w:right w:val="single" w:color="BFBFBF" w:sz="4"/>
+            </w:tcBorders>
+            <w:tcMar>
+              <w:top w:type="dxa" w:w="60"/>
+              <w:left w:type="dxa" w:w="100"/>
+              <w:bottom w:type="dxa" w:w="60"/>
+              <w:right w:type="dxa" w:w="100"/>
+            </w:tcMar>
+          </w:tcPr>
+          <w:p>
+            <w:r>
+              <w:t xml:space="preserve">Not started</w:t>
+            </w:r>
+          </w:p>
+        </w:tc>
+      </w:tr>
+      <w:tr>
+        <w:trPr>
+          <w:tblHeader w:val="false"/>
+        </w:trPr>
+        <w:tc>
+          <w:tcPr>
+            <w:tcW w:type="dxa" w:w="600"/>
+            <w:tcBorders>
+              <w:top w:val="single" w:color="BFBFBF" w:sz="4"/>
+              <w:left w:val="single" w:color="BFBFBF" w:sz="4"/>
+              <w:bottom w:val="single" w:color="BFBFBF" w:sz="4"/>
+              <w:right w:val="single" w:color="BFBFBF" w:sz="4"/>
+            </w:tcBorders>
+            <w:tcMar>
+              <w:top w:type="dxa" w:w="60"/>
+              <w:left w:type="dxa" w:w="100"/>
+              <w:bottom w:type="dxa" w:w="60"/>
+              <w:right w:type="dxa" w:w="100"/>
+            </w:tcMar>
+          </w:tcPr>
+          <w:p>
+            <w:r>
+              <w:t xml:space="preserve">43</w:t>
+            </w:r>
+          </w:p>
+        </w:tc>
+        <w:tc>
+          <w:tcPr>
+            <w:tcW w:type="dxa" w:w="5160"/>
+            <w:tcBorders>
+              <w:top w:val="single" w:color="BFBFBF" w:sz="4"/>
+              <w:left w:val="single" w:color="BFBFBF" w:sz="4"/>
+              <w:bottom w:val="single" w:color="BFBFBF" w:sz="4"/>
+              <w:right w:val="single" w:color="BFBFBF" w:sz="4"/>
+            </w:tcBorders>
+            <w:tcMar>
+              <w:top w:type="dxa" w:w="60"/>
+              <w:left w:type="dxa" w:w="100"/>
+              <w:bottom w:type="dxa" w:w="60"/>
+              <w:right w:type="dxa" w:w="100"/>
+            </w:tcMar>
+          </w:tcPr>
+          <w:p>
+            <w:r>
+              <w:t xml:space="preserve">Homeschool outreach: social media post to find families who would use Pet Town</w:t>
+            </w:r>
+          </w:p>
+        </w:tc>
+        <w:tc>
+          <w:tcPr>
+            <w:tcW w:type="dxa" w:w="1600"/>
+            <w:tcBorders>
+              <w:top w:val="single" w:color="BFBFBF" w:sz="4"/>
+              <w:left w:val="single" w:color="BFBFBF" w:sz="4"/>
+              <w:bottom w:val="single" w:color="BFBFBF" w:sz="4"/>
+              <w:right w:val="single" w:color="BFBFBF" w:sz="4"/>
+            </w:tcBorders>
+            <w:tcMar>
+              <w:top w:type="dxa" w:w="60"/>
+              <w:left w:type="dxa" w:w="100"/>
+              <w:bottom w:type="dxa" w:w="60"/>
+              <w:right w:type="dxa" w:w="100"/>
+            </w:tcMar>
+          </w:tcPr>
+          <w:p>
+            <w:r>
+              <w:t xml:space="preserve">—</w:t>
+            </w:r>
+          </w:p>
+        </w:tc>
+        <w:tc>
+          <w:tcPr>
+            <w:tcW w:type="dxa" w:w="2000"/>
+            <w:tcBorders>
+              <w:top w:val="single" w:color="BFBFBF" w:sz="4"/>
+              <w:left w:val="single" w:color="BFBFBF" w:sz="4"/>
+              <w:bottom w:val="single" w:color="BFBFBF" w:sz="4"/>
+              <w:right w:val="single" w:color="BFBFBF" w:sz="4"/>
+            </w:tcBorders>
+            <w:tcMar>
+              <w:top w:type="dxa" w:w="60"/>
+              <w:left w:type="dxa" w:w="100"/>
+              <w:bottom w:type="dxa" w:w="60"/>
+              <w:right w:type="dxa" w:w="100"/>
+            </w:tcMar>
+          </w:tcPr>
+          <w:p>
+            <w:r>
+              <w:t xml:space="preserve">Drafted</w:t>
+            </w:r>
+          </w:p>
+        </w:tc>
+      </w:tr>
+    </w:tbl>
+    <w:p>
+      <w:pPr>
+        <w:pStyle w:val="Heading1"/>
+        <w:spacing w:after="120" w:before="300"/>
+      </w:pPr>
+      <w:r>
+        <w:t xml:space="preserve">Decisions</w:t>
+      </w:r>
+    </w:p>
+    <w:p>
+      <w:pPr>
+        <w:pStyle w:val="Heading2"/>
+        <w:spacing w:after="100" w:before="200"/>
+      </w:pPr>
+      <w:r>
+        <w:t xml:space="preserve">Settled</w:t>
+      </w:r>
+    </w:p>
+    <w:p>
+      <w:pPr>
+        <w:pStyle w:val="ListParagraph"/>
+        <w:numPr>
+          <w:ilvl w:val="0"/>
+          <w:numId w:val="2"/>
+        </w:numPr>
+        <w:spacing w:after="60"/>
+      </w:pPr>
+      <w:r>
+        <w:t xml:space="preserve">No Claude API or key. Questions are written in chat, imported, or written by teachers.</w:t>
+      </w:r>
+    </w:p>
+    <w:p>
+      <w:pPr>
+        <w:pStyle w:val="ListParagraph"/>
+        <w:numPr>
+          <w:ilvl w:val="0"/>
+          <w:numId w:val="2"/>
+        </w:numPr>
+        <w:spacing w:after="60"/>
+      </w:pPr>
+      <w:r>
+        <w:t xml:space="preserve">Khan videos and built-in questions are the default; teachers can drop in their own.</w:t>
+      </w:r>
+    </w:p>
+    <w:p>
+      <w:pPr>
+        <w:pStyle w:val="ListParagraph"/>
+        <w:numPr>
+          <w:ilvl w:val="0"/>
+          <w:numId w:val="2"/>
+        </w:numPr>
+        <w:spacing w:after="60"/>
+      </w:pPr>
+      <w:r>
+        <w:t xml:space="preserve">Teacher changes are per class, with a Copy to my other classes button.</w:t>
+      </w:r>
+    </w:p>
+    <w:p>
+      <w:pPr>
+        <w:pStyle w:val="ListParagraph"/>
+        <w:numPr>
+          <w:ilvl w:val="0"/>
+          <w:numId w:val="2"/>
+        </w:numPr>
+        <w:spacing w:after="60"/>
+      </w:pPr>
+      <w:r>
+        <w:t xml:space="preserve">Teacher lesson content is a link, title and note. No file uploads.</w:t>
+      </w:r>
+    </w:p>
+    <w:p>
+      <w:pPr>
+        <w:pStyle w:val="ListParagraph"/>
+        <w:numPr>
+          <w:ilvl w:val="0"/>
+          <w:numId w:val="2"/>
+        </w:numPr>
+        <w:spacing w:after="60"/>
+      </w:pPr>
+      <w:r>
+        <w:t xml:space="preserve">Deleting a built-in question hides it and can be restored; teachers’ own questions are truly deleted.</w:t>
+      </w:r>
+    </w:p>
+    <w:p>
+      <w:pPr>
+        <w:pStyle w:val="ListParagraph"/>
+        <w:numPr>
+          <w:ilvl w:val="0"/>
+          <w:numId w:val="2"/>
+        </w:numPr>
+        <w:spacing w:after="60"/>
+      </w:pPr>
+      <w:r>
+        <w:t xml:space="preserve">Science Unit 1 goes first. Approved, as long as teachers can veto any question (hide or edit it for their class, in Phase 2).</w:t>
+      </w:r>
+    </w:p>
+    <w:p>
+      <w:pPr>
+        <w:pStyle w:val="ListParagraph"/>
+        <w:numPr>
+          <w:ilvl w:val="0"/>
+          <w:numId w:val="2"/>
+        </w:numPr>
+        <w:spacing w:after="60"/>
+      </w:pPr>
+      <w:r>
+        <w:t xml:space="preserve">Quizzes and unit tests lean toward harder questions; practice builds from easier to harder.</w:t>
+      </w:r>
+    </w:p>
+    <w:p>
+      <w:pPr>
+        <w:pStyle w:val="ListParagraph"/>
+        <w:numPr>
+          <w:ilvl w:val="0"/>
+          <w:numId w:val="2"/>
+        </w:numPr>
+        <w:spacing w:after="60"/>
+      </w:pPr>
+      <w:r>
+        <w:t xml:space="preserve">What counts as passing a Khan unit test is set per class in the Khan unit test check (default 80%).</w:t>
+      </w:r>
+    </w:p>
+    <w:p>
+      <w:pPr>
+        <w:pStyle w:val="ListParagraph"/>
+        <w:numPr>
+          <w:ilvl w:val="0"/>
+          <w:numId w:val="2"/>
+        </w:numPr>
+        <w:spacing w:after="60"/>
+      </w:pPr>
+      <w:r>
+        <w:t xml:space="preserve">Miss rates and Khan results are kept without new tables: tallies in each student’s save, Khan results in one new column on classes (teacher only).</w:t>
+      </w:r>
+    </w:p>
+    <w:p>
+      <w:pPr>
+        <w:pStyle w:val="ListParagraph"/>
+        <w:numPr>
+          <w:ilvl w:val="0"/>
+          <w:numId w:val="2"/>
+        </w:numPr>
+        <w:spacing w:after="60"/>
+      </w:pPr>
+      <w:r>
+        <w:rPr>
+          <w:b/>
+          <w:bCs/>
+        </w:rPr>
+        <w:t xml:space="preserve">Written answers </w:t>
+      </w:r>
+      <w:r>
+        <w:t xml:space="preserve">never change a practice or test score; the teacher’s check wins over a parent’s.</w:t>
+      </w:r>
+    </w:p>
+    <w:p>
+      <w:pPr>
+        <w:pStyle w:val="ListParagraph"/>
+        <w:numPr>
+          <w:ilvl w:val="0"/>
+          <w:numId w:val="2"/>
+        </w:numPr>
+        <w:spacing w:after="60"/>
+      </w:pPr>
+      <w:r>
+        <w:rPr>
+          <w:b/>
+          <w:bCs/>
+        </w:rPr>
+        <w:t xml:space="preserve">Published word lists </w:t>
+      </w:r>
+      <w:r>
+        <w:t xml:space="preserve">(such as Wordly Wise 3000) are not built in; Pet Town has its own 100 words and families or teachers add their lesson words.</w:t>
+      </w:r>
+    </w:p>
+    <w:p>
+      <w:pPr>
+        <w:pStyle w:val="ListParagraph"/>
+        <w:numPr>
+          <w:ilvl w:val="0"/>
+          <w:numId w:val="2"/>
+        </w:numPr>
+        <w:spacing w:after="60"/>
+      </w:pPr>
+      <w:r>
+        <w:rPr>
+          <w:b/>
+          <w:bCs/>
+        </w:rPr>
+        <w:t xml:space="preserve">Missed Khan topics </w:t>
+      </w:r>
+      <w:r>
+        <w:t xml:space="preserve">re-open lessons as reviews but never re-lock a unit.</w:t>
+      </w:r>
+    </w:p>
+    <w:p>
+      <w:pPr>
+        <w:pStyle w:val="ListParagraph"/>
+        <w:numPr>
+          <w:ilvl w:val="0"/>
+          <w:numId w:val="2"/>
+        </w:numPr>
+        <w:spacing w:after="60"/>
+      </w:pPr>
+      <w:r>
+        <w:rPr>
+          <w:b/>
+          <w:bCs/>
+        </w:rPr>
+        <w:t xml:space="preserve">Khan is optional: </w:t>
+      </w:r>
+      <w:r>
+        <w:t xml:space="preserve">on by default; a class or a family can turn it off, and nothing is deleted.</w:t>
+      </w:r>
+    </w:p>
+    <w:p>
+      <w:pPr>
+        <w:pStyle w:val="ListParagraph"/>
+        <w:numPr>
+          <w:ilvl w:val="0"/>
+          <w:numId w:val="2"/>
+        </w:numPr>
+        <w:spacing w:after="60"/>
+      </w:pPr>
+      <w:r>
+        <w:rPr>
+          <w:b/>
+          <w:bCs/>
+        </w:rPr>
+        <w:t xml:space="preserve">Two devices: </w:t>
+      </w:r>
+      <w:r>
+        <w:t xml:space="preserve">Pet Town keeps the newest version of each project and chapter and keeps every written answer, instead of keeping only the newest save.</w:t>
+      </w:r>
+    </w:p>
+    <w:p>
+      <w:pPr>
+        <w:pStyle w:val="ListParagraph"/>
+        <w:numPr>
+          <w:ilvl w:val="0"/>
+          <w:numId w:val="2"/>
+        </w:numPr>
+        <w:spacing w:after="60"/>
+      </w:pPr>
+      <w:r>
+        <w:rPr>
+          <w:b/>
+          <w:bCs/>
+        </w:rPr>
+        <w:t xml:space="preserve">Looked-up words </w:t>
+      </w:r>
+      <w:r>
+        <w:t xml:space="preserve">join practice automatically. The dictionary button goes to Merriam-Webster; there is still no AI.</w:t>
+      </w:r>
+    </w:p>
+    <w:p>
+      <w:pPr>
+        <w:pStyle w:val="ListParagraph"/>
+        <w:numPr>
+          <w:ilvl w:val="0"/>
+          <w:numId w:val="2"/>
+        </w:numPr>
+        <w:spacing w:after="60"/>
+      </w:pPr>
+      <w:r>
+        <w:rPr>
+          <w:b/>
+          <w:bCs/>
+        </w:rPr>
+        <w:t xml:space="preserve">A family with no teacher </w:t>
+      </w:r>
+      <w:r>
+        <w:t xml:space="preserve">uses a class of one, with the parent as the teacher (ONBOARDING.md, Part B).</w:t>
+      </w:r>
+    </w:p>
+    <w:p>
+      <w:pPr>
+        <w:pStyle w:val="Heading2"/>
+        <w:spacing w:after="100" w:before="200"/>
+      </w:pPr>
+      <w:r>
+        <w:t xml:space="preserve">Still open</w:t>
+      </w:r>
+    </w:p>
+    <w:p>
+      <w:pPr>
+        <w:pStyle w:val="ListParagraph"/>
+        <w:numPr>
+          <w:ilvl w:val="0"/>
+          <w:numId w:val="2"/>
+        </w:numPr>
+        <w:spacing w:after="60"/>
+      </w:pPr>
+      <w:r>
+        <w:t xml:space="preserve">The TPT version runs without the class backend. Should it include teacher question editing (which needs the backend), or ship with the built-in banks only?</w:t>
+      </w:r>
+    </w:p>
+    <w:sectPr>
+      <w:pgSz w:w="12240" w:h="15840" w:orient="portrait"/>
+      <w:pgMar w:top="1440" w:right="1440" w:bottom="1440" w:left="1440" w:header="708" w:footer="708" w:gutter="0"/>
+      <w:pgNumType/>
+      <w:docGrid w:linePitch="360"/>
+    </w:sectPr>
+  </w:body>
+</w:document>
 </file>
 
 <file path=word/comments.xml><?xml version="1.0" encoding="utf-8"?>
